--- a/outputs/SVAR_Metodologia_Resultados_Accesible.docx
+++ b/outputs/SVAR_Metodologia_Resultados_Accesible.docx
@@ -4,28 +4,26 @@
   <w:body>
     <w:p>
       <w:pPr>
-        <w:spacing w:after="120" w:before="1200"/>
-        <w:jc w:val="center"/>
-      </w:pPr>
-      <w:r>
-        <w:rPr>
-          <w:rFonts w:ascii="Cambria" w:cs="Cambria" w:eastAsia="Cambria" w:hAnsi="Cambria"/>
+        <w:spacing w:after="120" w:before="0"/>
+      </w:pPr>
+      <w:r>
+        <w:rPr>
+          <w:rFonts w:ascii="Calibri" w:cs="Calibri" w:eastAsia="Calibri" w:hAnsi="Calibri"/>
           <w:b/>
           <w:bCs/>
-          <w:sz w:val="34"/>
-          <w:szCs w:val="34"/>
+          <w:sz w:val="32"/>
+          <w:szCs w:val="32"/>
         </w:rPr>
         <w:t xml:space="preserve">Deuda Pública Consolidada y Fatiga Fiscal en Argentina, 2004–2025</w:t>
       </w:r>
     </w:p>
     <w:p>
       <w:pPr>
-        <w:spacing w:after="480"/>
-        <w:jc w:val="center"/>
-      </w:pPr>
-      <w:r>
-        <w:rPr>
-          <w:rFonts w:ascii="Cambria" w:cs="Cambria" w:eastAsia="Cambria" w:hAnsi="Cambria"/>
+        <w:spacing w:after="220"/>
+      </w:pPr>
+      <w:r>
+        <w:rPr>
+          <w:rFonts w:ascii="Calibri" w:cs="Calibri" w:eastAsia="Calibri" w:hAnsi="Calibri"/>
           <w:i/>
           <w:iCs/>
           <w:sz w:val="24"/>
@@ -36,12 +34,11 @@
     </w:p>
     <w:p>
       <w:pPr>
-        <w:spacing w:after="80"/>
-        <w:jc w:val="center"/>
-      </w:pPr>
-      <w:r>
-        <w:rPr>
-          <w:rFonts w:ascii="Cambria" w:cs="Cambria" w:eastAsia="Cambria" w:hAnsi="Cambria"/>
+        <w:spacing w:after="40"/>
+      </w:pPr>
+      <w:r>
+        <w:rPr>
+          <w:rFonts w:ascii="Calibri" w:cs="Calibri" w:eastAsia="Calibri" w:hAnsi="Calibri"/>
           <w:sz w:val="22"/>
           <w:szCs w:val="22"/>
         </w:rPr>
@@ -50,40 +47,29 @@
     </w:p>
     <w:p>
       <w:pPr>
-        <w:spacing w:after="80"/>
-        <w:jc w:val="center"/>
-      </w:pPr>
-      <w:r>
-        <w:rPr>
-          <w:rFonts w:ascii="Cambria" w:cs="Cambria" w:eastAsia="Cambria" w:hAnsi="Cambria"/>
+        <w:spacing w:after="260"/>
+      </w:pPr>
+      <w:r>
+        <w:rPr>
+          <w:rFonts w:ascii="Calibri" w:cs="Calibri" w:eastAsia="Calibri" w:hAnsi="Calibri"/>
           <w:sz w:val="20"/>
           <w:szCs w:val="20"/>
         </w:rPr>
-        <w:t xml:space="preserve">Facultad de Ciencias Económicas — Universidad Nacional de Cuyo</w:t>
-      </w:r>
-    </w:p>
-    <w:p>
-      <w:pPr>
-        <w:spacing w:after="700"/>
-        <w:jc w:val="center"/>
-      </w:pPr>
-      <w:r>
-        <w:rPr>
-          <w:rFonts w:ascii="Cambria" w:cs="Cambria" w:eastAsia="Cambria" w:hAnsi="Cambria"/>
-          <w:sz w:val="20"/>
-          <w:szCs w:val="20"/>
-        </w:rPr>
-        <w:t xml:space="preserve">Mendoza, 2026</w:t>
-      </w:r>
-    </w:p>
-    <w:p>
-      <w:pPr>
-        <w:spacing w:after="120" w:line="300"/>
+        <w:t xml:space="preserve">Facultad de Ciencias Económicas — Universidad Nacional de Cuyo · Mendoza, 2026</w:t>
+      </w:r>
+    </w:p>
+    <w:p>
+      <w:pPr>
+        <w:pBdr>
+          <w:top w:val="single" w:color="000000" w:sz="4"/>
+          <w:bottom w:val="single" w:color="000000" w:sz="4"/>
+        </w:pBdr>
+        <w:spacing w:after="160" w:line="300"/>
         <w:jc w:val="both"/>
       </w:pPr>
       <w:r>
         <w:rPr>
-          <w:rFonts w:ascii="Cambria" w:cs="Cambria" w:eastAsia="Cambria" w:hAnsi="Cambria"/>
+          <w:rFonts w:ascii="Calibri" w:cs="Calibri" w:eastAsia="Calibri" w:hAnsi="Calibri"/>
           <w:sz w:val="22"/>
           <w:szCs w:val="22"/>
         </w:rPr>
@@ -92,17 +78,12 @@
     </w:p>
     <w:p>
       <w:pPr>
-        <w:pageBreakBefore/>
-      </w:pPr>
-    </w:p>
-    <w:p>
-      <w:pPr>
         <w:pStyle w:val="Heading1"/>
-        <w:spacing w:after="140" w:before="360"/>
-      </w:pPr>
-      <w:r>
-        <w:rPr>
-          <w:rFonts w:ascii="Cambria" w:cs="Cambria" w:eastAsia="Cambria" w:hAnsi="Cambria"/>
+        <w:spacing w:after="130" w:before="340"/>
+      </w:pPr>
+      <w:r>
+        <w:rPr>
+          <w:rFonts w:ascii="Calibri" w:cs="Calibri" w:eastAsia="Calibri" w:hAnsi="Calibri"/>
           <w:b/>
           <w:bCs/>
           <w:sz w:val="26"/>
@@ -119,7 +100,7 @@
       </w:pPr>
       <w:r>
         <w:rPr>
-          <w:rFonts w:ascii="Cambria" w:cs="Cambria" w:eastAsia="Cambria" w:hAnsi="Cambria"/>
+          <w:rFonts w:ascii="Calibri" w:cs="Calibri" w:eastAsia="Calibri" w:hAnsi="Calibri"/>
           <w:b w:val="false"/>
           <w:bCs w:val="false"/>
           <w:i w:val="false"/>
@@ -138,7 +119,7 @@
       </w:pPr>
       <w:r>
         <w:rPr>
-          <w:rFonts w:ascii="Cambria" w:cs="Cambria" w:eastAsia="Cambria" w:hAnsi="Cambria"/>
+          <w:rFonts w:ascii="Calibri" w:cs="Calibri" w:eastAsia="Calibri" w:hAnsi="Calibri"/>
           <w:b w:val="false"/>
           <w:bCs w:val="false"/>
           <w:i w:val="false"/>
@@ -152,11 +133,11 @@
     <w:p>
       <w:pPr>
         <w:pStyle w:val="Heading2"/>
-        <w:spacing w:after="110" w:before="260"/>
-      </w:pPr>
-      <w:r>
-        <w:rPr>
-          <w:rFonts w:ascii="Cambria" w:cs="Cambria" w:eastAsia="Cambria" w:hAnsi="Cambria"/>
+        <w:spacing w:after="100" w:before="240"/>
+      </w:pPr>
+      <w:r>
+        <w:rPr>
+          <w:rFonts w:ascii="Calibri" w:cs="Calibri" w:eastAsia="Calibri" w:hAnsi="Calibri"/>
           <w:b/>
           <w:bCs/>
           <w:sz w:val="23"/>
@@ -177,7 +158,7 @@
       </w:pPr>
       <w:r>
         <w:rPr>
-          <w:rFonts w:ascii="Cambria" w:cs="Cambria" w:eastAsia="Cambria" w:hAnsi="Cambria"/>
+          <w:rFonts w:ascii="Calibri" w:cs="Calibri" w:eastAsia="Calibri" w:hAnsi="Calibri"/>
           <w:b w:val="false"/>
           <w:bCs w:val="false"/>
           <w:i w:val="false"/>
@@ -200,7 +181,7 @@
       </w:pPr>
       <w:r>
         <w:rPr>
-          <w:rFonts w:ascii="Cambria" w:cs="Cambria" w:eastAsia="Cambria" w:hAnsi="Cambria"/>
+          <w:rFonts w:ascii="Calibri" w:cs="Calibri" w:eastAsia="Calibri" w:hAnsi="Calibri"/>
           <w:b w:val="false"/>
           <w:bCs w:val="false"/>
           <w:i w:val="false"/>
@@ -223,7 +204,7 @@
       </w:pPr>
       <w:r>
         <w:rPr>
-          <w:rFonts w:ascii="Cambria" w:cs="Cambria" w:eastAsia="Cambria" w:hAnsi="Cambria"/>
+          <w:rFonts w:ascii="Calibri" w:cs="Calibri" w:eastAsia="Calibri" w:hAnsi="Calibri"/>
           <w:b w:val="false"/>
           <w:bCs w:val="false"/>
           <w:i w:val="false"/>
@@ -246,7 +227,7 @@
       </w:pPr>
       <w:r>
         <w:rPr>
-          <w:rFonts w:ascii="Cambria" w:cs="Cambria" w:eastAsia="Cambria" w:hAnsi="Cambria"/>
+          <w:rFonts w:ascii="Calibri" w:cs="Calibri" w:eastAsia="Calibri" w:hAnsi="Calibri"/>
           <w:b w:val="false"/>
           <w:bCs w:val="false"/>
           <w:i w:val="false"/>
@@ -269,7 +250,7 @@
       </w:pPr>
       <w:r>
         <w:rPr>
-          <w:rFonts w:ascii="Cambria" w:cs="Cambria" w:eastAsia="Cambria" w:hAnsi="Cambria"/>
+          <w:rFonts w:ascii="Calibri" w:cs="Calibri" w:eastAsia="Calibri" w:hAnsi="Calibri"/>
           <w:b w:val="false"/>
           <w:bCs w:val="false"/>
           <w:i w:val="false"/>
@@ -283,11 +264,11 @@
     <w:p>
       <w:pPr>
         <w:pStyle w:val="Heading1"/>
-        <w:spacing w:after="140" w:before="360"/>
-      </w:pPr>
-      <w:r>
-        <w:rPr>
-          <w:rFonts w:ascii="Cambria" w:cs="Cambria" w:eastAsia="Cambria" w:hAnsi="Cambria"/>
+        <w:spacing w:after="130" w:before="340"/>
+      </w:pPr>
+      <w:r>
+        <w:rPr>
+          <w:rFonts w:ascii="Calibri" w:cs="Calibri" w:eastAsia="Calibri" w:hAnsi="Calibri"/>
           <w:b/>
           <w:bCs/>
           <w:sz w:val="26"/>
@@ -304,7 +285,7 @@
       </w:pPr>
       <w:r>
         <w:rPr>
-          <w:rFonts w:ascii="Cambria" w:cs="Cambria" w:eastAsia="Cambria" w:hAnsi="Cambria"/>
+          <w:rFonts w:ascii="Calibri" w:cs="Calibri" w:eastAsia="Calibri" w:hAnsi="Calibri"/>
           <w:b w:val="false"/>
           <w:bCs w:val="false"/>
           <w:i w:val="false"/>
@@ -323,7 +304,7 @@
       </w:pPr>
       <w:r>
         <w:rPr>
-          <w:rFonts w:ascii="Cambria" w:cs="Cambria" w:eastAsia="Cambria" w:hAnsi="Cambria"/>
+          <w:rFonts w:ascii="Calibri" w:cs="Calibri" w:eastAsia="Calibri" w:hAnsi="Calibri"/>
           <w:b w:val="false"/>
           <w:bCs w:val="false"/>
           <w:i w:val="false"/>
@@ -353,8 +334,8 @@
       </w:tblPr>
       <w:tblGrid>
         <w:gridCol w:w="1900"/>
-        <w:gridCol w:w="900"/>
-        <w:gridCol w:w="4200"/>
+        <w:gridCol w:w="1000"/>
+        <w:gridCol w:w="4100"/>
         <w:gridCol w:w="1800"/>
       </w:tblGrid>
       <w:tr>
@@ -384,7 +365,7 @@
             </w:pPr>
             <w:r>
               <w:rPr>
-                <w:rFonts w:ascii="Cambria" w:cs="Cambria" w:eastAsia="Cambria" w:hAnsi="Cambria"/>
+                <w:rFonts w:ascii="Calibri" w:cs="Calibri" w:eastAsia="Calibri" w:hAnsi="Calibri"/>
                 <w:b/>
                 <w:bCs/>
                 <w:sz w:val="19"/>
@@ -396,7 +377,7 @@
         </w:tc>
         <w:tc>
           <w:tcPr>
-            <w:tcW w:type="dxa" w:w="900"/>
+            <w:tcW w:type="dxa" w:w="1000"/>
             <w:tcBorders>
               <w:top w:val="single" w:color="000000" w:sz="8"/>
               <w:left w:val="none" w:color="FFFFFF" w:sz="0"/>
@@ -417,7 +398,7 @@
             </w:pPr>
             <w:r>
               <w:rPr>
-                <w:rFonts w:ascii="Cambria" w:cs="Cambria" w:eastAsia="Cambria" w:hAnsi="Cambria"/>
+                <w:rFonts w:ascii="Calibri" w:cs="Calibri" w:eastAsia="Calibri" w:hAnsi="Calibri"/>
                 <w:b/>
                 <w:bCs/>
                 <w:sz w:val="19"/>
@@ -429,7 +410,7 @@
         </w:tc>
         <w:tc>
           <w:tcPr>
-            <w:tcW w:type="dxa" w:w="4200"/>
+            <w:tcW w:type="dxa" w:w="4100"/>
             <w:tcBorders>
               <w:top w:val="single" w:color="000000" w:sz="8"/>
               <w:left w:val="none" w:color="FFFFFF" w:sz="0"/>
@@ -450,7 +431,7 @@
             </w:pPr>
             <w:r>
               <w:rPr>
-                <w:rFonts w:ascii="Cambria" w:cs="Cambria" w:eastAsia="Cambria" w:hAnsi="Cambria"/>
+                <w:rFonts w:ascii="Calibri" w:cs="Calibri" w:eastAsia="Calibri" w:hAnsi="Calibri"/>
                 <w:b/>
                 <w:bCs/>
                 <w:sz w:val="19"/>
@@ -483,7 +464,7 @@
             </w:pPr>
             <w:r>
               <w:rPr>
-                <w:rFonts w:ascii="Cambria" w:cs="Cambria" w:eastAsia="Cambria" w:hAnsi="Cambria"/>
+                <w:rFonts w:ascii="Calibri" w:cs="Calibri" w:eastAsia="Calibri" w:hAnsi="Calibri"/>
                 <w:b/>
                 <w:bCs/>
                 <w:sz w:val="19"/>
@@ -518,7 +499,7 @@
             </w:pPr>
             <w:r>
               <w:rPr>
-                <w:rFonts w:ascii="Cambria" w:cs="Cambria" w:eastAsia="Cambria" w:hAnsi="Cambria"/>
+                <w:rFonts w:ascii="Calibri" w:cs="Calibri" w:eastAsia="Calibri" w:hAnsi="Calibri"/>
                 <w:b w:val="false"/>
                 <w:bCs w:val="false"/>
                 <w:sz w:val="19"/>
@@ -530,7 +511,7 @@
         </w:tc>
         <w:tc>
           <w:tcPr>
-            <w:tcW w:type="dxa" w:w="900"/>
+            <w:tcW w:type="dxa" w:w="1000"/>
             <w:tcBorders>
               <w:top w:val="none" w:color="FFFFFF" w:sz="0"/>
               <w:left w:val="none" w:color="FFFFFF" w:sz="0"/>
@@ -551,19 +532,19 @@
             </w:pPr>
             <w:r>
               <w:rPr>
-                <w:rFonts w:ascii="Cambria" w:cs="Cambria" w:eastAsia="Cambria" w:hAnsi="Cambria"/>
-                <w:b w:val="false"/>
-                <w:bCs w:val="false"/>
-                <w:sz w:val="19"/>
-                <w:szCs w:val="19"/>
-              </w:rPr>
-              <w:t xml:space="preserve">pbₜ</w:t>
-            </w:r>
-          </w:p>
-        </w:tc>
-        <w:tc>
-          <w:tcPr>
-            <w:tcW w:type="dxa" w:w="4200"/>
+                <w:rFonts w:ascii="Calibri" w:cs="Calibri" w:eastAsia="Calibri" w:hAnsi="Calibri"/>
+                <w:b w:val="false"/>
+                <w:bCs w:val="false"/>
+                <w:sz w:val="19"/>
+                <w:szCs w:val="19"/>
+              </w:rPr>
+              <w:t xml:space="preserve">pb(t)</w:t>
+            </w:r>
+          </w:p>
+        </w:tc>
+        <w:tc>
+          <w:tcPr>
+            <w:tcW w:type="dxa" w:w="4100"/>
             <w:tcBorders>
               <w:top w:val="none" w:color="FFFFFF" w:sz="0"/>
               <w:left w:val="none" w:color="FFFFFF" w:sz="0"/>
@@ -584,7 +565,7 @@
             </w:pPr>
             <w:r>
               <w:rPr>
-                <w:rFonts w:ascii="Cambria" w:cs="Cambria" w:eastAsia="Cambria" w:hAnsi="Cambria"/>
+                <w:rFonts w:ascii="Calibri" w:cs="Calibri" w:eastAsia="Calibri" w:hAnsi="Calibri"/>
                 <w:b w:val="false"/>
                 <w:bCs w:val="false"/>
                 <w:sz w:val="19"/>
@@ -617,7 +598,7 @@
             </w:pPr>
             <w:r>
               <w:rPr>
-                <w:rFonts w:ascii="Cambria" w:cs="Cambria" w:eastAsia="Cambria" w:hAnsi="Cambria"/>
+                <w:rFonts w:ascii="Calibri" w:cs="Calibri" w:eastAsia="Calibri" w:hAnsi="Calibri"/>
                 <w:b w:val="false"/>
                 <w:bCs w:val="false"/>
                 <w:sz w:val="19"/>
@@ -652,7 +633,7 @@
             </w:pPr>
             <w:r>
               <w:rPr>
-                <w:rFonts w:ascii="Cambria" w:cs="Cambria" w:eastAsia="Cambria" w:hAnsi="Cambria"/>
+                <w:rFonts w:ascii="Calibri" w:cs="Calibri" w:eastAsia="Calibri" w:hAnsi="Calibri"/>
                 <w:b w:val="false"/>
                 <w:bCs w:val="false"/>
                 <w:sz w:val="19"/>
@@ -664,7 +645,7 @@
         </w:tc>
         <w:tc>
           <w:tcPr>
-            <w:tcW w:type="dxa" w:w="900"/>
+            <w:tcW w:type="dxa" w:w="1000"/>
             <w:tcBorders>
               <w:top w:val="none" w:color="FFFFFF" w:sz="0"/>
               <w:left w:val="none" w:color="FFFFFF" w:sz="0"/>
@@ -685,19 +666,19 @@
             </w:pPr>
             <w:r>
               <w:rPr>
-                <w:rFonts w:ascii="Cambria" w:cs="Cambria" w:eastAsia="Cambria" w:hAnsi="Cambria"/>
-                <w:b w:val="false"/>
-                <w:bCs w:val="false"/>
-                <w:sz w:val="19"/>
-                <w:szCs w:val="19"/>
-              </w:rPr>
-              <w:t xml:space="preserve">dₜ₋₁</w:t>
-            </w:r>
-          </w:p>
-        </w:tc>
-        <w:tc>
-          <w:tcPr>
-            <w:tcW w:type="dxa" w:w="4200"/>
+                <w:rFonts w:ascii="Calibri" w:cs="Calibri" w:eastAsia="Calibri" w:hAnsi="Calibri"/>
+                <w:b w:val="false"/>
+                <w:bCs w:val="false"/>
+                <w:sz w:val="19"/>
+                <w:szCs w:val="19"/>
+              </w:rPr>
+              <w:t xml:space="preserve">d(t−1)</w:t>
+            </w:r>
+          </w:p>
+        </w:tc>
+        <w:tc>
+          <w:tcPr>
+            <w:tcW w:type="dxa" w:w="4100"/>
             <w:tcBorders>
               <w:top w:val="none" w:color="FFFFFF" w:sz="0"/>
               <w:left w:val="none" w:color="FFFFFF" w:sz="0"/>
@@ -718,7 +699,7 @@
             </w:pPr>
             <w:r>
               <w:rPr>
-                <w:rFonts w:ascii="Cambria" w:cs="Cambria" w:eastAsia="Cambria" w:hAnsi="Cambria"/>
+                <w:rFonts w:ascii="Calibri" w:cs="Calibri" w:eastAsia="Calibri" w:hAnsi="Calibri"/>
                 <w:b w:val="false"/>
                 <w:bCs w:val="false"/>
                 <w:sz w:val="19"/>
@@ -751,7 +732,7 @@
             </w:pPr>
             <w:r>
               <w:rPr>
-                <w:rFonts w:ascii="Cambria" w:cs="Cambria" w:eastAsia="Cambria" w:hAnsi="Cambria"/>
+                <w:rFonts w:ascii="Calibri" w:cs="Calibri" w:eastAsia="Calibri" w:hAnsi="Calibri"/>
                 <w:b w:val="false"/>
                 <w:bCs w:val="false"/>
                 <w:sz w:val="19"/>
@@ -786,7 +767,7 @@
             </w:pPr>
             <w:r>
               <w:rPr>
-                <w:rFonts w:ascii="Cambria" w:cs="Cambria" w:eastAsia="Cambria" w:hAnsi="Cambria"/>
+                <w:rFonts w:ascii="Calibri" w:cs="Calibri" w:eastAsia="Calibri" w:hAnsi="Calibri"/>
                 <w:b w:val="false"/>
                 <w:bCs w:val="false"/>
                 <w:sz w:val="19"/>
@@ -798,7 +779,7 @@
         </w:tc>
         <w:tc>
           <w:tcPr>
-            <w:tcW w:type="dxa" w:w="900"/>
+            <w:tcW w:type="dxa" w:w="1000"/>
             <w:tcBorders>
               <w:top w:val="none" w:color="FFFFFF" w:sz="0"/>
               <w:left w:val="none" w:color="FFFFFF" w:sz="0"/>
@@ -819,19 +800,19 @@
             </w:pPr>
             <w:r>
               <w:rPr>
-                <w:rFonts w:ascii="Cambria" w:cs="Cambria" w:eastAsia="Cambria" w:hAnsi="Cambria"/>
-                <w:b w:val="false"/>
-                <w:bCs w:val="false"/>
-                <w:sz w:val="19"/>
-                <w:szCs w:val="19"/>
-              </w:rPr>
-              <w:t xml:space="preserve">ỹₜ</w:t>
-            </w:r>
-          </w:p>
-        </w:tc>
-        <w:tc>
-          <w:tcPr>
-            <w:tcW w:type="dxa" w:w="4200"/>
+                <w:rFonts w:ascii="Calibri" w:cs="Calibri" w:eastAsia="Calibri" w:hAnsi="Calibri"/>
+                <w:b w:val="false"/>
+                <w:bCs w:val="false"/>
+                <w:sz w:val="19"/>
+                <w:szCs w:val="19"/>
+              </w:rPr>
+              <w:t xml:space="preserve">ỹ(t)</w:t>
+            </w:r>
+          </w:p>
+        </w:tc>
+        <w:tc>
+          <w:tcPr>
+            <w:tcW w:type="dxa" w:w="4100"/>
             <w:tcBorders>
               <w:top w:val="none" w:color="FFFFFF" w:sz="0"/>
               <w:left w:val="none" w:color="FFFFFF" w:sz="0"/>
@@ -852,7 +833,7 @@
             </w:pPr>
             <w:r>
               <w:rPr>
-                <w:rFonts w:ascii="Cambria" w:cs="Cambria" w:eastAsia="Cambria" w:hAnsi="Cambria"/>
+                <w:rFonts w:ascii="Calibri" w:cs="Calibri" w:eastAsia="Calibri" w:hAnsi="Calibri"/>
                 <w:b w:val="false"/>
                 <w:bCs w:val="false"/>
                 <w:sz w:val="19"/>
@@ -885,7 +866,7 @@
             </w:pPr>
             <w:r>
               <w:rPr>
-                <w:rFonts w:ascii="Cambria" w:cs="Cambria" w:eastAsia="Cambria" w:hAnsi="Cambria"/>
+                <w:rFonts w:ascii="Calibri" w:cs="Calibri" w:eastAsia="Calibri" w:hAnsi="Calibri"/>
                 <w:b w:val="false"/>
                 <w:bCs w:val="false"/>
                 <w:sz w:val="19"/>
@@ -920,7 +901,7 @@
             </w:pPr>
             <w:r>
               <w:rPr>
-                <w:rFonts w:ascii="Cambria" w:cs="Cambria" w:eastAsia="Cambria" w:hAnsi="Cambria"/>
+                <w:rFonts w:ascii="Calibri" w:cs="Calibri" w:eastAsia="Calibri" w:hAnsi="Calibri"/>
                 <w:b w:val="false"/>
                 <w:bCs w:val="false"/>
                 <w:sz w:val="19"/>
@@ -932,7 +913,7 @@
         </w:tc>
         <w:tc>
           <w:tcPr>
-            <w:tcW w:type="dxa" w:w="900"/>
+            <w:tcW w:type="dxa" w:w="1000"/>
             <w:tcBorders>
               <w:top w:val="none" w:color="FFFFFF" w:sz="0"/>
               <w:left w:val="none" w:color="FFFFFF" w:sz="0"/>
@@ -953,19 +934,19 @@
             </w:pPr>
             <w:r>
               <w:rPr>
-                <w:rFonts w:ascii="Cambria" w:cs="Cambria" w:eastAsia="Cambria" w:hAnsi="Cambria"/>
-                <w:b w:val="false"/>
-                <w:bCs w:val="false"/>
-                <w:sz w:val="19"/>
-                <w:szCs w:val="19"/>
-              </w:rPr>
-              <w:t xml:space="preserve">EMBIₜ</w:t>
-            </w:r>
-          </w:p>
-        </w:tc>
-        <w:tc>
-          <w:tcPr>
-            <w:tcW w:type="dxa" w:w="4200"/>
+                <w:rFonts w:ascii="Calibri" w:cs="Calibri" w:eastAsia="Calibri" w:hAnsi="Calibri"/>
+                <w:b w:val="false"/>
+                <w:bCs w:val="false"/>
+                <w:sz w:val="19"/>
+                <w:szCs w:val="19"/>
+              </w:rPr>
+              <w:t xml:space="preserve">EMBI(t)</w:t>
+            </w:r>
+          </w:p>
+        </w:tc>
+        <w:tc>
+          <w:tcPr>
+            <w:tcW w:type="dxa" w:w="4100"/>
             <w:tcBorders>
               <w:top w:val="none" w:color="FFFFFF" w:sz="0"/>
               <w:left w:val="none" w:color="FFFFFF" w:sz="0"/>
@@ -986,7 +967,7 @@
             </w:pPr>
             <w:r>
               <w:rPr>
-                <w:rFonts w:ascii="Cambria" w:cs="Cambria" w:eastAsia="Cambria" w:hAnsi="Cambria"/>
+                <w:rFonts w:ascii="Calibri" w:cs="Calibri" w:eastAsia="Calibri" w:hAnsi="Calibri"/>
                 <w:b w:val="false"/>
                 <w:bCs w:val="false"/>
                 <w:sz w:val="19"/>
@@ -1019,7 +1000,7 @@
             </w:pPr>
             <w:r>
               <w:rPr>
-                <w:rFonts w:ascii="Cambria" w:cs="Cambria" w:eastAsia="Cambria" w:hAnsi="Cambria"/>
+                <w:rFonts w:ascii="Calibri" w:cs="Calibri" w:eastAsia="Calibri" w:hAnsi="Calibri"/>
                 <w:b w:val="false"/>
                 <w:bCs w:val="false"/>
                 <w:sz w:val="19"/>
@@ -1054,7 +1035,7 @@
             </w:pPr>
             <w:r>
               <w:rPr>
-                <w:rFonts w:ascii="Cambria" w:cs="Cambria" w:eastAsia="Cambria" w:hAnsi="Cambria"/>
+                <w:rFonts w:ascii="Calibri" w:cs="Calibri" w:eastAsia="Calibri" w:hAnsi="Calibri"/>
                 <w:b w:val="false"/>
                 <w:bCs w:val="false"/>
                 <w:sz w:val="19"/>
@@ -1066,7 +1047,7 @@
         </w:tc>
         <w:tc>
           <w:tcPr>
-            <w:tcW w:type="dxa" w:w="900"/>
+            <w:tcW w:type="dxa" w:w="1000"/>
             <w:tcBorders>
               <w:top w:val="none" w:color="FFFFFF" w:sz="0"/>
               <w:left w:val="none" w:color="FFFFFF" w:sz="0"/>
@@ -1087,19 +1068,19 @@
             </w:pPr>
             <w:r>
               <w:rPr>
-                <w:rFonts w:ascii="Cambria" w:cs="Cambria" w:eastAsia="Cambria" w:hAnsi="Cambria"/>
-                <w:b w:val="false"/>
-                <w:bCs w:val="false"/>
-                <w:sz w:val="19"/>
-                <w:szCs w:val="19"/>
-              </w:rPr>
-              <w:t xml:space="preserve">TCRMₜ</w:t>
-            </w:r>
-          </w:p>
-        </w:tc>
-        <w:tc>
-          <w:tcPr>
-            <w:tcW w:type="dxa" w:w="4200"/>
+                <w:rFonts w:ascii="Calibri" w:cs="Calibri" w:eastAsia="Calibri" w:hAnsi="Calibri"/>
+                <w:b w:val="false"/>
+                <w:bCs w:val="false"/>
+                <w:sz w:val="19"/>
+                <w:szCs w:val="19"/>
+              </w:rPr>
+              <w:t xml:space="preserve">TCRM(t)</w:t>
+            </w:r>
+          </w:p>
+        </w:tc>
+        <w:tc>
+          <w:tcPr>
+            <w:tcW w:type="dxa" w:w="4100"/>
             <w:tcBorders>
               <w:top w:val="none" w:color="FFFFFF" w:sz="0"/>
               <w:left w:val="none" w:color="FFFFFF" w:sz="0"/>
@@ -1120,7 +1101,7 @@
             </w:pPr>
             <w:r>
               <w:rPr>
-                <w:rFonts w:ascii="Cambria" w:cs="Cambria" w:eastAsia="Cambria" w:hAnsi="Cambria"/>
+                <w:rFonts w:ascii="Calibri" w:cs="Calibri" w:eastAsia="Calibri" w:hAnsi="Calibri"/>
                 <w:b w:val="false"/>
                 <w:bCs w:val="false"/>
                 <w:sz w:val="19"/>
@@ -1153,7 +1134,7 @@
             </w:pPr>
             <w:r>
               <w:rPr>
-                <w:rFonts w:ascii="Cambria" w:cs="Cambria" w:eastAsia="Cambria" w:hAnsi="Cambria"/>
+                <w:rFonts w:ascii="Calibri" w:cs="Calibri" w:eastAsia="Calibri" w:hAnsi="Calibri"/>
                 <w:b w:val="false"/>
                 <w:bCs w:val="false"/>
                 <w:sz w:val="19"/>
@@ -1188,7 +1169,7 @@
             </w:pPr>
             <w:r>
               <w:rPr>
-                <w:rFonts w:ascii="Cambria" w:cs="Cambria" w:eastAsia="Cambria" w:hAnsi="Cambria"/>
+                <w:rFonts w:ascii="Calibri" w:cs="Calibri" w:eastAsia="Calibri" w:hAnsi="Calibri"/>
                 <w:b w:val="false"/>
                 <w:bCs w:val="false"/>
                 <w:sz w:val="19"/>
@@ -1200,7 +1181,7 @@
         </w:tc>
         <w:tc>
           <w:tcPr>
-            <w:tcW w:type="dxa" w:w="900"/>
+            <w:tcW w:type="dxa" w:w="1000"/>
             <w:tcBorders>
               <w:top w:val="none" w:color="FFFFFF" w:sz="0"/>
               <w:left w:val="none" w:color="FFFFFF" w:sz="0"/>
@@ -1221,7 +1202,7 @@
             </w:pPr>
             <w:r>
               <w:rPr>
-                <w:rFonts w:ascii="Cambria" w:cs="Cambria" w:eastAsia="Cambria" w:hAnsi="Cambria"/>
+                <w:rFonts w:ascii="Calibri" w:cs="Calibri" w:eastAsia="Calibri" w:hAnsi="Calibri"/>
                 <w:b w:val="false"/>
                 <w:bCs w:val="false"/>
                 <w:sz w:val="19"/>
@@ -1233,7 +1214,7 @@
         </w:tc>
         <w:tc>
           <w:tcPr>
-            <w:tcW w:type="dxa" w:w="4200"/>
+            <w:tcW w:type="dxa" w:w="4100"/>
             <w:tcBorders>
               <w:top w:val="none" w:color="FFFFFF" w:sz="0"/>
               <w:left w:val="none" w:color="FFFFFF" w:sz="0"/>
@@ -1254,7 +1235,7 @@
             </w:pPr>
             <w:r>
               <w:rPr>
-                <w:rFonts w:ascii="Cambria" w:cs="Cambria" w:eastAsia="Cambria" w:hAnsi="Cambria"/>
+                <w:rFonts w:ascii="Calibri" w:cs="Calibri" w:eastAsia="Calibri" w:hAnsi="Calibri"/>
                 <w:b w:val="false"/>
                 <w:bCs w:val="false"/>
                 <w:sz w:val="19"/>
@@ -1287,7 +1268,7 @@
             </w:pPr>
             <w:r>
               <w:rPr>
-                <w:rFonts w:ascii="Cambria" w:cs="Cambria" w:eastAsia="Cambria" w:hAnsi="Cambria"/>
+                <w:rFonts w:ascii="Calibri" w:cs="Calibri" w:eastAsia="Calibri" w:hAnsi="Calibri"/>
                 <w:b w:val="false"/>
                 <w:bCs w:val="false"/>
                 <w:sz w:val="19"/>
@@ -1311,7 +1292,7 @@
       </w:pPr>
       <w:r>
         <w:rPr>
-          <w:rFonts w:ascii="Cambria" w:cs="Cambria" w:eastAsia="Cambria" w:hAnsi="Cambria"/>
+          <w:rFonts w:ascii="Calibri" w:cs="Calibri" w:eastAsia="Calibri" w:hAnsi="Calibri"/>
           <w:i/>
           <w:iCs/>
           <w:sz w:val="19"/>
@@ -1321,7 +1302,7 @@
       </w:r>
       <w:r>
         <w:rPr>
-          <w:rFonts w:ascii="Cambria" w:cs="Cambria" w:eastAsia="Cambria" w:hAnsi="Cambria"/>
+          <w:rFonts w:ascii="Calibri" w:cs="Calibri" w:eastAsia="Calibri" w:hAnsi="Calibri"/>
           <w:i/>
           <w:iCs/>
           <w:sz w:val="19"/>
@@ -1333,11 +1314,11 @@
     <w:p>
       <w:pPr>
         <w:pStyle w:val="Heading1"/>
-        <w:spacing w:after="140" w:before="360"/>
-      </w:pPr>
-      <w:r>
-        <w:rPr>
-          <w:rFonts w:ascii="Cambria" w:cs="Cambria" w:eastAsia="Cambria" w:hAnsi="Cambria"/>
+        <w:spacing w:after="130" w:before="340"/>
+      </w:pPr>
+      <w:r>
+        <w:rPr>
+          <w:rFonts w:ascii="Calibri" w:cs="Calibri" w:eastAsia="Calibri" w:hAnsi="Calibri"/>
           <w:b/>
           <w:bCs/>
           <w:sz w:val="26"/>
@@ -1354,7 +1335,7 @@
       </w:pPr>
       <w:r>
         <w:rPr>
-          <w:rFonts w:ascii="Cambria" w:cs="Cambria" w:eastAsia="Cambria" w:hAnsi="Cambria"/>
+          <w:rFonts w:ascii="Calibri" w:cs="Calibri" w:eastAsia="Calibri" w:hAnsi="Calibri"/>
           <w:b w:val="false"/>
           <w:bCs w:val="false"/>
           <w:i w:val="false"/>
@@ -1367,82 +1348,170 @@
     </w:p>
     <w:p>
       <w:pPr>
-        <w:spacing w:after="160" w:before="120"/>
+        <w:spacing w:after="150" w:before="110"/>
         <w:jc w:val="center"/>
       </w:pPr>
-      <m:oMath>
-        <m:sSub>
-          <m:sSubPr/>
-          <m:e>
-            <m:r>
-              <m:t>d</m:t>
-            </m:r>
-          </m:e>
-          <m:sub>
-            <m:r>
-              <m:t>t-1</m:t>
-            </m:r>
-          </m:sub>
-        </m:sSub>
-        <m:r>
-          <m:t> = </m:t>
-        </m:r>
-        <m:nary>
-          <m:naryPr>
-            <m:chr m:val="∑"/>
-            <m:limLoc m:val="undOvr"/>
-          </m:naryPr>
-          <m:sub>
-            <m:r>
-              <m:t>j=0</m:t>
-            </m:r>
-          </m:sub>
-          <m:sup>
-            <m:r>
-              <m:t>∞</m:t>
-            </m:r>
-          </m:sup>
-          <m:e>
-            <m:f>
-              <m:num>
-                <m:sSub>
-                  <m:sSubPr/>
-                  <m:e>
-                    <m:r>
-                      <m:t>sp</m:t>
-                    </m:r>
-                  </m:e>
-                  <m:sub>
-                    <m:r>
-                      <m:t>t+j</m:t>
-                    </m:r>
-                  </m:sub>
-                </m:sSub>
-              </m:num>
-              <m:den>
-                <m:sSup>
-                  <m:sSupPr/>
-                  <m:e>
-                    <m:d>
-                      <m:dPr/>
-                      <m:e>
-                        <m:r>
-                          <m:t>1+r</m:t>
-                        </m:r>
-                      </m:e>
-                    </m:d>
-                  </m:e>
-                  <m:sup>
-                    <m:r>
-                      <m:t>j+1</m:t>
-                    </m:r>
-                  </m:sup>
-                </m:sSup>
-              </m:den>
-            </m:f>
-          </m:e>
-        </m:nary>
-      </m:oMath>
+      <w:r>
+        <w:rPr>
+          <w:rFonts w:ascii="Calibri" w:cs="Calibri" w:eastAsia="Calibri" w:hAnsi="Calibri"/>
+          <w:b w:val="false"/>
+          <w:bCs w:val="false"/>
+          <w:i/>
+          <w:iCs/>
+          <w:sz w:val="22"/>
+          <w:szCs w:val="22"/>
+        </w:rPr>
+        <w:t xml:space="preserve">d</w:t>
+      </w:r>
+      <w:r>
+        <w:rPr>
+          <w:rFonts w:ascii="Calibri" w:cs="Calibri" w:eastAsia="Calibri" w:hAnsi="Calibri"/>
+          <w:b w:val="false"/>
+          <w:bCs w:val="false"/>
+          <w:i/>
+          <w:iCs/>
+          <w:sz w:val="22"/>
+          <w:szCs w:val="22"/>
+          <w:vertAlign w:val="subscript"/>
+        </w:rPr>
+        <w:t xml:space="preserve">t−1</w:t>
+      </w:r>
+      <w:r>
+        <w:rPr>
+          <w:rFonts w:ascii="Calibri" w:cs="Calibri" w:eastAsia="Calibri" w:hAnsi="Calibri"/>
+          <w:b w:val="false"/>
+          <w:bCs w:val="false"/>
+          <w:i w:val="false"/>
+          <w:iCs w:val="false"/>
+          <w:sz w:val="22"/>
+          <w:szCs w:val="22"/>
+        </w:rPr>
+        <w:t xml:space="preserve">  =  </w:t>
+      </w:r>
+      <w:r>
+        <w:rPr>
+          <w:rFonts w:ascii="Calibri" w:cs="Calibri" w:eastAsia="Calibri" w:hAnsi="Calibri"/>
+          <w:b w:val="false"/>
+          <w:bCs w:val="false"/>
+          <w:i w:val="false"/>
+          <w:iCs w:val="false"/>
+          <w:sz w:val="22"/>
+          <w:szCs w:val="22"/>
+        </w:rPr>
+        <w:t xml:space="preserve">Σ</w:t>
+      </w:r>
+      <w:r>
+        <w:rPr>
+          <w:rFonts w:ascii="Calibri" w:cs="Calibri" w:eastAsia="Calibri" w:hAnsi="Calibri"/>
+          <w:b w:val="false"/>
+          <w:bCs w:val="false"/>
+          <w:i w:val="false"/>
+          <w:iCs w:val="false"/>
+          <w:sz w:val="22"/>
+          <w:szCs w:val="22"/>
+          <w:vertAlign w:val="subscript"/>
+        </w:rPr>
+        <w:t xml:space="preserve">j = 0</w:t>
+      </w:r>
+      <w:r>
+        <w:rPr>
+          <w:rFonts w:ascii="Calibri" w:cs="Calibri" w:eastAsia="Calibri" w:hAnsi="Calibri"/>
+          <w:b w:val="false"/>
+          <w:bCs w:val="false"/>
+          <w:i w:val="false"/>
+          <w:iCs w:val="false"/>
+          <w:sz w:val="22"/>
+          <w:szCs w:val="22"/>
+          <w:vertAlign w:val="superscript"/>
+        </w:rPr>
+        <w:t xml:space="preserve">∞</w:t>
+      </w:r>
+      <w:r>
+        <w:rPr>
+          <w:rFonts w:ascii="Calibri" w:cs="Calibri" w:eastAsia="Calibri" w:hAnsi="Calibri"/>
+          <w:b w:val="false"/>
+          <w:bCs w:val="false"/>
+          <w:i w:val="false"/>
+          <w:iCs w:val="false"/>
+          <w:sz w:val="22"/>
+          <w:szCs w:val="22"/>
+        </w:rPr>
+        <w:t xml:space="preserve">  </w:t>
+      </w:r>
+      <w:r>
+        <w:rPr>
+          <w:rFonts w:ascii="Calibri" w:cs="Calibri" w:eastAsia="Calibri" w:hAnsi="Calibri"/>
+          <w:b w:val="false"/>
+          <w:bCs w:val="false"/>
+          <w:i/>
+          <w:iCs/>
+          <w:sz w:val="22"/>
+          <w:szCs w:val="22"/>
+        </w:rPr>
+        <w:t xml:space="preserve">sp</w:t>
+      </w:r>
+      <w:r>
+        <w:rPr>
+          <w:rFonts w:ascii="Calibri" w:cs="Calibri" w:eastAsia="Calibri" w:hAnsi="Calibri"/>
+          <w:b w:val="false"/>
+          <w:bCs w:val="false"/>
+          <w:i/>
+          <w:iCs/>
+          <w:sz w:val="22"/>
+          <w:szCs w:val="22"/>
+          <w:vertAlign w:val="subscript"/>
+        </w:rPr>
+        <w:t xml:space="preserve">t+j</w:t>
+      </w:r>
+      <w:r>
+        <w:rPr>
+          <w:rFonts w:ascii="Calibri" w:cs="Calibri" w:eastAsia="Calibri" w:hAnsi="Calibri"/>
+          <w:b w:val="false"/>
+          <w:bCs w:val="false"/>
+          <w:i w:val="false"/>
+          <w:iCs w:val="false"/>
+          <w:sz w:val="22"/>
+          <w:szCs w:val="22"/>
+        </w:rPr>
+        <w:t xml:space="preserve"> / (1 + </w:t>
+      </w:r>
+      <w:r>
+        <w:rPr>
+          <w:rFonts w:ascii="Calibri" w:cs="Calibri" w:eastAsia="Calibri" w:hAnsi="Calibri"/>
+          <w:b w:val="false"/>
+          <w:bCs w:val="false"/>
+          <w:i/>
+          <w:iCs/>
+          <w:sz w:val="22"/>
+          <w:szCs w:val="22"/>
+        </w:rPr>
+        <w:t xml:space="preserve">r</w:t>
+      </w:r>
+      <w:r>
+        <w:rPr>
+          <w:rFonts w:ascii="Calibri" w:cs="Calibri" w:eastAsia="Calibri" w:hAnsi="Calibri"/>
+          <w:b w:val="false"/>
+          <w:bCs w:val="false"/>
+          <w:i w:val="false"/>
+          <w:iCs w:val="false"/>
+          <w:sz w:val="22"/>
+          <w:szCs w:val="22"/>
+        </w:rPr>
+        <w:t xml:space="preserve">)</w:t>
+      </w:r>
+      <w:r>
+        <w:rPr>
+          <w:rFonts w:ascii="Calibri" w:cs="Calibri" w:eastAsia="Calibri" w:hAnsi="Calibri"/>
+          <w:b w:val="false"/>
+          <w:bCs w:val="false"/>
+          <w:i/>
+          <w:iCs/>
+          <w:sz w:val="22"/>
+          <w:szCs w:val="22"/>
+          <w:vertAlign w:val="superscript"/>
+        </w:rPr>
+        <w:t xml:space="preserve">j+1</w:t>
+      </w:r>
     </w:p>
     <w:p>
       <w:pPr>
@@ -1452,7 +1521,7 @@
       </w:pPr>
       <w:r>
         <w:rPr>
-          <w:rFonts w:ascii="Cambria" w:cs="Cambria" w:eastAsia="Cambria" w:hAnsi="Cambria"/>
+          <w:rFonts w:ascii="Calibri" w:cs="Calibri" w:eastAsia="Calibri" w:hAnsi="Calibri"/>
           <w:b w:val="false"/>
           <w:bCs w:val="false"/>
           <w:i w:val="false"/>
@@ -1465,101 +1534,245 @@
     </w:p>
     <w:p>
       <w:pPr>
-        <w:spacing w:after="160" w:before="120"/>
+        <w:spacing w:after="150" w:before="110"/>
         <w:jc w:val="center"/>
       </w:pPr>
-      <m:oMath>
-        <m:sSub>
-          <m:sSubPr/>
-          <m:e>
-            <m:r>
-              <m:t>pb</m:t>
-            </m:r>
-          </m:e>
-          <m:sub>
-            <m:r>
-              <m:t>t</m:t>
-            </m:r>
-          </m:sub>
-        </m:sSub>
-        <m:r>
-          <m:t> = α + ρ </m:t>
-        </m:r>
-        <m:sSub>
-          <m:sSubPr/>
-          <m:e>
-            <m:r>
-              <m:t>d</m:t>
-            </m:r>
-          </m:e>
-          <m:sub>
-            <m:r>
-              <m:t>t-1</m:t>
-            </m:r>
-          </m:sub>
-        </m:sSub>
-        <m:r>
-          <m:t> + β₁ </m:t>
-        </m:r>
-        <m:r>
-          <m:t>ỹ</m:t>
-        </m:r>
-        <m:sSub>
-          <m:sSubPr/>
-          <m:e>
-            <m:r>
-              <m:t/>
-            </m:r>
-          </m:e>
-          <m:sub>
-            <m:r>
-              <m:t>t</m:t>
-            </m:r>
-          </m:sub>
-        </m:sSub>
-        <m:r>
-          <m:t> + β₂ </m:t>
-        </m:r>
-        <m:sSup>
-          <m:sSupPr/>
-          <m:e>
-            <m:sSub>
-              <m:sSubPr/>
-              <m:e>
-                <m:r>
-                  <m:t>g</m:t>
-                </m:r>
-              </m:e>
-              <m:sub>
-                <m:r>
-                  <m:t>t</m:t>
-                </m:r>
-              </m:sub>
-            </m:sSub>
-          </m:e>
-          <m:sup>
-            <m:r>
-              <m:t>exp</m:t>
-            </m:r>
-          </m:sup>
-        </m:sSup>
-        <m:r>
-          <m:t> + </m:t>
-        </m:r>
-        <m:sSub>
-          <m:sSubPr/>
-          <m:e>
-            <m:r>
-              <m:t>u</m:t>
-            </m:r>
-          </m:e>
-          <m:sub>
-            <m:r>
-              <m:t>t</m:t>
-            </m:r>
-          </m:sub>
-        </m:sSub>
-      </m:oMath>
+      <w:r>
+        <w:rPr>
+          <w:rFonts w:ascii="Calibri" w:cs="Calibri" w:eastAsia="Calibri" w:hAnsi="Calibri"/>
+          <w:b w:val="false"/>
+          <w:bCs w:val="false"/>
+          <w:i/>
+          <w:iCs/>
+          <w:sz w:val="22"/>
+          <w:szCs w:val="22"/>
+        </w:rPr>
+        <w:t xml:space="preserve">pb</w:t>
+      </w:r>
+      <w:r>
+        <w:rPr>
+          <w:rFonts w:ascii="Calibri" w:cs="Calibri" w:eastAsia="Calibri" w:hAnsi="Calibri"/>
+          <w:b w:val="false"/>
+          <w:bCs w:val="false"/>
+          <w:i/>
+          <w:iCs/>
+          <w:sz w:val="22"/>
+          <w:szCs w:val="22"/>
+          <w:vertAlign w:val="subscript"/>
+        </w:rPr>
+        <w:t xml:space="preserve">t</w:t>
+      </w:r>
+      <w:r>
+        <w:rPr>
+          <w:rFonts w:ascii="Calibri" w:cs="Calibri" w:eastAsia="Calibri" w:hAnsi="Calibri"/>
+          <w:b w:val="false"/>
+          <w:bCs w:val="false"/>
+          <w:i w:val="false"/>
+          <w:iCs w:val="false"/>
+          <w:sz w:val="22"/>
+          <w:szCs w:val="22"/>
+        </w:rPr>
+        <w:t xml:space="preserve">  =  α  +  ρ </w:t>
+      </w:r>
+      <w:r>
+        <w:rPr>
+          <w:rFonts w:ascii="Calibri" w:cs="Calibri" w:eastAsia="Calibri" w:hAnsi="Calibri"/>
+          <w:b w:val="false"/>
+          <w:bCs w:val="false"/>
+          <w:i/>
+          <w:iCs/>
+          <w:sz w:val="22"/>
+          <w:szCs w:val="22"/>
+        </w:rPr>
+        <w:t xml:space="preserve">d</w:t>
+      </w:r>
+      <w:r>
+        <w:rPr>
+          <w:rFonts w:ascii="Calibri" w:cs="Calibri" w:eastAsia="Calibri" w:hAnsi="Calibri"/>
+          <w:b w:val="false"/>
+          <w:bCs w:val="false"/>
+          <w:i/>
+          <w:iCs/>
+          <w:sz w:val="22"/>
+          <w:szCs w:val="22"/>
+          <w:vertAlign w:val="subscript"/>
+        </w:rPr>
+        <w:t xml:space="preserve">t−1</w:t>
+      </w:r>
+      <w:r>
+        <w:rPr>
+          <w:rFonts w:ascii="Calibri" w:cs="Calibri" w:eastAsia="Calibri" w:hAnsi="Calibri"/>
+          <w:b w:val="false"/>
+          <w:bCs w:val="false"/>
+          <w:i w:val="false"/>
+          <w:iCs w:val="false"/>
+          <w:sz w:val="22"/>
+          <w:szCs w:val="22"/>
+        </w:rPr>
+        <w:t xml:space="preserve">  +  β</w:t>
+      </w:r>
+      <w:r>
+        <w:rPr>
+          <w:rFonts w:ascii="Calibri" w:cs="Calibri" w:eastAsia="Calibri" w:hAnsi="Calibri"/>
+          <w:b w:val="false"/>
+          <w:bCs w:val="false"/>
+          <w:i w:val="false"/>
+          <w:iCs w:val="false"/>
+          <w:sz w:val="22"/>
+          <w:szCs w:val="22"/>
+          <w:vertAlign w:val="subscript"/>
+        </w:rPr>
+        <w:t xml:space="preserve">1</w:t>
+      </w:r>
+      <w:r>
+        <w:rPr>
+          <w:rFonts w:ascii="Calibri" w:cs="Calibri" w:eastAsia="Calibri" w:hAnsi="Calibri"/>
+          <w:b w:val="false"/>
+          <w:bCs w:val="false"/>
+          <w:i w:val="false"/>
+          <w:iCs w:val="false"/>
+          <w:sz w:val="22"/>
+          <w:szCs w:val="22"/>
+        </w:rPr>
+        <w:t xml:space="preserve"> </w:t>
+      </w:r>
+      <w:r>
+        <w:rPr>
+          <w:rFonts w:ascii="Calibri" w:cs="Calibri" w:eastAsia="Calibri" w:hAnsi="Calibri"/>
+          <w:b w:val="false"/>
+          <w:bCs w:val="false"/>
+          <w:i/>
+          <w:iCs/>
+          <w:sz w:val="22"/>
+          <w:szCs w:val="22"/>
+        </w:rPr>
+        <w:t xml:space="preserve">ỹ</w:t>
+      </w:r>
+      <w:r>
+        <w:rPr>
+          <w:rFonts w:ascii="Calibri" w:cs="Calibri" w:eastAsia="Calibri" w:hAnsi="Calibri"/>
+          <w:b w:val="false"/>
+          <w:bCs w:val="false"/>
+          <w:i/>
+          <w:iCs/>
+          <w:sz w:val="22"/>
+          <w:szCs w:val="22"/>
+          <w:vertAlign w:val="subscript"/>
+        </w:rPr>
+        <w:t xml:space="preserve">t</w:t>
+      </w:r>
+      <w:r>
+        <w:rPr>
+          <w:rFonts w:ascii="Calibri" w:cs="Calibri" w:eastAsia="Calibri" w:hAnsi="Calibri"/>
+          <w:b w:val="false"/>
+          <w:bCs w:val="false"/>
+          <w:i w:val="false"/>
+          <w:iCs w:val="false"/>
+          <w:sz w:val="22"/>
+          <w:szCs w:val="22"/>
+        </w:rPr>
+        <w:t xml:space="preserve">  +  β</w:t>
+      </w:r>
+      <w:r>
+        <w:rPr>
+          <w:rFonts w:ascii="Calibri" w:cs="Calibri" w:eastAsia="Calibri" w:hAnsi="Calibri"/>
+          <w:b w:val="false"/>
+          <w:bCs w:val="false"/>
+          <w:i w:val="false"/>
+          <w:iCs w:val="false"/>
+          <w:sz w:val="22"/>
+          <w:szCs w:val="22"/>
+          <w:vertAlign w:val="subscript"/>
+        </w:rPr>
+        <w:t xml:space="preserve">2</w:t>
+      </w:r>
+      <w:r>
+        <w:rPr>
+          <w:rFonts w:ascii="Calibri" w:cs="Calibri" w:eastAsia="Calibri" w:hAnsi="Calibri"/>
+          <w:b w:val="false"/>
+          <w:bCs w:val="false"/>
+          <w:i w:val="false"/>
+          <w:iCs w:val="false"/>
+          <w:sz w:val="22"/>
+          <w:szCs w:val="22"/>
+        </w:rPr>
+        <w:t xml:space="preserve"> </w:t>
+      </w:r>
+      <w:r>
+        <w:rPr>
+          <w:rFonts w:ascii="Calibri" w:cs="Calibri" w:eastAsia="Calibri" w:hAnsi="Calibri"/>
+          <w:b w:val="false"/>
+          <w:bCs w:val="false"/>
+          <w:i/>
+          <w:iCs/>
+          <w:sz w:val="22"/>
+          <w:szCs w:val="22"/>
+        </w:rPr>
+        <w:t xml:space="preserve">g</w:t>
+      </w:r>
+      <w:r>
+        <w:rPr>
+          <w:rFonts w:ascii="Calibri" w:cs="Calibri" w:eastAsia="Calibri" w:hAnsi="Calibri"/>
+          <w:b w:val="false"/>
+          <w:bCs w:val="false"/>
+          <w:i/>
+          <w:iCs/>
+          <w:sz w:val="22"/>
+          <w:szCs w:val="22"/>
+          <w:vertAlign w:val="subscript"/>
+        </w:rPr>
+        <w:t xml:space="preserve">t</w:t>
+      </w:r>
+      <w:r>
+        <w:rPr>
+          <w:rFonts w:ascii="Calibri" w:cs="Calibri" w:eastAsia="Calibri" w:hAnsi="Calibri"/>
+          <w:b w:val="false"/>
+          <w:bCs w:val="false"/>
+          <w:i/>
+          <w:iCs/>
+          <w:sz w:val="22"/>
+          <w:szCs w:val="22"/>
+          <w:vertAlign w:val="superscript"/>
+        </w:rPr>
+        <w:t xml:space="preserve">exp</w:t>
+      </w:r>
+      <w:r>
+        <w:rPr>
+          <w:rFonts w:ascii="Calibri" w:cs="Calibri" w:eastAsia="Calibri" w:hAnsi="Calibri"/>
+          <w:b w:val="false"/>
+          <w:bCs w:val="false"/>
+          <w:i w:val="false"/>
+          <w:iCs w:val="false"/>
+          <w:sz w:val="22"/>
+          <w:szCs w:val="22"/>
+        </w:rPr>
+        <w:t xml:space="preserve">  +  </w:t>
+      </w:r>
+      <w:r>
+        <w:rPr>
+          <w:rFonts w:ascii="Calibri" w:cs="Calibri" w:eastAsia="Calibri" w:hAnsi="Calibri"/>
+          <w:b w:val="false"/>
+          <w:bCs w:val="false"/>
+          <w:i/>
+          <w:iCs/>
+          <w:sz w:val="22"/>
+          <w:szCs w:val="22"/>
+        </w:rPr>
+        <w:t xml:space="preserve">u</w:t>
+      </w:r>
+      <w:r>
+        <w:rPr>
+          <w:rFonts w:ascii="Calibri" w:cs="Calibri" w:eastAsia="Calibri" w:hAnsi="Calibri"/>
+          <w:b w:val="false"/>
+          <w:bCs w:val="false"/>
+          <w:i/>
+          <w:iCs/>
+          <w:sz w:val="22"/>
+          <w:szCs w:val="22"/>
+          <w:vertAlign w:val="subscript"/>
+        </w:rPr>
+        <w:t xml:space="preserve">t</w:t>
+      </w:r>
     </w:p>
     <w:p>
       <w:pPr>
@@ -1569,7 +1782,7 @@
       </w:pPr>
       <w:r>
         <w:rPr>
-          <w:rFonts w:ascii="Cambria" w:cs="Cambria" w:eastAsia="Cambria" w:hAnsi="Cambria"/>
+          <w:rFonts w:ascii="Calibri" w:cs="Calibri" w:eastAsia="Calibri" w:hAnsi="Calibri"/>
           <w:b w:val="false"/>
           <w:bCs w:val="false"/>
           <w:i w:val="false"/>
@@ -1581,7 +1794,7 @@
       </w:r>
       <w:r>
         <w:rPr>
-          <w:rFonts w:ascii="Cambria" w:cs="Cambria" w:eastAsia="Cambria" w:hAnsi="Cambria"/>
+          <w:rFonts w:ascii="Calibri" w:cs="Calibri" w:eastAsia="Calibri" w:hAnsi="Calibri"/>
           <w:b w:val="false"/>
           <w:bCs w:val="false"/>
           <w:i/>
@@ -1593,7 +1806,7 @@
       </w:r>
       <w:r>
         <w:rPr>
-          <w:rFonts w:ascii="Cambria" w:cs="Cambria" w:eastAsia="Cambria" w:hAnsi="Cambria"/>
+          <w:rFonts w:ascii="Calibri" w:cs="Calibri" w:eastAsia="Calibri" w:hAnsi="Calibri"/>
           <w:b w:val="false"/>
           <w:bCs w:val="false"/>
           <w:i w:val="false"/>
@@ -1605,7 +1818,7 @@
       </w:r>
       <w:r>
         <w:rPr>
-          <w:rFonts w:ascii="Cambria" w:cs="Cambria" w:eastAsia="Cambria" w:hAnsi="Cambria"/>
+          <w:rFonts w:ascii="Calibri" w:cs="Calibri" w:eastAsia="Calibri" w:hAnsi="Calibri"/>
           <w:b w:val="false"/>
           <w:bCs w:val="false"/>
           <w:i/>
@@ -1617,7 +1830,7 @@
       </w:r>
       <w:r>
         <w:rPr>
-          <w:rFonts w:ascii="Cambria" w:cs="Cambria" w:eastAsia="Cambria" w:hAnsi="Cambria"/>
+          <w:rFonts w:ascii="Calibri" w:cs="Calibri" w:eastAsia="Calibri" w:hAnsi="Calibri"/>
           <w:b w:val="false"/>
           <w:bCs w:val="false"/>
           <w:i w:val="false"/>
@@ -1630,118 +1843,231 @@
     </w:p>
     <w:p>
       <w:pPr>
-        <w:spacing w:after="160" w:before="120"/>
+        <w:spacing w:after="150" w:before="110"/>
         <w:jc w:val="center"/>
       </w:pPr>
-      <m:oMath>
-        <m:r>
-          <m:t>Δ</m:t>
-        </m:r>
-        <m:sSub>
-          <m:sSubPr/>
-          <m:e>
-            <m:r>
-              <m:t>d</m:t>
-            </m:r>
-          </m:e>
-          <m:sub>
-            <m:r>
-              <m:t>t</m:t>
-            </m:r>
-          </m:sub>
-        </m:sSub>
-        <m:r>
-          <m:t> = </m:t>
-        </m:r>
-        <m:f>
-          <m:num>
-            <m:d>
-              <m:dPr/>
-              <m:e>
-                <m:sSub>
-                  <m:sSubPr/>
-                  <m:e>
-                    <m:r>
-                      <m:t>r</m:t>
-                    </m:r>
-                  </m:e>
-                  <m:sub>
-                    <m:r>
-                      <m:t>t</m:t>
-                    </m:r>
-                  </m:sub>
-                </m:sSub>
-                <m:r>
-                  <m:t> − </m:t>
-                </m:r>
-                <m:sSub>
-                  <m:sSubPr/>
-                  <m:e>
-                    <m:r>
-                      <m:t>g</m:t>
-                    </m:r>
-                  </m:e>
-                  <m:sub>
-                    <m:r>
-                      <m:t>t</m:t>
-                    </m:r>
-                  </m:sub>
-                </m:sSub>
-              </m:e>
-            </m:d>
-          </m:num>
-          <m:den>
-            <m:r>
-              <m:t>1 + </m:t>
-            </m:r>
-            <m:sSub>
-              <m:sSubPr/>
-              <m:e>
-                <m:r>
-                  <m:t>g</m:t>
-                </m:r>
-              </m:e>
-              <m:sub>
-                <m:r>
-                  <m:t>t</m:t>
-                </m:r>
-              </m:sub>
-            </m:sSub>
-          </m:den>
-        </m:f>
-        <m:r>
-          <m:t> </m:t>
-        </m:r>
-        <m:sSub>
-          <m:sSubPr/>
-          <m:e>
-            <m:r>
-              <m:t>d</m:t>
-            </m:r>
-          </m:e>
-          <m:sub>
-            <m:r>
-              <m:t>t-1</m:t>
-            </m:r>
-          </m:sub>
-        </m:sSub>
-        <m:r>
-          <m:t> − </m:t>
-        </m:r>
-        <m:sSub>
-          <m:sSubPr/>
-          <m:e>
-            <m:r>
-              <m:t>sp</m:t>
-            </m:r>
-          </m:e>
-          <m:sub>
-            <m:r>
-              <m:t>t</m:t>
-            </m:r>
-          </m:sub>
-        </m:sSub>
-      </m:oMath>
+      <w:r>
+        <w:rPr>
+          <w:rFonts w:ascii="Calibri" w:cs="Calibri" w:eastAsia="Calibri" w:hAnsi="Calibri"/>
+          <w:b w:val="false"/>
+          <w:bCs w:val="false"/>
+          <w:i w:val="false"/>
+          <w:iCs w:val="false"/>
+          <w:sz w:val="22"/>
+          <w:szCs w:val="22"/>
+        </w:rPr>
+        <w:t xml:space="preserve">Δ</w:t>
+      </w:r>
+      <w:r>
+        <w:rPr>
+          <w:rFonts w:ascii="Calibri" w:cs="Calibri" w:eastAsia="Calibri" w:hAnsi="Calibri"/>
+          <w:b w:val="false"/>
+          <w:bCs w:val="false"/>
+          <w:i/>
+          <w:iCs/>
+          <w:sz w:val="22"/>
+          <w:szCs w:val="22"/>
+        </w:rPr>
+        <w:t xml:space="preserve">d</w:t>
+      </w:r>
+      <w:r>
+        <w:rPr>
+          <w:rFonts w:ascii="Calibri" w:cs="Calibri" w:eastAsia="Calibri" w:hAnsi="Calibri"/>
+          <w:b w:val="false"/>
+          <w:bCs w:val="false"/>
+          <w:i/>
+          <w:iCs/>
+          <w:sz w:val="22"/>
+          <w:szCs w:val="22"/>
+          <w:vertAlign w:val="subscript"/>
+        </w:rPr>
+        <w:t xml:space="preserve">t</w:t>
+      </w:r>
+      <w:r>
+        <w:rPr>
+          <w:rFonts w:ascii="Calibri" w:cs="Calibri" w:eastAsia="Calibri" w:hAnsi="Calibri"/>
+          <w:b w:val="false"/>
+          <w:bCs w:val="false"/>
+          <w:i w:val="false"/>
+          <w:iCs w:val="false"/>
+          <w:sz w:val="22"/>
+          <w:szCs w:val="22"/>
+        </w:rPr>
+        <w:t xml:space="preserve">  =  [ ( </w:t>
+      </w:r>
+      <w:r>
+        <w:rPr>
+          <w:rFonts w:ascii="Calibri" w:cs="Calibri" w:eastAsia="Calibri" w:hAnsi="Calibri"/>
+          <w:b w:val="false"/>
+          <w:bCs w:val="false"/>
+          <w:i/>
+          <w:iCs/>
+          <w:sz w:val="22"/>
+          <w:szCs w:val="22"/>
+        </w:rPr>
+        <w:t xml:space="preserve">r</w:t>
+      </w:r>
+      <w:r>
+        <w:rPr>
+          <w:rFonts w:ascii="Calibri" w:cs="Calibri" w:eastAsia="Calibri" w:hAnsi="Calibri"/>
+          <w:b w:val="false"/>
+          <w:bCs w:val="false"/>
+          <w:i/>
+          <w:iCs/>
+          <w:sz w:val="22"/>
+          <w:szCs w:val="22"/>
+          <w:vertAlign w:val="subscript"/>
+        </w:rPr>
+        <w:t xml:space="preserve">t</w:t>
+      </w:r>
+      <w:r>
+        <w:rPr>
+          <w:rFonts w:ascii="Calibri" w:cs="Calibri" w:eastAsia="Calibri" w:hAnsi="Calibri"/>
+          <w:b w:val="false"/>
+          <w:bCs w:val="false"/>
+          <w:i w:val="false"/>
+          <w:iCs w:val="false"/>
+          <w:sz w:val="22"/>
+          <w:szCs w:val="22"/>
+        </w:rPr>
+        <w:t xml:space="preserve"> − </w:t>
+      </w:r>
+      <w:r>
+        <w:rPr>
+          <w:rFonts w:ascii="Calibri" w:cs="Calibri" w:eastAsia="Calibri" w:hAnsi="Calibri"/>
+          <w:b w:val="false"/>
+          <w:bCs w:val="false"/>
+          <w:i/>
+          <w:iCs/>
+          <w:sz w:val="22"/>
+          <w:szCs w:val="22"/>
+        </w:rPr>
+        <w:t xml:space="preserve">g</w:t>
+      </w:r>
+      <w:r>
+        <w:rPr>
+          <w:rFonts w:ascii="Calibri" w:cs="Calibri" w:eastAsia="Calibri" w:hAnsi="Calibri"/>
+          <w:b w:val="false"/>
+          <w:bCs w:val="false"/>
+          <w:i/>
+          <w:iCs/>
+          <w:sz w:val="22"/>
+          <w:szCs w:val="22"/>
+          <w:vertAlign w:val="subscript"/>
+        </w:rPr>
+        <w:t xml:space="preserve">t</w:t>
+      </w:r>
+      <w:r>
+        <w:rPr>
+          <w:rFonts w:ascii="Calibri" w:cs="Calibri" w:eastAsia="Calibri" w:hAnsi="Calibri"/>
+          <w:b w:val="false"/>
+          <w:bCs w:val="false"/>
+          <w:i w:val="false"/>
+          <w:iCs w:val="false"/>
+          <w:sz w:val="22"/>
+          <w:szCs w:val="22"/>
+        </w:rPr>
+        <w:t xml:space="preserve"> ) / ( 1 + </w:t>
+      </w:r>
+      <w:r>
+        <w:rPr>
+          <w:rFonts w:ascii="Calibri" w:cs="Calibri" w:eastAsia="Calibri" w:hAnsi="Calibri"/>
+          <w:b w:val="false"/>
+          <w:bCs w:val="false"/>
+          <w:i/>
+          <w:iCs/>
+          <w:sz w:val="22"/>
+          <w:szCs w:val="22"/>
+        </w:rPr>
+        <w:t xml:space="preserve">g</w:t>
+      </w:r>
+      <w:r>
+        <w:rPr>
+          <w:rFonts w:ascii="Calibri" w:cs="Calibri" w:eastAsia="Calibri" w:hAnsi="Calibri"/>
+          <w:b w:val="false"/>
+          <w:bCs w:val="false"/>
+          <w:i/>
+          <w:iCs/>
+          <w:sz w:val="22"/>
+          <w:szCs w:val="22"/>
+          <w:vertAlign w:val="subscript"/>
+        </w:rPr>
+        <w:t xml:space="preserve">t</w:t>
+      </w:r>
+      <w:r>
+        <w:rPr>
+          <w:rFonts w:ascii="Calibri" w:cs="Calibri" w:eastAsia="Calibri" w:hAnsi="Calibri"/>
+          <w:b w:val="false"/>
+          <w:bCs w:val="false"/>
+          <w:i w:val="false"/>
+          <w:iCs w:val="false"/>
+          <w:sz w:val="22"/>
+          <w:szCs w:val="22"/>
+        </w:rPr>
+        <w:t xml:space="preserve"> ) ] </w:t>
+      </w:r>
+      <w:r>
+        <w:rPr>
+          <w:rFonts w:ascii="Calibri" w:cs="Calibri" w:eastAsia="Calibri" w:hAnsi="Calibri"/>
+          <w:b w:val="false"/>
+          <w:bCs w:val="false"/>
+          <w:i/>
+          <w:iCs/>
+          <w:sz w:val="22"/>
+          <w:szCs w:val="22"/>
+        </w:rPr>
+        <w:t xml:space="preserve">d</w:t>
+      </w:r>
+      <w:r>
+        <w:rPr>
+          <w:rFonts w:ascii="Calibri" w:cs="Calibri" w:eastAsia="Calibri" w:hAnsi="Calibri"/>
+          <w:b w:val="false"/>
+          <w:bCs w:val="false"/>
+          <w:i/>
+          <w:iCs/>
+          <w:sz w:val="22"/>
+          <w:szCs w:val="22"/>
+          <w:vertAlign w:val="subscript"/>
+        </w:rPr>
+        <w:t xml:space="preserve">t−1</w:t>
+      </w:r>
+      <w:r>
+        <w:rPr>
+          <w:rFonts w:ascii="Calibri" w:cs="Calibri" w:eastAsia="Calibri" w:hAnsi="Calibri"/>
+          <w:b w:val="false"/>
+          <w:bCs w:val="false"/>
+          <w:i w:val="false"/>
+          <w:iCs w:val="false"/>
+          <w:sz w:val="22"/>
+          <w:szCs w:val="22"/>
+        </w:rPr>
+        <w:t xml:space="preserve">  −  </w:t>
+      </w:r>
+      <w:r>
+        <w:rPr>
+          <w:rFonts w:ascii="Calibri" w:cs="Calibri" w:eastAsia="Calibri" w:hAnsi="Calibri"/>
+          <w:b w:val="false"/>
+          <w:bCs w:val="false"/>
+          <w:i/>
+          <w:iCs/>
+          <w:sz w:val="22"/>
+          <w:szCs w:val="22"/>
+        </w:rPr>
+        <w:t xml:space="preserve">sp</w:t>
+      </w:r>
+      <w:r>
+        <w:rPr>
+          <w:rFonts w:ascii="Calibri" w:cs="Calibri" w:eastAsia="Calibri" w:hAnsi="Calibri"/>
+          <w:b w:val="false"/>
+          <w:bCs w:val="false"/>
+          <w:i/>
+          <w:iCs/>
+          <w:sz w:val="22"/>
+          <w:szCs w:val="22"/>
+          <w:vertAlign w:val="subscript"/>
+        </w:rPr>
+        <w:t xml:space="preserve">t</w:t>
+      </w:r>
     </w:p>
     <w:p>
       <w:pPr>
@@ -1751,7 +2077,7 @@
       </w:pPr>
       <w:r>
         <w:rPr>
-          <w:rFonts w:ascii="Cambria" w:cs="Cambria" w:eastAsia="Cambria" w:hAnsi="Cambria"/>
+          <w:rFonts w:ascii="Calibri" w:cs="Calibri" w:eastAsia="Calibri" w:hAnsi="Calibri"/>
           <w:b w:val="false"/>
           <w:bCs w:val="false"/>
           <w:i w:val="false"/>
@@ -1765,11 +2091,11 @@
     <w:p>
       <w:pPr>
         <w:pStyle w:val="Heading1"/>
-        <w:spacing w:after="140" w:before="360"/>
-      </w:pPr>
-      <w:r>
-        <w:rPr>
-          <w:rFonts w:ascii="Cambria" w:cs="Cambria" w:eastAsia="Cambria" w:hAnsi="Cambria"/>
+        <w:spacing w:after="130" w:before="340"/>
+      </w:pPr>
+      <w:r>
+        <w:rPr>
+          <w:rFonts w:ascii="Calibri" w:cs="Calibri" w:eastAsia="Calibri" w:hAnsi="Calibri"/>
           <w:b/>
           <w:bCs/>
           <w:sz w:val="26"/>
@@ -1786,7 +2112,7 @@
       </w:pPr>
       <w:r>
         <w:rPr>
-          <w:rFonts w:ascii="Cambria" w:cs="Cambria" w:eastAsia="Cambria" w:hAnsi="Cambria"/>
+          <w:rFonts w:ascii="Calibri" w:cs="Calibri" w:eastAsia="Calibri" w:hAnsi="Calibri"/>
           <w:b w:val="false"/>
           <w:bCs w:val="false"/>
           <w:i w:val="false"/>
@@ -1800,11 +2126,11 @@
     <w:p>
       <w:pPr>
         <w:pStyle w:val="Heading2"/>
-        <w:spacing w:after="110" w:before="260"/>
-      </w:pPr>
-      <w:r>
-        <w:rPr>
-          <w:rFonts w:ascii="Cambria" w:cs="Cambria" w:eastAsia="Cambria" w:hAnsi="Cambria"/>
+        <w:spacing w:after="100" w:before="240"/>
+      </w:pPr>
+      <w:r>
+        <w:rPr>
+          <w:rFonts w:ascii="Calibri" w:cs="Calibri" w:eastAsia="Calibri" w:hAnsi="Calibri"/>
           <w:b/>
           <w:bCs/>
           <w:sz w:val="23"/>
@@ -1821,7 +2147,7 @@
       </w:pPr>
       <w:r>
         <w:rPr>
-          <w:rFonts w:ascii="Cambria" w:cs="Cambria" w:eastAsia="Cambria" w:hAnsi="Cambria"/>
+          <w:rFonts w:ascii="Calibri" w:cs="Calibri" w:eastAsia="Calibri" w:hAnsi="Calibri"/>
           <w:b w:val="false"/>
           <w:bCs w:val="false"/>
           <w:i w:val="false"/>
@@ -1835,11 +2161,11 @@
     <w:p>
       <w:pPr>
         <w:pStyle w:val="Heading2"/>
-        <w:spacing w:after="110" w:before="260"/>
-      </w:pPr>
-      <w:r>
-        <w:rPr>
-          <w:rFonts w:ascii="Cambria" w:cs="Cambria" w:eastAsia="Cambria" w:hAnsi="Cambria"/>
+        <w:spacing w:after="100" w:before="240"/>
+      </w:pPr>
+      <w:r>
+        <w:rPr>
+          <w:rFonts w:ascii="Calibri" w:cs="Calibri" w:eastAsia="Calibri" w:hAnsi="Calibri"/>
           <w:b/>
           <w:bCs/>
           <w:sz w:val="23"/>
@@ -1856,7 +2182,7 @@
       </w:pPr>
       <w:r>
         <w:rPr>
-          <w:rFonts w:ascii="Cambria" w:cs="Cambria" w:eastAsia="Cambria" w:hAnsi="Cambria"/>
+          <w:rFonts w:ascii="Calibri" w:cs="Calibri" w:eastAsia="Calibri" w:hAnsi="Calibri"/>
           <w:b w:val="false"/>
           <w:bCs w:val="false"/>
           <w:i w:val="false"/>
@@ -1869,128 +2195,269 @@
     </w:p>
     <w:p>
       <w:pPr>
-        <w:spacing w:after="160" w:before="120"/>
+        <w:spacing w:after="150" w:before="110"/>
         <w:jc w:val="center"/>
       </w:pPr>
-      <m:oMath>
-        <m:r>
-          <m:t>Δx</m:t>
-        </m:r>
-        <m:sSub>
-          <m:sSubPr/>
-          <m:e>
-            <m:r>
-              <m:t/>
-            </m:r>
-          </m:e>
-          <m:sub>
-            <m:r>
-              <m:t>t</m:t>
-            </m:r>
-          </m:sub>
-        </m:sSub>
-        <m:r>
-          <m:t> = αβ′x</m:t>
-        </m:r>
-        <m:sSub>
-          <m:sSubPr/>
-          <m:e>
-            <m:r>
-              <m:t/>
-            </m:r>
-          </m:e>
-          <m:sub>
-            <m:r>
-              <m:t>t-1</m:t>
-            </m:r>
-          </m:sub>
-        </m:sSub>
-        <m:r>
-          <m:t> + </m:t>
-        </m:r>
-        <m:nary>
-          <m:naryPr>
-            <m:chr m:val="∑"/>
-            <m:limLoc m:val="undOvr"/>
-          </m:naryPr>
-          <m:sub>
-            <m:r>
-              <m:t>i=1</m:t>
-            </m:r>
-          </m:sub>
-          <m:sup>
-            <m:r>
-              <m:t>k−1</m:t>
-            </m:r>
-          </m:sup>
-          <m:e>
-            <m:r>
-              <m:t>Γ</m:t>
-            </m:r>
-            <m:sSub>
-              <m:sSubPr/>
-              <m:e>
-                <m:r>
-                  <m:t/>
-                </m:r>
-              </m:e>
-              <m:sub>
-                <m:r>
-                  <m:t>i</m:t>
-                </m:r>
-              </m:sub>
-            </m:sSub>
-            <m:r>
-              <m:t> Δx</m:t>
-            </m:r>
-            <m:sSub>
-              <m:sSubPr/>
-              <m:e>
-                <m:r>
-                  <m:t/>
-                </m:r>
-              </m:e>
-              <m:sub>
-                <m:r>
-                  <m:t>t-i</m:t>
-                </m:r>
-              </m:sub>
-            </m:sSub>
-          </m:e>
-        </m:nary>
-        <m:r>
-          <m:t> + δ ỹ</m:t>
-        </m:r>
-        <m:sSub>
-          <m:sSubPr/>
-          <m:e>
-            <m:r>
-              <m:t/>
-            </m:r>
-          </m:e>
-          <m:sub>
-            <m:r>
-              <m:t>t</m:t>
-            </m:r>
-          </m:sub>
-        </m:sSub>
-        <m:r>
-          <m:t> + ε</m:t>
-        </m:r>
-        <m:sSub>
-          <m:sSubPr/>
-          <m:e>
-            <m:r>
-              <m:t/>
-            </m:r>
-          </m:e>
-          <m:sub>
-            <m:r>
-              <m:t>t</m:t>
-            </m:r>
-          </m:sub>
-        </m:sSub>
-      </m:oMath>
+      <w:r>
+        <w:rPr>
+          <w:rFonts w:ascii="Calibri" w:cs="Calibri" w:eastAsia="Calibri" w:hAnsi="Calibri"/>
+          <w:b w:val="false"/>
+          <w:bCs w:val="false"/>
+          <w:i w:val="false"/>
+          <w:iCs w:val="false"/>
+          <w:sz w:val="22"/>
+          <w:szCs w:val="22"/>
+        </w:rPr>
+        <w:t xml:space="preserve">Δ</w:t>
+      </w:r>
+      <w:r>
+        <w:rPr>
+          <w:rFonts w:ascii="Calibri" w:cs="Calibri" w:eastAsia="Calibri" w:hAnsi="Calibri"/>
+          <w:b w:val="false"/>
+          <w:bCs w:val="false"/>
+          <w:i/>
+          <w:iCs/>
+          <w:sz w:val="22"/>
+          <w:szCs w:val="22"/>
+        </w:rPr>
+        <w:t xml:space="preserve">x</w:t>
+      </w:r>
+      <w:r>
+        <w:rPr>
+          <w:rFonts w:ascii="Calibri" w:cs="Calibri" w:eastAsia="Calibri" w:hAnsi="Calibri"/>
+          <w:b w:val="false"/>
+          <w:bCs w:val="false"/>
+          <w:i/>
+          <w:iCs/>
+          <w:sz w:val="22"/>
+          <w:szCs w:val="22"/>
+          <w:vertAlign w:val="subscript"/>
+        </w:rPr>
+        <w:t xml:space="preserve">t</w:t>
+      </w:r>
+      <w:r>
+        <w:rPr>
+          <w:rFonts w:ascii="Calibri" w:cs="Calibri" w:eastAsia="Calibri" w:hAnsi="Calibri"/>
+          <w:b w:val="false"/>
+          <w:bCs w:val="false"/>
+          <w:i w:val="false"/>
+          <w:iCs w:val="false"/>
+          <w:sz w:val="22"/>
+          <w:szCs w:val="22"/>
+        </w:rPr>
+        <w:t xml:space="preserve">  =  α β′ </w:t>
+      </w:r>
+      <w:r>
+        <w:rPr>
+          <w:rFonts w:ascii="Calibri" w:cs="Calibri" w:eastAsia="Calibri" w:hAnsi="Calibri"/>
+          <w:b w:val="false"/>
+          <w:bCs w:val="false"/>
+          <w:i/>
+          <w:iCs/>
+          <w:sz w:val="22"/>
+          <w:szCs w:val="22"/>
+        </w:rPr>
+        <w:t xml:space="preserve">x</w:t>
+      </w:r>
+      <w:r>
+        <w:rPr>
+          <w:rFonts w:ascii="Calibri" w:cs="Calibri" w:eastAsia="Calibri" w:hAnsi="Calibri"/>
+          <w:b w:val="false"/>
+          <w:bCs w:val="false"/>
+          <w:i/>
+          <w:iCs/>
+          <w:sz w:val="22"/>
+          <w:szCs w:val="22"/>
+          <w:vertAlign w:val="subscript"/>
+        </w:rPr>
+        <w:t xml:space="preserve">t−1</w:t>
+      </w:r>
+      <w:r>
+        <w:rPr>
+          <w:rFonts w:ascii="Calibri" w:cs="Calibri" w:eastAsia="Calibri" w:hAnsi="Calibri"/>
+          <w:b w:val="false"/>
+          <w:bCs w:val="false"/>
+          <w:i w:val="false"/>
+          <w:iCs w:val="false"/>
+          <w:sz w:val="22"/>
+          <w:szCs w:val="22"/>
+        </w:rPr>
+        <w:t xml:space="preserve">  +  Σ</w:t>
+      </w:r>
+      <w:r>
+        <w:rPr>
+          <w:rFonts w:ascii="Calibri" w:cs="Calibri" w:eastAsia="Calibri" w:hAnsi="Calibri"/>
+          <w:b w:val="false"/>
+          <w:bCs w:val="false"/>
+          <w:i w:val="false"/>
+          <w:iCs w:val="false"/>
+          <w:sz w:val="22"/>
+          <w:szCs w:val="22"/>
+          <w:vertAlign w:val="subscript"/>
+        </w:rPr>
+        <w:t xml:space="preserve">i = 1</w:t>
+      </w:r>
+      <w:r>
+        <w:rPr>
+          <w:rFonts w:ascii="Calibri" w:cs="Calibri" w:eastAsia="Calibri" w:hAnsi="Calibri"/>
+          <w:b w:val="false"/>
+          <w:bCs w:val="false"/>
+          <w:i w:val="false"/>
+          <w:iCs w:val="false"/>
+          <w:sz w:val="22"/>
+          <w:szCs w:val="22"/>
+          <w:vertAlign w:val="superscript"/>
+        </w:rPr>
+        <w:t xml:space="preserve">k−1</w:t>
+      </w:r>
+      <w:r>
+        <w:rPr>
+          <w:rFonts w:ascii="Calibri" w:cs="Calibri" w:eastAsia="Calibri" w:hAnsi="Calibri"/>
+          <w:b w:val="false"/>
+          <w:bCs w:val="false"/>
+          <w:i w:val="false"/>
+          <w:iCs w:val="false"/>
+          <w:sz w:val="22"/>
+          <w:szCs w:val="22"/>
+        </w:rPr>
+        <w:t xml:space="preserve">  </w:t>
+      </w:r>
+      <w:r>
+        <w:rPr>
+          <w:rFonts w:ascii="Calibri" w:cs="Calibri" w:eastAsia="Calibri" w:hAnsi="Calibri"/>
+          <w:b w:val="false"/>
+          <w:bCs w:val="false"/>
+          <w:i/>
+          <w:iCs/>
+          <w:sz w:val="22"/>
+          <w:szCs w:val="22"/>
+        </w:rPr>
+        <w:t xml:space="preserve">Γ</w:t>
+      </w:r>
+      <w:r>
+        <w:rPr>
+          <w:rFonts w:ascii="Calibri" w:cs="Calibri" w:eastAsia="Calibri" w:hAnsi="Calibri"/>
+          <w:b w:val="false"/>
+          <w:bCs w:val="false"/>
+          <w:i/>
+          <w:iCs/>
+          <w:sz w:val="22"/>
+          <w:szCs w:val="22"/>
+          <w:vertAlign w:val="subscript"/>
+        </w:rPr>
+        <w:t xml:space="preserve">i</w:t>
+      </w:r>
+      <w:r>
+        <w:rPr>
+          <w:rFonts w:ascii="Calibri" w:cs="Calibri" w:eastAsia="Calibri" w:hAnsi="Calibri"/>
+          <w:b w:val="false"/>
+          <w:bCs w:val="false"/>
+          <w:i w:val="false"/>
+          <w:iCs w:val="false"/>
+          <w:sz w:val="22"/>
+          <w:szCs w:val="22"/>
+        </w:rPr>
+        <w:t xml:space="preserve"> Δ</w:t>
+      </w:r>
+      <w:r>
+        <w:rPr>
+          <w:rFonts w:ascii="Calibri" w:cs="Calibri" w:eastAsia="Calibri" w:hAnsi="Calibri"/>
+          <w:b w:val="false"/>
+          <w:bCs w:val="false"/>
+          <w:i/>
+          <w:iCs/>
+          <w:sz w:val="22"/>
+          <w:szCs w:val="22"/>
+        </w:rPr>
+        <w:t xml:space="preserve">x</w:t>
+      </w:r>
+      <w:r>
+        <w:rPr>
+          <w:rFonts w:ascii="Calibri" w:cs="Calibri" w:eastAsia="Calibri" w:hAnsi="Calibri"/>
+          <w:b w:val="false"/>
+          <w:bCs w:val="false"/>
+          <w:i/>
+          <w:iCs/>
+          <w:sz w:val="22"/>
+          <w:szCs w:val="22"/>
+          <w:vertAlign w:val="subscript"/>
+        </w:rPr>
+        <w:t xml:space="preserve">t−i</w:t>
+      </w:r>
+      <w:r>
+        <w:rPr>
+          <w:rFonts w:ascii="Calibri" w:cs="Calibri" w:eastAsia="Calibri" w:hAnsi="Calibri"/>
+          <w:b w:val="false"/>
+          <w:bCs w:val="false"/>
+          <w:i w:val="false"/>
+          <w:iCs w:val="false"/>
+          <w:sz w:val="22"/>
+          <w:szCs w:val="22"/>
+        </w:rPr>
+        <w:t xml:space="preserve">  +  δ </w:t>
+      </w:r>
+      <w:r>
+        <w:rPr>
+          <w:rFonts w:ascii="Calibri" w:cs="Calibri" w:eastAsia="Calibri" w:hAnsi="Calibri"/>
+          <w:b w:val="false"/>
+          <w:bCs w:val="false"/>
+          <w:i/>
+          <w:iCs/>
+          <w:sz w:val="22"/>
+          <w:szCs w:val="22"/>
+        </w:rPr>
+        <w:t xml:space="preserve">ỹ</w:t>
+      </w:r>
+      <w:r>
+        <w:rPr>
+          <w:rFonts w:ascii="Calibri" w:cs="Calibri" w:eastAsia="Calibri" w:hAnsi="Calibri"/>
+          <w:b w:val="false"/>
+          <w:bCs w:val="false"/>
+          <w:i/>
+          <w:iCs/>
+          <w:sz w:val="22"/>
+          <w:szCs w:val="22"/>
+          <w:vertAlign w:val="subscript"/>
+        </w:rPr>
+        <w:t xml:space="preserve">t</w:t>
+      </w:r>
+      <w:r>
+        <w:rPr>
+          <w:rFonts w:ascii="Calibri" w:cs="Calibri" w:eastAsia="Calibri" w:hAnsi="Calibri"/>
+          <w:b w:val="false"/>
+          <w:bCs w:val="false"/>
+          <w:i w:val="false"/>
+          <w:iCs w:val="false"/>
+          <w:sz w:val="22"/>
+          <w:szCs w:val="22"/>
+        </w:rPr>
+        <w:t xml:space="preserve">  +  </w:t>
+      </w:r>
+      <w:r>
+        <w:rPr>
+          <w:rFonts w:ascii="Calibri" w:cs="Calibri" w:eastAsia="Calibri" w:hAnsi="Calibri"/>
+          <w:b w:val="false"/>
+          <w:bCs w:val="false"/>
+          <w:i/>
+          <w:iCs/>
+          <w:sz w:val="22"/>
+          <w:szCs w:val="22"/>
+        </w:rPr>
+        <w:t xml:space="preserve">ε</w:t>
+      </w:r>
+      <w:r>
+        <w:rPr>
+          <w:rFonts w:ascii="Calibri" w:cs="Calibri" w:eastAsia="Calibri" w:hAnsi="Calibri"/>
+          <w:b w:val="false"/>
+          <w:bCs w:val="false"/>
+          <w:i/>
+          <w:iCs/>
+          <w:sz w:val="22"/>
+          <w:szCs w:val="22"/>
+          <w:vertAlign w:val="subscript"/>
+        </w:rPr>
+        <w:t xml:space="preserve">t</w:t>
+      </w:r>
     </w:p>
     <w:p>
       <w:pPr>
@@ -2000,7 +2467,7 @@
       </w:pPr>
       <w:r>
         <w:rPr>
-          <w:rFonts w:ascii="Cambria" w:cs="Cambria" w:eastAsia="Cambria" w:hAnsi="Cambria"/>
+          <w:rFonts w:ascii="Calibri" w:cs="Calibri" w:eastAsia="Calibri" w:hAnsi="Calibri"/>
           <w:b w:val="false"/>
           <w:bCs w:val="false"/>
           <w:i w:val="false"/>
@@ -2012,7 +2479,7 @@
       </w:r>
       <w:r>
         <w:rPr>
-          <w:rFonts w:ascii="Cambria" w:cs="Cambria" w:eastAsia="Cambria" w:hAnsi="Cambria"/>
+          <w:rFonts w:ascii="Calibri" w:cs="Calibri" w:eastAsia="Calibri" w:hAnsi="Calibri"/>
           <w:b w:val="false"/>
           <w:bCs w:val="false"/>
           <w:i/>
@@ -2024,7 +2491,7 @@
       </w:r>
       <w:r>
         <w:rPr>
-          <w:rFonts w:ascii="Cambria" w:cs="Cambria" w:eastAsia="Cambria" w:hAnsi="Cambria"/>
+          <w:rFonts w:ascii="Calibri" w:cs="Calibri" w:eastAsia="Calibri" w:hAnsi="Calibri"/>
           <w:b w:val="false"/>
           <w:bCs w:val="false"/>
           <w:i w:val="false"/>
@@ -2036,7 +2503,7 @@
       </w:r>
       <w:r>
         <w:rPr>
-          <w:rFonts w:ascii="Cambria" w:cs="Cambria" w:eastAsia="Cambria" w:hAnsi="Cambria"/>
+          <w:rFonts w:ascii="Calibri" w:cs="Calibri" w:eastAsia="Calibri" w:hAnsi="Calibri"/>
           <w:b w:val="false"/>
           <w:bCs w:val="false"/>
           <w:i/>
@@ -2048,7 +2515,7 @@
       </w:r>
       <w:r>
         <w:rPr>
-          <w:rFonts w:ascii="Cambria" w:cs="Cambria" w:eastAsia="Cambria" w:hAnsi="Cambria"/>
+          <w:rFonts w:ascii="Calibri" w:cs="Calibri" w:eastAsia="Calibri" w:hAnsi="Calibri"/>
           <w:b w:val="false"/>
           <w:bCs w:val="false"/>
           <w:i w:val="false"/>
@@ -2062,11 +2529,11 @@
     <w:p>
       <w:pPr>
         <w:pStyle w:val="Heading2"/>
-        <w:spacing w:after="110" w:before="260"/>
-      </w:pPr>
-      <w:r>
-        <w:rPr>
-          <w:rFonts w:ascii="Cambria" w:cs="Cambria" w:eastAsia="Cambria" w:hAnsi="Cambria"/>
+        <w:spacing w:after="100" w:before="240"/>
+      </w:pPr>
+      <w:r>
+        <w:rPr>
+          <w:rFonts w:ascii="Calibri" w:cs="Calibri" w:eastAsia="Calibri" w:hAnsi="Calibri"/>
           <w:b/>
           <w:bCs/>
           <w:sz w:val="23"/>
@@ -2083,7 +2550,7 @@
       </w:pPr>
       <w:r>
         <w:rPr>
-          <w:rFonts w:ascii="Cambria" w:cs="Cambria" w:eastAsia="Cambria" w:hAnsi="Cambria"/>
+          <w:rFonts w:ascii="Calibri" w:cs="Calibri" w:eastAsia="Calibri" w:hAnsi="Calibri"/>
           <w:b w:val="false"/>
           <w:bCs w:val="false"/>
           <w:i w:val="false"/>
@@ -2096,158 +2563,282 @@
     </w:p>
     <w:p>
       <w:pPr>
-        <w:spacing w:after="160" w:before="120"/>
+        <w:spacing w:after="150" w:before="110"/>
         <w:jc w:val="center"/>
       </w:pPr>
-      <m:oMath>
-        <m:sSub>
-          <m:sSubPr/>
-          <m:e>
-            <m:r>
-              <m:t>A</m:t>
-            </m:r>
-          </m:e>
-          <m:sub>
-            <m:r>
-              <m:t>0</m:t>
-            </m:r>
-          </m:sub>
-        </m:sSub>
-        <m:r>
-          <m:t> </m:t>
-        </m:r>
-        <m:sSub>
-          <m:sSubPr/>
-          <m:e>
-            <m:r>
-              <m:t>u</m:t>
-            </m:r>
-          </m:e>
-          <m:sub>
-            <m:r>
-              <m:t>t</m:t>
-            </m:r>
-          </m:sub>
-        </m:sSub>
-        <m:r>
-          <m:t> = B </m:t>
-        </m:r>
-        <m:sSub>
-          <m:sSubPr/>
-          <m:e>
-            <m:r>
-              <m:t>e</m:t>
-            </m:r>
-          </m:e>
-          <m:sub>
-            <m:r>
-              <m:t>t</m:t>
-            </m:r>
-          </m:sub>
-        </m:sSub>
-        <m:r>
-          <m:t>, </m:t>
-        </m:r>
-        <m:r>
-          <m:t>Y</m:t>
-        </m:r>
-        <m:sSub>
-          <m:sSubPr/>
-          <m:e>
-            <m:r>
-              <m:t/>
-            </m:r>
-          </m:e>
-          <m:sub>
-            <m:r>
-              <m:t>t</m:t>
-            </m:r>
-          </m:sub>
-        </m:sSub>
-        <m:r>
-          <m:t> = ( ỹ</m:t>
-        </m:r>
-        <m:sSub>
-          <m:sSubPr/>
-          <m:e>
-            <m:r>
-              <m:t/>
-            </m:r>
-          </m:e>
-          <m:sub>
-            <m:r>
-              <m:t>t</m:t>
-            </m:r>
-          </m:sub>
-        </m:sSub>
-        <m:r>
-          <m:t>, pb</m:t>
-        </m:r>
-        <m:sSub>
-          <m:sSubPr/>
-          <m:e>
-            <m:r>
-              <m:t/>
-            </m:r>
-          </m:e>
-          <m:sub>
-            <m:r>
-              <m:t>t</m:t>
-            </m:r>
-          </m:sub>
-        </m:sSub>
-        <m:r>
-          <m:t>, EMBI</m:t>
-        </m:r>
-        <m:sSub>
-          <m:sSubPr/>
-          <m:e>
-            <m:r>
-              <m:t/>
-            </m:r>
-          </m:e>
-          <m:sub>
-            <m:r>
-              <m:t>t</m:t>
-            </m:r>
-          </m:sub>
-        </m:sSub>
-        <m:r>
-          <m:t>, TCRM</m:t>
-        </m:r>
-        <m:sSub>
-          <m:sSubPr/>
-          <m:e>
-            <m:r>
-              <m:t/>
-            </m:r>
-          </m:e>
-          <m:sub>
-            <m:r>
-              <m:t>t</m:t>
-            </m:r>
-          </m:sub>
-        </m:sSub>
-        <m:r>
-          <m:t>, d</m:t>
-        </m:r>
-        <m:sSub>
-          <m:sSubPr/>
-          <m:e>
-            <m:r>
-              <m:t/>
-            </m:r>
-          </m:e>
-          <m:sub>
-            <m:r>
-              <m:t>t</m:t>
-            </m:r>
-          </m:sub>
-        </m:sSub>
-        <m:r>
-          <m:t> )′</m:t>
-        </m:r>
-      </m:oMath>
+      <w:r>
+        <w:rPr>
+          <w:rFonts w:ascii="Calibri" w:cs="Calibri" w:eastAsia="Calibri" w:hAnsi="Calibri"/>
+          <w:b w:val="false"/>
+          <w:bCs w:val="false"/>
+          <w:i/>
+          <w:iCs/>
+          <w:sz w:val="22"/>
+          <w:szCs w:val="22"/>
+        </w:rPr>
+        <w:t xml:space="preserve">A</w:t>
+      </w:r>
+      <w:r>
+        <w:rPr>
+          <w:rFonts w:ascii="Calibri" w:cs="Calibri" w:eastAsia="Calibri" w:hAnsi="Calibri"/>
+          <w:b w:val="false"/>
+          <w:bCs w:val="false"/>
+          <w:i/>
+          <w:iCs/>
+          <w:sz w:val="22"/>
+          <w:szCs w:val="22"/>
+          <w:vertAlign w:val="subscript"/>
+        </w:rPr>
+        <w:t xml:space="preserve">0</w:t>
+      </w:r>
+      <w:r>
+        <w:rPr>
+          <w:rFonts w:ascii="Calibri" w:cs="Calibri" w:eastAsia="Calibri" w:hAnsi="Calibri"/>
+          <w:b w:val="false"/>
+          <w:bCs w:val="false"/>
+          <w:i w:val="false"/>
+          <w:iCs w:val="false"/>
+          <w:sz w:val="22"/>
+          <w:szCs w:val="22"/>
+        </w:rPr>
+        <w:t xml:space="preserve"> </w:t>
+      </w:r>
+      <w:r>
+        <w:rPr>
+          <w:rFonts w:ascii="Calibri" w:cs="Calibri" w:eastAsia="Calibri" w:hAnsi="Calibri"/>
+          <w:b w:val="false"/>
+          <w:bCs w:val="false"/>
+          <w:i/>
+          <w:iCs/>
+          <w:sz w:val="22"/>
+          <w:szCs w:val="22"/>
+        </w:rPr>
+        <w:t xml:space="preserve">u</w:t>
+      </w:r>
+      <w:r>
+        <w:rPr>
+          <w:rFonts w:ascii="Calibri" w:cs="Calibri" w:eastAsia="Calibri" w:hAnsi="Calibri"/>
+          <w:b w:val="false"/>
+          <w:bCs w:val="false"/>
+          <w:i/>
+          <w:iCs/>
+          <w:sz w:val="22"/>
+          <w:szCs w:val="22"/>
+          <w:vertAlign w:val="subscript"/>
+        </w:rPr>
+        <w:t xml:space="preserve">t</w:t>
+      </w:r>
+      <w:r>
+        <w:rPr>
+          <w:rFonts w:ascii="Calibri" w:cs="Calibri" w:eastAsia="Calibri" w:hAnsi="Calibri"/>
+          <w:b w:val="false"/>
+          <w:bCs w:val="false"/>
+          <w:i w:val="false"/>
+          <w:iCs w:val="false"/>
+          <w:sz w:val="22"/>
+          <w:szCs w:val="22"/>
+        </w:rPr>
+        <w:t xml:space="preserve">  =  B </w:t>
+      </w:r>
+      <w:r>
+        <w:rPr>
+          <w:rFonts w:ascii="Calibri" w:cs="Calibri" w:eastAsia="Calibri" w:hAnsi="Calibri"/>
+          <w:b w:val="false"/>
+          <w:bCs w:val="false"/>
+          <w:i/>
+          <w:iCs/>
+          <w:sz w:val="22"/>
+          <w:szCs w:val="22"/>
+        </w:rPr>
+        <w:t xml:space="preserve">e</w:t>
+      </w:r>
+      <w:r>
+        <w:rPr>
+          <w:rFonts w:ascii="Calibri" w:cs="Calibri" w:eastAsia="Calibri" w:hAnsi="Calibri"/>
+          <w:b w:val="false"/>
+          <w:bCs w:val="false"/>
+          <w:i/>
+          <w:iCs/>
+          <w:sz w:val="22"/>
+          <w:szCs w:val="22"/>
+          <w:vertAlign w:val="subscript"/>
+        </w:rPr>
+        <w:t xml:space="preserve">t</w:t>
+      </w:r>
+      <w:r>
+        <w:rPr>
+          <w:rFonts w:ascii="Calibri" w:cs="Calibri" w:eastAsia="Calibri" w:hAnsi="Calibri"/>
+          <w:b w:val="false"/>
+          <w:bCs w:val="false"/>
+          <w:i w:val="false"/>
+          <w:iCs w:val="false"/>
+          <w:sz w:val="22"/>
+          <w:szCs w:val="22"/>
+        </w:rPr>
+        <w:t xml:space="preserve">     con     </w:t>
+      </w:r>
+      <w:r>
+        <w:rPr>
+          <w:rFonts w:ascii="Calibri" w:cs="Calibri" w:eastAsia="Calibri" w:hAnsi="Calibri"/>
+          <w:b w:val="false"/>
+          <w:bCs w:val="false"/>
+          <w:i/>
+          <w:iCs/>
+          <w:sz w:val="22"/>
+          <w:szCs w:val="22"/>
+        </w:rPr>
+        <w:t xml:space="preserve">Y</w:t>
+      </w:r>
+      <w:r>
+        <w:rPr>
+          <w:rFonts w:ascii="Calibri" w:cs="Calibri" w:eastAsia="Calibri" w:hAnsi="Calibri"/>
+          <w:b w:val="false"/>
+          <w:bCs w:val="false"/>
+          <w:i/>
+          <w:iCs/>
+          <w:sz w:val="22"/>
+          <w:szCs w:val="22"/>
+          <w:vertAlign w:val="subscript"/>
+        </w:rPr>
+        <w:t xml:space="preserve">t</w:t>
+      </w:r>
+      <w:r>
+        <w:rPr>
+          <w:rFonts w:ascii="Calibri" w:cs="Calibri" w:eastAsia="Calibri" w:hAnsi="Calibri"/>
+          <w:b w:val="false"/>
+          <w:bCs w:val="false"/>
+          <w:i w:val="false"/>
+          <w:iCs w:val="false"/>
+          <w:sz w:val="22"/>
+          <w:szCs w:val="22"/>
+        </w:rPr>
+        <w:t xml:space="preserve">  =  ( ỹ</w:t>
+      </w:r>
+      <w:r>
+        <w:rPr>
+          <w:rFonts w:ascii="Calibri" w:cs="Calibri" w:eastAsia="Calibri" w:hAnsi="Calibri"/>
+          <w:b w:val="false"/>
+          <w:bCs w:val="false"/>
+          <w:i/>
+          <w:iCs/>
+          <w:sz w:val="22"/>
+          <w:szCs w:val="22"/>
+          <w:vertAlign w:val="subscript"/>
+        </w:rPr>
+        <w:t xml:space="preserve">t</w:t>
+      </w:r>
+      <w:r>
+        <w:rPr>
+          <w:rFonts w:ascii="Calibri" w:cs="Calibri" w:eastAsia="Calibri" w:hAnsi="Calibri"/>
+          <w:b w:val="false"/>
+          <w:bCs w:val="false"/>
+          <w:i w:val="false"/>
+          <w:iCs w:val="false"/>
+          <w:sz w:val="22"/>
+          <w:szCs w:val="22"/>
+        </w:rPr>
+        <w:t xml:space="preserve">, pb</w:t>
+      </w:r>
+      <w:r>
+        <w:rPr>
+          <w:rFonts w:ascii="Calibri" w:cs="Calibri" w:eastAsia="Calibri" w:hAnsi="Calibri"/>
+          <w:b w:val="false"/>
+          <w:bCs w:val="false"/>
+          <w:i/>
+          <w:iCs/>
+          <w:sz w:val="22"/>
+          <w:szCs w:val="22"/>
+          <w:vertAlign w:val="subscript"/>
+        </w:rPr>
+        <w:t xml:space="preserve">t</w:t>
+      </w:r>
+      <w:r>
+        <w:rPr>
+          <w:rFonts w:ascii="Calibri" w:cs="Calibri" w:eastAsia="Calibri" w:hAnsi="Calibri"/>
+          <w:b w:val="false"/>
+          <w:bCs w:val="false"/>
+          <w:i w:val="false"/>
+          <w:iCs w:val="false"/>
+          <w:sz w:val="22"/>
+          <w:szCs w:val="22"/>
+        </w:rPr>
+        <w:t xml:space="preserve">, EMBI</w:t>
+      </w:r>
+      <w:r>
+        <w:rPr>
+          <w:rFonts w:ascii="Calibri" w:cs="Calibri" w:eastAsia="Calibri" w:hAnsi="Calibri"/>
+          <w:b w:val="false"/>
+          <w:bCs w:val="false"/>
+          <w:i/>
+          <w:iCs/>
+          <w:sz w:val="22"/>
+          <w:szCs w:val="22"/>
+          <w:vertAlign w:val="subscript"/>
+        </w:rPr>
+        <w:t xml:space="preserve">t</w:t>
+      </w:r>
+      <w:r>
+        <w:rPr>
+          <w:rFonts w:ascii="Calibri" w:cs="Calibri" w:eastAsia="Calibri" w:hAnsi="Calibri"/>
+          <w:b w:val="false"/>
+          <w:bCs w:val="false"/>
+          <w:i w:val="false"/>
+          <w:iCs w:val="false"/>
+          <w:sz w:val="22"/>
+          <w:szCs w:val="22"/>
+        </w:rPr>
+        <w:t xml:space="preserve">, TCRM</w:t>
+      </w:r>
+      <w:r>
+        <w:rPr>
+          <w:rFonts w:ascii="Calibri" w:cs="Calibri" w:eastAsia="Calibri" w:hAnsi="Calibri"/>
+          <w:b w:val="false"/>
+          <w:bCs w:val="false"/>
+          <w:i/>
+          <w:iCs/>
+          <w:sz w:val="22"/>
+          <w:szCs w:val="22"/>
+          <w:vertAlign w:val="subscript"/>
+        </w:rPr>
+        <w:t xml:space="preserve">t</w:t>
+      </w:r>
+      <w:r>
+        <w:rPr>
+          <w:rFonts w:ascii="Calibri" w:cs="Calibri" w:eastAsia="Calibri" w:hAnsi="Calibri"/>
+          <w:b w:val="false"/>
+          <w:bCs w:val="false"/>
+          <w:i w:val="false"/>
+          <w:iCs w:val="false"/>
+          <w:sz w:val="22"/>
+          <w:szCs w:val="22"/>
+        </w:rPr>
+        <w:t xml:space="preserve">, d</w:t>
+      </w:r>
+      <w:r>
+        <w:rPr>
+          <w:rFonts w:ascii="Calibri" w:cs="Calibri" w:eastAsia="Calibri" w:hAnsi="Calibri"/>
+          <w:b w:val="false"/>
+          <w:bCs w:val="false"/>
+          <w:i/>
+          <w:iCs/>
+          <w:sz w:val="22"/>
+          <w:szCs w:val="22"/>
+          <w:vertAlign w:val="subscript"/>
+        </w:rPr>
+        <w:t xml:space="preserve">t</w:t>
+      </w:r>
+      <w:r>
+        <w:rPr>
+          <w:rFonts w:ascii="Calibri" w:cs="Calibri" w:eastAsia="Calibri" w:hAnsi="Calibri"/>
+          <w:b w:val="false"/>
+          <w:bCs w:val="false"/>
+          <w:i w:val="false"/>
+          <w:iCs w:val="false"/>
+          <w:sz w:val="22"/>
+          <w:szCs w:val="22"/>
+        </w:rPr>
+        <w:t xml:space="preserve"> )′</w:t>
+      </w:r>
     </w:p>
     <w:p>
       <w:pPr>
@@ -2257,7 +2848,7 @@
       </w:pPr>
       <w:r>
         <w:rPr>
-          <w:rFonts w:ascii="Cambria" w:cs="Cambria" w:eastAsia="Cambria" w:hAnsi="Cambria"/>
+          <w:rFonts w:ascii="Calibri" w:cs="Calibri" w:eastAsia="Calibri" w:hAnsi="Calibri"/>
           <w:b w:val="false"/>
           <w:bCs w:val="false"/>
           <w:i w:val="false"/>
@@ -2280,7 +2871,7 @@
       </w:pPr>
       <w:r>
         <w:rPr>
-          <w:rFonts w:ascii="Cambria" w:cs="Cambria" w:eastAsia="Cambria" w:hAnsi="Cambria"/>
+          <w:rFonts w:ascii="Calibri" w:cs="Calibri" w:eastAsia="Calibri" w:hAnsi="Calibri"/>
           <w:b w:val="false"/>
           <w:bCs w:val="false"/>
           <w:i w:val="false"/>
@@ -2292,7 +2883,7 @@
       </w:r>
       <w:r>
         <w:rPr>
-          <w:rFonts w:ascii="Cambria" w:cs="Cambria" w:eastAsia="Cambria" w:hAnsi="Cambria"/>
+          <w:rFonts w:ascii="Calibri" w:cs="Calibri" w:eastAsia="Calibri" w:hAnsi="Calibri"/>
           <w:b w:val="false"/>
           <w:bCs w:val="false"/>
           <w:i/>
@@ -2304,15 +2895,15 @@
       </w:r>
       <w:r>
         <w:rPr>
-          <w:rFonts w:ascii="Cambria" w:cs="Cambria" w:eastAsia="Cambria" w:hAnsi="Cambria"/>
-          <w:b w:val="false"/>
-          <w:bCs w:val="false"/>
-          <w:i w:val="false"/>
-          <w:iCs w:val="false"/>
-          <w:sz w:val="22"/>
-          <w:szCs w:val="22"/>
-        </w:rPr>
-        <w:t xml:space="preserve"> (estándar OCDE/FMI para Argentina: Girouard y André, 2005; Daude et al., 2010; Alberola et al., 2014), y es rígido frente a shocks de riesgo y de tipo de cambio en el mismo trimestre.</w:t>
+          <w:rFonts w:ascii="Calibri" w:cs="Calibri" w:eastAsia="Calibri" w:hAnsi="Calibri"/>
+          <w:b w:val="false"/>
+          <w:bCs w:val="false"/>
+          <w:i w:val="false"/>
+          <w:iCs w:val="false"/>
+          <w:sz w:val="22"/>
+          <w:szCs w:val="22"/>
+        </w:rPr>
+        <w:t xml:space="preserve"> (estándar OCDE/FMI para Argentina: Girouard y André, 2005; Daude et al., 2011; Alberola et al., 2016), y es rígido frente a shocks de riesgo y de tipo de cambio en el mismo trimestre.</w:t>
       </w:r>
     </w:p>
     <w:p>
@@ -2327,7 +2918,7 @@
       </w:pPr>
       <w:r>
         <w:rPr>
-          <w:rFonts w:ascii="Cambria" w:cs="Cambria" w:eastAsia="Cambria" w:hAnsi="Cambria"/>
+          <w:rFonts w:ascii="Calibri" w:cs="Calibri" w:eastAsia="Calibri" w:hAnsi="Calibri"/>
           <w:b w:val="false"/>
           <w:bCs w:val="false"/>
           <w:i w:val="false"/>
@@ -2350,7 +2941,7 @@
       </w:pPr>
       <w:r>
         <w:rPr>
-          <w:rFonts w:ascii="Cambria" w:cs="Cambria" w:eastAsia="Cambria" w:hAnsi="Cambria"/>
+          <w:rFonts w:ascii="Calibri" w:cs="Calibri" w:eastAsia="Calibri" w:hAnsi="Calibri"/>
           <w:b w:val="false"/>
           <w:bCs w:val="false"/>
           <w:i w:val="false"/>
@@ -2363,113 +2954,219 @@
     </w:p>
     <w:p>
       <w:pPr>
-        <w:spacing w:after="160" w:before="120"/>
+        <w:spacing w:after="150" w:before="110"/>
         <w:jc w:val="center"/>
       </w:pPr>
-      <m:oMath>
-        <m:sSub>
-          <m:sSubPr/>
-          <m:e>
-            <m:r>
-              <m:t>d</m:t>
-            </m:r>
-          </m:e>
-          <m:sub>
-            <m:r>
-              <m:t>t</m:t>
-            </m:r>
-          </m:sub>
-        </m:sSub>
-        <m:r>
-          <m:t> = </m:t>
-        </m:r>
-        <m:f>
-          <m:num>
-            <m:r>
-              <m:t>1 + </m:t>
-            </m:r>
-            <m:sSub>
-              <m:sSubPr/>
-              <m:e>
-                <m:r>
-                  <m:t>r</m:t>
-                </m:r>
-              </m:e>
-              <m:sub>
-                <m:r>
-                  <m:t>t</m:t>
-                </m:r>
-              </m:sub>
-            </m:sSub>
-          </m:num>
-          <m:den>
-            <m:r>
-              <m:t>1 + </m:t>
-            </m:r>
-            <m:sSub>
-              <m:sSubPr/>
-              <m:e>
-                <m:r>
-                  <m:t>g</m:t>
-                </m:r>
-              </m:e>
-              <m:sub>
-                <m:r>
-                  <m:t>t</m:t>
-                </m:r>
-              </m:sub>
-            </m:sSub>
-          </m:den>
-        </m:f>
-        <m:r>
-          <m:t> </m:t>
-        </m:r>
-        <m:sSub>
-          <m:sSubPr/>
-          <m:e>
-            <m:r>
-              <m:t>d</m:t>
-            </m:r>
-          </m:e>
-          <m:sub>
-            <m:r>
-              <m:t>t-1</m:t>
-            </m:r>
-          </m:sub>
-        </m:sSub>
-        <m:r>
-          <m:t> − </m:t>
-        </m:r>
-        <m:sSub>
-          <m:sSubPr/>
-          <m:e>
-            <m:r>
-              <m:t>pb</m:t>
-            </m:r>
-          </m:e>
-          <m:sub>
-            <m:r>
-              <m:t>t</m:t>
-            </m:r>
-          </m:sub>
-        </m:sSub>
-        <m:r>
-          <m:t> + </m:t>
-        </m:r>
-        <m:sSub>
-          <m:sSubPr/>
-          <m:e>
-            <m:r>
-              <m:t>sft</m:t>
-            </m:r>
-          </m:e>
-          <m:sub>
-            <m:r>
-              <m:t>t</m:t>
-            </m:r>
-          </m:sub>
-        </m:sSub>
-      </m:oMath>
+      <w:r>
+        <w:rPr>
+          <w:rFonts w:ascii="Calibri" w:cs="Calibri" w:eastAsia="Calibri" w:hAnsi="Calibri"/>
+          <w:b w:val="false"/>
+          <w:bCs w:val="false"/>
+          <w:i/>
+          <w:iCs/>
+          <w:sz w:val="22"/>
+          <w:szCs w:val="22"/>
+        </w:rPr>
+        <w:t xml:space="preserve">d</w:t>
+      </w:r>
+      <w:r>
+        <w:rPr>
+          <w:rFonts w:ascii="Calibri" w:cs="Calibri" w:eastAsia="Calibri" w:hAnsi="Calibri"/>
+          <w:b w:val="false"/>
+          <w:bCs w:val="false"/>
+          <w:i/>
+          <w:iCs/>
+          <w:sz w:val="22"/>
+          <w:szCs w:val="22"/>
+          <w:vertAlign w:val="subscript"/>
+        </w:rPr>
+        <w:t xml:space="preserve">t</w:t>
+      </w:r>
+      <w:r>
+        <w:rPr>
+          <w:rFonts w:ascii="Calibri" w:cs="Calibri" w:eastAsia="Calibri" w:hAnsi="Calibri"/>
+          <w:b w:val="false"/>
+          <w:bCs w:val="false"/>
+          <w:i w:val="false"/>
+          <w:iCs w:val="false"/>
+          <w:sz w:val="22"/>
+          <w:szCs w:val="22"/>
+        </w:rPr>
+        <w:t xml:space="preserve">  =  [ ( 1 + </w:t>
+      </w:r>
+      <w:r>
+        <w:rPr>
+          <w:rFonts w:ascii="Calibri" w:cs="Calibri" w:eastAsia="Calibri" w:hAnsi="Calibri"/>
+          <w:b w:val="false"/>
+          <w:bCs w:val="false"/>
+          <w:i/>
+          <w:iCs/>
+          <w:sz w:val="22"/>
+          <w:szCs w:val="22"/>
+        </w:rPr>
+        <w:t xml:space="preserve">r</w:t>
+      </w:r>
+      <w:r>
+        <w:rPr>
+          <w:rFonts w:ascii="Calibri" w:cs="Calibri" w:eastAsia="Calibri" w:hAnsi="Calibri"/>
+          <w:b w:val="false"/>
+          <w:bCs w:val="false"/>
+          <w:i/>
+          <w:iCs/>
+          <w:sz w:val="22"/>
+          <w:szCs w:val="22"/>
+          <w:vertAlign w:val="subscript"/>
+        </w:rPr>
+        <w:t xml:space="preserve">t</w:t>
+      </w:r>
+      <w:r>
+        <w:rPr>
+          <w:rFonts w:ascii="Calibri" w:cs="Calibri" w:eastAsia="Calibri" w:hAnsi="Calibri"/>
+          <w:b w:val="false"/>
+          <w:bCs w:val="false"/>
+          <w:i w:val="false"/>
+          <w:iCs w:val="false"/>
+          <w:sz w:val="22"/>
+          <w:szCs w:val="22"/>
+        </w:rPr>
+        <w:t xml:space="preserve"> ) / ( 1 + </w:t>
+      </w:r>
+      <w:r>
+        <w:rPr>
+          <w:rFonts w:ascii="Calibri" w:cs="Calibri" w:eastAsia="Calibri" w:hAnsi="Calibri"/>
+          <w:b w:val="false"/>
+          <w:bCs w:val="false"/>
+          <w:i/>
+          <w:iCs/>
+          <w:sz w:val="22"/>
+          <w:szCs w:val="22"/>
+        </w:rPr>
+        <w:t xml:space="preserve">g</w:t>
+      </w:r>
+      <w:r>
+        <w:rPr>
+          <w:rFonts w:ascii="Calibri" w:cs="Calibri" w:eastAsia="Calibri" w:hAnsi="Calibri"/>
+          <w:b w:val="false"/>
+          <w:bCs w:val="false"/>
+          <w:i/>
+          <w:iCs/>
+          <w:sz w:val="22"/>
+          <w:szCs w:val="22"/>
+          <w:vertAlign w:val="subscript"/>
+        </w:rPr>
+        <w:t xml:space="preserve">t</w:t>
+      </w:r>
+      <w:r>
+        <w:rPr>
+          <w:rFonts w:ascii="Calibri" w:cs="Calibri" w:eastAsia="Calibri" w:hAnsi="Calibri"/>
+          <w:b w:val="false"/>
+          <w:bCs w:val="false"/>
+          <w:i w:val="false"/>
+          <w:iCs w:val="false"/>
+          <w:sz w:val="22"/>
+          <w:szCs w:val="22"/>
+        </w:rPr>
+        <w:t xml:space="preserve"> ) ] </w:t>
+      </w:r>
+      <w:r>
+        <w:rPr>
+          <w:rFonts w:ascii="Calibri" w:cs="Calibri" w:eastAsia="Calibri" w:hAnsi="Calibri"/>
+          <w:b w:val="false"/>
+          <w:bCs w:val="false"/>
+          <w:i/>
+          <w:iCs/>
+          <w:sz w:val="22"/>
+          <w:szCs w:val="22"/>
+        </w:rPr>
+        <w:t xml:space="preserve">d</w:t>
+      </w:r>
+      <w:r>
+        <w:rPr>
+          <w:rFonts w:ascii="Calibri" w:cs="Calibri" w:eastAsia="Calibri" w:hAnsi="Calibri"/>
+          <w:b w:val="false"/>
+          <w:bCs w:val="false"/>
+          <w:i/>
+          <w:iCs/>
+          <w:sz w:val="22"/>
+          <w:szCs w:val="22"/>
+          <w:vertAlign w:val="subscript"/>
+        </w:rPr>
+        <w:t xml:space="preserve">t−1</w:t>
+      </w:r>
+      <w:r>
+        <w:rPr>
+          <w:rFonts w:ascii="Calibri" w:cs="Calibri" w:eastAsia="Calibri" w:hAnsi="Calibri"/>
+          <w:b w:val="false"/>
+          <w:bCs w:val="false"/>
+          <w:i w:val="false"/>
+          <w:iCs w:val="false"/>
+          <w:sz w:val="22"/>
+          <w:szCs w:val="22"/>
+        </w:rPr>
+        <w:t xml:space="preserve">  −  </w:t>
+      </w:r>
+      <w:r>
+        <w:rPr>
+          <w:rFonts w:ascii="Calibri" w:cs="Calibri" w:eastAsia="Calibri" w:hAnsi="Calibri"/>
+          <w:b w:val="false"/>
+          <w:bCs w:val="false"/>
+          <w:i/>
+          <w:iCs/>
+          <w:sz w:val="22"/>
+          <w:szCs w:val="22"/>
+        </w:rPr>
+        <w:t xml:space="preserve">pb</w:t>
+      </w:r>
+      <w:r>
+        <w:rPr>
+          <w:rFonts w:ascii="Calibri" w:cs="Calibri" w:eastAsia="Calibri" w:hAnsi="Calibri"/>
+          <w:b w:val="false"/>
+          <w:bCs w:val="false"/>
+          <w:i/>
+          <w:iCs/>
+          <w:sz w:val="22"/>
+          <w:szCs w:val="22"/>
+          <w:vertAlign w:val="subscript"/>
+        </w:rPr>
+        <w:t xml:space="preserve">t</w:t>
+      </w:r>
+      <w:r>
+        <w:rPr>
+          <w:rFonts w:ascii="Calibri" w:cs="Calibri" w:eastAsia="Calibri" w:hAnsi="Calibri"/>
+          <w:b w:val="false"/>
+          <w:bCs w:val="false"/>
+          <w:i w:val="false"/>
+          <w:iCs w:val="false"/>
+          <w:sz w:val="22"/>
+          <w:szCs w:val="22"/>
+        </w:rPr>
+        <w:t xml:space="preserve">  +  </w:t>
+      </w:r>
+      <w:r>
+        <w:rPr>
+          <w:rFonts w:ascii="Calibri" w:cs="Calibri" w:eastAsia="Calibri" w:hAnsi="Calibri"/>
+          <w:b w:val="false"/>
+          <w:bCs w:val="false"/>
+          <w:i/>
+          <w:iCs/>
+          <w:sz w:val="22"/>
+          <w:szCs w:val="22"/>
+        </w:rPr>
+        <w:t xml:space="preserve">sft</w:t>
+      </w:r>
+      <w:r>
+        <w:rPr>
+          <w:rFonts w:ascii="Calibri" w:cs="Calibri" w:eastAsia="Calibri" w:hAnsi="Calibri"/>
+          <w:b w:val="false"/>
+          <w:bCs w:val="false"/>
+          <w:i/>
+          <w:iCs/>
+          <w:sz w:val="22"/>
+          <w:szCs w:val="22"/>
+          <w:vertAlign w:val="subscript"/>
+        </w:rPr>
+        <w:t xml:space="preserve">t</w:t>
+      </w:r>
     </w:p>
     <w:p>
       <w:pPr>
@@ -2479,7 +3176,7 @@
       </w:pPr>
       <w:r>
         <w:rPr>
-          <w:rFonts w:ascii="Cambria" w:cs="Cambria" w:eastAsia="Cambria" w:hAnsi="Cambria"/>
+          <w:rFonts w:ascii="Calibri" w:cs="Calibri" w:eastAsia="Calibri" w:hAnsi="Calibri"/>
           <w:b w:val="false"/>
           <w:bCs w:val="false"/>
           <w:i w:val="false"/>
@@ -2491,19 +3188,19 @@
       </w:r>
       <w:r>
         <w:rPr>
-          <w:rFonts w:ascii="Cambria" w:cs="Cambria" w:eastAsia="Cambria" w:hAnsi="Cambria"/>
-          <w:b w:val="false"/>
-          <w:bCs w:val="false"/>
-          <w:i/>
-          <w:iCs/>
-          <w:sz w:val="22"/>
-          <w:szCs w:val="22"/>
-        </w:rPr>
-        <w:t xml:space="preserve">S = A₀⁻¹B</w:t>
-      </w:r>
-      <w:r>
-        <w:rPr>
-          <w:rFonts w:ascii="Cambria" w:cs="Cambria" w:eastAsia="Cambria" w:hAnsi="Cambria"/>
+          <w:rFonts w:ascii="Calibri" w:cs="Calibri" w:eastAsia="Calibri" w:hAnsi="Calibri"/>
+          <w:b w:val="false"/>
+          <w:bCs w:val="false"/>
+          <w:i/>
+          <w:iCs/>
+          <w:sz w:val="22"/>
+          <w:szCs w:val="22"/>
+        </w:rPr>
+        <w:t xml:space="preserve">S = A0⁻¹ B</w:t>
+      </w:r>
+      <w:r>
+        <w:rPr>
+          <w:rFonts w:ascii="Calibri" w:cs="Calibri" w:eastAsia="Calibri" w:hAnsi="Calibri"/>
           <w:b w:val="false"/>
           <w:bCs w:val="false"/>
           <w:i w:val="false"/>
@@ -2522,7 +3219,7 @@
       </w:pPr>
       <w:r>
         <w:rPr>
-          <w:rFonts w:ascii="Cambria" w:cs="Cambria" w:eastAsia="Cambria" w:hAnsi="Cambria"/>
+          <w:rFonts w:ascii="Calibri" w:cs="Calibri" w:eastAsia="Calibri" w:hAnsi="Calibri"/>
           <w:b w:val="false"/>
           <w:bCs w:val="false"/>
           <w:i w:val="false"/>
@@ -2535,134 +3232,266 @@
     </w:p>
     <w:p>
       <w:pPr>
-        <w:spacing w:after="160" w:before="120"/>
+        <w:spacing w:after="150" w:before="110"/>
         <w:jc w:val="center"/>
       </w:pPr>
-      <m:oMath>
-        <m:sSub>
-          <m:sSubPr/>
-          <m:e>
-            <m:r>
-              <m:t>pb</m:t>
-            </m:r>
-          </m:e>
-          <m:sub>
-            <m:r>
-              <m:t>t</m:t>
-            </m:r>
-          </m:sub>
-        </m:sSub>
-        <m:r>
-          <m:t> = α + ρ </m:t>
-        </m:r>
-        <m:sSub>
-          <m:sSubPr/>
-          <m:e>
-            <m:r>
-              <m:t>d</m:t>
-            </m:r>
-          </m:e>
-          <m:sub>
-            <m:r>
-              <m:t>t-1</m:t>
-            </m:r>
-          </m:sub>
-        </m:sSub>
-        <m:r>
-          <m:t> + γ ỹ</m:t>
-        </m:r>
-        <m:sSub>
-          <m:sSubPr/>
-          <m:e>
-            <m:r>
-              <m:t/>
-            </m:r>
-          </m:e>
-          <m:sub>
-            <m:r>
-              <m:t>t</m:t>
-            </m:r>
-          </m:sub>
-        </m:sSub>
-        <m:r>
-          <m:t> + </m:t>
-        </m:r>
-        <m:nary>
-          <m:naryPr>
-            <m:chr m:val="∑"/>
-            <m:limLoc m:val="undOvr"/>
-          </m:naryPr>
-          <m:sub>
-            <m:r>
-              <m:t>j=−4</m:t>
-            </m:r>
-          </m:sub>
-          <m:sup>
-            <m:r>
-              <m:t>4</m:t>
-            </m:r>
-          </m:sup>
-          <m:e>
-            <m:r>
-              <m:t>φ</m:t>
-            </m:r>
-            <m:sSub>
-              <m:sSubPr/>
-              <m:e>
-                <m:r>
-                  <m:t/>
-                </m:r>
-              </m:e>
-              <m:sub>
-                <m:r>
-                  <m:t>j</m:t>
-                </m:r>
-              </m:sub>
-            </m:sSub>
-            <m:r>
-              <m:t> Δ</m:t>
-            </m:r>
-            <m:sSub>
-              <m:sSubPr/>
-              <m:e>
-                <m:r>
-                  <m:t>d</m:t>
-                </m:r>
-              </m:e>
-              <m:sub>
-                <m:r>
-                  <m:t>t-j</m:t>
-                </m:r>
-              </m:sub>
-            </m:sSub>
-          </m:e>
-        </m:nary>
-        <m:r>
-          <m:t> + ε</m:t>
-        </m:r>
-        <m:sSub>
-          <m:sSubPr/>
-          <m:e>
-            <m:r>
-              <m:t/>
-            </m:r>
-          </m:e>
-          <m:sub>
-            <m:r>
-              <m:t>t</m:t>
-            </m:r>
-          </m:sub>
-        </m:sSub>
-      </m:oMath>
+      <w:r>
+        <w:rPr>
+          <w:rFonts w:ascii="Calibri" w:cs="Calibri" w:eastAsia="Calibri" w:hAnsi="Calibri"/>
+          <w:b w:val="false"/>
+          <w:bCs w:val="false"/>
+          <w:i/>
+          <w:iCs/>
+          <w:sz w:val="22"/>
+          <w:szCs w:val="22"/>
+        </w:rPr>
+        <w:t xml:space="preserve">pb</w:t>
+      </w:r>
+      <w:r>
+        <w:rPr>
+          <w:rFonts w:ascii="Calibri" w:cs="Calibri" w:eastAsia="Calibri" w:hAnsi="Calibri"/>
+          <w:b w:val="false"/>
+          <w:bCs w:val="false"/>
+          <w:i/>
+          <w:iCs/>
+          <w:sz w:val="22"/>
+          <w:szCs w:val="22"/>
+          <w:vertAlign w:val="subscript"/>
+        </w:rPr>
+        <w:t xml:space="preserve">t</w:t>
+      </w:r>
+      <w:r>
+        <w:rPr>
+          <w:rFonts w:ascii="Calibri" w:cs="Calibri" w:eastAsia="Calibri" w:hAnsi="Calibri"/>
+          <w:b w:val="false"/>
+          <w:bCs w:val="false"/>
+          <w:i w:val="false"/>
+          <w:iCs w:val="false"/>
+          <w:sz w:val="22"/>
+          <w:szCs w:val="22"/>
+        </w:rPr>
+        <w:t xml:space="preserve">  =  α  +  ρ </w:t>
+      </w:r>
+      <w:r>
+        <w:rPr>
+          <w:rFonts w:ascii="Calibri" w:cs="Calibri" w:eastAsia="Calibri" w:hAnsi="Calibri"/>
+          <w:b w:val="false"/>
+          <w:bCs w:val="false"/>
+          <w:i/>
+          <w:iCs/>
+          <w:sz w:val="22"/>
+          <w:szCs w:val="22"/>
+        </w:rPr>
+        <w:t xml:space="preserve">d</w:t>
+      </w:r>
+      <w:r>
+        <w:rPr>
+          <w:rFonts w:ascii="Calibri" w:cs="Calibri" w:eastAsia="Calibri" w:hAnsi="Calibri"/>
+          <w:b w:val="false"/>
+          <w:bCs w:val="false"/>
+          <w:i/>
+          <w:iCs/>
+          <w:sz w:val="22"/>
+          <w:szCs w:val="22"/>
+          <w:vertAlign w:val="subscript"/>
+        </w:rPr>
+        <w:t xml:space="preserve">t−1</w:t>
+      </w:r>
+      <w:r>
+        <w:rPr>
+          <w:rFonts w:ascii="Calibri" w:cs="Calibri" w:eastAsia="Calibri" w:hAnsi="Calibri"/>
+          <w:b w:val="false"/>
+          <w:bCs w:val="false"/>
+          <w:i w:val="false"/>
+          <w:iCs w:val="false"/>
+          <w:sz w:val="22"/>
+          <w:szCs w:val="22"/>
+        </w:rPr>
+        <w:t xml:space="preserve">  +  γ </w:t>
+      </w:r>
+      <w:r>
+        <w:rPr>
+          <w:rFonts w:ascii="Calibri" w:cs="Calibri" w:eastAsia="Calibri" w:hAnsi="Calibri"/>
+          <w:b w:val="false"/>
+          <w:bCs w:val="false"/>
+          <w:i/>
+          <w:iCs/>
+          <w:sz w:val="22"/>
+          <w:szCs w:val="22"/>
+        </w:rPr>
+        <w:t xml:space="preserve">ỹ</w:t>
+      </w:r>
+      <w:r>
+        <w:rPr>
+          <w:rFonts w:ascii="Calibri" w:cs="Calibri" w:eastAsia="Calibri" w:hAnsi="Calibri"/>
+          <w:b w:val="false"/>
+          <w:bCs w:val="false"/>
+          <w:i/>
+          <w:iCs/>
+          <w:sz w:val="22"/>
+          <w:szCs w:val="22"/>
+          <w:vertAlign w:val="subscript"/>
+        </w:rPr>
+        <w:t xml:space="preserve">t</w:t>
+      </w:r>
+      <w:r>
+        <w:rPr>
+          <w:rFonts w:ascii="Calibri" w:cs="Calibri" w:eastAsia="Calibri" w:hAnsi="Calibri"/>
+          <w:b w:val="false"/>
+          <w:bCs w:val="false"/>
+          <w:i w:val="false"/>
+          <w:iCs w:val="false"/>
+          <w:sz w:val="22"/>
+          <w:szCs w:val="22"/>
+        </w:rPr>
+        <w:t xml:space="preserve">  +  Σ</w:t>
+      </w:r>
+      <w:r>
+        <w:rPr>
+          <w:rFonts w:ascii="Calibri" w:cs="Calibri" w:eastAsia="Calibri" w:hAnsi="Calibri"/>
+          <w:b w:val="false"/>
+          <w:bCs w:val="false"/>
+          <w:i w:val="false"/>
+          <w:iCs w:val="false"/>
+          <w:sz w:val="22"/>
+          <w:szCs w:val="22"/>
+          <w:vertAlign w:val="subscript"/>
+        </w:rPr>
+        <w:t xml:space="preserve">j = −4</w:t>
+      </w:r>
+      <w:r>
+        <w:rPr>
+          <w:rFonts w:ascii="Calibri" w:cs="Calibri" w:eastAsia="Calibri" w:hAnsi="Calibri"/>
+          <w:b w:val="false"/>
+          <w:bCs w:val="false"/>
+          <w:i w:val="false"/>
+          <w:iCs w:val="false"/>
+          <w:sz w:val="22"/>
+          <w:szCs w:val="22"/>
+          <w:vertAlign w:val="superscript"/>
+        </w:rPr>
+        <w:t xml:space="preserve">4</w:t>
+      </w:r>
+      <w:r>
+        <w:rPr>
+          <w:rFonts w:ascii="Calibri" w:cs="Calibri" w:eastAsia="Calibri" w:hAnsi="Calibri"/>
+          <w:b w:val="false"/>
+          <w:bCs w:val="false"/>
+          <w:i w:val="false"/>
+          <w:iCs w:val="false"/>
+          <w:sz w:val="22"/>
+          <w:szCs w:val="22"/>
+        </w:rPr>
+        <w:t xml:space="preserve">  </w:t>
+      </w:r>
+      <w:r>
+        <w:rPr>
+          <w:rFonts w:ascii="Calibri" w:cs="Calibri" w:eastAsia="Calibri" w:hAnsi="Calibri"/>
+          <w:b w:val="false"/>
+          <w:bCs w:val="false"/>
+          <w:i/>
+          <w:iCs/>
+          <w:sz w:val="22"/>
+          <w:szCs w:val="22"/>
+        </w:rPr>
+        <w:t xml:space="preserve">φ</w:t>
+      </w:r>
+      <w:r>
+        <w:rPr>
+          <w:rFonts w:ascii="Calibri" w:cs="Calibri" w:eastAsia="Calibri" w:hAnsi="Calibri"/>
+          <w:b w:val="false"/>
+          <w:bCs w:val="false"/>
+          <w:i/>
+          <w:iCs/>
+          <w:sz w:val="22"/>
+          <w:szCs w:val="22"/>
+          <w:vertAlign w:val="subscript"/>
+        </w:rPr>
+        <w:t xml:space="preserve">j</w:t>
+      </w:r>
+      <w:r>
+        <w:rPr>
+          <w:rFonts w:ascii="Calibri" w:cs="Calibri" w:eastAsia="Calibri" w:hAnsi="Calibri"/>
+          <w:b w:val="false"/>
+          <w:bCs w:val="false"/>
+          <w:i w:val="false"/>
+          <w:iCs w:val="false"/>
+          <w:sz w:val="22"/>
+          <w:szCs w:val="22"/>
+        </w:rPr>
+        <w:t xml:space="preserve"> Δ</w:t>
+      </w:r>
+      <w:r>
+        <w:rPr>
+          <w:rFonts w:ascii="Calibri" w:cs="Calibri" w:eastAsia="Calibri" w:hAnsi="Calibri"/>
+          <w:b w:val="false"/>
+          <w:bCs w:val="false"/>
+          <w:i/>
+          <w:iCs/>
+          <w:sz w:val="22"/>
+          <w:szCs w:val="22"/>
+        </w:rPr>
+        <w:t xml:space="preserve">d</w:t>
+      </w:r>
+      <w:r>
+        <w:rPr>
+          <w:rFonts w:ascii="Calibri" w:cs="Calibri" w:eastAsia="Calibri" w:hAnsi="Calibri"/>
+          <w:b w:val="false"/>
+          <w:bCs w:val="false"/>
+          <w:i/>
+          <w:iCs/>
+          <w:sz w:val="22"/>
+          <w:szCs w:val="22"/>
+          <w:vertAlign w:val="subscript"/>
+        </w:rPr>
+        <w:t xml:space="preserve">t−j</w:t>
+      </w:r>
+      <w:r>
+        <w:rPr>
+          <w:rFonts w:ascii="Calibri" w:cs="Calibri" w:eastAsia="Calibri" w:hAnsi="Calibri"/>
+          <w:b w:val="false"/>
+          <w:bCs w:val="false"/>
+          <w:i w:val="false"/>
+          <w:iCs w:val="false"/>
+          <w:sz w:val="22"/>
+          <w:szCs w:val="22"/>
+        </w:rPr>
+        <w:t xml:space="preserve">  +  </w:t>
+      </w:r>
+      <w:r>
+        <w:rPr>
+          <w:rFonts w:ascii="Calibri" w:cs="Calibri" w:eastAsia="Calibri" w:hAnsi="Calibri"/>
+          <w:b w:val="false"/>
+          <w:bCs w:val="false"/>
+          <w:i/>
+          <w:iCs/>
+          <w:sz w:val="22"/>
+          <w:szCs w:val="22"/>
+        </w:rPr>
+        <w:t xml:space="preserve">ε</w:t>
+      </w:r>
+      <w:r>
+        <w:rPr>
+          <w:rFonts w:ascii="Calibri" w:cs="Calibri" w:eastAsia="Calibri" w:hAnsi="Calibri"/>
+          <w:b w:val="false"/>
+          <w:bCs w:val="false"/>
+          <w:i/>
+          <w:iCs/>
+          <w:sz w:val="22"/>
+          <w:szCs w:val="22"/>
+          <w:vertAlign w:val="subscript"/>
+        </w:rPr>
+        <w:t xml:space="preserve">t</w:t>
+      </w:r>
     </w:p>
     <w:p>
       <w:pPr>
         <w:pStyle w:val="Heading2"/>
-        <w:spacing w:after="110" w:before="260"/>
-      </w:pPr>
-      <w:r>
-        <w:rPr>
-          <w:rFonts w:ascii="Cambria" w:cs="Cambria" w:eastAsia="Cambria" w:hAnsi="Cambria"/>
+        <w:spacing w:after="100" w:before="240"/>
+      </w:pPr>
+      <w:r>
+        <w:rPr>
+          <w:rFonts w:ascii="Calibri" w:cs="Calibri" w:eastAsia="Calibri" w:hAnsi="Calibri"/>
           <w:b/>
           <w:bCs/>
           <w:sz w:val="23"/>
@@ -2679,7 +3508,7 @@
       </w:pPr>
       <w:r>
         <w:rPr>
-          <w:rFonts w:ascii="Cambria" w:cs="Cambria" w:eastAsia="Cambria" w:hAnsi="Cambria"/>
+          <w:rFonts w:ascii="Calibri" w:cs="Calibri" w:eastAsia="Calibri" w:hAnsi="Calibri"/>
           <w:b w:val="false"/>
           <w:bCs w:val="false"/>
           <w:i w:val="false"/>
@@ -2693,11 +3522,11 @@
     <w:p>
       <w:pPr>
         <w:pStyle w:val="Heading2"/>
-        <w:spacing w:after="110" w:before="260"/>
-      </w:pPr>
-      <w:r>
-        <w:rPr>
-          <w:rFonts w:ascii="Cambria" w:cs="Cambria" w:eastAsia="Cambria" w:hAnsi="Cambria"/>
+        <w:spacing w:after="100" w:before="240"/>
+      </w:pPr>
+      <w:r>
+        <w:rPr>
+          <w:rFonts w:ascii="Calibri" w:cs="Calibri" w:eastAsia="Calibri" w:hAnsi="Calibri"/>
           <w:b/>
           <w:bCs/>
           <w:sz w:val="23"/>
@@ -2714,7 +3543,7 @@
       </w:pPr>
       <w:r>
         <w:rPr>
-          <w:rFonts w:ascii="Cambria" w:cs="Cambria" w:eastAsia="Cambria" w:hAnsi="Cambria"/>
+          <w:rFonts w:ascii="Calibri" w:cs="Calibri" w:eastAsia="Calibri" w:hAnsi="Calibri"/>
           <w:b w:val="false"/>
           <w:bCs w:val="false"/>
           <w:i w:val="false"/>
@@ -2727,120 +3556,282 @@
     </w:p>
     <w:p>
       <w:pPr>
-        <w:spacing w:after="160" w:before="120"/>
+        <w:spacing w:after="150" w:before="110"/>
         <w:jc w:val="center"/>
       </w:pPr>
-      <m:oMath>
-        <m:sSub>
-          <m:sSubPr/>
-          <m:e>
-            <m:r>
-              <m:t>pb</m:t>
-            </m:r>
-          </m:e>
-          <m:sub>
-            <m:r>
-              <m:t>t</m:t>
-            </m:r>
-          </m:sub>
-        </m:sSub>
-        <m:r>
-          <m:t> = α + β₁ </m:t>
-        </m:r>
-        <m:sSub>
-          <m:sSubPr/>
-          <m:e>
-            <m:r>
-              <m:t>d</m:t>
-            </m:r>
-          </m:e>
-          <m:sub>
-            <m:r>
-              <m:t>t-1</m:t>
-            </m:r>
-          </m:sub>
-        </m:sSub>
-        <m:r>
-          <m:t> 𝟙(EMBI</m:t>
-        </m:r>
-        <m:sSub>
-          <m:sSubPr/>
-          <m:e>
-            <m:r>
-              <m:t/>
-            </m:r>
-          </m:e>
-          <m:sub>
-            <m:r>
-              <m:t>t</m:t>
-            </m:r>
-          </m:sub>
-        </m:sSub>
-        <m:r>
-          <m:t> ≤ τ) + β₂ </m:t>
-        </m:r>
-        <m:sSub>
-          <m:sSubPr/>
-          <m:e>
-            <m:r>
-              <m:t>d</m:t>
-            </m:r>
-          </m:e>
-          <m:sub>
-            <m:r>
-              <m:t>t-1</m:t>
-            </m:r>
-          </m:sub>
-        </m:sSub>
-        <m:r>
-          <m:t> 𝟙(EMBI</m:t>
-        </m:r>
-        <m:sSub>
-          <m:sSubPr/>
-          <m:e>
-            <m:r>
-              <m:t/>
-            </m:r>
-          </m:e>
-          <m:sub>
-            <m:r>
-              <m:t>t</m:t>
-            </m:r>
-          </m:sub>
-        </m:sSub>
-        <m:r>
-          <m:t> &gt; τ) + γ ỹ</m:t>
-        </m:r>
-        <m:sSub>
-          <m:sSubPr/>
-          <m:e>
-            <m:r>
-              <m:t/>
-            </m:r>
-          </m:e>
-          <m:sub>
-            <m:r>
-              <m:t>t</m:t>
-            </m:r>
-          </m:sub>
-        </m:sSub>
-        <m:r>
-          <m:t> + ε</m:t>
-        </m:r>
-        <m:sSub>
-          <m:sSubPr/>
-          <m:e>
-            <m:r>
-              <m:t/>
-            </m:r>
-          </m:e>
-          <m:sub>
-            <m:r>
-              <m:t>t</m:t>
-            </m:r>
-          </m:sub>
-        </m:sSub>
-      </m:oMath>
+      <w:r>
+        <w:rPr>
+          <w:rFonts w:ascii="Calibri" w:cs="Calibri" w:eastAsia="Calibri" w:hAnsi="Calibri"/>
+          <w:b w:val="false"/>
+          <w:bCs w:val="false"/>
+          <w:i/>
+          <w:iCs/>
+          <w:sz w:val="22"/>
+          <w:szCs w:val="22"/>
+        </w:rPr>
+        <w:t xml:space="preserve">pb</w:t>
+      </w:r>
+      <w:r>
+        <w:rPr>
+          <w:rFonts w:ascii="Calibri" w:cs="Calibri" w:eastAsia="Calibri" w:hAnsi="Calibri"/>
+          <w:b w:val="false"/>
+          <w:bCs w:val="false"/>
+          <w:i/>
+          <w:iCs/>
+          <w:sz w:val="22"/>
+          <w:szCs w:val="22"/>
+          <w:vertAlign w:val="subscript"/>
+        </w:rPr>
+        <w:t xml:space="preserve">t</w:t>
+      </w:r>
+      <w:r>
+        <w:rPr>
+          <w:rFonts w:ascii="Calibri" w:cs="Calibri" w:eastAsia="Calibri" w:hAnsi="Calibri"/>
+          <w:b w:val="false"/>
+          <w:bCs w:val="false"/>
+          <w:i w:val="false"/>
+          <w:iCs w:val="false"/>
+          <w:sz w:val="22"/>
+          <w:szCs w:val="22"/>
+        </w:rPr>
+        <w:t xml:space="preserve">  =  α  +  β</w:t>
+      </w:r>
+      <w:r>
+        <w:rPr>
+          <w:rFonts w:ascii="Calibri" w:cs="Calibri" w:eastAsia="Calibri" w:hAnsi="Calibri"/>
+          <w:b w:val="false"/>
+          <w:bCs w:val="false"/>
+          <w:i w:val="false"/>
+          <w:iCs w:val="false"/>
+          <w:sz w:val="22"/>
+          <w:szCs w:val="22"/>
+          <w:vertAlign w:val="subscript"/>
+        </w:rPr>
+        <w:t xml:space="preserve">1</w:t>
+      </w:r>
+      <w:r>
+        <w:rPr>
+          <w:rFonts w:ascii="Calibri" w:cs="Calibri" w:eastAsia="Calibri" w:hAnsi="Calibri"/>
+          <w:b w:val="false"/>
+          <w:bCs w:val="false"/>
+          <w:i w:val="false"/>
+          <w:iCs w:val="false"/>
+          <w:sz w:val="22"/>
+          <w:szCs w:val="22"/>
+        </w:rPr>
+        <w:t xml:space="preserve"> </w:t>
+      </w:r>
+      <w:r>
+        <w:rPr>
+          <w:rFonts w:ascii="Calibri" w:cs="Calibri" w:eastAsia="Calibri" w:hAnsi="Calibri"/>
+          <w:b w:val="false"/>
+          <w:bCs w:val="false"/>
+          <w:i/>
+          <w:iCs/>
+          <w:sz w:val="22"/>
+          <w:szCs w:val="22"/>
+        </w:rPr>
+        <w:t xml:space="preserve">d</w:t>
+      </w:r>
+      <w:r>
+        <w:rPr>
+          <w:rFonts w:ascii="Calibri" w:cs="Calibri" w:eastAsia="Calibri" w:hAnsi="Calibri"/>
+          <w:b w:val="false"/>
+          <w:bCs w:val="false"/>
+          <w:i/>
+          <w:iCs/>
+          <w:sz w:val="22"/>
+          <w:szCs w:val="22"/>
+          <w:vertAlign w:val="subscript"/>
+        </w:rPr>
+        <w:t xml:space="preserve">t−1</w:t>
+      </w:r>
+      <w:r>
+        <w:rPr>
+          <w:rFonts w:ascii="Calibri" w:cs="Calibri" w:eastAsia="Calibri" w:hAnsi="Calibri"/>
+          <w:b w:val="false"/>
+          <w:bCs w:val="false"/>
+          <w:i w:val="false"/>
+          <w:iCs w:val="false"/>
+          <w:sz w:val="22"/>
+          <w:szCs w:val="22"/>
+        </w:rPr>
+        <w:t xml:space="preserve"> · 1( EMBI</w:t>
+      </w:r>
+      <w:r>
+        <w:rPr>
+          <w:rFonts w:ascii="Calibri" w:cs="Calibri" w:eastAsia="Calibri" w:hAnsi="Calibri"/>
+          <w:b w:val="false"/>
+          <w:bCs w:val="false"/>
+          <w:i/>
+          <w:iCs/>
+          <w:sz w:val="22"/>
+          <w:szCs w:val="22"/>
+          <w:vertAlign w:val="subscript"/>
+        </w:rPr>
+        <w:t xml:space="preserve">t</w:t>
+      </w:r>
+      <w:r>
+        <w:rPr>
+          <w:rFonts w:ascii="Calibri" w:cs="Calibri" w:eastAsia="Calibri" w:hAnsi="Calibri"/>
+          <w:b w:val="false"/>
+          <w:bCs w:val="false"/>
+          <w:i w:val="false"/>
+          <w:iCs w:val="false"/>
+          <w:sz w:val="22"/>
+          <w:szCs w:val="22"/>
+        </w:rPr>
+        <w:t xml:space="preserve"> ≤ τ )  +  β</w:t>
+      </w:r>
+      <w:r>
+        <w:rPr>
+          <w:rFonts w:ascii="Calibri" w:cs="Calibri" w:eastAsia="Calibri" w:hAnsi="Calibri"/>
+          <w:b w:val="false"/>
+          <w:bCs w:val="false"/>
+          <w:i w:val="false"/>
+          <w:iCs w:val="false"/>
+          <w:sz w:val="22"/>
+          <w:szCs w:val="22"/>
+          <w:vertAlign w:val="subscript"/>
+        </w:rPr>
+        <w:t xml:space="preserve">2</w:t>
+      </w:r>
+      <w:r>
+        <w:rPr>
+          <w:rFonts w:ascii="Calibri" w:cs="Calibri" w:eastAsia="Calibri" w:hAnsi="Calibri"/>
+          <w:b w:val="false"/>
+          <w:bCs w:val="false"/>
+          <w:i w:val="false"/>
+          <w:iCs w:val="false"/>
+          <w:sz w:val="22"/>
+          <w:szCs w:val="22"/>
+        </w:rPr>
+        <w:t xml:space="preserve"> </w:t>
+      </w:r>
+      <w:r>
+        <w:rPr>
+          <w:rFonts w:ascii="Calibri" w:cs="Calibri" w:eastAsia="Calibri" w:hAnsi="Calibri"/>
+          <w:b w:val="false"/>
+          <w:bCs w:val="false"/>
+          <w:i/>
+          <w:iCs/>
+          <w:sz w:val="22"/>
+          <w:szCs w:val="22"/>
+        </w:rPr>
+        <w:t xml:space="preserve">d</w:t>
+      </w:r>
+      <w:r>
+        <w:rPr>
+          <w:rFonts w:ascii="Calibri" w:cs="Calibri" w:eastAsia="Calibri" w:hAnsi="Calibri"/>
+          <w:b w:val="false"/>
+          <w:bCs w:val="false"/>
+          <w:i/>
+          <w:iCs/>
+          <w:sz w:val="22"/>
+          <w:szCs w:val="22"/>
+          <w:vertAlign w:val="subscript"/>
+        </w:rPr>
+        <w:t xml:space="preserve">t−1</w:t>
+      </w:r>
+      <w:r>
+        <w:rPr>
+          <w:rFonts w:ascii="Calibri" w:cs="Calibri" w:eastAsia="Calibri" w:hAnsi="Calibri"/>
+          <w:b w:val="false"/>
+          <w:bCs w:val="false"/>
+          <w:i w:val="false"/>
+          <w:iCs w:val="false"/>
+          <w:sz w:val="22"/>
+          <w:szCs w:val="22"/>
+        </w:rPr>
+        <w:t xml:space="preserve"> · 1( EMBI</w:t>
+      </w:r>
+      <w:r>
+        <w:rPr>
+          <w:rFonts w:ascii="Calibri" w:cs="Calibri" w:eastAsia="Calibri" w:hAnsi="Calibri"/>
+          <w:b w:val="false"/>
+          <w:bCs w:val="false"/>
+          <w:i/>
+          <w:iCs/>
+          <w:sz w:val="22"/>
+          <w:szCs w:val="22"/>
+          <w:vertAlign w:val="subscript"/>
+        </w:rPr>
+        <w:t xml:space="preserve">t</w:t>
+      </w:r>
+      <w:r>
+        <w:rPr>
+          <w:rFonts w:ascii="Calibri" w:cs="Calibri" w:eastAsia="Calibri" w:hAnsi="Calibri"/>
+          <w:b w:val="false"/>
+          <w:bCs w:val="false"/>
+          <w:i w:val="false"/>
+          <w:iCs w:val="false"/>
+          <w:sz w:val="22"/>
+          <w:szCs w:val="22"/>
+        </w:rPr>
+        <w:t xml:space="preserve"> &gt; τ )  +  γ </w:t>
+      </w:r>
+      <w:r>
+        <w:rPr>
+          <w:rFonts w:ascii="Calibri" w:cs="Calibri" w:eastAsia="Calibri" w:hAnsi="Calibri"/>
+          <w:b w:val="false"/>
+          <w:bCs w:val="false"/>
+          <w:i/>
+          <w:iCs/>
+          <w:sz w:val="22"/>
+          <w:szCs w:val="22"/>
+        </w:rPr>
+        <w:t xml:space="preserve">ỹ</w:t>
+      </w:r>
+      <w:r>
+        <w:rPr>
+          <w:rFonts w:ascii="Calibri" w:cs="Calibri" w:eastAsia="Calibri" w:hAnsi="Calibri"/>
+          <w:b w:val="false"/>
+          <w:bCs w:val="false"/>
+          <w:i/>
+          <w:iCs/>
+          <w:sz w:val="22"/>
+          <w:szCs w:val="22"/>
+          <w:vertAlign w:val="subscript"/>
+        </w:rPr>
+        <w:t xml:space="preserve">t</w:t>
+      </w:r>
+      <w:r>
+        <w:rPr>
+          <w:rFonts w:ascii="Calibri" w:cs="Calibri" w:eastAsia="Calibri" w:hAnsi="Calibri"/>
+          <w:b w:val="false"/>
+          <w:bCs w:val="false"/>
+          <w:i w:val="false"/>
+          <w:iCs w:val="false"/>
+          <w:sz w:val="22"/>
+          <w:szCs w:val="22"/>
+        </w:rPr>
+        <w:t xml:space="preserve">  +  </w:t>
+      </w:r>
+      <w:r>
+        <w:rPr>
+          <w:rFonts w:ascii="Calibri" w:cs="Calibri" w:eastAsia="Calibri" w:hAnsi="Calibri"/>
+          <w:b w:val="false"/>
+          <w:bCs w:val="false"/>
+          <w:i/>
+          <w:iCs/>
+          <w:sz w:val="22"/>
+          <w:szCs w:val="22"/>
+        </w:rPr>
+        <w:t xml:space="preserve">ε</w:t>
+      </w:r>
+      <w:r>
+        <w:rPr>
+          <w:rFonts w:ascii="Calibri" w:cs="Calibri" w:eastAsia="Calibri" w:hAnsi="Calibri"/>
+          <w:b w:val="false"/>
+          <w:bCs w:val="false"/>
+          <w:i/>
+          <w:iCs/>
+          <w:sz w:val="22"/>
+          <w:szCs w:val="22"/>
+          <w:vertAlign w:val="subscript"/>
+        </w:rPr>
+        <w:t xml:space="preserve">t</w:t>
+      </w:r>
     </w:p>
     <w:p>
       <w:pPr>
@@ -2850,7 +3841,7 @@
       </w:pPr>
       <w:r>
         <w:rPr>
-          <w:rFonts w:ascii="Cambria" w:cs="Cambria" w:eastAsia="Cambria" w:hAnsi="Cambria"/>
+          <w:rFonts w:ascii="Calibri" w:cs="Calibri" w:eastAsia="Calibri" w:hAnsi="Calibri"/>
           <w:b w:val="false"/>
           <w:bCs w:val="false"/>
           <w:i w:val="false"/>
@@ -2862,7 +3853,7 @@
       </w:r>
       <w:r>
         <w:rPr>
-          <w:rFonts w:ascii="Cambria" w:cs="Cambria" w:eastAsia="Cambria" w:hAnsi="Cambria"/>
+          <w:rFonts w:ascii="Calibri" w:cs="Calibri" w:eastAsia="Calibri" w:hAnsi="Calibri"/>
           <w:b w:val="false"/>
           <w:bCs w:val="false"/>
           <w:i/>
@@ -2874,7 +3865,7 @@
       </w:r>
       <w:r>
         <w:rPr>
-          <w:rFonts w:ascii="Cambria" w:cs="Cambria" w:eastAsia="Cambria" w:hAnsi="Cambria"/>
+          <w:rFonts w:ascii="Calibri" w:cs="Calibri" w:eastAsia="Calibri" w:hAnsi="Calibri"/>
           <w:b w:val="false"/>
           <w:bCs w:val="false"/>
           <w:i w:val="false"/>
@@ -2886,7 +3877,7 @@
       </w:r>
       <w:r>
         <w:rPr>
-          <w:rFonts w:ascii="Cambria" w:cs="Cambria" w:eastAsia="Cambria" w:hAnsi="Cambria"/>
+          <w:rFonts w:ascii="Calibri" w:cs="Calibri" w:eastAsia="Calibri" w:hAnsi="Calibri"/>
           <w:b w:val="false"/>
           <w:bCs w:val="false"/>
           <w:i/>
@@ -2898,7 +3889,7 @@
       </w:r>
       <w:r>
         <w:rPr>
-          <w:rFonts w:ascii="Cambria" w:cs="Cambria" w:eastAsia="Cambria" w:hAnsi="Cambria"/>
+          <w:rFonts w:ascii="Calibri" w:cs="Calibri" w:eastAsia="Calibri" w:hAnsi="Calibri"/>
           <w:b w:val="false"/>
           <w:bCs w:val="false"/>
           <w:i w:val="false"/>
@@ -2912,11 +3903,11 @@
     <w:p>
       <w:pPr>
         <w:pStyle w:val="Heading2"/>
-        <w:spacing w:after="110" w:before="260"/>
-      </w:pPr>
-      <w:r>
-        <w:rPr>
-          <w:rFonts w:ascii="Cambria" w:cs="Cambria" w:eastAsia="Cambria" w:hAnsi="Cambria"/>
+        <w:spacing w:after="100" w:before="240"/>
+      </w:pPr>
+      <w:r>
+        <w:rPr>
+          <w:rFonts w:ascii="Calibri" w:cs="Calibri" w:eastAsia="Calibri" w:hAnsi="Calibri"/>
           <w:b/>
           <w:bCs/>
           <w:sz w:val="23"/>
@@ -2933,7 +3924,7 @@
       </w:pPr>
       <w:r>
         <w:rPr>
-          <w:rFonts w:ascii="Cambria" w:cs="Cambria" w:eastAsia="Cambria" w:hAnsi="Cambria"/>
+          <w:rFonts w:ascii="Calibri" w:cs="Calibri" w:eastAsia="Calibri" w:hAnsi="Calibri"/>
           <w:b w:val="false"/>
           <w:bCs w:val="false"/>
           <w:i w:val="false"/>
@@ -2946,86 +3937,145 @@
     </w:p>
     <w:p>
       <w:pPr>
-        <w:spacing w:after="160" w:before="120"/>
+        <w:spacing w:after="150" w:before="110"/>
         <w:jc w:val="center"/>
       </w:pPr>
-      <m:oMath>
-        <m:r>
-          <m:t>d(risk</m:t>
-        </m:r>
-        <m:sSub>
-          <m:sSubPr/>
-          <m:e>
-            <m:r>
-              <m:t/>
-            </m:r>
-          </m:e>
-          <m:sub>
-            <m:r>
-              <m:t>t</m:t>
-            </m:r>
-          </m:sub>
-        </m:sSub>
-        <m:r>
-          <m:t>) = κ(θ − risk</m:t>
-        </m:r>
-        <m:sSub>
-          <m:sSubPr/>
-          <m:e>
-            <m:r>
-              <m:t/>
-            </m:r>
-          </m:e>
-          <m:sub>
-            <m:r>
-              <m:t>t</m:t>
-            </m:r>
-          </m:sub>
-        </m:sSub>
-        <m:r>
-          <m:t>) dt + σ </m:t>
-        </m:r>
-        <m:rad>
-          <m:radPr>
-            <m:degHide m:val="1"/>
-          </m:radPr>
-          <m:deg/>
-          <m:e>
-            <m:r>
-              <m:t>risk</m:t>
-            </m:r>
-            <m:sSub>
-              <m:sSubPr/>
-              <m:e>
-                <m:r>
-                  <m:t/>
-                </m:r>
-              </m:e>
-              <m:sub>
-                <m:r>
-                  <m:t>t</m:t>
-                </m:r>
-              </m:sub>
-            </m:sSub>
-          </m:e>
-        </m:rad>
-        <m:r>
-          <m:t> dW</m:t>
-        </m:r>
-        <m:sSub>
-          <m:sSubPr/>
-          <m:e>
-            <m:r>
-              <m:t/>
-            </m:r>
-          </m:e>
-          <m:sub>
-            <m:r>
-              <m:t>t</m:t>
-            </m:r>
-          </m:sub>
-        </m:sSub>
-      </m:oMath>
+      <w:r>
+        <w:rPr>
+          <w:rFonts w:ascii="Calibri" w:cs="Calibri" w:eastAsia="Calibri" w:hAnsi="Calibri"/>
+          <w:b w:val="false"/>
+          <w:bCs w:val="false"/>
+          <w:i w:val="false"/>
+          <w:iCs w:val="false"/>
+          <w:sz w:val="22"/>
+          <w:szCs w:val="22"/>
+        </w:rPr>
+        <w:t xml:space="preserve">d( risk</w:t>
+      </w:r>
+      <w:r>
+        <w:rPr>
+          <w:rFonts w:ascii="Calibri" w:cs="Calibri" w:eastAsia="Calibri" w:hAnsi="Calibri"/>
+          <w:b w:val="false"/>
+          <w:bCs w:val="false"/>
+          <w:i/>
+          <w:iCs/>
+          <w:sz w:val="22"/>
+          <w:szCs w:val="22"/>
+          <w:vertAlign w:val="subscript"/>
+        </w:rPr>
+        <w:t xml:space="preserve">t</w:t>
+      </w:r>
+      <w:r>
+        <w:rPr>
+          <w:rFonts w:ascii="Calibri" w:cs="Calibri" w:eastAsia="Calibri" w:hAnsi="Calibri"/>
+          <w:b w:val="false"/>
+          <w:bCs w:val="false"/>
+          <w:i w:val="false"/>
+          <w:iCs w:val="false"/>
+          <w:sz w:val="22"/>
+          <w:szCs w:val="22"/>
+        </w:rPr>
+        <w:t xml:space="preserve"> )  =  κ ( θ − risk</w:t>
+      </w:r>
+      <w:r>
+        <w:rPr>
+          <w:rFonts w:ascii="Calibri" w:cs="Calibri" w:eastAsia="Calibri" w:hAnsi="Calibri"/>
+          <w:b w:val="false"/>
+          <w:bCs w:val="false"/>
+          <w:i/>
+          <w:iCs/>
+          <w:sz w:val="22"/>
+          <w:szCs w:val="22"/>
+          <w:vertAlign w:val="subscript"/>
+        </w:rPr>
+        <w:t xml:space="preserve">t</w:t>
+      </w:r>
+      <w:r>
+        <w:rPr>
+          <w:rFonts w:ascii="Calibri" w:cs="Calibri" w:eastAsia="Calibri" w:hAnsi="Calibri"/>
+          <w:b w:val="false"/>
+          <w:bCs w:val="false"/>
+          <w:i w:val="false"/>
+          <w:iCs w:val="false"/>
+          <w:sz w:val="22"/>
+          <w:szCs w:val="22"/>
+        </w:rPr>
+        <w:t xml:space="preserve"> ) d</w:t>
+      </w:r>
+      <w:r>
+        <w:rPr>
+          <w:rFonts w:ascii="Calibri" w:cs="Calibri" w:eastAsia="Calibri" w:hAnsi="Calibri"/>
+          <w:b w:val="false"/>
+          <w:bCs w:val="false"/>
+          <w:i/>
+          <w:iCs/>
+          <w:sz w:val="22"/>
+          <w:szCs w:val="22"/>
+        </w:rPr>
+        <w:t xml:space="preserve">t</w:t>
+      </w:r>
+      <w:r>
+        <w:rPr>
+          <w:rFonts w:ascii="Calibri" w:cs="Calibri" w:eastAsia="Calibri" w:hAnsi="Calibri"/>
+          <w:b w:val="false"/>
+          <w:bCs w:val="false"/>
+          <w:i w:val="false"/>
+          <w:iCs w:val="false"/>
+          <w:sz w:val="22"/>
+          <w:szCs w:val="22"/>
+        </w:rPr>
+        <w:t xml:space="preserve">  +  σ √( risk</w:t>
+      </w:r>
+      <w:r>
+        <w:rPr>
+          <w:rFonts w:ascii="Calibri" w:cs="Calibri" w:eastAsia="Calibri" w:hAnsi="Calibri"/>
+          <w:b w:val="false"/>
+          <w:bCs w:val="false"/>
+          <w:i/>
+          <w:iCs/>
+          <w:sz w:val="22"/>
+          <w:szCs w:val="22"/>
+          <w:vertAlign w:val="subscript"/>
+        </w:rPr>
+        <w:t xml:space="preserve">t</w:t>
+      </w:r>
+      <w:r>
+        <w:rPr>
+          <w:rFonts w:ascii="Calibri" w:cs="Calibri" w:eastAsia="Calibri" w:hAnsi="Calibri"/>
+          <w:b w:val="false"/>
+          <w:bCs w:val="false"/>
+          <w:i w:val="false"/>
+          <w:iCs w:val="false"/>
+          <w:sz w:val="22"/>
+          <w:szCs w:val="22"/>
+        </w:rPr>
+        <w:t xml:space="preserve"> ) d</w:t>
+      </w:r>
+      <w:r>
+        <w:rPr>
+          <w:rFonts w:ascii="Calibri" w:cs="Calibri" w:eastAsia="Calibri" w:hAnsi="Calibri"/>
+          <w:b w:val="false"/>
+          <w:bCs w:val="false"/>
+          <w:i/>
+          <w:iCs/>
+          <w:sz w:val="22"/>
+          <w:szCs w:val="22"/>
+        </w:rPr>
+        <w:t xml:space="preserve">W</w:t>
+      </w:r>
+      <w:r>
+        <w:rPr>
+          <w:rFonts w:ascii="Calibri" w:cs="Calibri" w:eastAsia="Calibri" w:hAnsi="Calibri"/>
+          <w:b w:val="false"/>
+          <w:bCs w:val="false"/>
+          <w:i/>
+          <w:iCs/>
+          <w:sz w:val="22"/>
+          <w:szCs w:val="22"/>
+          <w:vertAlign w:val="subscript"/>
+        </w:rPr>
+        <w:t xml:space="preserve">t</w:t>
+      </w:r>
     </w:p>
     <w:p>
       <w:pPr>
@@ -3035,7 +4085,7 @@
       </w:pPr>
       <w:r>
         <w:rPr>
-          <w:rFonts w:ascii="Cambria" w:cs="Cambria" w:eastAsia="Cambria" w:hAnsi="Cambria"/>
+          <w:rFonts w:ascii="Calibri" w:cs="Calibri" w:eastAsia="Calibri" w:hAnsi="Calibri"/>
           <w:b w:val="false"/>
           <w:bCs w:val="false"/>
           <w:i w:val="false"/>
@@ -3047,7 +4097,7 @@
       </w:r>
       <w:r>
         <w:rPr>
-          <w:rFonts w:ascii="Cambria" w:cs="Cambria" w:eastAsia="Cambria" w:hAnsi="Cambria"/>
+          <w:rFonts w:ascii="Calibri" w:cs="Calibri" w:eastAsia="Calibri" w:hAnsi="Calibri"/>
           <w:b w:val="false"/>
           <w:bCs w:val="false"/>
           <w:i/>
@@ -3059,7 +4109,7 @@
       </w:r>
       <w:r>
         <w:rPr>
-          <w:rFonts w:ascii="Cambria" w:cs="Cambria" w:eastAsia="Cambria" w:hAnsi="Cambria"/>
+          <w:rFonts w:ascii="Calibri" w:cs="Calibri" w:eastAsia="Calibri" w:hAnsi="Calibri"/>
           <w:b w:val="false"/>
           <w:bCs w:val="false"/>
           <w:i w:val="false"/>
@@ -3071,7 +4121,7 @@
       </w:r>
       <w:r>
         <w:rPr>
-          <w:rFonts w:ascii="Cambria" w:cs="Cambria" w:eastAsia="Cambria" w:hAnsi="Cambria"/>
+          <w:rFonts w:ascii="Calibri" w:cs="Calibri" w:eastAsia="Calibri" w:hAnsi="Calibri"/>
           <w:b w:val="false"/>
           <w:bCs w:val="false"/>
           <w:i/>
@@ -3083,7 +4133,7 @@
       </w:r>
       <w:r>
         <w:rPr>
-          <w:rFonts w:ascii="Cambria" w:cs="Cambria" w:eastAsia="Cambria" w:hAnsi="Cambria"/>
+          <w:rFonts w:ascii="Calibri" w:cs="Calibri" w:eastAsia="Calibri" w:hAnsi="Calibri"/>
           <w:b w:val="false"/>
           <w:bCs w:val="false"/>
           <w:i w:val="false"/>
@@ -3095,7 +4145,7 @@
       </w:r>
       <w:r>
         <w:rPr>
-          <w:rFonts w:ascii="Cambria" w:cs="Cambria" w:eastAsia="Cambria" w:hAnsi="Cambria"/>
+          <w:rFonts w:ascii="Calibri" w:cs="Calibri" w:eastAsia="Calibri" w:hAnsi="Calibri"/>
           <w:b w:val="false"/>
           <w:bCs w:val="false"/>
           <w:i/>
@@ -3107,7 +4157,7 @@
       </w:r>
       <w:r>
         <w:rPr>
-          <w:rFonts w:ascii="Cambria" w:cs="Cambria" w:eastAsia="Cambria" w:hAnsi="Cambria"/>
+          <w:rFonts w:ascii="Calibri" w:cs="Calibri" w:eastAsia="Calibri" w:hAnsi="Calibri"/>
           <w:b w:val="false"/>
           <w:bCs w:val="false"/>
           <w:i w:val="false"/>
@@ -3119,19 +4169,19 @@
       </w:r>
       <w:r>
         <w:rPr>
-          <w:rFonts w:ascii="Cambria" w:cs="Cambria" w:eastAsia="Cambria" w:hAnsi="Cambria"/>
-          <w:b w:val="false"/>
-          <w:bCs w:val="false"/>
-          <w:i/>
-          <w:iCs/>
-          <w:sz w:val="22"/>
-          <w:szCs w:val="22"/>
-        </w:rPr>
-        <w:t xml:space="preserve">2κθ &gt; σ²</w:t>
-      </w:r>
-      <w:r>
-        <w:rPr>
-          <w:rFonts w:ascii="Cambria" w:cs="Cambria" w:eastAsia="Cambria" w:hAnsi="Cambria"/>
+          <w:rFonts w:ascii="Calibri" w:cs="Calibri" w:eastAsia="Calibri" w:hAnsi="Calibri"/>
+          <w:b w:val="false"/>
+          <w:bCs w:val="false"/>
+          <w:i/>
+          <w:iCs/>
+          <w:sz w:val="22"/>
+          <w:szCs w:val="22"/>
+        </w:rPr>
+        <w:t xml:space="preserve">2 κ θ &gt; σ²</w:t>
+      </w:r>
+      <w:r>
+        <w:rPr>
+          <w:rFonts w:ascii="Calibri" w:cs="Calibri" w:eastAsia="Calibri" w:hAnsi="Calibri"/>
           <w:b w:val="false"/>
           <w:bCs w:val="false"/>
           <w:i w:val="false"/>
@@ -3144,17 +4194,12 @@
     </w:p>
     <w:p>
       <w:pPr>
-        <w:pageBreakBefore/>
-      </w:pPr>
-    </w:p>
-    <w:p>
-      <w:pPr>
         <w:pStyle w:val="Heading1"/>
-        <w:spacing w:after="140" w:before="360"/>
-      </w:pPr>
-      <w:r>
-        <w:rPr>
-          <w:rFonts w:ascii="Cambria" w:cs="Cambria" w:eastAsia="Cambria" w:hAnsi="Cambria"/>
+        <w:spacing w:after="130" w:before="340"/>
+      </w:pPr>
+      <w:r>
+        <w:rPr>
+          <w:rFonts w:ascii="Calibri" w:cs="Calibri" w:eastAsia="Calibri" w:hAnsi="Calibri"/>
           <w:b/>
           <w:bCs/>
           <w:sz w:val="26"/>
@@ -3166,11 +4211,11 @@
     <w:p>
       <w:pPr>
         <w:pStyle w:val="Heading2"/>
-        <w:spacing w:after="110" w:before="260"/>
-      </w:pPr>
-      <w:r>
-        <w:rPr>
-          <w:rFonts w:ascii="Cambria" w:cs="Cambria" w:eastAsia="Cambria" w:hAnsi="Cambria"/>
+        <w:spacing w:after="100" w:before="240"/>
+      </w:pPr>
+      <w:r>
+        <w:rPr>
+          <w:rFonts w:ascii="Calibri" w:cs="Calibri" w:eastAsia="Calibri" w:hAnsi="Calibri"/>
           <w:b/>
           <w:bCs/>
           <w:sz w:val="23"/>
@@ -3187,7 +4232,7 @@
       </w:pPr>
       <w:r>
         <w:rPr>
-          <w:rFonts w:ascii="Cambria" w:cs="Cambria" w:eastAsia="Cambria" w:hAnsi="Cambria"/>
+          <w:rFonts w:ascii="Calibri" w:cs="Calibri" w:eastAsia="Calibri" w:hAnsi="Calibri"/>
           <w:b w:val="false"/>
           <w:bCs w:val="false"/>
           <w:i w:val="false"/>
@@ -3206,15 +4251,15 @@
       </w:pPr>
       <w:r>
         <w:rPr>
-          <w:rFonts w:ascii="Cambria" w:cs="Cambria" w:eastAsia="Cambria" w:hAnsi="Cambria"/>
-          <w:b w:val="false"/>
-          <w:bCs w:val="false"/>
-          <w:i w:val="false"/>
-          <w:iCs w:val="false"/>
-          <w:sz w:val="22"/>
-          <w:szCs w:val="22"/>
-        </w:rPr>
-        <w:t xml:space="preserve">El VECM de la ventana ampliada converge al mismo diagnóstico por una vía distinta. La velocidad de ajuste del resultado primario hacia el equilibrio de largo plazo no es significativa (αpb = 0,0044, p = 0,204), y tampoco lo es en cuatro de las cinco especificaciones alternativas de rezagos. Es la propia deuda la que carga con la velocidad de ajuste significativa del sistema (αd = −0,111, p &lt; 0,001): el sistema corrige desvíos, pero no a través de la política fiscal.</w:t>
+          <w:rFonts w:ascii="Calibri" w:cs="Calibri" w:eastAsia="Calibri" w:hAnsi="Calibri"/>
+          <w:b w:val="false"/>
+          <w:bCs w:val="false"/>
+          <w:i w:val="false"/>
+          <w:iCs w:val="false"/>
+          <w:sz w:val="22"/>
+          <w:szCs w:val="22"/>
+        </w:rPr>
+        <w:t xml:space="preserve">El VECM de la ventana ampliada converge al mismo diagnóstico por una vía distinta. La velocidad de ajuste del resultado primario hacia el equilibrio de largo plazo no es significativa (α = 0,0044, p = 0,204), y tampoco lo es en cuatro de las cinco especificaciones alternativas de rezagos. Es la propia deuda la que carga con la velocidad de ajuste significativa del sistema (α = −0,111, p &lt; 0,001): el sistema corrige desvíos, pero no a través de la política fiscal.</w:t>
       </w:r>
     </w:p>
     <w:p>
@@ -3267,7 +4312,7 @@
             </w:pPr>
             <w:r>
               <w:rPr>
-                <w:rFonts w:ascii="Cambria" w:cs="Cambria" w:eastAsia="Cambria" w:hAnsi="Cambria"/>
+                <w:rFonts w:ascii="Calibri" w:cs="Calibri" w:eastAsia="Calibri" w:hAnsi="Calibri"/>
                 <w:b/>
                 <w:bCs/>
                 <w:sz w:val="19"/>
@@ -3300,7 +4345,7 @@
             </w:pPr>
             <w:r>
               <w:rPr>
-                <w:rFonts w:ascii="Cambria" w:cs="Cambria" w:eastAsia="Cambria" w:hAnsi="Cambria"/>
+                <w:rFonts w:ascii="Calibri" w:cs="Calibri" w:eastAsia="Calibri" w:hAnsi="Calibri"/>
                 <w:b/>
                 <w:bCs/>
                 <w:sz w:val="19"/>
@@ -3333,7 +4378,7 @@
             </w:pPr>
             <w:r>
               <w:rPr>
-                <w:rFonts w:ascii="Cambria" w:cs="Cambria" w:eastAsia="Cambria" w:hAnsi="Cambria"/>
+                <w:rFonts w:ascii="Calibri" w:cs="Calibri" w:eastAsia="Calibri" w:hAnsi="Calibri"/>
                 <w:b/>
                 <w:bCs/>
                 <w:sz w:val="19"/>
@@ -3366,7 +4411,7 @@
             </w:pPr>
             <w:r>
               <w:rPr>
-                <w:rFonts w:ascii="Cambria" w:cs="Cambria" w:eastAsia="Cambria" w:hAnsi="Cambria"/>
+                <w:rFonts w:ascii="Calibri" w:cs="Calibri" w:eastAsia="Calibri" w:hAnsi="Calibri"/>
                 <w:b/>
                 <w:bCs/>
                 <w:sz w:val="19"/>
@@ -3401,7 +4446,7 @@
             </w:pPr>
             <w:r>
               <w:rPr>
-                <w:rFonts w:ascii="Cambria" w:cs="Cambria" w:eastAsia="Cambria" w:hAnsi="Cambria"/>
+                <w:rFonts w:ascii="Calibri" w:cs="Calibri" w:eastAsia="Calibri" w:hAnsi="Calibri"/>
                 <w:b w:val="false"/>
                 <w:bCs w:val="false"/>
                 <w:sz w:val="19"/>
@@ -3434,7 +4479,7 @@
             </w:pPr>
             <w:r>
               <w:rPr>
-                <w:rFonts w:ascii="Cambria" w:cs="Cambria" w:eastAsia="Cambria" w:hAnsi="Cambria"/>
+                <w:rFonts w:ascii="Calibri" w:cs="Calibri" w:eastAsia="Calibri" w:hAnsi="Calibri"/>
                 <w:b w:val="false"/>
                 <w:bCs w:val="false"/>
                 <w:sz w:val="19"/>
@@ -3467,7 +4512,7 @@
             </w:pPr>
             <w:r>
               <w:rPr>
-                <w:rFonts w:ascii="Cambria" w:cs="Cambria" w:eastAsia="Cambria" w:hAnsi="Cambria"/>
+                <w:rFonts w:ascii="Calibri" w:cs="Calibri" w:eastAsia="Calibri" w:hAnsi="Calibri"/>
                 <w:b w:val="false"/>
                 <w:bCs w:val="false"/>
                 <w:sz w:val="19"/>
@@ -3500,7 +4545,7 @@
             </w:pPr>
             <w:r>
               <w:rPr>
-                <w:rFonts w:ascii="Cambria" w:cs="Cambria" w:eastAsia="Cambria" w:hAnsi="Cambria"/>
+                <w:rFonts w:ascii="Calibri" w:cs="Calibri" w:eastAsia="Calibri" w:hAnsi="Calibri"/>
                 <w:b w:val="false"/>
                 <w:bCs w:val="false"/>
                 <w:sz w:val="19"/>
@@ -3535,7 +4580,7 @@
             </w:pPr>
             <w:r>
               <w:rPr>
-                <w:rFonts w:ascii="Cambria" w:cs="Cambria" w:eastAsia="Cambria" w:hAnsi="Cambria"/>
+                <w:rFonts w:ascii="Calibri" w:cs="Calibri" w:eastAsia="Calibri" w:hAnsi="Calibri"/>
                 <w:b w:val="false"/>
                 <w:bCs w:val="false"/>
                 <w:sz w:val="19"/>
@@ -3568,7 +4613,7 @@
             </w:pPr>
             <w:r>
               <w:rPr>
-                <w:rFonts w:ascii="Cambria" w:cs="Cambria" w:eastAsia="Cambria" w:hAnsi="Cambria"/>
+                <w:rFonts w:ascii="Calibri" w:cs="Calibri" w:eastAsia="Calibri" w:hAnsi="Calibri"/>
                 <w:b w:val="false"/>
                 <w:bCs w:val="false"/>
                 <w:sz w:val="19"/>
@@ -3601,7 +4646,7 @@
             </w:pPr>
             <w:r>
               <w:rPr>
-                <w:rFonts w:ascii="Cambria" w:cs="Cambria" w:eastAsia="Cambria" w:hAnsi="Cambria"/>
+                <w:rFonts w:ascii="Calibri" w:cs="Calibri" w:eastAsia="Calibri" w:hAnsi="Calibri"/>
                 <w:b w:val="false"/>
                 <w:bCs w:val="false"/>
                 <w:sz w:val="19"/>
@@ -3634,7 +4679,7 @@
             </w:pPr>
             <w:r>
               <w:rPr>
-                <w:rFonts w:ascii="Cambria" w:cs="Cambria" w:eastAsia="Cambria" w:hAnsi="Cambria"/>
+                <w:rFonts w:ascii="Calibri" w:cs="Calibri" w:eastAsia="Calibri" w:hAnsi="Calibri"/>
                 <w:b w:val="false"/>
                 <w:bCs w:val="false"/>
                 <w:sz w:val="19"/>
@@ -3669,7 +4714,7 @@
             </w:pPr>
             <w:r>
               <w:rPr>
-                <w:rFonts w:ascii="Cambria" w:cs="Cambria" w:eastAsia="Cambria" w:hAnsi="Cambria"/>
+                <w:rFonts w:ascii="Calibri" w:cs="Calibri" w:eastAsia="Calibri" w:hAnsi="Calibri"/>
                 <w:b w:val="false"/>
                 <w:bCs w:val="false"/>
                 <w:sz w:val="19"/>
@@ -3702,7 +4747,7 @@
             </w:pPr>
             <w:r>
               <w:rPr>
-                <w:rFonts w:ascii="Cambria" w:cs="Cambria" w:eastAsia="Cambria" w:hAnsi="Cambria"/>
+                <w:rFonts w:ascii="Calibri" w:cs="Calibri" w:eastAsia="Calibri" w:hAnsi="Calibri"/>
                 <w:b w:val="false"/>
                 <w:bCs w:val="false"/>
                 <w:sz w:val="19"/>
@@ -3735,7 +4780,7 @@
             </w:pPr>
             <w:r>
               <w:rPr>
-                <w:rFonts w:ascii="Cambria" w:cs="Cambria" w:eastAsia="Cambria" w:hAnsi="Cambria"/>
+                <w:rFonts w:ascii="Calibri" w:cs="Calibri" w:eastAsia="Calibri" w:hAnsi="Calibri"/>
                 <w:b w:val="false"/>
                 <w:bCs w:val="false"/>
                 <w:sz w:val="19"/>
@@ -3768,7 +4813,7 @@
             </w:pPr>
             <w:r>
               <w:rPr>
-                <w:rFonts w:ascii="Cambria" w:cs="Cambria" w:eastAsia="Cambria" w:hAnsi="Cambria"/>
+                <w:rFonts w:ascii="Calibri" w:cs="Calibri" w:eastAsia="Calibri" w:hAnsi="Calibri"/>
                 <w:b w:val="false"/>
                 <w:bCs w:val="false"/>
                 <w:sz w:val="19"/>
@@ -3803,7 +4848,7 @@
             </w:pPr>
             <w:r>
               <w:rPr>
-                <w:rFonts w:ascii="Cambria" w:cs="Cambria" w:eastAsia="Cambria" w:hAnsi="Cambria"/>
+                <w:rFonts w:ascii="Calibri" w:cs="Calibri" w:eastAsia="Calibri" w:hAnsi="Calibri"/>
                 <w:b w:val="false"/>
                 <w:bCs w:val="false"/>
                 <w:sz w:val="19"/>
@@ -3836,7 +4881,7 @@
             </w:pPr>
             <w:r>
               <w:rPr>
-                <w:rFonts w:ascii="Cambria" w:cs="Cambria" w:eastAsia="Cambria" w:hAnsi="Cambria"/>
+                <w:rFonts w:ascii="Calibri" w:cs="Calibri" w:eastAsia="Calibri" w:hAnsi="Calibri"/>
                 <w:b w:val="false"/>
                 <w:bCs w:val="false"/>
                 <w:sz w:val="19"/>
@@ -3869,7 +4914,7 @@
             </w:pPr>
             <w:r>
               <w:rPr>
-                <w:rFonts w:ascii="Cambria" w:cs="Cambria" w:eastAsia="Cambria" w:hAnsi="Cambria"/>
+                <w:rFonts w:ascii="Calibri" w:cs="Calibri" w:eastAsia="Calibri" w:hAnsi="Calibri"/>
                 <w:b w:val="false"/>
                 <w:bCs w:val="false"/>
                 <w:sz w:val="19"/>
@@ -3902,7 +4947,7 @@
             </w:pPr>
             <w:r>
               <w:rPr>
-                <w:rFonts w:ascii="Cambria" w:cs="Cambria" w:eastAsia="Cambria" w:hAnsi="Cambria"/>
+                <w:rFonts w:ascii="Calibri" w:cs="Calibri" w:eastAsia="Calibri" w:hAnsi="Calibri"/>
                 <w:b w:val="false"/>
                 <w:bCs w:val="false"/>
                 <w:sz w:val="19"/>
@@ -3926,7 +4971,7 @@
       </w:pPr>
       <w:r>
         <w:rPr>
-          <w:rFonts w:ascii="Cambria" w:cs="Cambria" w:eastAsia="Cambria" w:hAnsi="Cambria"/>
+          <w:rFonts w:ascii="Calibri" w:cs="Calibri" w:eastAsia="Calibri" w:hAnsi="Calibri"/>
           <w:i/>
           <w:iCs/>
           <w:sz w:val="19"/>
@@ -3936,23 +4981,23 @@
       </w:r>
       <w:r>
         <w:rPr>
-          <w:rFonts w:ascii="Cambria" w:cs="Cambria" w:eastAsia="Cambria" w:hAnsi="Cambria"/>
+          <w:rFonts w:ascii="Calibri" w:cs="Calibri" w:eastAsia="Calibri" w:hAnsi="Calibri"/>
           <w:i/>
           <w:iCs/>
           <w:sz w:val="19"/>
           <w:szCs w:val="19"/>
         </w:rPr>
-        <w:t xml:space="preserve">VECM de la ventana ampliada 1999–2025, rango de cointegración uno, rezago por BIC. Vector de largo plazo normalizado sobre la deuda: βpb = 1,077, βEMBI = −0,012, βTCRM = 17,08. Fuente: resultados/tablas/fase16_vecm_final_alpha.csv y fase16_vecm_final_beta.csv.</w:t>
+        <w:t xml:space="preserve">VECM de la ventana ampliada 1999–2025, rango de cointegración uno, rezago por BIC. Vector de largo plazo normalizado sobre la deuda: coeficientes 1,077 para el resultado primario, −0,012 para el EMBI+ y 17,08 para el tipo de cambio real. Fuente: resultados/tablas/fase16_vecm_final_alpha.csv y fase16_vecm_final_beta.csv.</w:t>
       </w:r>
     </w:p>
     <w:p>
       <w:pPr>
         <w:pStyle w:val="Heading2"/>
-        <w:spacing w:after="110" w:before="260"/>
-      </w:pPr>
-      <w:r>
-        <w:rPr>
-          <w:rFonts w:ascii="Cambria" w:cs="Cambria" w:eastAsia="Cambria" w:hAnsi="Cambria"/>
+        <w:spacing w:after="100" w:before="240"/>
+      </w:pPr>
+      <w:r>
+        <w:rPr>
+          <w:rFonts w:ascii="Calibri" w:cs="Calibri" w:eastAsia="Calibri" w:hAnsi="Calibri"/>
           <w:b/>
           <w:bCs/>
           <w:sz w:val="23"/>
@@ -3969,7 +5014,7 @@
       </w:pPr>
       <w:r>
         <w:rPr>
-          <w:rFonts w:ascii="Cambria" w:cs="Cambria" w:eastAsia="Cambria" w:hAnsi="Cambria"/>
+          <w:rFonts w:ascii="Calibri" w:cs="Calibri" w:eastAsia="Calibri" w:hAnsi="Calibri"/>
           <w:b w:val="false"/>
           <w:bCs w:val="false"/>
           <w:i w:val="false"/>
@@ -3983,11 +5028,11 @@
     <w:p>
       <w:pPr>
         <w:pStyle w:val="Heading2"/>
-        <w:spacing w:after="110" w:before="260"/>
-      </w:pPr>
-      <w:r>
-        <w:rPr>
-          <w:rFonts w:ascii="Cambria" w:cs="Cambria" w:eastAsia="Cambria" w:hAnsi="Cambria"/>
+        <w:spacing w:after="100" w:before="240"/>
+      </w:pPr>
+      <w:r>
+        <w:rPr>
+          <w:rFonts w:ascii="Calibri" w:cs="Calibri" w:eastAsia="Calibri" w:hAnsi="Calibri"/>
           <w:b/>
           <w:bCs/>
           <w:sz w:val="23"/>
@@ -4004,7 +5049,7 @@
       </w:pPr>
       <w:r>
         <w:rPr>
-          <w:rFonts w:ascii="Cambria" w:cs="Cambria" w:eastAsia="Cambria" w:hAnsi="Cambria"/>
+          <w:rFonts w:ascii="Calibri" w:cs="Calibri" w:eastAsia="Calibri" w:hAnsi="Calibri"/>
           <w:b w:val="false"/>
           <w:bCs w:val="false"/>
           <w:i w:val="false"/>
@@ -4068,7 +5113,7 @@
             </w:pPr>
             <w:r>
               <w:rPr>
-                <w:rFonts w:ascii="Cambria" w:cs="Cambria" w:eastAsia="Cambria" w:hAnsi="Cambria"/>
+                <w:rFonts w:ascii="Calibri" w:cs="Calibri" w:eastAsia="Calibri" w:hAnsi="Calibri"/>
                 <w:b/>
                 <w:bCs/>
                 <w:sz w:val="19"/>
@@ -4101,7 +5146,7 @@
             </w:pPr>
             <w:r>
               <w:rPr>
-                <w:rFonts w:ascii="Cambria" w:cs="Cambria" w:eastAsia="Cambria" w:hAnsi="Cambria"/>
+                <w:rFonts w:ascii="Calibri" w:cs="Calibri" w:eastAsia="Calibri" w:hAnsi="Calibri"/>
                 <w:b/>
                 <w:bCs/>
                 <w:sz w:val="19"/>
@@ -4134,7 +5179,7 @@
             </w:pPr>
             <w:r>
               <w:rPr>
-                <w:rFonts w:ascii="Cambria" w:cs="Cambria" w:eastAsia="Cambria" w:hAnsi="Cambria"/>
+                <w:rFonts w:ascii="Calibri" w:cs="Calibri" w:eastAsia="Calibri" w:hAnsi="Calibri"/>
                 <w:b/>
                 <w:bCs/>
                 <w:sz w:val="19"/>
@@ -4167,7 +5212,7 @@
             </w:pPr>
             <w:r>
               <w:rPr>
-                <w:rFonts w:ascii="Cambria" w:cs="Cambria" w:eastAsia="Cambria" w:hAnsi="Cambria"/>
+                <w:rFonts w:ascii="Calibri" w:cs="Calibri" w:eastAsia="Calibri" w:hAnsi="Calibri"/>
                 <w:b/>
                 <w:bCs/>
                 <w:sz w:val="19"/>
@@ -4200,7 +5245,7 @@
             </w:pPr>
             <w:r>
               <w:rPr>
-                <w:rFonts w:ascii="Cambria" w:cs="Cambria" w:eastAsia="Cambria" w:hAnsi="Cambria"/>
+                <w:rFonts w:ascii="Calibri" w:cs="Calibri" w:eastAsia="Calibri" w:hAnsi="Calibri"/>
                 <w:b/>
                 <w:bCs/>
                 <w:sz w:val="19"/>
@@ -4233,7 +5278,7 @@
             </w:pPr>
             <w:r>
               <w:rPr>
-                <w:rFonts w:ascii="Cambria" w:cs="Cambria" w:eastAsia="Cambria" w:hAnsi="Cambria"/>
+                <w:rFonts w:ascii="Calibri" w:cs="Calibri" w:eastAsia="Calibri" w:hAnsi="Calibri"/>
                 <w:b/>
                 <w:bCs/>
                 <w:sz w:val="19"/>
@@ -4266,7 +5311,7 @@
             </w:pPr>
             <w:r>
               <w:rPr>
-                <w:rFonts w:ascii="Cambria" w:cs="Cambria" w:eastAsia="Cambria" w:hAnsi="Cambria"/>
+                <w:rFonts w:ascii="Calibri" w:cs="Calibri" w:eastAsia="Calibri" w:hAnsi="Calibri"/>
                 <w:b/>
                 <w:bCs/>
                 <w:sz w:val="19"/>
@@ -4301,7 +5346,7 @@
             </w:pPr>
             <w:r>
               <w:rPr>
-                <w:rFonts w:ascii="Cambria" w:cs="Cambria" w:eastAsia="Cambria" w:hAnsi="Cambria"/>
+                <w:rFonts w:ascii="Calibri" w:cs="Calibri" w:eastAsia="Calibri" w:hAnsi="Calibri"/>
                 <w:b w:val="false"/>
                 <w:bCs w:val="false"/>
                 <w:sz w:val="19"/>
@@ -4334,7 +5379,7 @@
             </w:pPr>
             <w:r>
               <w:rPr>
-                <w:rFonts w:ascii="Cambria" w:cs="Cambria" w:eastAsia="Cambria" w:hAnsi="Cambria"/>
+                <w:rFonts w:ascii="Calibri" w:cs="Calibri" w:eastAsia="Calibri" w:hAnsi="Calibri"/>
                 <w:b w:val="false"/>
                 <w:bCs w:val="false"/>
                 <w:sz w:val="19"/>
@@ -4367,7 +5412,7 @@
             </w:pPr>
             <w:r>
               <w:rPr>
-                <w:rFonts w:ascii="Cambria" w:cs="Cambria" w:eastAsia="Cambria" w:hAnsi="Cambria"/>
+                <w:rFonts w:ascii="Calibri" w:cs="Calibri" w:eastAsia="Calibri" w:hAnsi="Calibri"/>
                 <w:b w:val="false"/>
                 <w:bCs w:val="false"/>
                 <w:sz w:val="19"/>
@@ -4400,7 +5445,7 @@
             </w:pPr>
             <w:r>
               <w:rPr>
-                <w:rFonts w:ascii="Cambria" w:cs="Cambria" w:eastAsia="Cambria" w:hAnsi="Cambria"/>
+                <w:rFonts w:ascii="Calibri" w:cs="Calibri" w:eastAsia="Calibri" w:hAnsi="Calibri"/>
                 <w:b w:val="false"/>
                 <w:bCs w:val="false"/>
                 <w:sz w:val="19"/>
@@ -4433,7 +5478,7 @@
             </w:pPr>
             <w:r>
               <w:rPr>
-                <w:rFonts w:ascii="Cambria" w:cs="Cambria" w:eastAsia="Cambria" w:hAnsi="Cambria"/>
+                <w:rFonts w:ascii="Calibri" w:cs="Calibri" w:eastAsia="Calibri" w:hAnsi="Calibri"/>
                 <w:b w:val="false"/>
                 <w:bCs w:val="false"/>
                 <w:sz w:val="19"/>
@@ -4466,7 +5511,7 @@
             </w:pPr>
             <w:r>
               <w:rPr>
-                <w:rFonts w:ascii="Cambria" w:cs="Cambria" w:eastAsia="Cambria" w:hAnsi="Cambria"/>
+                <w:rFonts w:ascii="Calibri" w:cs="Calibri" w:eastAsia="Calibri" w:hAnsi="Calibri"/>
                 <w:b w:val="false"/>
                 <w:bCs w:val="false"/>
                 <w:sz w:val="19"/>
@@ -4499,7 +5544,7 @@
             </w:pPr>
             <w:r>
               <w:rPr>
-                <w:rFonts w:ascii="Cambria" w:cs="Cambria" w:eastAsia="Cambria" w:hAnsi="Cambria"/>
+                <w:rFonts w:ascii="Calibri" w:cs="Calibri" w:eastAsia="Calibri" w:hAnsi="Calibri"/>
                 <w:b w:val="false"/>
                 <w:bCs w:val="false"/>
                 <w:sz w:val="19"/>
@@ -4534,7 +5579,7 @@
             </w:pPr>
             <w:r>
               <w:rPr>
-                <w:rFonts w:ascii="Cambria" w:cs="Cambria" w:eastAsia="Cambria" w:hAnsi="Cambria"/>
+                <w:rFonts w:ascii="Calibri" w:cs="Calibri" w:eastAsia="Calibri" w:hAnsi="Calibri"/>
                 <w:b w:val="false"/>
                 <w:bCs w:val="false"/>
                 <w:sz w:val="19"/>
@@ -4567,7 +5612,7 @@
             </w:pPr>
             <w:r>
               <w:rPr>
-                <w:rFonts w:ascii="Cambria" w:cs="Cambria" w:eastAsia="Cambria" w:hAnsi="Cambria"/>
+                <w:rFonts w:ascii="Calibri" w:cs="Calibri" w:eastAsia="Calibri" w:hAnsi="Calibri"/>
                 <w:b w:val="false"/>
                 <w:bCs w:val="false"/>
                 <w:sz w:val="19"/>
@@ -4600,7 +5645,7 @@
             </w:pPr>
             <w:r>
               <w:rPr>
-                <w:rFonts w:ascii="Cambria" w:cs="Cambria" w:eastAsia="Cambria" w:hAnsi="Cambria"/>
+                <w:rFonts w:ascii="Calibri" w:cs="Calibri" w:eastAsia="Calibri" w:hAnsi="Calibri"/>
                 <w:b w:val="false"/>
                 <w:bCs w:val="false"/>
                 <w:sz w:val="19"/>
@@ -4633,7 +5678,7 @@
             </w:pPr>
             <w:r>
               <w:rPr>
-                <w:rFonts w:ascii="Cambria" w:cs="Cambria" w:eastAsia="Cambria" w:hAnsi="Cambria"/>
+                <w:rFonts w:ascii="Calibri" w:cs="Calibri" w:eastAsia="Calibri" w:hAnsi="Calibri"/>
                 <w:b w:val="false"/>
                 <w:bCs w:val="false"/>
                 <w:sz w:val="19"/>
@@ -4666,7 +5711,7 @@
             </w:pPr>
             <w:r>
               <w:rPr>
-                <w:rFonts w:ascii="Cambria" w:cs="Cambria" w:eastAsia="Cambria" w:hAnsi="Cambria"/>
+                <w:rFonts w:ascii="Calibri" w:cs="Calibri" w:eastAsia="Calibri" w:hAnsi="Calibri"/>
                 <w:b w:val="false"/>
                 <w:bCs w:val="false"/>
                 <w:sz w:val="19"/>
@@ -4699,7 +5744,7 @@
             </w:pPr>
             <w:r>
               <w:rPr>
-                <w:rFonts w:ascii="Cambria" w:cs="Cambria" w:eastAsia="Cambria" w:hAnsi="Cambria"/>
+                <w:rFonts w:ascii="Calibri" w:cs="Calibri" w:eastAsia="Calibri" w:hAnsi="Calibri"/>
                 <w:b w:val="false"/>
                 <w:bCs w:val="false"/>
                 <w:sz w:val="19"/>
@@ -4732,7 +5777,7 @@
             </w:pPr>
             <w:r>
               <w:rPr>
-                <w:rFonts w:ascii="Cambria" w:cs="Cambria" w:eastAsia="Cambria" w:hAnsi="Cambria"/>
+                <w:rFonts w:ascii="Calibri" w:cs="Calibri" w:eastAsia="Calibri" w:hAnsi="Calibri"/>
                 <w:b w:val="false"/>
                 <w:bCs w:val="false"/>
                 <w:sz w:val="19"/>
@@ -4767,7 +5812,7 @@
             </w:pPr>
             <w:r>
               <w:rPr>
-                <w:rFonts w:ascii="Cambria" w:cs="Cambria" w:eastAsia="Cambria" w:hAnsi="Cambria"/>
+                <w:rFonts w:ascii="Calibri" w:cs="Calibri" w:eastAsia="Calibri" w:hAnsi="Calibri"/>
                 <w:b w:val="false"/>
                 <w:bCs w:val="false"/>
                 <w:sz w:val="19"/>
@@ -4800,7 +5845,7 @@
             </w:pPr>
             <w:r>
               <w:rPr>
-                <w:rFonts w:ascii="Cambria" w:cs="Cambria" w:eastAsia="Cambria" w:hAnsi="Cambria"/>
+                <w:rFonts w:ascii="Calibri" w:cs="Calibri" w:eastAsia="Calibri" w:hAnsi="Calibri"/>
                 <w:b w:val="false"/>
                 <w:bCs w:val="false"/>
                 <w:sz w:val="19"/>
@@ -4833,7 +5878,7 @@
             </w:pPr>
             <w:r>
               <w:rPr>
-                <w:rFonts w:ascii="Cambria" w:cs="Cambria" w:eastAsia="Cambria" w:hAnsi="Cambria"/>
+                <w:rFonts w:ascii="Calibri" w:cs="Calibri" w:eastAsia="Calibri" w:hAnsi="Calibri"/>
                 <w:b w:val="false"/>
                 <w:bCs w:val="false"/>
                 <w:sz w:val="19"/>
@@ -4866,7 +5911,7 @@
             </w:pPr>
             <w:r>
               <w:rPr>
-                <w:rFonts w:ascii="Cambria" w:cs="Cambria" w:eastAsia="Cambria" w:hAnsi="Cambria"/>
+                <w:rFonts w:ascii="Calibri" w:cs="Calibri" w:eastAsia="Calibri" w:hAnsi="Calibri"/>
                 <w:b w:val="false"/>
                 <w:bCs w:val="false"/>
                 <w:sz w:val="19"/>
@@ -4899,7 +5944,7 @@
             </w:pPr>
             <w:r>
               <w:rPr>
-                <w:rFonts w:ascii="Cambria" w:cs="Cambria" w:eastAsia="Cambria" w:hAnsi="Cambria"/>
+                <w:rFonts w:ascii="Calibri" w:cs="Calibri" w:eastAsia="Calibri" w:hAnsi="Calibri"/>
                 <w:b w:val="false"/>
                 <w:bCs w:val="false"/>
                 <w:sz w:val="19"/>
@@ -4932,7 +5977,7 @@
             </w:pPr>
             <w:r>
               <w:rPr>
-                <w:rFonts w:ascii="Cambria" w:cs="Cambria" w:eastAsia="Cambria" w:hAnsi="Cambria"/>
+                <w:rFonts w:ascii="Calibri" w:cs="Calibri" w:eastAsia="Calibri" w:hAnsi="Calibri"/>
                 <w:b w:val="false"/>
                 <w:bCs w:val="false"/>
                 <w:sz w:val="19"/>
@@ -4965,7 +6010,7 @@
             </w:pPr>
             <w:r>
               <w:rPr>
-                <w:rFonts w:ascii="Cambria" w:cs="Cambria" w:eastAsia="Cambria" w:hAnsi="Cambria"/>
+                <w:rFonts w:ascii="Calibri" w:cs="Calibri" w:eastAsia="Calibri" w:hAnsi="Calibri"/>
                 <w:b w:val="false"/>
                 <w:bCs w:val="false"/>
                 <w:sz w:val="19"/>
@@ -5000,7 +6045,7 @@
             </w:pPr>
             <w:r>
               <w:rPr>
-                <w:rFonts w:ascii="Cambria" w:cs="Cambria" w:eastAsia="Cambria" w:hAnsi="Cambria"/>
+                <w:rFonts w:ascii="Calibri" w:cs="Calibri" w:eastAsia="Calibri" w:hAnsi="Calibri"/>
                 <w:b w:val="false"/>
                 <w:bCs w:val="false"/>
                 <w:sz w:val="19"/>
@@ -5033,7 +6078,7 @@
             </w:pPr>
             <w:r>
               <w:rPr>
-                <w:rFonts w:ascii="Cambria" w:cs="Cambria" w:eastAsia="Cambria" w:hAnsi="Cambria"/>
+                <w:rFonts w:ascii="Calibri" w:cs="Calibri" w:eastAsia="Calibri" w:hAnsi="Calibri"/>
                 <w:b w:val="false"/>
                 <w:bCs w:val="false"/>
                 <w:sz w:val="19"/>
@@ -5066,7 +6111,7 @@
             </w:pPr>
             <w:r>
               <w:rPr>
-                <w:rFonts w:ascii="Cambria" w:cs="Cambria" w:eastAsia="Cambria" w:hAnsi="Cambria"/>
+                <w:rFonts w:ascii="Calibri" w:cs="Calibri" w:eastAsia="Calibri" w:hAnsi="Calibri"/>
                 <w:b w:val="false"/>
                 <w:bCs w:val="false"/>
                 <w:sz w:val="19"/>
@@ -5099,7 +6144,7 @@
             </w:pPr>
             <w:r>
               <w:rPr>
-                <w:rFonts w:ascii="Cambria" w:cs="Cambria" w:eastAsia="Cambria" w:hAnsi="Cambria"/>
+                <w:rFonts w:ascii="Calibri" w:cs="Calibri" w:eastAsia="Calibri" w:hAnsi="Calibri"/>
                 <w:b w:val="false"/>
                 <w:bCs w:val="false"/>
                 <w:sz w:val="19"/>
@@ -5132,7 +6177,7 @@
             </w:pPr>
             <w:r>
               <w:rPr>
-                <w:rFonts w:ascii="Cambria" w:cs="Cambria" w:eastAsia="Cambria" w:hAnsi="Cambria"/>
+                <w:rFonts w:ascii="Calibri" w:cs="Calibri" w:eastAsia="Calibri" w:hAnsi="Calibri"/>
                 <w:b w:val="false"/>
                 <w:bCs w:val="false"/>
                 <w:sz w:val="19"/>
@@ -5165,7 +6210,7 @@
             </w:pPr>
             <w:r>
               <w:rPr>
-                <w:rFonts w:ascii="Cambria" w:cs="Cambria" w:eastAsia="Cambria" w:hAnsi="Cambria"/>
+                <w:rFonts w:ascii="Calibri" w:cs="Calibri" w:eastAsia="Calibri" w:hAnsi="Calibri"/>
                 <w:b w:val="false"/>
                 <w:bCs w:val="false"/>
                 <w:sz w:val="19"/>
@@ -5198,7 +6243,7 @@
             </w:pPr>
             <w:r>
               <w:rPr>
-                <w:rFonts w:ascii="Cambria" w:cs="Cambria" w:eastAsia="Cambria" w:hAnsi="Cambria"/>
+                <w:rFonts w:ascii="Calibri" w:cs="Calibri" w:eastAsia="Calibri" w:hAnsi="Calibri"/>
                 <w:b w:val="false"/>
                 <w:bCs w:val="false"/>
                 <w:sz w:val="19"/>
@@ -5233,7 +6278,7 @@
             </w:pPr>
             <w:r>
               <w:rPr>
-                <w:rFonts w:ascii="Cambria" w:cs="Cambria" w:eastAsia="Cambria" w:hAnsi="Cambria"/>
+                <w:rFonts w:ascii="Calibri" w:cs="Calibri" w:eastAsia="Calibri" w:hAnsi="Calibri"/>
                 <w:b w:val="false"/>
                 <w:bCs w:val="false"/>
                 <w:sz w:val="19"/>
@@ -5266,7 +6311,7 @@
             </w:pPr>
             <w:r>
               <w:rPr>
-                <w:rFonts w:ascii="Cambria" w:cs="Cambria" w:eastAsia="Cambria" w:hAnsi="Cambria"/>
+                <w:rFonts w:ascii="Calibri" w:cs="Calibri" w:eastAsia="Calibri" w:hAnsi="Calibri"/>
                 <w:b w:val="false"/>
                 <w:bCs w:val="false"/>
                 <w:sz w:val="19"/>
@@ -5299,7 +6344,7 @@
             </w:pPr>
             <w:r>
               <w:rPr>
-                <w:rFonts w:ascii="Cambria" w:cs="Cambria" w:eastAsia="Cambria" w:hAnsi="Cambria"/>
+                <w:rFonts w:ascii="Calibri" w:cs="Calibri" w:eastAsia="Calibri" w:hAnsi="Calibri"/>
                 <w:b w:val="false"/>
                 <w:bCs w:val="false"/>
                 <w:sz w:val="19"/>
@@ -5332,7 +6377,7 @@
             </w:pPr>
             <w:r>
               <w:rPr>
-                <w:rFonts w:ascii="Cambria" w:cs="Cambria" w:eastAsia="Cambria" w:hAnsi="Cambria"/>
+                <w:rFonts w:ascii="Calibri" w:cs="Calibri" w:eastAsia="Calibri" w:hAnsi="Calibri"/>
                 <w:b w:val="false"/>
                 <w:bCs w:val="false"/>
                 <w:sz w:val="19"/>
@@ -5365,7 +6410,7 @@
             </w:pPr>
             <w:r>
               <w:rPr>
-                <w:rFonts w:ascii="Cambria" w:cs="Cambria" w:eastAsia="Cambria" w:hAnsi="Cambria"/>
+                <w:rFonts w:ascii="Calibri" w:cs="Calibri" w:eastAsia="Calibri" w:hAnsi="Calibri"/>
                 <w:b w:val="false"/>
                 <w:bCs w:val="false"/>
                 <w:sz w:val="19"/>
@@ -5398,7 +6443,7 @@
             </w:pPr>
             <w:r>
               <w:rPr>
-                <w:rFonts w:ascii="Cambria" w:cs="Cambria" w:eastAsia="Cambria" w:hAnsi="Cambria"/>
+                <w:rFonts w:ascii="Calibri" w:cs="Calibri" w:eastAsia="Calibri" w:hAnsi="Calibri"/>
                 <w:b w:val="false"/>
                 <w:bCs w:val="false"/>
                 <w:sz w:val="19"/>
@@ -5431,7 +6476,7 @@
             </w:pPr>
             <w:r>
               <w:rPr>
-                <w:rFonts w:ascii="Cambria" w:cs="Cambria" w:eastAsia="Cambria" w:hAnsi="Cambria"/>
+                <w:rFonts w:ascii="Calibri" w:cs="Calibri" w:eastAsia="Calibri" w:hAnsi="Calibri"/>
                 <w:b w:val="false"/>
                 <w:bCs w:val="false"/>
                 <w:sz w:val="19"/>
@@ -5466,7 +6511,7 @@
             </w:pPr>
             <w:r>
               <w:rPr>
-                <w:rFonts w:ascii="Cambria" w:cs="Cambria" w:eastAsia="Cambria" w:hAnsi="Cambria"/>
+                <w:rFonts w:ascii="Calibri" w:cs="Calibri" w:eastAsia="Calibri" w:hAnsi="Calibri"/>
                 <w:b w:val="false"/>
                 <w:bCs w:val="false"/>
                 <w:sz w:val="19"/>
@@ -5499,7 +6544,7 @@
             </w:pPr>
             <w:r>
               <w:rPr>
-                <w:rFonts w:ascii="Cambria" w:cs="Cambria" w:eastAsia="Cambria" w:hAnsi="Cambria"/>
+                <w:rFonts w:ascii="Calibri" w:cs="Calibri" w:eastAsia="Calibri" w:hAnsi="Calibri"/>
                 <w:b w:val="false"/>
                 <w:bCs w:val="false"/>
                 <w:sz w:val="19"/>
@@ -5532,7 +6577,7 @@
             </w:pPr>
             <w:r>
               <w:rPr>
-                <w:rFonts w:ascii="Cambria" w:cs="Cambria" w:eastAsia="Cambria" w:hAnsi="Cambria"/>
+                <w:rFonts w:ascii="Calibri" w:cs="Calibri" w:eastAsia="Calibri" w:hAnsi="Calibri"/>
                 <w:b w:val="false"/>
                 <w:bCs w:val="false"/>
                 <w:sz w:val="19"/>
@@ -5565,7 +6610,7 @@
             </w:pPr>
             <w:r>
               <w:rPr>
-                <w:rFonts w:ascii="Cambria" w:cs="Cambria" w:eastAsia="Cambria" w:hAnsi="Cambria"/>
+                <w:rFonts w:ascii="Calibri" w:cs="Calibri" w:eastAsia="Calibri" w:hAnsi="Calibri"/>
                 <w:b w:val="false"/>
                 <w:bCs w:val="false"/>
                 <w:sz w:val="19"/>
@@ -5598,7 +6643,7 @@
             </w:pPr>
             <w:r>
               <w:rPr>
-                <w:rFonts w:ascii="Cambria" w:cs="Cambria" w:eastAsia="Cambria" w:hAnsi="Cambria"/>
+                <w:rFonts w:ascii="Calibri" w:cs="Calibri" w:eastAsia="Calibri" w:hAnsi="Calibri"/>
                 <w:b w:val="false"/>
                 <w:bCs w:val="false"/>
                 <w:sz w:val="19"/>
@@ -5631,7 +6676,7 @@
             </w:pPr>
             <w:r>
               <w:rPr>
-                <w:rFonts w:ascii="Cambria" w:cs="Cambria" w:eastAsia="Cambria" w:hAnsi="Cambria"/>
+                <w:rFonts w:ascii="Calibri" w:cs="Calibri" w:eastAsia="Calibri" w:hAnsi="Calibri"/>
                 <w:b w:val="false"/>
                 <w:bCs w:val="false"/>
                 <w:sz w:val="19"/>
@@ -5664,7 +6709,7 @@
             </w:pPr>
             <w:r>
               <w:rPr>
-                <w:rFonts w:ascii="Cambria" w:cs="Cambria" w:eastAsia="Cambria" w:hAnsi="Cambria"/>
+                <w:rFonts w:ascii="Calibri" w:cs="Calibri" w:eastAsia="Calibri" w:hAnsi="Calibri"/>
                 <w:b w:val="false"/>
                 <w:bCs w:val="false"/>
                 <w:sz w:val="19"/>
@@ -5699,7 +6744,7 @@
             </w:pPr>
             <w:r>
               <w:rPr>
-                <w:rFonts w:ascii="Cambria" w:cs="Cambria" w:eastAsia="Cambria" w:hAnsi="Cambria"/>
+                <w:rFonts w:ascii="Calibri" w:cs="Calibri" w:eastAsia="Calibri" w:hAnsi="Calibri"/>
                 <w:b w:val="false"/>
                 <w:bCs w:val="false"/>
                 <w:sz w:val="19"/>
@@ -5732,7 +6777,7 @@
             </w:pPr>
             <w:r>
               <w:rPr>
-                <w:rFonts w:ascii="Cambria" w:cs="Cambria" w:eastAsia="Cambria" w:hAnsi="Cambria"/>
+                <w:rFonts w:ascii="Calibri" w:cs="Calibri" w:eastAsia="Calibri" w:hAnsi="Calibri"/>
                 <w:b w:val="false"/>
                 <w:bCs w:val="false"/>
                 <w:sz w:val="19"/>
@@ -5765,7 +6810,7 @@
             </w:pPr>
             <w:r>
               <w:rPr>
-                <w:rFonts w:ascii="Cambria" w:cs="Cambria" w:eastAsia="Cambria" w:hAnsi="Cambria"/>
+                <w:rFonts w:ascii="Calibri" w:cs="Calibri" w:eastAsia="Calibri" w:hAnsi="Calibri"/>
                 <w:b w:val="false"/>
                 <w:bCs w:val="false"/>
                 <w:sz w:val="19"/>
@@ -5798,7 +6843,7 @@
             </w:pPr>
             <w:r>
               <w:rPr>
-                <w:rFonts w:ascii="Cambria" w:cs="Cambria" w:eastAsia="Cambria" w:hAnsi="Cambria"/>
+                <w:rFonts w:ascii="Calibri" w:cs="Calibri" w:eastAsia="Calibri" w:hAnsi="Calibri"/>
                 <w:b w:val="false"/>
                 <w:bCs w:val="false"/>
                 <w:sz w:val="19"/>
@@ -5831,7 +6876,7 @@
             </w:pPr>
             <w:r>
               <w:rPr>
-                <w:rFonts w:ascii="Cambria" w:cs="Cambria" w:eastAsia="Cambria" w:hAnsi="Cambria"/>
+                <w:rFonts w:ascii="Calibri" w:cs="Calibri" w:eastAsia="Calibri" w:hAnsi="Calibri"/>
                 <w:b w:val="false"/>
                 <w:bCs w:val="false"/>
                 <w:sz w:val="19"/>
@@ -5864,7 +6909,7 @@
             </w:pPr>
             <w:r>
               <w:rPr>
-                <w:rFonts w:ascii="Cambria" w:cs="Cambria" w:eastAsia="Cambria" w:hAnsi="Cambria"/>
+                <w:rFonts w:ascii="Calibri" w:cs="Calibri" w:eastAsia="Calibri" w:hAnsi="Calibri"/>
                 <w:b w:val="false"/>
                 <w:bCs w:val="false"/>
                 <w:sz w:val="19"/>
@@ -5897,7 +6942,7 @@
             </w:pPr>
             <w:r>
               <w:rPr>
-                <w:rFonts w:ascii="Cambria" w:cs="Cambria" w:eastAsia="Cambria" w:hAnsi="Cambria"/>
+                <w:rFonts w:ascii="Calibri" w:cs="Calibri" w:eastAsia="Calibri" w:hAnsi="Calibri"/>
                 <w:b w:val="false"/>
                 <w:bCs w:val="false"/>
                 <w:sz w:val="19"/>
@@ -5921,7 +6966,7 @@
       </w:pPr>
       <w:r>
         <w:rPr>
-          <w:rFonts w:ascii="Cambria" w:cs="Cambria" w:eastAsia="Cambria" w:hAnsi="Cambria"/>
+          <w:rFonts w:ascii="Calibri" w:cs="Calibri" w:eastAsia="Calibri" w:hAnsi="Calibri"/>
           <w:i/>
           <w:iCs/>
           <w:sz w:val="19"/>
@@ -5931,13 +6976,13 @@
       </w:r>
       <w:r>
         <w:rPr>
-          <w:rFonts w:ascii="Cambria" w:cs="Cambria" w:eastAsia="Cambria" w:hAnsi="Cambria"/>
+          <w:rFonts w:ascii="Calibri" w:cs="Calibri" w:eastAsia="Calibri" w:hAnsi="Calibri"/>
           <w:i/>
           <w:iCs/>
           <w:sz w:val="19"/>
           <w:szCs w:val="19"/>
         </w:rPr>
-        <w:t xml:space="preserve">Descomposición de varianza en porcentaje. Identificación de Blanchard-Perotti (αpb = 0,25, rigidez intra-trimestral) e identidad de acumulación de Favero-Giavazzi. Fuente: resultados/tablas/fase19_fevd.csv.</w:t>
+        <w:t xml:space="preserve">Descomposición de varianza en porcentaje. Identificación de Blanchard-Perotti (semi-elasticidad 0,25, rigidez intra-trimestral) e identidad de acumulación de Favero-Giavazzi. Fuente: resultados/tablas/fase19_fevd.csv.</w:t>
       </w:r>
     </w:p>
     <w:p>
@@ -5948,7 +6993,7 @@
       </w:pPr>
       <w:r>
         <w:rPr>
-          <w:rFonts w:ascii="Cambria" w:cs="Cambria" w:eastAsia="Cambria" w:hAnsi="Cambria"/>
+          <w:rFonts w:ascii="Calibri" w:cs="Calibri" w:eastAsia="Calibri" w:hAnsi="Calibri"/>
           <w:b w:val="false"/>
           <w:bCs w:val="false"/>
           <w:i w:val="false"/>
@@ -5962,11 +7007,11 @@
     <w:p>
       <w:pPr>
         <w:pStyle w:val="Heading2"/>
-        <w:spacing w:after="110" w:before="260"/>
-      </w:pPr>
-      <w:r>
-        <w:rPr>
-          <w:rFonts w:ascii="Cambria" w:cs="Cambria" w:eastAsia="Cambria" w:hAnsi="Cambria"/>
+        <w:spacing w:after="100" w:before="240"/>
+      </w:pPr>
+      <w:r>
+        <w:rPr>
+          <w:rFonts w:ascii="Calibri" w:cs="Calibri" w:eastAsia="Calibri" w:hAnsi="Calibri"/>
           <w:b/>
           <w:bCs/>
           <w:sz w:val="23"/>
@@ -5983,7 +7028,7 @@
       </w:pPr>
       <w:r>
         <w:rPr>
-          <w:rFonts w:ascii="Cambria" w:cs="Cambria" w:eastAsia="Cambria" w:hAnsi="Cambria"/>
+          <w:rFonts w:ascii="Calibri" w:cs="Calibri" w:eastAsia="Calibri" w:hAnsi="Calibri"/>
           <w:b w:val="false"/>
           <w:bCs w:val="false"/>
           <w:i w:val="false"/>
@@ -5997,11 +7042,11 @@
     <w:p>
       <w:pPr>
         <w:pStyle w:val="Heading2"/>
-        <w:spacing w:after="110" w:before="260"/>
-      </w:pPr>
-      <w:r>
-        <w:rPr>
-          <w:rFonts w:ascii="Cambria" w:cs="Cambria" w:eastAsia="Cambria" w:hAnsi="Cambria"/>
+        <w:spacing w:after="100" w:before="240"/>
+      </w:pPr>
+      <w:r>
+        <w:rPr>
+          <w:rFonts w:ascii="Calibri" w:cs="Calibri" w:eastAsia="Calibri" w:hAnsi="Calibri"/>
           <w:b/>
           <w:bCs/>
           <w:sz w:val="23"/>
@@ -6018,7 +7063,7 @@
       </w:pPr>
       <w:r>
         <w:rPr>
-          <w:rFonts w:ascii="Cambria" w:cs="Cambria" w:eastAsia="Cambria" w:hAnsi="Cambria"/>
+          <w:rFonts w:ascii="Calibri" w:cs="Calibri" w:eastAsia="Calibri" w:hAnsi="Calibri"/>
           <w:b w:val="false"/>
           <w:bCs w:val="false"/>
           <w:i w:val="false"/>
@@ -6037,7 +7082,7 @@
       </w:pPr>
       <w:r>
         <w:rPr>
-          <w:rFonts w:ascii="Cambria" w:cs="Cambria" w:eastAsia="Cambria" w:hAnsi="Cambria"/>
+          <w:rFonts w:ascii="Calibri" w:cs="Calibri" w:eastAsia="Calibri" w:hAnsi="Calibri"/>
           <w:b w:val="false"/>
           <w:bCs w:val="false"/>
           <w:i w:val="false"/>
@@ -6056,25 +7101,25 @@
       </w:pPr>
       <w:r>
         <w:rPr>
-          <w:rFonts w:ascii="Cambria" w:cs="Cambria" w:eastAsia="Cambria" w:hAnsi="Cambria"/>
-          <w:b w:val="false"/>
-          <w:bCs w:val="false"/>
-          <w:i w:val="false"/>
-          <w:iCs w:val="false"/>
-          <w:sz w:val="22"/>
-          <w:szCs w:val="22"/>
-        </w:rPr>
-        <w:t xml:space="preserve">El Threshold VECM multivariado localiza un umbral casi idéntico, τ* = 2.081 puntos básicos, y una inversión de signo en la velocidad de ajuste fiscal: αpb pasa de +0,0064 en el régimen de normalidad (73 trimestres) a −0,0079 en el régimen de estrés (13 trimestres). El punto estimado es coherente con la fatiga fiscal, pero su contraste Sup-LM no alcanza significatividad (52,24, p = 0,625): el test multivariado pierde potencia al estimar 48 parámetros sobre 86 observaciones repartidas de forma muy desigual entre regímenes.</w:t>
+          <w:rFonts w:ascii="Calibri" w:cs="Calibri" w:eastAsia="Calibri" w:hAnsi="Calibri"/>
+          <w:b w:val="false"/>
+          <w:bCs w:val="false"/>
+          <w:i w:val="false"/>
+          <w:iCs w:val="false"/>
+          <w:sz w:val="22"/>
+          <w:szCs w:val="22"/>
+        </w:rPr>
+        <w:t xml:space="preserve">El Threshold VECM multivariado localiza un umbral casi idéntico, τ* = 2.081 puntos básicos, y una inversión de signo en la velocidad de ajuste fiscal: α pasa de +0,0064 en el régimen de normalidad (73 trimestres) a −0,0079 en el régimen de estrés (13 trimestres). El punto estimado es coherente con la fatiga fiscal, pero su contraste Sup-LM no alcanza significatividad (52,24, p = 0,625): el test multivariado pierde potencia al estimar 48 parámetros sobre 86 observaciones repartidas de forma muy desigual entre regímenes.</w:t>
       </w:r>
     </w:p>
     <w:p>
       <w:pPr>
         <w:pStyle w:val="Heading2"/>
-        <w:spacing w:after="110" w:before="260"/>
-      </w:pPr>
-      <w:r>
-        <w:rPr>
-          <w:rFonts w:ascii="Cambria" w:cs="Cambria" w:eastAsia="Cambria" w:hAnsi="Cambria"/>
+        <w:spacing w:after="100" w:before="240"/>
+      </w:pPr>
+      <w:r>
+        <w:rPr>
+          <w:rFonts w:ascii="Calibri" w:cs="Calibri" w:eastAsia="Calibri" w:hAnsi="Calibri"/>
           <w:b/>
           <w:bCs/>
           <w:sz w:val="23"/>
@@ -6091,7 +7136,7 @@
       </w:pPr>
       <w:r>
         <w:rPr>
-          <w:rFonts w:ascii="Cambria" w:cs="Cambria" w:eastAsia="Cambria" w:hAnsi="Cambria"/>
+          <w:rFonts w:ascii="Calibri" w:cs="Calibri" w:eastAsia="Calibri" w:hAnsi="Calibri"/>
           <w:b w:val="false"/>
           <w:bCs w:val="false"/>
           <w:i w:val="false"/>
@@ -6105,11 +7150,11 @@
     <w:p>
       <w:pPr>
         <w:pStyle w:val="Heading2"/>
-        <w:spacing w:after="110" w:before="260"/>
-      </w:pPr>
-      <w:r>
-        <w:rPr>
-          <w:rFonts w:ascii="Cambria" w:cs="Cambria" w:eastAsia="Cambria" w:hAnsi="Cambria"/>
+        <w:spacing w:after="100" w:before="240"/>
+      </w:pPr>
+      <w:r>
+        <w:rPr>
+          <w:rFonts w:ascii="Calibri" w:cs="Calibri" w:eastAsia="Calibri" w:hAnsi="Calibri"/>
           <w:b/>
           <w:bCs/>
           <w:sz w:val="23"/>
@@ -6126,7 +7171,7 @@
       </w:pPr>
       <w:r>
         <w:rPr>
-          <w:rFonts w:ascii="Cambria" w:cs="Cambria" w:eastAsia="Cambria" w:hAnsi="Cambria"/>
+          <w:rFonts w:ascii="Calibri" w:cs="Calibri" w:eastAsia="Calibri" w:hAnsi="Calibri"/>
           <w:b w:val="false"/>
           <w:bCs w:val="false"/>
           <w:i w:val="false"/>
@@ -6188,7 +7233,7 @@
             </w:pPr>
             <w:r>
               <w:rPr>
-                <w:rFonts w:ascii="Cambria" w:cs="Cambria" w:eastAsia="Cambria" w:hAnsi="Cambria"/>
+                <w:rFonts w:ascii="Calibri" w:cs="Calibri" w:eastAsia="Calibri" w:hAnsi="Calibri"/>
                 <w:b/>
                 <w:bCs/>
                 <w:sz w:val="19"/>
@@ -6221,7 +7266,7 @@
             </w:pPr>
             <w:r>
               <w:rPr>
-                <w:rFonts w:ascii="Cambria" w:cs="Cambria" w:eastAsia="Cambria" w:hAnsi="Cambria"/>
+                <w:rFonts w:ascii="Calibri" w:cs="Calibri" w:eastAsia="Calibri" w:hAnsi="Calibri"/>
                 <w:b/>
                 <w:bCs/>
                 <w:sz w:val="19"/>
@@ -6254,7 +7299,7 @@
             </w:pPr>
             <w:r>
               <w:rPr>
-                <w:rFonts w:ascii="Cambria" w:cs="Cambria" w:eastAsia="Cambria" w:hAnsi="Cambria"/>
+                <w:rFonts w:ascii="Calibri" w:cs="Calibri" w:eastAsia="Calibri" w:hAnsi="Calibri"/>
                 <w:b/>
                 <w:bCs/>
                 <w:sz w:val="19"/>
@@ -6287,7 +7332,7 @@
             </w:pPr>
             <w:r>
               <w:rPr>
-                <w:rFonts w:ascii="Cambria" w:cs="Cambria" w:eastAsia="Cambria" w:hAnsi="Cambria"/>
+                <w:rFonts w:ascii="Calibri" w:cs="Calibri" w:eastAsia="Calibri" w:hAnsi="Calibri"/>
                 <w:b/>
                 <w:bCs/>
                 <w:sz w:val="19"/>
@@ -6320,7 +7365,7 @@
             </w:pPr>
             <w:r>
               <w:rPr>
-                <w:rFonts w:ascii="Cambria" w:cs="Cambria" w:eastAsia="Cambria" w:hAnsi="Cambria"/>
+                <w:rFonts w:ascii="Calibri" w:cs="Calibri" w:eastAsia="Calibri" w:hAnsi="Calibri"/>
                 <w:b/>
                 <w:bCs/>
                 <w:sz w:val="19"/>
@@ -6355,7 +7400,7 @@
             </w:pPr>
             <w:r>
               <w:rPr>
-                <w:rFonts w:ascii="Cambria" w:cs="Cambria" w:eastAsia="Cambria" w:hAnsi="Cambria"/>
+                <w:rFonts w:ascii="Calibri" w:cs="Calibri" w:eastAsia="Calibri" w:hAnsi="Calibri"/>
                 <w:b w:val="false"/>
                 <w:bCs w:val="false"/>
                 <w:sz w:val="19"/>
@@ -6388,7 +7433,7 @@
             </w:pPr>
             <w:r>
               <w:rPr>
-                <w:rFonts w:ascii="Cambria" w:cs="Cambria" w:eastAsia="Cambria" w:hAnsi="Cambria"/>
+                <w:rFonts w:ascii="Calibri" w:cs="Calibri" w:eastAsia="Calibri" w:hAnsi="Calibri"/>
                 <w:b w:val="false"/>
                 <w:bCs w:val="false"/>
                 <w:sz w:val="19"/>
@@ -6421,7 +7466,7 @@
             </w:pPr>
             <w:r>
               <w:rPr>
-                <w:rFonts w:ascii="Cambria" w:cs="Cambria" w:eastAsia="Cambria" w:hAnsi="Cambria"/>
+                <w:rFonts w:ascii="Calibri" w:cs="Calibri" w:eastAsia="Calibri" w:hAnsi="Calibri"/>
                 <w:b w:val="false"/>
                 <w:bCs w:val="false"/>
                 <w:sz w:val="19"/>
@@ -6454,7 +7499,7 @@
             </w:pPr>
             <w:r>
               <w:rPr>
-                <w:rFonts w:ascii="Cambria" w:cs="Cambria" w:eastAsia="Cambria" w:hAnsi="Cambria"/>
+                <w:rFonts w:ascii="Calibri" w:cs="Calibri" w:eastAsia="Calibri" w:hAnsi="Calibri"/>
                 <w:b w:val="false"/>
                 <w:bCs w:val="false"/>
                 <w:sz w:val="19"/>
@@ -6487,7 +7532,7 @@
             </w:pPr>
             <w:r>
               <w:rPr>
-                <w:rFonts w:ascii="Cambria" w:cs="Cambria" w:eastAsia="Cambria" w:hAnsi="Cambria"/>
+                <w:rFonts w:ascii="Calibri" w:cs="Calibri" w:eastAsia="Calibri" w:hAnsi="Calibri"/>
                 <w:b w:val="false"/>
                 <w:bCs w:val="false"/>
                 <w:sz w:val="19"/>
@@ -6522,7 +7567,7 @@
             </w:pPr>
             <w:r>
               <w:rPr>
-                <w:rFonts w:ascii="Cambria" w:cs="Cambria" w:eastAsia="Cambria" w:hAnsi="Cambria"/>
+                <w:rFonts w:ascii="Calibri" w:cs="Calibri" w:eastAsia="Calibri" w:hAnsi="Calibri"/>
                 <w:b w:val="false"/>
                 <w:bCs w:val="false"/>
                 <w:sz w:val="19"/>
@@ -6555,7 +7600,7 @@
             </w:pPr>
             <w:r>
               <w:rPr>
-                <w:rFonts w:ascii="Cambria" w:cs="Cambria" w:eastAsia="Cambria" w:hAnsi="Cambria"/>
+                <w:rFonts w:ascii="Calibri" w:cs="Calibri" w:eastAsia="Calibri" w:hAnsi="Calibri"/>
                 <w:b w:val="false"/>
                 <w:bCs w:val="false"/>
                 <w:sz w:val="19"/>
@@ -6588,7 +7633,7 @@
             </w:pPr>
             <w:r>
               <w:rPr>
-                <w:rFonts w:ascii="Cambria" w:cs="Cambria" w:eastAsia="Cambria" w:hAnsi="Cambria"/>
+                <w:rFonts w:ascii="Calibri" w:cs="Calibri" w:eastAsia="Calibri" w:hAnsi="Calibri"/>
                 <w:b w:val="false"/>
                 <w:bCs w:val="false"/>
                 <w:sz w:val="19"/>
@@ -6621,7 +7666,7 @@
             </w:pPr>
             <w:r>
               <w:rPr>
-                <w:rFonts w:ascii="Cambria" w:cs="Cambria" w:eastAsia="Cambria" w:hAnsi="Cambria"/>
+                <w:rFonts w:ascii="Calibri" w:cs="Calibri" w:eastAsia="Calibri" w:hAnsi="Calibri"/>
                 <w:b w:val="false"/>
                 <w:bCs w:val="false"/>
                 <w:sz w:val="19"/>
@@ -6654,7 +7699,7 @@
             </w:pPr>
             <w:r>
               <w:rPr>
-                <w:rFonts w:ascii="Cambria" w:cs="Cambria" w:eastAsia="Cambria" w:hAnsi="Cambria"/>
+                <w:rFonts w:ascii="Calibri" w:cs="Calibri" w:eastAsia="Calibri" w:hAnsi="Calibri"/>
                 <w:b w:val="false"/>
                 <w:bCs w:val="false"/>
                 <w:sz w:val="19"/>
@@ -6689,7 +7734,7 @@
             </w:pPr>
             <w:r>
               <w:rPr>
-                <w:rFonts w:ascii="Cambria" w:cs="Cambria" w:eastAsia="Cambria" w:hAnsi="Cambria"/>
+                <w:rFonts w:ascii="Calibri" w:cs="Calibri" w:eastAsia="Calibri" w:hAnsi="Calibri"/>
                 <w:b w:val="false"/>
                 <w:bCs w:val="false"/>
                 <w:sz w:val="19"/>
@@ -6722,7 +7767,7 @@
             </w:pPr>
             <w:r>
               <w:rPr>
-                <w:rFonts w:ascii="Cambria" w:cs="Cambria" w:eastAsia="Cambria" w:hAnsi="Cambria"/>
+                <w:rFonts w:ascii="Calibri" w:cs="Calibri" w:eastAsia="Calibri" w:hAnsi="Calibri"/>
                 <w:b w:val="false"/>
                 <w:bCs w:val="false"/>
                 <w:sz w:val="19"/>
@@ -6755,7 +7800,7 @@
             </w:pPr>
             <w:r>
               <w:rPr>
-                <w:rFonts w:ascii="Cambria" w:cs="Cambria" w:eastAsia="Cambria" w:hAnsi="Cambria"/>
+                <w:rFonts w:ascii="Calibri" w:cs="Calibri" w:eastAsia="Calibri" w:hAnsi="Calibri"/>
                 <w:b w:val="false"/>
                 <w:bCs w:val="false"/>
                 <w:sz w:val="19"/>
@@ -6788,7 +7833,7 @@
             </w:pPr>
             <w:r>
               <w:rPr>
-                <w:rFonts w:ascii="Cambria" w:cs="Cambria" w:eastAsia="Cambria" w:hAnsi="Cambria"/>
+                <w:rFonts w:ascii="Calibri" w:cs="Calibri" w:eastAsia="Calibri" w:hAnsi="Calibri"/>
                 <w:b w:val="false"/>
                 <w:bCs w:val="false"/>
                 <w:sz w:val="19"/>
@@ -6821,7 +7866,7 @@
             </w:pPr>
             <w:r>
               <w:rPr>
-                <w:rFonts w:ascii="Cambria" w:cs="Cambria" w:eastAsia="Cambria" w:hAnsi="Cambria"/>
+                <w:rFonts w:ascii="Calibri" w:cs="Calibri" w:eastAsia="Calibri" w:hAnsi="Calibri"/>
                 <w:b w:val="false"/>
                 <w:bCs w:val="false"/>
                 <w:sz w:val="19"/>
@@ -6856,7 +7901,7 @@
             </w:pPr>
             <w:r>
               <w:rPr>
-                <w:rFonts w:ascii="Cambria" w:cs="Cambria" w:eastAsia="Cambria" w:hAnsi="Cambria"/>
+                <w:rFonts w:ascii="Calibri" w:cs="Calibri" w:eastAsia="Calibri" w:hAnsi="Calibri"/>
                 <w:b w:val="false"/>
                 <w:bCs w:val="false"/>
                 <w:sz w:val="19"/>
@@ -6889,7 +7934,7 @@
             </w:pPr>
             <w:r>
               <w:rPr>
-                <w:rFonts w:ascii="Cambria" w:cs="Cambria" w:eastAsia="Cambria" w:hAnsi="Cambria"/>
+                <w:rFonts w:ascii="Calibri" w:cs="Calibri" w:eastAsia="Calibri" w:hAnsi="Calibri"/>
                 <w:b w:val="false"/>
                 <w:bCs w:val="false"/>
                 <w:sz w:val="19"/>
@@ -6922,7 +7967,7 @@
             </w:pPr>
             <w:r>
               <w:rPr>
-                <w:rFonts w:ascii="Cambria" w:cs="Cambria" w:eastAsia="Cambria" w:hAnsi="Cambria"/>
+                <w:rFonts w:ascii="Calibri" w:cs="Calibri" w:eastAsia="Calibri" w:hAnsi="Calibri"/>
                 <w:b w:val="false"/>
                 <w:bCs w:val="false"/>
                 <w:sz w:val="19"/>
@@ -6955,7 +8000,7 @@
             </w:pPr>
             <w:r>
               <w:rPr>
-                <w:rFonts w:ascii="Cambria" w:cs="Cambria" w:eastAsia="Cambria" w:hAnsi="Cambria"/>
+                <w:rFonts w:ascii="Calibri" w:cs="Calibri" w:eastAsia="Calibri" w:hAnsi="Calibri"/>
                 <w:b w:val="false"/>
                 <w:bCs w:val="false"/>
                 <w:sz w:val="19"/>
@@ -6988,7 +8033,7 @@
             </w:pPr>
             <w:r>
               <w:rPr>
-                <w:rFonts w:ascii="Cambria" w:cs="Cambria" w:eastAsia="Cambria" w:hAnsi="Cambria"/>
+                <w:rFonts w:ascii="Calibri" w:cs="Calibri" w:eastAsia="Calibri" w:hAnsi="Calibri"/>
                 <w:b w:val="false"/>
                 <w:bCs w:val="false"/>
                 <w:sz w:val="19"/>
@@ -7023,7 +8068,7 @@
             </w:pPr>
             <w:r>
               <w:rPr>
-                <w:rFonts w:ascii="Cambria" w:cs="Cambria" w:eastAsia="Cambria" w:hAnsi="Cambria"/>
+                <w:rFonts w:ascii="Calibri" w:cs="Calibri" w:eastAsia="Calibri" w:hAnsi="Calibri"/>
                 <w:b w:val="false"/>
                 <w:bCs w:val="false"/>
                 <w:sz w:val="19"/>
@@ -7056,7 +8101,7 @@
             </w:pPr>
             <w:r>
               <w:rPr>
-                <w:rFonts w:ascii="Cambria" w:cs="Cambria" w:eastAsia="Cambria" w:hAnsi="Cambria"/>
+                <w:rFonts w:ascii="Calibri" w:cs="Calibri" w:eastAsia="Calibri" w:hAnsi="Calibri"/>
                 <w:b w:val="false"/>
                 <w:bCs w:val="false"/>
                 <w:sz w:val="19"/>
@@ -7089,7 +8134,7 @@
             </w:pPr>
             <w:r>
               <w:rPr>
-                <w:rFonts w:ascii="Cambria" w:cs="Cambria" w:eastAsia="Cambria" w:hAnsi="Cambria"/>
+                <w:rFonts w:ascii="Calibri" w:cs="Calibri" w:eastAsia="Calibri" w:hAnsi="Calibri"/>
                 <w:b w:val="false"/>
                 <w:bCs w:val="false"/>
                 <w:sz w:val="19"/>
@@ -7122,7 +8167,7 @@
             </w:pPr>
             <w:r>
               <w:rPr>
-                <w:rFonts w:ascii="Cambria" w:cs="Cambria" w:eastAsia="Cambria" w:hAnsi="Cambria"/>
+                <w:rFonts w:ascii="Calibri" w:cs="Calibri" w:eastAsia="Calibri" w:hAnsi="Calibri"/>
                 <w:b w:val="false"/>
                 <w:bCs w:val="false"/>
                 <w:sz w:val="19"/>
@@ -7155,7 +8200,7 @@
             </w:pPr>
             <w:r>
               <w:rPr>
-                <w:rFonts w:ascii="Cambria" w:cs="Cambria" w:eastAsia="Cambria" w:hAnsi="Cambria"/>
+                <w:rFonts w:ascii="Calibri" w:cs="Calibri" w:eastAsia="Calibri" w:hAnsi="Calibri"/>
                 <w:b w:val="false"/>
                 <w:bCs w:val="false"/>
                 <w:sz w:val="19"/>
@@ -7190,7 +8235,7 @@
             </w:pPr>
             <w:r>
               <w:rPr>
-                <w:rFonts w:ascii="Cambria" w:cs="Cambria" w:eastAsia="Cambria" w:hAnsi="Cambria"/>
+                <w:rFonts w:ascii="Calibri" w:cs="Calibri" w:eastAsia="Calibri" w:hAnsi="Calibri"/>
                 <w:b w:val="false"/>
                 <w:bCs w:val="false"/>
                 <w:sz w:val="19"/>
@@ -7223,7 +8268,7 @@
             </w:pPr>
             <w:r>
               <w:rPr>
-                <w:rFonts w:ascii="Cambria" w:cs="Cambria" w:eastAsia="Cambria" w:hAnsi="Cambria"/>
+                <w:rFonts w:ascii="Calibri" w:cs="Calibri" w:eastAsia="Calibri" w:hAnsi="Calibri"/>
                 <w:b w:val="false"/>
                 <w:bCs w:val="false"/>
                 <w:sz w:val="19"/>
@@ -7256,7 +8301,7 @@
             </w:pPr>
             <w:r>
               <w:rPr>
-                <w:rFonts w:ascii="Cambria" w:cs="Cambria" w:eastAsia="Cambria" w:hAnsi="Cambria"/>
+                <w:rFonts w:ascii="Calibri" w:cs="Calibri" w:eastAsia="Calibri" w:hAnsi="Calibri"/>
                 <w:b w:val="false"/>
                 <w:bCs w:val="false"/>
                 <w:sz w:val="19"/>
@@ -7289,7 +8334,7 @@
             </w:pPr>
             <w:r>
               <w:rPr>
-                <w:rFonts w:ascii="Cambria" w:cs="Cambria" w:eastAsia="Cambria" w:hAnsi="Cambria"/>
+                <w:rFonts w:ascii="Calibri" w:cs="Calibri" w:eastAsia="Calibri" w:hAnsi="Calibri"/>
                 <w:b w:val="false"/>
                 <w:bCs w:val="false"/>
                 <w:sz w:val="19"/>
@@ -7322,7 +8367,7 @@
             </w:pPr>
             <w:r>
               <w:rPr>
-                <w:rFonts w:ascii="Cambria" w:cs="Cambria" w:eastAsia="Cambria" w:hAnsi="Cambria"/>
+                <w:rFonts w:ascii="Calibri" w:cs="Calibri" w:eastAsia="Calibri" w:hAnsi="Calibri"/>
                 <w:b w:val="false"/>
                 <w:bCs w:val="false"/>
                 <w:sz w:val="19"/>
@@ -7346,7 +8391,7 @@
       </w:pPr>
       <w:r>
         <w:rPr>
-          <w:rFonts w:ascii="Cambria" w:cs="Cambria" w:eastAsia="Cambria" w:hAnsi="Cambria"/>
+          <w:rFonts w:ascii="Calibri" w:cs="Calibri" w:eastAsia="Calibri" w:hAnsi="Calibri"/>
           <w:i/>
           <w:iCs/>
           <w:sz w:val="19"/>
@@ -7356,7 +8401,7 @@
       </w:r>
       <w:r>
         <w:rPr>
-          <w:rFonts w:ascii="Cambria" w:cs="Cambria" w:eastAsia="Cambria" w:hAnsi="Cambria"/>
+          <w:rFonts w:ascii="Calibri" w:cs="Calibri" w:eastAsia="Calibri" w:hAnsi="Calibri"/>
           <w:i/>
           <w:iCs/>
           <w:sz w:val="19"/>
@@ -7368,11 +8413,11 @@
     <w:p>
       <w:pPr>
         <w:pStyle w:val="Heading2"/>
-        <w:spacing w:after="110" w:before="260"/>
-      </w:pPr>
-      <w:r>
-        <w:rPr>
-          <w:rFonts w:ascii="Cambria" w:cs="Cambria" w:eastAsia="Cambria" w:hAnsi="Cambria"/>
+        <w:spacing w:after="100" w:before="240"/>
+      </w:pPr>
+      <w:r>
+        <w:rPr>
+          <w:rFonts w:ascii="Calibri" w:cs="Calibri" w:eastAsia="Calibri" w:hAnsi="Calibri"/>
           <w:b/>
           <w:bCs/>
           <w:sz w:val="23"/>
@@ -7389,25 +8434,25 @@
       </w:pPr>
       <w:r>
         <w:rPr>
-          <w:rFonts w:ascii="Cambria" w:cs="Cambria" w:eastAsia="Cambria" w:hAnsi="Cambria"/>
-          <w:b w:val="false"/>
-          <w:bCs w:val="false"/>
-          <w:i w:val="false"/>
-          <w:iCs w:val="false"/>
-          <w:sz w:val="22"/>
-          <w:szCs w:val="22"/>
-        </w:rPr>
-        <w:t xml:space="preserve">Sobre la muestra homogénea 2004–2025, el proceso CIR del EMBI+ arroja una velocidad de reversión κ = 0,923 —vida media de 0,75 años—, un nivel de equilibrio de largo plazo θ = 1.032 puntos básicos y una volatilidad de difusión σ = 26,9. La condición de Feller se cumple con holgura (2κθ = 1.905 &gt; σ² = 725; ratio 2,63), de modo que el spread simulado no puede volverse negativo, y el criterio AIC prefiere el CIR frente a un AR(1) (1.279 frente a 1.342). Sobre la serie histórica de 42 años, la reversión es más lenta (κ = 0,463, vida media de 1,5 años) y el nivel de equilibrio sube a 1.457 puntos básicos: la penalización de largo plazo al crédito argentino es una regularidad estructural, no un rasgo del período reciente.</w:t>
+          <w:rFonts w:ascii="Calibri" w:cs="Calibri" w:eastAsia="Calibri" w:hAnsi="Calibri"/>
+          <w:b w:val="false"/>
+          <w:bCs w:val="false"/>
+          <w:i w:val="false"/>
+          <w:iCs w:val="false"/>
+          <w:sz w:val="22"/>
+          <w:szCs w:val="22"/>
+        </w:rPr>
+        <w:t xml:space="preserve">Sobre la muestra homogénea 2004–2025, el proceso CIR del EMBI+ arroja una velocidad de reversión κ = 0,923 —vida media de 0,75 años—, un nivel de equilibrio de largo plazo θ = 1.032 puntos básicos y una volatilidad de difusión σ = 26,9. La condición de Feller se cumple con holgura (2 κ θ = 1.905 &gt; σ² = 725; ratio 2,63), de modo que el spread simulado no puede volverse negativo, y el criterio AIC prefiere el CIR frente a un AR(1) (1.279 frente a 1.342). Sobre la serie histórica de 42 años, la reversión es más lenta (κ = 0,463, vida media de 1,5 años) y el nivel de equilibrio sube a 1.457 puntos básicos: la penalización de largo plazo al crédito argentino es una regularidad estructural, no un rasgo del período reciente.</w:t>
       </w:r>
     </w:p>
     <w:p>
       <w:pPr>
         <w:pStyle w:val="Heading2"/>
-        <w:spacing w:after="110" w:before="260"/>
-      </w:pPr>
-      <w:r>
-        <w:rPr>
-          <w:rFonts w:ascii="Cambria" w:cs="Cambria" w:eastAsia="Cambria" w:hAnsi="Cambria"/>
+        <w:spacing w:after="100" w:before="240"/>
+      </w:pPr>
+      <w:r>
+        <w:rPr>
+          <w:rFonts w:ascii="Calibri" w:cs="Calibri" w:eastAsia="Calibri" w:hAnsi="Calibri"/>
           <w:b/>
           <w:bCs/>
           <w:sz w:val="23"/>
@@ -7424,7 +8469,7 @@
       </w:pPr>
       <w:r>
         <w:rPr>
-          <w:rFonts w:ascii="Cambria" w:cs="Cambria" w:eastAsia="Cambria" w:hAnsi="Cambria"/>
+          <w:rFonts w:ascii="Calibri" w:cs="Calibri" w:eastAsia="Calibri" w:hAnsi="Calibri"/>
           <w:b w:val="false"/>
           <w:bCs w:val="false"/>
           <w:i w:val="false"/>
@@ -7485,7 +8530,7 @@
             </w:pPr>
             <w:r>
               <w:rPr>
-                <w:rFonts w:ascii="Cambria" w:cs="Cambria" w:eastAsia="Cambria" w:hAnsi="Cambria"/>
+                <w:rFonts w:ascii="Calibri" w:cs="Calibri" w:eastAsia="Calibri" w:hAnsi="Calibri"/>
                 <w:b/>
                 <w:bCs/>
                 <w:sz w:val="19"/>
@@ -7518,7 +8563,7 @@
             </w:pPr>
             <w:r>
               <w:rPr>
-                <w:rFonts w:ascii="Cambria" w:cs="Cambria" w:eastAsia="Cambria" w:hAnsi="Cambria"/>
+                <w:rFonts w:ascii="Calibri" w:cs="Calibri" w:eastAsia="Calibri" w:hAnsi="Calibri"/>
                 <w:b/>
                 <w:bCs/>
                 <w:sz w:val="19"/>
@@ -7551,7 +8596,7 @@
             </w:pPr>
             <w:r>
               <w:rPr>
-                <w:rFonts w:ascii="Cambria" w:cs="Cambria" w:eastAsia="Cambria" w:hAnsi="Cambria"/>
+                <w:rFonts w:ascii="Calibri" w:cs="Calibri" w:eastAsia="Calibri" w:hAnsi="Calibri"/>
                 <w:b/>
                 <w:bCs/>
                 <w:sz w:val="19"/>
@@ -7584,7 +8629,7 @@
             </w:pPr>
             <w:r>
               <w:rPr>
-                <w:rFonts w:ascii="Cambria" w:cs="Cambria" w:eastAsia="Cambria" w:hAnsi="Cambria"/>
+                <w:rFonts w:ascii="Calibri" w:cs="Calibri" w:eastAsia="Calibri" w:hAnsi="Calibri"/>
                 <w:b/>
                 <w:bCs/>
                 <w:sz w:val="19"/>
@@ -7619,7 +8664,7 @@
             </w:pPr>
             <w:r>
               <w:rPr>
-                <w:rFonts w:ascii="Cambria" w:cs="Cambria" w:eastAsia="Cambria" w:hAnsi="Cambria"/>
+                <w:rFonts w:ascii="Calibri" w:cs="Calibri" w:eastAsia="Calibri" w:hAnsi="Calibri"/>
                 <w:b w:val="false"/>
                 <w:bCs w:val="false"/>
                 <w:sz w:val="19"/>
@@ -7652,7 +8697,7 @@
             </w:pPr>
             <w:r>
               <w:rPr>
-                <w:rFonts w:ascii="Cambria" w:cs="Cambria" w:eastAsia="Cambria" w:hAnsi="Cambria"/>
+                <w:rFonts w:ascii="Calibri" w:cs="Calibri" w:eastAsia="Calibri" w:hAnsi="Calibri"/>
                 <w:b w:val="false"/>
                 <w:bCs w:val="false"/>
                 <w:sz w:val="19"/>
@@ -7685,7 +8730,7 @@
             </w:pPr>
             <w:r>
               <w:rPr>
-                <w:rFonts w:ascii="Cambria" w:cs="Cambria" w:eastAsia="Cambria" w:hAnsi="Cambria"/>
+                <w:rFonts w:ascii="Calibri" w:cs="Calibri" w:eastAsia="Calibri" w:hAnsi="Calibri"/>
                 <w:b w:val="false"/>
                 <w:bCs w:val="false"/>
                 <w:sz w:val="19"/>
@@ -7718,7 +8763,7 @@
             </w:pPr>
             <w:r>
               <w:rPr>
-                <w:rFonts w:ascii="Cambria" w:cs="Cambria" w:eastAsia="Cambria" w:hAnsi="Cambria"/>
+                <w:rFonts w:ascii="Calibri" w:cs="Calibri" w:eastAsia="Calibri" w:hAnsi="Calibri"/>
                 <w:b w:val="false"/>
                 <w:bCs w:val="false"/>
                 <w:sz w:val="19"/>
@@ -7753,7 +8798,7 @@
             </w:pPr>
             <w:r>
               <w:rPr>
-                <w:rFonts w:ascii="Cambria" w:cs="Cambria" w:eastAsia="Cambria" w:hAnsi="Cambria"/>
+                <w:rFonts w:ascii="Calibri" w:cs="Calibri" w:eastAsia="Calibri" w:hAnsi="Calibri"/>
                 <w:b w:val="false"/>
                 <w:bCs w:val="false"/>
                 <w:sz w:val="19"/>
@@ -7786,7 +8831,7 @@
             </w:pPr>
             <w:r>
               <w:rPr>
-                <w:rFonts w:ascii="Cambria" w:cs="Cambria" w:eastAsia="Cambria" w:hAnsi="Cambria"/>
+                <w:rFonts w:ascii="Calibri" w:cs="Calibri" w:eastAsia="Calibri" w:hAnsi="Calibri"/>
                 <w:b w:val="false"/>
                 <w:bCs w:val="false"/>
                 <w:sz w:val="19"/>
@@ -7819,7 +8864,7 @@
             </w:pPr>
             <w:r>
               <w:rPr>
-                <w:rFonts w:ascii="Cambria" w:cs="Cambria" w:eastAsia="Cambria" w:hAnsi="Cambria"/>
+                <w:rFonts w:ascii="Calibri" w:cs="Calibri" w:eastAsia="Calibri" w:hAnsi="Calibri"/>
                 <w:b w:val="false"/>
                 <w:bCs w:val="false"/>
                 <w:sz w:val="19"/>
@@ -7852,7 +8897,7 @@
             </w:pPr>
             <w:r>
               <w:rPr>
-                <w:rFonts w:ascii="Cambria" w:cs="Cambria" w:eastAsia="Cambria" w:hAnsi="Cambria"/>
+                <w:rFonts w:ascii="Calibri" w:cs="Calibri" w:eastAsia="Calibri" w:hAnsi="Calibri"/>
                 <w:b w:val="false"/>
                 <w:bCs w:val="false"/>
                 <w:sz w:val="19"/>
@@ -7887,7 +8932,7 @@
             </w:pPr>
             <w:r>
               <w:rPr>
-                <w:rFonts w:ascii="Cambria" w:cs="Cambria" w:eastAsia="Cambria" w:hAnsi="Cambria"/>
+                <w:rFonts w:ascii="Calibri" w:cs="Calibri" w:eastAsia="Calibri" w:hAnsi="Calibri"/>
                 <w:b w:val="false"/>
                 <w:bCs w:val="false"/>
                 <w:sz w:val="19"/>
@@ -7920,7 +8965,7 @@
             </w:pPr>
             <w:r>
               <w:rPr>
-                <w:rFonts w:ascii="Cambria" w:cs="Cambria" w:eastAsia="Cambria" w:hAnsi="Cambria"/>
+                <w:rFonts w:ascii="Calibri" w:cs="Calibri" w:eastAsia="Calibri" w:hAnsi="Calibri"/>
                 <w:b w:val="false"/>
                 <w:bCs w:val="false"/>
                 <w:sz w:val="19"/>
@@ -7953,7 +8998,7 @@
             </w:pPr>
             <w:r>
               <w:rPr>
-                <w:rFonts w:ascii="Cambria" w:cs="Cambria" w:eastAsia="Cambria" w:hAnsi="Cambria"/>
+                <w:rFonts w:ascii="Calibri" w:cs="Calibri" w:eastAsia="Calibri" w:hAnsi="Calibri"/>
                 <w:b w:val="false"/>
                 <w:bCs w:val="false"/>
                 <w:sz w:val="19"/>
@@ -7986,7 +9031,7 @@
             </w:pPr>
             <w:r>
               <w:rPr>
-                <w:rFonts w:ascii="Cambria" w:cs="Cambria" w:eastAsia="Cambria" w:hAnsi="Cambria"/>
+                <w:rFonts w:ascii="Calibri" w:cs="Calibri" w:eastAsia="Calibri" w:hAnsi="Calibri"/>
                 <w:b w:val="false"/>
                 <w:bCs w:val="false"/>
                 <w:sz w:val="19"/>
@@ -8010,7 +9055,7 @@
       </w:pPr>
       <w:r>
         <w:rPr>
-          <w:rFonts w:ascii="Cambria" w:cs="Cambria" w:eastAsia="Cambria" w:hAnsi="Cambria"/>
+          <w:rFonts w:ascii="Calibri" w:cs="Calibri" w:eastAsia="Calibri" w:hAnsi="Calibri"/>
           <w:i/>
           <w:iCs/>
           <w:sz w:val="19"/>
@@ -8020,7 +9065,7 @@
       </w:r>
       <w:r>
         <w:rPr>
-          <w:rFonts w:ascii="Cambria" w:cs="Cambria" w:eastAsia="Cambria" w:hAnsi="Cambria"/>
+          <w:rFonts w:ascii="Calibri" w:cs="Calibri" w:eastAsia="Calibri" w:hAnsi="Calibri"/>
           <w:i/>
           <w:iCs/>
           <w:sz w:val="19"/>
@@ -8037,7 +9082,7 @@
       </w:pPr>
       <w:r>
         <w:rPr>
-          <w:rFonts w:ascii="Cambria" w:cs="Cambria" w:eastAsia="Cambria" w:hAnsi="Cambria"/>
+          <w:rFonts w:ascii="Calibri" w:cs="Calibri" w:eastAsia="Calibri" w:hAnsi="Calibri"/>
           <w:b w:val="false"/>
           <w:bCs w:val="false"/>
           <w:i w:val="false"/>
@@ -8050,17 +9095,12 @@
     </w:p>
     <w:p>
       <w:pPr>
-        <w:pageBreakBefore/>
-      </w:pPr>
-    </w:p>
-    <w:p>
-      <w:pPr>
         <w:pStyle w:val="Heading1"/>
-        <w:spacing w:after="140" w:before="360"/>
-      </w:pPr>
-      <w:r>
-        <w:rPr>
-          <w:rFonts w:ascii="Cambria" w:cs="Cambria" w:eastAsia="Cambria" w:hAnsi="Cambria"/>
+        <w:spacing w:after="130" w:before="340"/>
+      </w:pPr>
+      <w:r>
+        <w:rPr>
+          <w:rFonts w:ascii="Calibri" w:cs="Calibri" w:eastAsia="Calibri" w:hAnsi="Calibri"/>
           <w:b/>
           <w:bCs/>
           <w:sz w:val="26"/>
@@ -8077,15 +9117,15 @@
       </w:pPr>
       <w:r>
         <w:rPr>
-          <w:rFonts w:ascii="Cambria" w:cs="Cambria" w:eastAsia="Cambria" w:hAnsi="Cambria"/>
-          <w:b w:val="false"/>
-          <w:bCs w:val="false"/>
-          <w:i w:val="false"/>
-          <w:iCs w:val="false"/>
-          <w:sz w:val="22"/>
-          <w:szCs w:val="22"/>
-        </w:rPr>
-        <w:t xml:space="preserve">Cinco estrategias de estimación, sobre dos ventanas muestrales que comparten apenas 88 de 108 observaciones, convergen en un diagnóstico común. La evidencia de una regla de reacción fiscal lineal, estable y de nivel es débil o nula: lo sostienen DOLS de muestra completa (ρ = −0,0071, p = 0,564), el VECM en ambas ventanas (αpb no significativo) y el ordenamiento de la descomposición de varianza del SVAR, donde los desbalances primarios y el ciclo —no una respuesta sistemática— son lo que mueve la deuda. La evidencia de un umbral de fatiga fiscal, en cambio, se fortalece bajo las especificaciones no lineales: el contraste de Hansen sobre la primera diferencia del resultado primario rechaza la linealidad con holgura en torno a 2.083 puntos básicos, y el TVECM localiza el mismo umbral con una inversión de signo en la velocidad de ajuste, aunque sin significar su contraste multivariado.</w:t>
+          <w:rFonts w:ascii="Calibri" w:cs="Calibri" w:eastAsia="Calibri" w:hAnsi="Calibri"/>
+          <w:b w:val="false"/>
+          <w:bCs w:val="false"/>
+          <w:i w:val="false"/>
+          <w:iCs w:val="false"/>
+          <w:sz w:val="22"/>
+          <w:szCs w:val="22"/>
+        </w:rPr>
+        <w:t xml:space="preserve">Cinco estrategias de estimación, sobre dos ventanas muestrales que comparten apenas 88 de 108 observaciones, convergen en un diagnóstico común. La evidencia de una regla de reacción fiscal lineal, estable y de nivel es débil o nula: lo sostienen DOLS de muestra completa (ρ = −0,0071, p = 0,564), el VECM en ambas ventanas (velocidad de ajuste fiscal no significativa) y el ordenamiento de la descomposición de varianza del SVAR, donde los desbalances primarios y el ciclo —no una respuesta sistemática— son lo que mueve la deuda. La evidencia de un umbral de fatiga fiscal, en cambio, se fortalece bajo las especificaciones no lineales: el contraste de Hansen sobre la primera diferencia del resultado primario rechaza la linealidad con holgura en torno a 2.083 puntos básicos, y el TVECM localiza el mismo umbral con una inversión de signo en la velocidad de ajuste, aunque sin significar su contraste multivariado.</w:t>
       </w:r>
     </w:p>
     <w:p>
@@ -8096,7 +9136,7 @@
       </w:pPr>
       <w:r>
         <w:rPr>
-          <w:rFonts w:ascii="Cambria" w:cs="Cambria" w:eastAsia="Cambria" w:hAnsi="Cambria"/>
+          <w:rFonts w:ascii="Calibri" w:cs="Calibri" w:eastAsia="Calibri" w:hAnsi="Calibri"/>
           <w:b w:val="false"/>
           <w:bCs w:val="false"/>
           <w:i w:val="false"/>
@@ -8115,7 +9155,7 @@
       </w:pPr>
       <w:r>
         <w:rPr>
-          <w:rFonts w:ascii="Cambria" w:cs="Cambria" w:eastAsia="Cambria" w:hAnsi="Cambria"/>
+          <w:rFonts w:ascii="Calibri" w:cs="Calibri" w:eastAsia="Calibri" w:hAnsi="Calibri"/>
           <w:b w:val="false"/>
           <w:bCs w:val="false"/>
           <w:i w:val="false"/>
@@ -8129,11 +9169,11 @@
     <w:p>
       <w:pPr>
         <w:pStyle w:val="Heading1"/>
-        <w:spacing w:after="140" w:before="360"/>
-      </w:pPr>
-      <w:r>
-        <w:rPr>
-          <w:rFonts w:ascii="Cambria" w:cs="Cambria" w:eastAsia="Cambria" w:hAnsi="Cambria"/>
+        <w:spacing w:after="130" w:before="340"/>
+      </w:pPr>
+      <w:r>
+        <w:rPr>
+          <w:rFonts w:ascii="Calibri" w:cs="Calibri" w:eastAsia="Calibri" w:hAnsi="Calibri"/>
           <w:b/>
           <w:bCs/>
           <w:sz w:val="26"/>
@@ -8150,7 +9190,7 @@
       </w:pPr>
       <w:r>
         <w:rPr>
-          <w:rFonts w:ascii="Cambria" w:cs="Cambria" w:eastAsia="Cambria" w:hAnsi="Cambria"/>
+          <w:rFonts w:ascii="Calibri" w:cs="Calibri" w:eastAsia="Calibri" w:hAnsi="Calibri"/>
           <w:sz w:val="19"/>
           <w:szCs w:val="19"/>
         </w:rPr>
@@ -8165,7 +9205,7 @@
       </w:pPr>
       <w:r>
         <w:rPr>
-          <w:rFonts w:ascii="Cambria" w:cs="Cambria" w:eastAsia="Cambria" w:hAnsi="Cambria"/>
+          <w:rFonts w:ascii="Calibri" w:cs="Calibri" w:eastAsia="Calibri" w:hAnsi="Calibri"/>
           <w:sz w:val="19"/>
           <w:szCs w:val="19"/>
         </w:rPr>
@@ -8180,7 +9220,7 @@
       </w:pPr>
       <w:r>
         <w:rPr>
-          <w:rFonts w:ascii="Cambria" w:cs="Cambria" w:eastAsia="Cambria" w:hAnsi="Cambria"/>
+          <w:rFonts w:ascii="Calibri" w:cs="Calibri" w:eastAsia="Calibri" w:hAnsi="Calibri"/>
           <w:sz w:val="19"/>
           <w:szCs w:val="19"/>
         </w:rPr>
@@ -8195,7 +9235,7 @@
       </w:pPr>
       <w:r>
         <w:rPr>
-          <w:rFonts w:ascii="Cambria" w:cs="Cambria" w:eastAsia="Cambria" w:hAnsi="Cambria"/>
+          <w:rFonts w:ascii="Calibri" w:cs="Calibri" w:eastAsia="Calibri" w:hAnsi="Calibri"/>
           <w:sz w:val="19"/>
           <w:szCs w:val="19"/>
         </w:rPr>
@@ -8210,7 +9250,7 @@
       </w:pPr>
       <w:r>
         <w:rPr>
-          <w:rFonts w:ascii="Cambria" w:cs="Cambria" w:eastAsia="Cambria" w:hAnsi="Cambria"/>
+          <w:rFonts w:ascii="Calibri" w:cs="Calibri" w:eastAsia="Calibri" w:hAnsi="Calibri"/>
           <w:sz w:val="19"/>
           <w:szCs w:val="19"/>
         </w:rPr>
@@ -8225,7 +9265,7 @@
       </w:pPr>
       <w:r>
         <w:rPr>
-          <w:rFonts w:ascii="Cambria" w:cs="Cambria" w:eastAsia="Cambria" w:hAnsi="Cambria"/>
+          <w:rFonts w:ascii="Calibri" w:cs="Calibri" w:eastAsia="Calibri" w:hAnsi="Calibri"/>
           <w:sz w:val="19"/>
           <w:szCs w:val="19"/>
         </w:rPr>
@@ -8240,7 +9280,7 @@
       </w:pPr>
       <w:r>
         <w:rPr>
-          <w:rFonts w:ascii="Cambria" w:cs="Cambria" w:eastAsia="Cambria" w:hAnsi="Cambria"/>
+          <w:rFonts w:ascii="Calibri" w:cs="Calibri" w:eastAsia="Calibri" w:hAnsi="Calibri"/>
           <w:sz w:val="19"/>
           <w:szCs w:val="19"/>
         </w:rPr>
@@ -8255,7 +9295,7 @@
       </w:pPr>
       <w:r>
         <w:rPr>
-          <w:rFonts w:ascii="Cambria" w:cs="Cambria" w:eastAsia="Cambria" w:hAnsi="Cambria"/>
+          <w:rFonts w:ascii="Calibri" w:cs="Calibri" w:eastAsia="Calibri" w:hAnsi="Calibri"/>
           <w:sz w:val="19"/>
           <w:szCs w:val="19"/>
         </w:rPr>
@@ -8270,7 +9310,7 @@
       </w:pPr>
       <w:r>
         <w:rPr>
-          <w:rFonts w:ascii="Cambria" w:cs="Cambria" w:eastAsia="Cambria" w:hAnsi="Cambria"/>
+          <w:rFonts w:ascii="Calibri" w:cs="Calibri" w:eastAsia="Calibri" w:hAnsi="Calibri"/>
           <w:sz w:val="19"/>
           <w:szCs w:val="19"/>
         </w:rPr>
@@ -8285,7 +9325,7 @@
       </w:pPr>
       <w:r>
         <w:rPr>
-          <w:rFonts w:ascii="Cambria" w:cs="Cambria" w:eastAsia="Cambria" w:hAnsi="Cambria"/>
+          <w:rFonts w:ascii="Calibri" w:cs="Calibri" w:eastAsia="Calibri" w:hAnsi="Calibri"/>
           <w:sz w:val="19"/>
           <w:szCs w:val="19"/>
         </w:rPr>
@@ -8300,7 +9340,7 @@
       </w:pPr>
       <w:r>
         <w:rPr>
-          <w:rFonts w:ascii="Cambria" w:cs="Cambria" w:eastAsia="Cambria" w:hAnsi="Cambria"/>
+          <w:rFonts w:ascii="Calibri" w:cs="Calibri" w:eastAsia="Calibri" w:hAnsi="Calibri"/>
           <w:sz w:val="19"/>
           <w:szCs w:val="19"/>
         </w:rPr>
@@ -8315,7 +9355,7 @@
       </w:pPr>
       <w:r>
         <w:rPr>
-          <w:rFonts w:ascii="Cambria" w:cs="Cambria" w:eastAsia="Cambria" w:hAnsi="Cambria"/>
+          <w:rFonts w:ascii="Calibri" w:cs="Calibri" w:eastAsia="Calibri" w:hAnsi="Calibri"/>
           <w:sz w:val="19"/>
           <w:szCs w:val="19"/>
         </w:rPr>
@@ -8330,7 +9370,7 @@
       </w:pPr>
       <w:r>
         <w:rPr>
-          <w:rFonts w:ascii="Cambria" w:cs="Cambria" w:eastAsia="Cambria" w:hAnsi="Cambria"/>
+          <w:rFonts w:ascii="Calibri" w:cs="Calibri" w:eastAsia="Calibri" w:hAnsi="Calibri"/>
           <w:sz w:val="19"/>
           <w:szCs w:val="19"/>
         </w:rPr>
@@ -8345,7 +9385,7 @@
       </w:pPr>
       <w:r>
         <w:rPr>
-          <w:rFonts w:ascii="Cambria" w:cs="Cambria" w:eastAsia="Cambria" w:hAnsi="Cambria"/>
+          <w:rFonts w:ascii="Calibri" w:cs="Calibri" w:eastAsia="Calibri" w:hAnsi="Calibri"/>
           <w:sz w:val="19"/>
           <w:szCs w:val="19"/>
         </w:rPr>
@@ -8360,7 +9400,7 @@
       </w:pPr>
       <w:r>
         <w:rPr>
-          <w:rFonts w:ascii="Cambria" w:cs="Cambria" w:eastAsia="Cambria" w:hAnsi="Cambria"/>
+          <w:rFonts w:ascii="Calibri" w:cs="Calibri" w:eastAsia="Calibri" w:hAnsi="Calibri"/>
           <w:sz w:val="19"/>
           <w:szCs w:val="19"/>
         </w:rPr>
@@ -8375,7 +9415,7 @@
       </w:pPr>
       <w:r>
         <w:rPr>
-          <w:rFonts w:ascii="Cambria" w:cs="Cambria" w:eastAsia="Cambria" w:hAnsi="Cambria"/>
+          <w:rFonts w:ascii="Calibri" w:cs="Calibri" w:eastAsia="Calibri" w:hAnsi="Calibri"/>
           <w:sz w:val="19"/>
           <w:szCs w:val="19"/>
         </w:rPr>
@@ -8390,7 +9430,7 @@
       </w:pPr>
       <w:r>
         <w:rPr>
-          <w:rFonts w:ascii="Cambria" w:cs="Cambria" w:eastAsia="Cambria" w:hAnsi="Cambria"/>
+          <w:rFonts w:ascii="Calibri" w:cs="Calibri" w:eastAsia="Calibri" w:hAnsi="Calibri"/>
           <w:sz w:val="19"/>
           <w:szCs w:val="19"/>
         </w:rPr>
@@ -8405,7 +9445,7 @@
       </w:pPr>
       <w:r>
         <w:rPr>
-          <w:rFonts w:ascii="Cambria" w:cs="Cambria" w:eastAsia="Cambria" w:hAnsi="Cambria"/>
+          <w:rFonts w:ascii="Calibri" w:cs="Calibri" w:eastAsia="Calibri" w:hAnsi="Calibri"/>
           <w:sz w:val="19"/>
           <w:szCs w:val="19"/>
         </w:rPr>
@@ -8420,7 +9460,7 @@
       </w:pPr>
       <w:r>
         <w:rPr>
-          <w:rFonts w:ascii="Cambria" w:cs="Cambria" w:eastAsia="Cambria" w:hAnsi="Cambria"/>
+          <w:rFonts w:ascii="Calibri" w:cs="Calibri" w:eastAsia="Calibri" w:hAnsi="Calibri"/>
           <w:sz w:val="19"/>
           <w:szCs w:val="19"/>
         </w:rPr>
@@ -8435,7 +9475,7 @@
       </w:pPr>
       <w:r>
         <w:rPr>
-          <w:rFonts w:ascii="Cambria" w:cs="Cambria" w:eastAsia="Cambria" w:hAnsi="Cambria"/>
+          <w:rFonts w:ascii="Calibri" w:cs="Calibri" w:eastAsia="Calibri" w:hAnsi="Calibri"/>
           <w:sz w:val="19"/>
           <w:szCs w:val="19"/>
         </w:rPr>
@@ -8502,7 +9542,7 @@
     </w:pPr>
     <w:r>
       <w:rPr>
-        <w:rFonts w:ascii="Cambria" w:cs="Cambria" w:eastAsia="Cambria" w:hAnsi="Cambria"/>
+        <w:rFonts w:ascii="Calibri" w:cs="Calibri" w:eastAsia="Calibri" w:hAnsi="Calibri"/>
         <w:sz w:val="19"/>
         <w:szCs w:val="19"/>
       </w:rPr>
@@ -8668,7 +9708,13 @@
 <file path=word/styles.xml><?xml version="1.0" encoding="utf-8"?>
 <w:styles xmlns:mc="http://schemas.openxmlformats.org/markup-compatibility/2006" xmlns:r="http://schemas.openxmlformats.org/officeDocument/2006/relationships" xmlns:w="http://schemas.openxmlformats.org/wordprocessingml/2006/main" xmlns:w14="http://schemas.microsoft.com/office/word/2010/wordml" xmlns:w15="http://schemas.microsoft.com/office/word/2012/wordml" mc:Ignorable="w14 w15">
   <w:docDefaults>
-    <w:rPrDefault/>
+    <w:rPrDefault>
+      <w:rPr>
+        <w:rFonts w:ascii="Calibri" w:cs="Calibri" w:eastAsia="Calibri" w:hAnsi="Calibri"/>
+        <w:sz w:val="22"/>
+        <w:szCs w:val="22"/>
+      </w:rPr>
+    </w:rPrDefault>
     <w:pPrDefault/>
   </w:docDefaults>
   <w:style w:type="paragraph" w:styleId="Title">

--- a/outputs/SVAR_Metodologia_Resultados_Accesible.docx
+++ b/outputs/SVAR_Metodologia_Resultados_Accesible.docx
@@ -1348,9 +1348,133 @@
     </w:p>
     <w:p>
       <w:pPr>
-        <w:spacing w:after="150" w:before="110"/>
+        <w:spacing w:after="170" w:before="140"/>
         <w:jc w:val="center"/>
       </w:pPr>
+      <w:r>
+        <w:drawing>
+          <wp:inline distT="0" distB="0" distL="0" distR="0">
+            <wp:extent cx="3724275" cy="1162050"/>
+            <wp:effectExtent t="0" r="0" b="0" l="0"/>
+            <wp:docPr id="1" name="" descr="" title=""/>
+            <wp:cNvGraphicFramePr>
+              <a:graphicFrameLocks xmlns:a="http://schemas.openxmlformats.org/drawingml/2006/main" noChangeAspect="1"/>
+            </wp:cNvGraphicFramePr>
+            <a:graphic xmlns:a="http://schemas.openxmlformats.org/drawingml/2006/main">
+              <a:graphicData uri="http://schemas.openxmlformats.org/drawingml/2006/picture">
+                <pic:pic xmlns:pic="http://schemas.openxmlformats.org/drawingml/2006/picture">
+                  <pic:nvPicPr>
+                    <pic:cNvPr id="0" name="" descr=""/>
+                    <pic:cNvPicPr>
+                      <a:picLocks noChangeAspect="1" noChangeArrowheads="1"/>
+                    </pic:cNvPicPr>
+                  </pic:nvPicPr>
+                  <pic:blipFill>
+                    <a:blip r:embed="rId8" cstate="none"/>
+                    <a:srcRect/>
+                    <a:stretch>
+                      <a:fillRect/>
+                    </a:stretch>
+                  </pic:blipFill>
+                  <pic:spPr bwMode="auto">
+                    <a:xfrm>
+                      <a:off x="0" y="0"/>
+                      <a:ext cx="3724275" cy="1162050"/>
+                    </a:xfrm>
+                    <a:prstGeom prst="rect">
+                      <a:avLst/>
+                    </a:prstGeom>
+                  </pic:spPr>
+                </pic:pic>
+              </a:graphicData>
+            </a:graphic>
+          </wp:inline>
+        </w:drawing>
+      </w:r>
+    </w:p>
+    <w:p>
+      <w:pPr>
+        <w:spacing w:after="140" w:line="300"/>
+        <w:ind w:firstLine="431"/>
+        <w:jc w:val="both"/>
+      </w:pPr>
+      <w:r>
+        <w:rPr>
+          <w:rFonts w:ascii="Calibri" w:cs="Calibri" w:eastAsia="Calibri" w:hAnsi="Calibri"/>
+          <w:b w:val="false"/>
+          <w:bCs w:val="false"/>
+          <w:i w:val="false"/>
+          <w:iCs w:val="false"/>
+          <w:sz w:val="22"/>
+          <w:szCs w:val="22"/>
+        </w:rPr>
+        <w:t xml:space="preserve">Esta condición no es directamente contrastable. Bohn (1998, 2007) propone una condición suficiente que sí lo es: si el resultado primario responde positivamente al stock de deuda rezagado, la restricción intertemporal se cumple de forma asintótica, sin necesidad de suponer una tasa de descuento ni de proyectar a infinito, y sin exigir estacionariedad de las series. La función de reacción fiscal, en su forma canónica, es:</w:t>
+      </w:r>
+    </w:p>
+    <w:p>
+      <w:pPr>
+        <w:spacing w:after="170" w:before="140"/>
+        <w:jc w:val="center"/>
+      </w:pPr>
+      <w:r>
+        <w:drawing>
+          <wp:inline distT="0" distB="0" distL="0" distR="0">
+            <wp:extent cx="5715000" cy="504825"/>
+            <wp:effectExtent t="0" r="0" b="0" l="0"/>
+            <wp:docPr id="1" name="" descr="" title=""/>
+            <wp:cNvGraphicFramePr>
+              <a:graphicFrameLocks xmlns:a="http://schemas.openxmlformats.org/drawingml/2006/main" noChangeAspect="1"/>
+            </wp:cNvGraphicFramePr>
+            <a:graphic xmlns:a="http://schemas.openxmlformats.org/drawingml/2006/main">
+              <a:graphicData uri="http://schemas.openxmlformats.org/drawingml/2006/picture">
+                <pic:pic xmlns:pic="http://schemas.openxmlformats.org/drawingml/2006/picture">
+                  <pic:nvPicPr>
+                    <pic:cNvPr id="0" name="" descr=""/>
+                    <pic:cNvPicPr>
+                      <a:picLocks noChangeAspect="1" noChangeArrowheads="1"/>
+                    </pic:cNvPicPr>
+                  </pic:nvPicPr>
+                  <pic:blipFill>
+                    <a:blip r:embed="rId9" cstate="none"/>
+                    <a:srcRect/>
+                    <a:stretch>
+                      <a:fillRect/>
+                    </a:stretch>
+                  </pic:blipFill>
+                  <pic:spPr bwMode="auto">
+                    <a:xfrm>
+                      <a:off x="0" y="0"/>
+                      <a:ext cx="5715000" cy="504825"/>
+                    </a:xfrm>
+                    <a:prstGeom prst="rect">
+                      <a:avLst/>
+                    </a:prstGeom>
+                  </pic:spPr>
+                </pic:pic>
+              </a:graphicData>
+            </a:graphic>
+          </wp:inline>
+        </w:drawing>
+      </w:r>
+    </w:p>
+    <w:p>
+      <w:pPr>
+        <w:spacing w:after="140" w:line="300"/>
+        <w:ind w:firstLine="431"/>
+        <w:jc w:val="both"/>
+      </w:pPr>
+      <w:r>
+        <w:rPr>
+          <w:rFonts w:ascii="Calibri" w:cs="Calibri" w:eastAsia="Calibri" w:hAnsi="Calibri"/>
+          <w:b w:val="false"/>
+          <w:bCs w:val="false"/>
+          <w:i w:val="false"/>
+          <w:iCs w:val="false"/>
+          <w:sz w:val="22"/>
+          <w:szCs w:val="22"/>
+        </w:rPr>
+        <w:t xml:space="preserve">La hipótesis de sostenibilidad exige </w:t>
+      </w:r>
       <w:r>
         <w:rPr>
           <w:rFonts w:ascii="Calibri" w:cs="Calibri" w:eastAsia="Calibri" w:hAnsi="Calibri"/>
@@ -1361,7 +1485,19 @@
           <w:sz w:val="22"/>
           <w:szCs w:val="22"/>
         </w:rPr>
-        <w:t xml:space="preserve">d</w:t>
+        <w:t xml:space="preserve">ρ &gt; 0</w:t>
+      </w:r>
+      <w:r>
+        <w:rPr>
+          <w:rFonts w:ascii="Calibri" w:cs="Calibri" w:eastAsia="Calibri" w:hAnsi="Calibri"/>
+          <w:b w:val="false"/>
+          <w:bCs w:val="false"/>
+          <w:i w:val="false"/>
+          <w:iCs w:val="false"/>
+          <w:sz w:val="22"/>
+          <w:szCs w:val="22"/>
+        </w:rPr>
+        <w:t xml:space="preserve"> con significatividad estadística. La proyección de trayectorias se apoya en la ecuación de movimiento de la ratio de deuda (Blanchard, 2019), donde el término </w:t>
       </w:r>
       <w:r>
         <w:rPr>
@@ -1372,9 +1508,8 @@
           <w:iCs/>
           <w:sz w:val="22"/>
           <w:szCs w:val="22"/>
-          <w:vertAlign w:val="subscript"/>
-        </w:rPr>
-        <w:t xml:space="preserve">t−1</w:t>
+        </w:rPr>
+        <w:t xml:space="preserve">(r − g)</w:t>
       </w:r>
       <w:r>
         <w:rPr>
@@ -1386,8 +1521,61 @@
           <w:sz w:val="22"/>
           <w:szCs w:val="22"/>
         </w:rPr>
-        <w:t xml:space="preserve">  =  </w:t>
-      </w:r>
+        <w:t xml:space="preserve"> gobierna el efecto de bola de nieve:</w:t>
+      </w:r>
+    </w:p>
+    <w:p>
+      <w:pPr>
+        <w:spacing w:after="170" w:before="140"/>
+        <w:jc w:val="center"/>
+      </w:pPr>
+      <w:r>
+        <w:drawing>
+          <wp:inline distT="0" distB="0" distL="0" distR="0">
+            <wp:extent cx="4143375" cy="895350"/>
+            <wp:effectExtent t="0" r="0" b="0" l="0"/>
+            <wp:docPr id="1" name="" descr="" title=""/>
+            <wp:cNvGraphicFramePr>
+              <a:graphicFrameLocks xmlns:a="http://schemas.openxmlformats.org/drawingml/2006/main" noChangeAspect="1"/>
+            </wp:cNvGraphicFramePr>
+            <a:graphic xmlns:a="http://schemas.openxmlformats.org/drawingml/2006/main">
+              <a:graphicData uri="http://schemas.openxmlformats.org/drawingml/2006/picture">
+                <pic:pic xmlns:pic="http://schemas.openxmlformats.org/drawingml/2006/picture">
+                  <pic:nvPicPr>
+                    <pic:cNvPr id="0" name="" descr=""/>
+                    <pic:cNvPicPr>
+                      <a:picLocks noChangeAspect="1" noChangeArrowheads="1"/>
+                    </pic:cNvPicPr>
+                  </pic:nvPicPr>
+                  <pic:blipFill>
+                    <a:blip r:embed="rId10" cstate="none"/>
+                    <a:srcRect/>
+                    <a:stretch>
+                      <a:fillRect/>
+                    </a:stretch>
+                  </pic:blipFill>
+                  <pic:spPr bwMode="auto">
+                    <a:xfrm>
+                      <a:off x="0" y="0"/>
+                      <a:ext cx="4143375" cy="895350"/>
+                    </a:xfrm>
+                    <a:prstGeom prst="rect">
+                      <a:avLst/>
+                    </a:prstGeom>
+                  </pic:spPr>
+                </pic:pic>
+              </a:graphicData>
+            </a:graphic>
+          </wp:inline>
+        </w:drawing>
+      </w:r>
+    </w:p>
+    <w:p>
+      <w:pPr>
+        <w:spacing w:after="140" w:line="300"/>
+        <w:ind w:firstLine="431"/>
+        <w:jc w:val="both"/>
+      </w:pPr>
       <w:r>
         <w:rPr>
           <w:rFonts w:ascii="Calibri" w:cs="Calibri" w:eastAsia="Calibri" w:hAnsi="Calibri"/>
@@ -1398,8 +1586,31 @@
           <w:sz w:val="22"/>
           <w:szCs w:val="22"/>
         </w:rPr>
-        <w:t xml:space="preserve">Σ</w:t>
-      </w:r>
+        <w:t xml:space="preserve">El modelo de Ghosh et al. (2013) advierte que esta regla lineal esconde un límite: si la reacción es positiva a niveles bajos de deuda o de riesgo, pero se anula o se vuelve negativa por encima de cierto umbral, el contraste lineal informa sostenibilidad donde en realidad hay fatiga fiscal. De ahí que el protocolo incluya modelos de umbral con punto de quiebre estimado de forma endógena.</w:t>
+      </w:r>
+    </w:p>
+    <w:p>
+      <w:pPr>
+        <w:pStyle w:val="Heading1"/>
+        <w:spacing w:after="130" w:before="340"/>
+      </w:pPr>
+      <w:r>
+        <w:rPr>
+          <w:rFonts w:ascii="Calibri" w:cs="Calibri" w:eastAsia="Calibri" w:hAnsi="Calibri"/>
+          <w:b/>
+          <w:bCs/>
+          <w:sz w:val="26"/>
+          <w:szCs w:val="26"/>
+        </w:rPr>
+        <w:t xml:space="preserve">4. Estrategia econométrica</w:t>
+      </w:r>
+    </w:p>
+    <w:p>
+      <w:pPr>
+        <w:spacing w:after="140" w:line="300"/>
+        <w:ind w:firstLine="431"/>
+        <w:jc w:val="both"/>
+      </w:pPr>
       <w:r>
         <w:rPr>
           <w:rFonts w:ascii="Calibri" w:cs="Calibri" w:eastAsia="Calibri" w:hAnsi="Calibri"/>
@@ -1409,10 +1620,32 @@
           <w:iCs w:val="false"/>
           <w:sz w:val="22"/>
           <w:szCs w:val="22"/>
-          <w:vertAlign w:val="subscript"/>
-        </w:rPr>
-        <w:t xml:space="preserve">j = 0</w:t>
-      </w:r>
+        </w:rPr>
+        <w:t xml:space="preserve">El protocolo tiene seis etapas encadenadas, cada una diseñada para neutralizar un sesgo concreto de la anterior: raíces unitarias y regresión espuria, endogeneidad de corto plazo, endogeneidad del riesgo soberano, no linealidad de umbral y, finalmente, incertidumbre de escenario.</w:t>
+      </w:r>
+    </w:p>
+    <w:p>
+      <w:pPr>
+        <w:pStyle w:val="Heading2"/>
+        <w:spacing w:after="100" w:before="240"/>
+      </w:pPr>
+      <w:r>
+        <w:rPr>
+          <w:rFonts w:ascii="Calibri" w:cs="Calibri" w:eastAsia="Calibri" w:hAnsi="Calibri"/>
+          <w:b/>
+          <w:bCs/>
+          <w:sz w:val="23"/>
+          <w:szCs w:val="23"/>
+        </w:rPr>
+        <w:t xml:space="preserve">4.1. Estacionariedad y quiebres</w:t>
+      </w:r>
+    </w:p>
+    <w:p>
+      <w:pPr>
+        <w:spacing w:after="140" w:line="300"/>
+        <w:ind w:firstLine="431"/>
+        <w:jc w:val="both"/>
+      </w:pPr>
       <w:r>
         <w:rPr>
           <w:rFonts w:ascii="Calibri" w:cs="Calibri" w:eastAsia="Calibri" w:hAnsi="Calibri"/>
@@ -1422,10 +1655,32 @@
           <w:iCs w:val="false"/>
           <w:sz w:val="22"/>
           <w:szCs w:val="22"/>
-          <w:vertAlign w:val="superscript"/>
-        </w:rPr>
-        <w:t xml:space="preserve">∞</w:t>
-      </w:r>
+        </w:rPr>
+        <w:t xml:space="preserve">Sobre cada serie se aplican los contrastes ADF y KPSS, de hipótesis nulas opuestas, más el DF-GLS de Elliott, Rothenberg y Stock (1996), de mayor potencia en muestras de este tamaño. Ante diagnóstico ambiguo se añade el test de quiebre endógeno de Zivot y Andrews (1992), que estima la fecha de ruptura por búsqueda del punto que minimiza el estadístico t del parámetro autorregresivo. Sobre la ratio de deuda se implementa además el procedimiento de Bai y Perron (2003): programación dinámica exacta sobre la suma de cuadrados residuales, con selección del número de quiebres por criterio BIC.</w:t>
+      </w:r>
+    </w:p>
+    <w:p>
+      <w:pPr>
+        <w:pStyle w:val="Heading2"/>
+        <w:spacing w:after="100" w:before="240"/>
+      </w:pPr>
+      <w:r>
+        <w:rPr>
+          <w:rFonts w:ascii="Calibri" w:cs="Calibri" w:eastAsia="Calibri" w:hAnsi="Calibri"/>
+          <w:b/>
+          <w:bCs/>
+          <w:sz w:val="23"/>
+          <w:szCs w:val="23"/>
+        </w:rPr>
+        <w:t xml:space="preserve">4.2. Cointegración y vector con corrección de error</w:t>
+      </w:r>
+    </w:p>
+    <w:p>
+      <w:pPr>
+        <w:spacing w:after="140" w:line="300"/>
+        <w:ind w:firstLine="431"/>
+        <w:jc w:val="both"/>
+      </w:pPr>
       <w:r>
         <w:rPr>
           <w:rFonts w:ascii="Calibri" w:cs="Calibri" w:eastAsia="Calibri" w:hAnsi="Calibri"/>
@@ -1436,7 +1691,72 @@
           <w:sz w:val="22"/>
           <w:szCs w:val="22"/>
         </w:rPr>
-        <w:t xml:space="preserve">  </w:t>
+        <w:t xml:space="preserve">El procedimiento de máxima verosimilitud de Johansen verifica si el sistema formado por la ratio de deuda, el resultado primario, el riesgo soberano y el tipo de cambio real admite al menos una combinación lineal estacionaria. El sistema se estima como vector con corrección de error:</w:t>
+      </w:r>
+    </w:p>
+    <w:p>
+      <w:pPr>
+        <w:spacing w:after="170" w:before="140"/>
+        <w:jc w:val="center"/>
+      </w:pPr>
+      <w:r>
+        <w:drawing>
+          <wp:inline distT="0" distB="0" distL="0" distR="0">
+            <wp:extent cx="5715000" cy="971550"/>
+            <wp:effectExtent t="0" r="0" b="0" l="0"/>
+            <wp:docPr id="1" name="" descr="" title=""/>
+            <wp:cNvGraphicFramePr>
+              <a:graphicFrameLocks xmlns:a="http://schemas.openxmlformats.org/drawingml/2006/main" noChangeAspect="1"/>
+            </wp:cNvGraphicFramePr>
+            <a:graphic xmlns:a="http://schemas.openxmlformats.org/drawingml/2006/main">
+              <a:graphicData uri="http://schemas.openxmlformats.org/drawingml/2006/picture">
+                <pic:pic xmlns:pic="http://schemas.openxmlformats.org/drawingml/2006/picture">
+                  <pic:nvPicPr>
+                    <pic:cNvPr id="0" name="" descr=""/>
+                    <pic:cNvPicPr>
+                      <a:picLocks noChangeAspect="1" noChangeArrowheads="1"/>
+                    </pic:cNvPicPr>
+                  </pic:nvPicPr>
+                  <pic:blipFill>
+                    <a:blip r:embed="rId11" cstate="none"/>
+                    <a:srcRect/>
+                    <a:stretch>
+                      <a:fillRect/>
+                    </a:stretch>
+                  </pic:blipFill>
+                  <pic:spPr bwMode="auto">
+                    <a:xfrm>
+                      <a:off x="0" y="0"/>
+                      <a:ext cx="5715000" cy="971550"/>
+                    </a:xfrm>
+                    <a:prstGeom prst="rect">
+                      <a:avLst/>
+                    </a:prstGeom>
+                  </pic:spPr>
+                </pic:pic>
+              </a:graphicData>
+            </a:graphic>
+          </wp:inline>
+        </w:drawing>
+      </w:r>
+    </w:p>
+    <w:p>
+      <w:pPr>
+        <w:spacing w:after="140" w:line="300"/>
+        <w:ind w:firstLine="431"/>
+        <w:jc w:val="both"/>
+      </w:pPr>
+      <w:r>
+        <w:rPr>
+          <w:rFonts w:ascii="Calibri" w:cs="Calibri" w:eastAsia="Calibri" w:hAnsi="Calibri"/>
+          <w:b w:val="false"/>
+          <w:bCs w:val="false"/>
+          <w:i w:val="false"/>
+          <w:iCs w:val="false"/>
+          <w:sz w:val="22"/>
+          <w:szCs w:val="22"/>
+        </w:rPr>
+        <w:t xml:space="preserve">El vector </w:t>
       </w:r>
       <w:r>
         <w:rPr>
@@ -1448,7 +1768,19 @@
           <w:sz w:val="22"/>
           <w:szCs w:val="22"/>
         </w:rPr>
-        <w:t xml:space="preserve">sp</w:t>
+        <w:t xml:space="preserve">β</w:t>
+      </w:r>
+      <w:r>
+        <w:rPr>
+          <w:rFonts w:ascii="Calibri" w:cs="Calibri" w:eastAsia="Calibri" w:hAnsi="Calibri"/>
+          <w:b w:val="false"/>
+          <w:bCs w:val="false"/>
+          <w:i w:val="false"/>
+          <w:iCs w:val="false"/>
+          <w:sz w:val="22"/>
+          <w:szCs w:val="22"/>
+        </w:rPr>
+        <w:t xml:space="preserve"> recoge la relación de largo plazo, normalizada sobre la deuda; el vector </w:t>
       </w:r>
       <w:r>
         <w:rPr>
@@ -1459,9 +1791,8 @@
           <w:iCs/>
           <w:sz w:val="22"/>
           <w:szCs w:val="22"/>
-          <w:vertAlign w:val="subscript"/>
-        </w:rPr>
-        <w:t xml:space="preserve">t+j</w:t>
+        </w:rPr>
+        <w:t xml:space="preserve">α</w:t>
       </w:r>
       <w:r>
         <w:rPr>
@@ -1473,20 +1804,31 @@
           <w:sz w:val="22"/>
           <w:szCs w:val="22"/>
         </w:rPr>
-        <w:t xml:space="preserve"> / (1 + </w:t>
-      </w:r>
-      <w:r>
-        <w:rPr>
-          <w:rFonts w:ascii="Calibri" w:cs="Calibri" w:eastAsia="Calibri" w:hAnsi="Calibri"/>
-          <w:b w:val="false"/>
-          <w:bCs w:val="false"/>
-          <w:i/>
-          <w:iCs/>
-          <w:sz w:val="22"/>
-          <w:szCs w:val="22"/>
-        </w:rPr>
-        <w:t xml:space="preserve">r</w:t>
-      </w:r>
+        <w:t xml:space="preserve"> contiene las velocidades de ajuste de cada variable hacia el equilibrio. La brecha del producto entra como variable exógena estacionaria. El rango de cointegración se fija en uno; en la ventana ampliada esa imposición no es neutral, porque el contraste de Johansen es sensible a incluir o no el año 1999, y esa fragilidad se documenta en lugar de ocultarse.</w:t>
+      </w:r>
+    </w:p>
+    <w:p>
+      <w:pPr>
+        <w:pStyle w:val="Heading2"/>
+        <w:spacing w:after="100" w:before="240"/>
+      </w:pPr>
+      <w:r>
+        <w:rPr>
+          <w:rFonts w:ascii="Calibri" w:cs="Calibri" w:eastAsia="Calibri" w:hAnsi="Calibri"/>
+          <w:b/>
+          <w:bCs/>
+          <w:sz w:val="23"/>
+          <w:szCs w:val="23"/>
+        </w:rPr>
+        <w:t xml:space="preserve">4.3. VAR estructural restringido</w:t>
+      </w:r>
+    </w:p>
+    <w:p>
+      <w:pPr>
+        <w:spacing w:after="140" w:line="300"/>
+        <w:ind w:firstLine="431"/>
+        <w:jc w:val="both"/>
+      </w:pPr>
       <w:r>
         <w:rPr>
           <w:rFonts w:ascii="Calibri" w:cs="Calibri" w:eastAsia="Calibri" w:hAnsi="Calibri"/>
@@ -1497,1347 +1839,53 @@
           <w:sz w:val="22"/>
           <w:szCs w:val="22"/>
         </w:rPr>
-        <w:t xml:space="preserve">)</w:t>
-      </w:r>
-      <w:r>
-        <w:rPr>
-          <w:rFonts w:ascii="Calibri" w:cs="Calibri" w:eastAsia="Calibri" w:hAnsi="Calibri"/>
-          <w:b w:val="false"/>
-          <w:bCs w:val="false"/>
-          <w:i/>
-          <w:iCs/>
-          <w:sz w:val="22"/>
-          <w:szCs w:val="22"/>
-          <w:vertAlign w:val="superscript"/>
-        </w:rPr>
-        <w:t xml:space="preserve">j+1</w:t>
-      </w:r>
-    </w:p>
-    <w:p>
-      <w:pPr>
-        <w:spacing w:after="140" w:line="300"/>
-        <w:ind w:firstLine="431"/>
-        <w:jc w:val="both"/>
-      </w:pPr>
-      <w:r>
-        <w:rPr>
-          <w:rFonts w:ascii="Calibri" w:cs="Calibri" w:eastAsia="Calibri" w:hAnsi="Calibri"/>
-          <w:b w:val="false"/>
-          <w:bCs w:val="false"/>
-          <w:i w:val="false"/>
-          <w:iCs w:val="false"/>
-          <w:sz w:val="22"/>
-          <w:szCs w:val="22"/>
-        </w:rPr>
-        <w:t xml:space="preserve">Esta condición no es directamente contrastable. Bohn (1998, 2007) propone una condición suficiente que sí lo es: si el resultado primario responde positivamente al stock de deuda rezagado, la restricción intertemporal se cumple de forma asintótica, sin necesidad de suponer una tasa de descuento ni de proyectar a infinito, y sin exigir estacionariedad de las series. La función de reacción fiscal, en su forma canónica, es:</w:t>
-      </w:r>
-    </w:p>
-    <w:p>
-      <w:pPr>
-        <w:spacing w:after="150" w:before="110"/>
+        <w:t xml:space="preserve">Para identificar la transmisión de perturbaciones sin recurrir a un ordenamiento de Cholesky arbitrario, se estima un VAR estructural restringido sobre el vector de cinco variables, siguiendo el esquema de identificación contemporánea de Blanchard y Perotti (2002) y la restricción de acumulación de deuda de Favero y Giavazzi (2007). El sistema estructural es:</w:t>
+      </w:r>
+    </w:p>
+    <w:p>
+      <w:pPr>
+        <w:spacing w:after="170" w:before="140"/>
         <w:jc w:val="center"/>
       </w:pPr>
       <w:r>
-        <w:rPr>
-          <w:rFonts w:ascii="Calibri" w:cs="Calibri" w:eastAsia="Calibri" w:hAnsi="Calibri"/>
-          <w:b w:val="false"/>
-          <w:bCs w:val="false"/>
-          <w:i/>
-          <w:iCs/>
-          <w:sz w:val="22"/>
-          <w:szCs w:val="22"/>
-        </w:rPr>
-        <w:t xml:space="preserve">pb</w:t>
-      </w:r>
-      <w:r>
-        <w:rPr>
-          <w:rFonts w:ascii="Calibri" w:cs="Calibri" w:eastAsia="Calibri" w:hAnsi="Calibri"/>
-          <w:b w:val="false"/>
-          <w:bCs w:val="false"/>
-          <w:i/>
-          <w:iCs/>
-          <w:sz w:val="22"/>
-          <w:szCs w:val="22"/>
-          <w:vertAlign w:val="subscript"/>
-        </w:rPr>
-        <w:t xml:space="preserve">t</w:t>
-      </w:r>
-      <w:r>
-        <w:rPr>
-          <w:rFonts w:ascii="Calibri" w:cs="Calibri" w:eastAsia="Calibri" w:hAnsi="Calibri"/>
-          <w:b w:val="false"/>
-          <w:bCs w:val="false"/>
-          <w:i w:val="false"/>
-          <w:iCs w:val="false"/>
-          <w:sz w:val="22"/>
-          <w:szCs w:val="22"/>
-        </w:rPr>
-        <w:t xml:space="preserve">  =  α  +  ρ </w:t>
-      </w:r>
-      <w:r>
-        <w:rPr>
-          <w:rFonts w:ascii="Calibri" w:cs="Calibri" w:eastAsia="Calibri" w:hAnsi="Calibri"/>
-          <w:b w:val="false"/>
-          <w:bCs w:val="false"/>
-          <w:i/>
-          <w:iCs/>
-          <w:sz w:val="22"/>
-          <w:szCs w:val="22"/>
-        </w:rPr>
-        <w:t xml:space="preserve">d</w:t>
-      </w:r>
-      <w:r>
-        <w:rPr>
-          <w:rFonts w:ascii="Calibri" w:cs="Calibri" w:eastAsia="Calibri" w:hAnsi="Calibri"/>
-          <w:b w:val="false"/>
-          <w:bCs w:val="false"/>
-          <w:i/>
-          <w:iCs/>
-          <w:sz w:val="22"/>
-          <w:szCs w:val="22"/>
-          <w:vertAlign w:val="subscript"/>
-        </w:rPr>
-        <w:t xml:space="preserve">t−1</w:t>
-      </w:r>
-      <w:r>
-        <w:rPr>
-          <w:rFonts w:ascii="Calibri" w:cs="Calibri" w:eastAsia="Calibri" w:hAnsi="Calibri"/>
-          <w:b w:val="false"/>
-          <w:bCs w:val="false"/>
-          <w:i w:val="false"/>
-          <w:iCs w:val="false"/>
-          <w:sz w:val="22"/>
-          <w:szCs w:val="22"/>
-        </w:rPr>
-        <w:t xml:space="preserve">  +  β</w:t>
-      </w:r>
-      <w:r>
-        <w:rPr>
-          <w:rFonts w:ascii="Calibri" w:cs="Calibri" w:eastAsia="Calibri" w:hAnsi="Calibri"/>
-          <w:b w:val="false"/>
-          <w:bCs w:val="false"/>
-          <w:i w:val="false"/>
-          <w:iCs w:val="false"/>
-          <w:sz w:val="22"/>
-          <w:szCs w:val="22"/>
-          <w:vertAlign w:val="subscript"/>
-        </w:rPr>
-        <w:t xml:space="preserve">1</w:t>
-      </w:r>
-      <w:r>
-        <w:rPr>
-          <w:rFonts w:ascii="Calibri" w:cs="Calibri" w:eastAsia="Calibri" w:hAnsi="Calibri"/>
-          <w:b w:val="false"/>
-          <w:bCs w:val="false"/>
-          <w:i w:val="false"/>
-          <w:iCs w:val="false"/>
-          <w:sz w:val="22"/>
-          <w:szCs w:val="22"/>
-        </w:rPr>
-        <w:t xml:space="preserve"> </w:t>
-      </w:r>
-      <w:r>
-        <w:rPr>
-          <w:rFonts w:ascii="Calibri" w:cs="Calibri" w:eastAsia="Calibri" w:hAnsi="Calibri"/>
-          <w:b w:val="false"/>
-          <w:bCs w:val="false"/>
-          <w:i/>
-          <w:iCs/>
-          <w:sz w:val="22"/>
-          <w:szCs w:val="22"/>
-        </w:rPr>
-        <w:t xml:space="preserve">ỹ</w:t>
-      </w:r>
-      <w:r>
-        <w:rPr>
-          <w:rFonts w:ascii="Calibri" w:cs="Calibri" w:eastAsia="Calibri" w:hAnsi="Calibri"/>
-          <w:b w:val="false"/>
-          <w:bCs w:val="false"/>
-          <w:i/>
-          <w:iCs/>
-          <w:sz w:val="22"/>
-          <w:szCs w:val="22"/>
-          <w:vertAlign w:val="subscript"/>
-        </w:rPr>
-        <w:t xml:space="preserve">t</w:t>
-      </w:r>
-      <w:r>
-        <w:rPr>
-          <w:rFonts w:ascii="Calibri" w:cs="Calibri" w:eastAsia="Calibri" w:hAnsi="Calibri"/>
-          <w:b w:val="false"/>
-          <w:bCs w:val="false"/>
-          <w:i w:val="false"/>
-          <w:iCs w:val="false"/>
-          <w:sz w:val="22"/>
-          <w:szCs w:val="22"/>
-        </w:rPr>
-        <w:t xml:space="preserve">  +  β</w:t>
-      </w:r>
-      <w:r>
-        <w:rPr>
-          <w:rFonts w:ascii="Calibri" w:cs="Calibri" w:eastAsia="Calibri" w:hAnsi="Calibri"/>
-          <w:b w:val="false"/>
-          <w:bCs w:val="false"/>
-          <w:i w:val="false"/>
-          <w:iCs w:val="false"/>
-          <w:sz w:val="22"/>
-          <w:szCs w:val="22"/>
-          <w:vertAlign w:val="subscript"/>
-        </w:rPr>
-        <w:t xml:space="preserve">2</w:t>
-      </w:r>
-      <w:r>
-        <w:rPr>
-          <w:rFonts w:ascii="Calibri" w:cs="Calibri" w:eastAsia="Calibri" w:hAnsi="Calibri"/>
-          <w:b w:val="false"/>
-          <w:bCs w:val="false"/>
-          <w:i w:val="false"/>
-          <w:iCs w:val="false"/>
-          <w:sz w:val="22"/>
-          <w:szCs w:val="22"/>
-        </w:rPr>
-        <w:t xml:space="preserve"> </w:t>
-      </w:r>
-      <w:r>
-        <w:rPr>
-          <w:rFonts w:ascii="Calibri" w:cs="Calibri" w:eastAsia="Calibri" w:hAnsi="Calibri"/>
-          <w:b w:val="false"/>
-          <w:bCs w:val="false"/>
-          <w:i/>
-          <w:iCs/>
-          <w:sz w:val="22"/>
-          <w:szCs w:val="22"/>
-        </w:rPr>
-        <w:t xml:space="preserve">g</w:t>
-      </w:r>
-      <w:r>
-        <w:rPr>
-          <w:rFonts w:ascii="Calibri" w:cs="Calibri" w:eastAsia="Calibri" w:hAnsi="Calibri"/>
-          <w:b w:val="false"/>
-          <w:bCs w:val="false"/>
-          <w:i/>
-          <w:iCs/>
-          <w:sz w:val="22"/>
-          <w:szCs w:val="22"/>
-          <w:vertAlign w:val="subscript"/>
-        </w:rPr>
-        <w:t xml:space="preserve">t</w:t>
-      </w:r>
-      <w:r>
-        <w:rPr>
-          <w:rFonts w:ascii="Calibri" w:cs="Calibri" w:eastAsia="Calibri" w:hAnsi="Calibri"/>
-          <w:b w:val="false"/>
-          <w:bCs w:val="false"/>
-          <w:i/>
-          <w:iCs/>
-          <w:sz w:val="22"/>
-          <w:szCs w:val="22"/>
-          <w:vertAlign w:val="superscript"/>
-        </w:rPr>
-        <w:t xml:space="preserve">exp</w:t>
-      </w:r>
-      <w:r>
-        <w:rPr>
-          <w:rFonts w:ascii="Calibri" w:cs="Calibri" w:eastAsia="Calibri" w:hAnsi="Calibri"/>
-          <w:b w:val="false"/>
-          <w:bCs w:val="false"/>
-          <w:i w:val="false"/>
-          <w:iCs w:val="false"/>
-          <w:sz w:val="22"/>
-          <w:szCs w:val="22"/>
-        </w:rPr>
-        <w:t xml:space="preserve">  +  </w:t>
-      </w:r>
-      <w:r>
-        <w:rPr>
-          <w:rFonts w:ascii="Calibri" w:cs="Calibri" w:eastAsia="Calibri" w:hAnsi="Calibri"/>
-          <w:b w:val="false"/>
-          <w:bCs w:val="false"/>
-          <w:i/>
-          <w:iCs/>
-          <w:sz w:val="22"/>
-          <w:szCs w:val="22"/>
-        </w:rPr>
-        <w:t xml:space="preserve">u</w:t>
-      </w:r>
-      <w:r>
-        <w:rPr>
-          <w:rFonts w:ascii="Calibri" w:cs="Calibri" w:eastAsia="Calibri" w:hAnsi="Calibri"/>
-          <w:b w:val="false"/>
-          <w:bCs w:val="false"/>
-          <w:i/>
-          <w:iCs/>
-          <w:sz w:val="22"/>
-          <w:szCs w:val="22"/>
-          <w:vertAlign w:val="subscript"/>
-        </w:rPr>
-        <w:t xml:space="preserve">t</w:t>
-      </w:r>
-    </w:p>
-    <w:p>
-      <w:pPr>
-        <w:spacing w:after="140" w:line="300"/>
-        <w:ind w:firstLine="431"/>
-        <w:jc w:val="both"/>
-      </w:pPr>
-      <w:r>
-        <w:rPr>
-          <w:rFonts w:ascii="Calibri" w:cs="Calibri" w:eastAsia="Calibri" w:hAnsi="Calibri"/>
-          <w:b w:val="false"/>
-          <w:bCs w:val="false"/>
-          <w:i w:val="false"/>
-          <w:iCs w:val="false"/>
-          <w:sz w:val="22"/>
-          <w:szCs w:val="22"/>
-        </w:rPr>
-        <w:t xml:space="preserve">La hipótesis de sostenibilidad exige </w:t>
-      </w:r>
-      <w:r>
-        <w:rPr>
-          <w:rFonts w:ascii="Calibri" w:cs="Calibri" w:eastAsia="Calibri" w:hAnsi="Calibri"/>
-          <w:b w:val="false"/>
-          <w:bCs w:val="false"/>
-          <w:i/>
-          <w:iCs/>
-          <w:sz w:val="22"/>
-          <w:szCs w:val="22"/>
-        </w:rPr>
-        <w:t xml:space="preserve">ρ &gt; 0</w:t>
-      </w:r>
-      <w:r>
-        <w:rPr>
-          <w:rFonts w:ascii="Calibri" w:cs="Calibri" w:eastAsia="Calibri" w:hAnsi="Calibri"/>
-          <w:b w:val="false"/>
-          <w:bCs w:val="false"/>
-          <w:i w:val="false"/>
-          <w:iCs w:val="false"/>
-          <w:sz w:val="22"/>
-          <w:szCs w:val="22"/>
-        </w:rPr>
-        <w:t xml:space="preserve"> con significatividad estadística. La proyección de trayectorias se apoya en la ecuación de movimiento de la ratio de deuda (Blanchard, 2019), donde el término </w:t>
-      </w:r>
-      <w:r>
-        <w:rPr>
-          <w:rFonts w:ascii="Calibri" w:cs="Calibri" w:eastAsia="Calibri" w:hAnsi="Calibri"/>
-          <w:b w:val="false"/>
-          <w:bCs w:val="false"/>
-          <w:i/>
-          <w:iCs/>
-          <w:sz w:val="22"/>
-          <w:szCs w:val="22"/>
-        </w:rPr>
-        <w:t xml:space="preserve">(r − g)</w:t>
-      </w:r>
-      <w:r>
-        <w:rPr>
-          <w:rFonts w:ascii="Calibri" w:cs="Calibri" w:eastAsia="Calibri" w:hAnsi="Calibri"/>
-          <w:b w:val="false"/>
-          <w:bCs w:val="false"/>
-          <w:i w:val="false"/>
-          <w:iCs w:val="false"/>
-          <w:sz w:val="22"/>
-          <w:szCs w:val="22"/>
-        </w:rPr>
-        <w:t xml:space="preserve"> gobierna el efecto de bola de nieve:</w:t>
-      </w:r>
-    </w:p>
-    <w:p>
-      <w:pPr>
-        <w:spacing w:after="150" w:before="110"/>
-        <w:jc w:val="center"/>
-      </w:pPr>
-      <w:r>
-        <w:rPr>
-          <w:rFonts w:ascii="Calibri" w:cs="Calibri" w:eastAsia="Calibri" w:hAnsi="Calibri"/>
-          <w:b w:val="false"/>
-          <w:bCs w:val="false"/>
-          <w:i w:val="false"/>
-          <w:iCs w:val="false"/>
-          <w:sz w:val="22"/>
-          <w:szCs w:val="22"/>
-        </w:rPr>
-        <w:t xml:space="preserve">Δ</w:t>
-      </w:r>
-      <w:r>
-        <w:rPr>
-          <w:rFonts w:ascii="Calibri" w:cs="Calibri" w:eastAsia="Calibri" w:hAnsi="Calibri"/>
-          <w:b w:val="false"/>
-          <w:bCs w:val="false"/>
-          <w:i/>
-          <w:iCs/>
-          <w:sz w:val="22"/>
-          <w:szCs w:val="22"/>
-        </w:rPr>
-        <w:t xml:space="preserve">d</w:t>
-      </w:r>
-      <w:r>
-        <w:rPr>
-          <w:rFonts w:ascii="Calibri" w:cs="Calibri" w:eastAsia="Calibri" w:hAnsi="Calibri"/>
-          <w:b w:val="false"/>
-          <w:bCs w:val="false"/>
-          <w:i/>
-          <w:iCs/>
-          <w:sz w:val="22"/>
-          <w:szCs w:val="22"/>
-          <w:vertAlign w:val="subscript"/>
-        </w:rPr>
-        <w:t xml:space="preserve">t</w:t>
-      </w:r>
-      <w:r>
-        <w:rPr>
-          <w:rFonts w:ascii="Calibri" w:cs="Calibri" w:eastAsia="Calibri" w:hAnsi="Calibri"/>
-          <w:b w:val="false"/>
-          <w:bCs w:val="false"/>
-          <w:i w:val="false"/>
-          <w:iCs w:val="false"/>
-          <w:sz w:val="22"/>
-          <w:szCs w:val="22"/>
-        </w:rPr>
-        <w:t xml:space="preserve">  =  [ ( </w:t>
-      </w:r>
-      <w:r>
-        <w:rPr>
-          <w:rFonts w:ascii="Calibri" w:cs="Calibri" w:eastAsia="Calibri" w:hAnsi="Calibri"/>
-          <w:b w:val="false"/>
-          <w:bCs w:val="false"/>
-          <w:i/>
-          <w:iCs/>
-          <w:sz w:val="22"/>
-          <w:szCs w:val="22"/>
-        </w:rPr>
-        <w:t xml:space="preserve">r</w:t>
-      </w:r>
-      <w:r>
-        <w:rPr>
-          <w:rFonts w:ascii="Calibri" w:cs="Calibri" w:eastAsia="Calibri" w:hAnsi="Calibri"/>
-          <w:b w:val="false"/>
-          <w:bCs w:val="false"/>
-          <w:i/>
-          <w:iCs/>
-          <w:sz w:val="22"/>
-          <w:szCs w:val="22"/>
-          <w:vertAlign w:val="subscript"/>
-        </w:rPr>
-        <w:t xml:space="preserve">t</w:t>
-      </w:r>
-      <w:r>
-        <w:rPr>
-          <w:rFonts w:ascii="Calibri" w:cs="Calibri" w:eastAsia="Calibri" w:hAnsi="Calibri"/>
-          <w:b w:val="false"/>
-          <w:bCs w:val="false"/>
-          <w:i w:val="false"/>
-          <w:iCs w:val="false"/>
-          <w:sz w:val="22"/>
-          <w:szCs w:val="22"/>
-        </w:rPr>
-        <w:t xml:space="preserve"> − </w:t>
-      </w:r>
-      <w:r>
-        <w:rPr>
-          <w:rFonts w:ascii="Calibri" w:cs="Calibri" w:eastAsia="Calibri" w:hAnsi="Calibri"/>
-          <w:b w:val="false"/>
-          <w:bCs w:val="false"/>
-          <w:i/>
-          <w:iCs/>
-          <w:sz w:val="22"/>
-          <w:szCs w:val="22"/>
-        </w:rPr>
-        <w:t xml:space="preserve">g</w:t>
-      </w:r>
-      <w:r>
-        <w:rPr>
-          <w:rFonts w:ascii="Calibri" w:cs="Calibri" w:eastAsia="Calibri" w:hAnsi="Calibri"/>
-          <w:b w:val="false"/>
-          <w:bCs w:val="false"/>
-          <w:i/>
-          <w:iCs/>
-          <w:sz w:val="22"/>
-          <w:szCs w:val="22"/>
-          <w:vertAlign w:val="subscript"/>
-        </w:rPr>
-        <w:t xml:space="preserve">t</w:t>
-      </w:r>
-      <w:r>
-        <w:rPr>
-          <w:rFonts w:ascii="Calibri" w:cs="Calibri" w:eastAsia="Calibri" w:hAnsi="Calibri"/>
-          <w:b w:val="false"/>
-          <w:bCs w:val="false"/>
-          <w:i w:val="false"/>
-          <w:iCs w:val="false"/>
-          <w:sz w:val="22"/>
-          <w:szCs w:val="22"/>
-        </w:rPr>
-        <w:t xml:space="preserve"> ) / ( 1 + </w:t>
-      </w:r>
-      <w:r>
-        <w:rPr>
-          <w:rFonts w:ascii="Calibri" w:cs="Calibri" w:eastAsia="Calibri" w:hAnsi="Calibri"/>
-          <w:b w:val="false"/>
-          <w:bCs w:val="false"/>
-          <w:i/>
-          <w:iCs/>
-          <w:sz w:val="22"/>
-          <w:szCs w:val="22"/>
-        </w:rPr>
-        <w:t xml:space="preserve">g</w:t>
-      </w:r>
-      <w:r>
-        <w:rPr>
-          <w:rFonts w:ascii="Calibri" w:cs="Calibri" w:eastAsia="Calibri" w:hAnsi="Calibri"/>
-          <w:b w:val="false"/>
-          <w:bCs w:val="false"/>
-          <w:i/>
-          <w:iCs/>
-          <w:sz w:val="22"/>
-          <w:szCs w:val="22"/>
-          <w:vertAlign w:val="subscript"/>
-        </w:rPr>
-        <w:t xml:space="preserve">t</w:t>
-      </w:r>
-      <w:r>
-        <w:rPr>
-          <w:rFonts w:ascii="Calibri" w:cs="Calibri" w:eastAsia="Calibri" w:hAnsi="Calibri"/>
-          <w:b w:val="false"/>
-          <w:bCs w:val="false"/>
-          <w:i w:val="false"/>
-          <w:iCs w:val="false"/>
-          <w:sz w:val="22"/>
-          <w:szCs w:val="22"/>
-        </w:rPr>
-        <w:t xml:space="preserve"> ) ] </w:t>
-      </w:r>
-      <w:r>
-        <w:rPr>
-          <w:rFonts w:ascii="Calibri" w:cs="Calibri" w:eastAsia="Calibri" w:hAnsi="Calibri"/>
-          <w:b w:val="false"/>
-          <w:bCs w:val="false"/>
-          <w:i/>
-          <w:iCs/>
-          <w:sz w:val="22"/>
-          <w:szCs w:val="22"/>
-        </w:rPr>
-        <w:t xml:space="preserve">d</w:t>
-      </w:r>
-      <w:r>
-        <w:rPr>
-          <w:rFonts w:ascii="Calibri" w:cs="Calibri" w:eastAsia="Calibri" w:hAnsi="Calibri"/>
-          <w:b w:val="false"/>
-          <w:bCs w:val="false"/>
-          <w:i/>
-          <w:iCs/>
-          <w:sz w:val="22"/>
-          <w:szCs w:val="22"/>
-          <w:vertAlign w:val="subscript"/>
-        </w:rPr>
-        <w:t xml:space="preserve">t−1</w:t>
-      </w:r>
-      <w:r>
-        <w:rPr>
-          <w:rFonts w:ascii="Calibri" w:cs="Calibri" w:eastAsia="Calibri" w:hAnsi="Calibri"/>
-          <w:b w:val="false"/>
-          <w:bCs w:val="false"/>
-          <w:i w:val="false"/>
-          <w:iCs w:val="false"/>
-          <w:sz w:val="22"/>
-          <w:szCs w:val="22"/>
-        </w:rPr>
-        <w:t xml:space="preserve">  −  </w:t>
-      </w:r>
-      <w:r>
-        <w:rPr>
-          <w:rFonts w:ascii="Calibri" w:cs="Calibri" w:eastAsia="Calibri" w:hAnsi="Calibri"/>
-          <w:b w:val="false"/>
-          <w:bCs w:val="false"/>
-          <w:i/>
-          <w:iCs/>
-          <w:sz w:val="22"/>
-          <w:szCs w:val="22"/>
-        </w:rPr>
-        <w:t xml:space="preserve">sp</w:t>
-      </w:r>
-      <w:r>
-        <w:rPr>
-          <w:rFonts w:ascii="Calibri" w:cs="Calibri" w:eastAsia="Calibri" w:hAnsi="Calibri"/>
-          <w:b w:val="false"/>
-          <w:bCs w:val="false"/>
-          <w:i/>
-          <w:iCs/>
-          <w:sz w:val="22"/>
-          <w:szCs w:val="22"/>
-          <w:vertAlign w:val="subscript"/>
-        </w:rPr>
-        <w:t xml:space="preserve">t</w:t>
-      </w:r>
-    </w:p>
-    <w:p>
-      <w:pPr>
-        <w:spacing w:after="140" w:line="300"/>
-        <w:ind w:firstLine="431"/>
-        <w:jc w:val="both"/>
-      </w:pPr>
-      <w:r>
-        <w:rPr>
-          <w:rFonts w:ascii="Calibri" w:cs="Calibri" w:eastAsia="Calibri" w:hAnsi="Calibri"/>
-          <w:b w:val="false"/>
-          <w:bCs w:val="false"/>
-          <w:i w:val="false"/>
-          <w:iCs w:val="false"/>
-          <w:sz w:val="22"/>
-          <w:szCs w:val="22"/>
-        </w:rPr>
-        <w:t xml:space="preserve">El modelo de Ghosh et al. (2013) advierte que esta regla lineal esconde un límite: si la reacción es positiva a niveles bajos de deuda o de riesgo, pero se anula o se vuelve negativa por encima de cierto umbral, el contraste lineal informa sostenibilidad donde en realidad hay fatiga fiscal. De ahí que el protocolo incluya modelos de umbral con punto de quiebre estimado de forma endógena.</w:t>
-      </w:r>
-    </w:p>
-    <w:p>
-      <w:pPr>
-        <w:pStyle w:val="Heading1"/>
-        <w:spacing w:after="130" w:before="340"/>
-      </w:pPr>
-      <w:r>
-        <w:rPr>
-          <w:rFonts w:ascii="Calibri" w:cs="Calibri" w:eastAsia="Calibri" w:hAnsi="Calibri"/>
-          <w:b/>
-          <w:bCs/>
-          <w:sz w:val="26"/>
-          <w:szCs w:val="26"/>
-        </w:rPr>
-        <w:t xml:space="preserve">4. Estrategia econométrica</w:t>
-      </w:r>
-    </w:p>
-    <w:p>
-      <w:pPr>
-        <w:spacing w:after="140" w:line="300"/>
-        <w:ind w:firstLine="431"/>
-        <w:jc w:val="both"/>
-      </w:pPr>
-      <w:r>
-        <w:rPr>
-          <w:rFonts w:ascii="Calibri" w:cs="Calibri" w:eastAsia="Calibri" w:hAnsi="Calibri"/>
-          <w:b w:val="false"/>
-          <w:bCs w:val="false"/>
-          <w:i w:val="false"/>
-          <w:iCs w:val="false"/>
-          <w:sz w:val="22"/>
-          <w:szCs w:val="22"/>
-        </w:rPr>
-        <w:t xml:space="preserve">El protocolo tiene seis etapas encadenadas, cada una diseñada para neutralizar un sesgo concreto de la anterior: raíces unitarias y regresión espuria, endogeneidad de corto plazo, endogeneidad del riesgo soberano, no linealidad de umbral y, finalmente, incertidumbre de escenario.</w:t>
-      </w:r>
-    </w:p>
-    <w:p>
-      <w:pPr>
-        <w:pStyle w:val="Heading2"/>
-        <w:spacing w:after="100" w:before="240"/>
-      </w:pPr>
-      <w:r>
-        <w:rPr>
-          <w:rFonts w:ascii="Calibri" w:cs="Calibri" w:eastAsia="Calibri" w:hAnsi="Calibri"/>
-          <w:b/>
-          <w:bCs/>
-          <w:sz w:val="23"/>
-          <w:szCs w:val="23"/>
-        </w:rPr>
-        <w:t xml:space="preserve">4.1. Estacionariedad y quiebres</w:t>
-      </w:r>
-    </w:p>
-    <w:p>
-      <w:pPr>
-        <w:spacing w:after="140" w:line="300"/>
-        <w:ind w:firstLine="431"/>
-        <w:jc w:val="both"/>
-      </w:pPr>
-      <w:r>
-        <w:rPr>
-          <w:rFonts w:ascii="Calibri" w:cs="Calibri" w:eastAsia="Calibri" w:hAnsi="Calibri"/>
-          <w:b w:val="false"/>
-          <w:bCs w:val="false"/>
-          <w:i w:val="false"/>
-          <w:iCs w:val="false"/>
-          <w:sz w:val="22"/>
-          <w:szCs w:val="22"/>
-        </w:rPr>
-        <w:t xml:space="preserve">Sobre cada serie se aplican los contrastes ADF y KPSS, de hipótesis nulas opuestas, más el DF-GLS de Elliott, Rothenberg y Stock (1996), de mayor potencia en muestras de este tamaño. Ante diagnóstico ambiguo se añade el test de quiebre endógeno de Zivot y Andrews (1992), que estima la fecha de ruptura por búsqueda del punto que minimiza el estadístico t del parámetro autorregresivo. Sobre la ratio de deuda se implementa además el procedimiento de Bai y Perron (2003): programación dinámica exacta sobre la suma de cuadrados residuales, con selección del número de quiebres por criterio BIC.</w:t>
-      </w:r>
-    </w:p>
-    <w:p>
-      <w:pPr>
-        <w:pStyle w:val="Heading2"/>
-        <w:spacing w:after="100" w:before="240"/>
-      </w:pPr>
-      <w:r>
-        <w:rPr>
-          <w:rFonts w:ascii="Calibri" w:cs="Calibri" w:eastAsia="Calibri" w:hAnsi="Calibri"/>
-          <w:b/>
-          <w:bCs/>
-          <w:sz w:val="23"/>
-          <w:szCs w:val="23"/>
-        </w:rPr>
-        <w:t xml:space="preserve">4.2. Cointegración y vector con corrección de error</w:t>
-      </w:r>
-    </w:p>
-    <w:p>
-      <w:pPr>
-        <w:spacing w:after="140" w:line="300"/>
-        <w:ind w:firstLine="431"/>
-        <w:jc w:val="both"/>
-      </w:pPr>
-      <w:r>
-        <w:rPr>
-          <w:rFonts w:ascii="Calibri" w:cs="Calibri" w:eastAsia="Calibri" w:hAnsi="Calibri"/>
-          <w:b w:val="false"/>
-          <w:bCs w:val="false"/>
-          <w:i w:val="false"/>
-          <w:iCs w:val="false"/>
-          <w:sz w:val="22"/>
-          <w:szCs w:val="22"/>
-        </w:rPr>
-        <w:t xml:space="preserve">El procedimiento de máxima verosimilitud de Johansen verifica si el sistema formado por la ratio de deuda, el resultado primario, el riesgo soberano y el tipo de cambio real admite al menos una combinación lineal estacionaria. El sistema se estima como vector con corrección de error:</w:t>
-      </w:r>
-    </w:p>
-    <w:p>
-      <w:pPr>
-        <w:spacing w:after="150" w:before="110"/>
-        <w:jc w:val="center"/>
-      </w:pPr>
-      <w:r>
-        <w:rPr>
-          <w:rFonts w:ascii="Calibri" w:cs="Calibri" w:eastAsia="Calibri" w:hAnsi="Calibri"/>
-          <w:b w:val="false"/>
-          <w:bCs w:val="false"/>
-          <w:i w:val="false"/>
-          <w:iCs w:val="false"/>
-          <w:sz w:val="22"/>
-          <w:szCs w:val="22"/>
-        </w:rPr>
-        <w:t xml:space="preserve">Δ</w:t>
-      </w:r>
-      <w:r>
-        <w:rPr>
-          <w:rFonts w:ascii="Calibri" w:cs="Calibri" w:eastAsia="Calibri" w:hAnsi="Calibri"/>
-          <w:b w:val="false"/>
-          <w:bCs w:val="false"/>
-          <w:i/>
-          <w:iCs/>
-          <w:sz w:val="22"/>
-          <w:szCs w:val="22"/>
-        </w:rPr>
-        <w:t xml:space="preserve">x</w:t>
-      </w:r>
-      <w:r>
-        <w:rPr>
-          <w:rFonts w:ascii="Calibri" w:cs="Calibri" w:eastAsia="Calibri" w:hAnsi="Calibri"/>
-          <w:b w:val="false"/>
-          <w:bCs w:val="false"/>
-          <w:i/>
-          <w:iCs/>
-          <w:sz w:val="22"/>
-          <w:szCs w:val="22"/>
-          <w:vertAlign w:val="subscript"/>
-        </w:rPr>
-        <w:t xml:space="preserve">t</w:t>
-      </w:r>
-      <w:r>
-        <w:rPr>
-          <w:rFonts w:ascii="Calibri" w:cs="Calibri" w:eastAsia="Calibri" w:hAnsi="Calibri"/>
-          <w:b w:val="false"/>
-          <w:bCs w:val="false"/>
-          <w:i w:val="false"/>
-          <w:iCs w:val="false"/>
-          <w:sz w:val="22"/>
-          <w:szCs w:val="22"/>
-        </w:rPr>
-        <w:t xml:space="preserve">  =  α β′ </w:t>
-      </w:r>
-      <w:r>
-        <w:rPr>
-          <w:rFonts w:ascii="Calibri" w:cs="Calibri" w:eastAsia="Calibri" w:hAnsi="Calibri"/>
-          <w:b w:val="false"/>
-          <w:bCs w:val="false"/>
-          <w:i/>
-          <w:iCs/>
-          <w:sz w:val="22"/>
-          <w:szCs w:val="22"/>
-        </w:rPr>
-        <w:t xml:space="preserve">x</w:t>
-      </w:r>
-      <w:r>
-        <w:rPr>
-          <w:rFonts w:ascii="Calibri" w:cs="Calibri" w:eastAsia="Calibri" w:hAnsi="Calibri"/>
-          <w:b w:val="false"/>
-          <w:bCs w:val="false"/>
-          <w:i/>
-          <w:iCs/>
-          <w:sz w:val="22"/>
-          <w:szCs w:val="22"/>
-          <w:vertAlign w:val="subscript"/>
-        </w:rPr>
-        <w:t xml:space="preserve">t−1</w:t>
-      </w:r>
-      <w:r>
-        <w:rPr>
-          <w:rFonts w:ascii="Calibri" w:cs="Calibri" w:eastAsia="Calibri" w:hAnsi="Calibri"/>
-          <w:b w:val="false"/>
-          <w:bCs w:val="false"/>
-          <w:i w:val="false"/>
-          <w:iCs w:val="false"/>
-          <w:sz w:val="22"/>
-          <w:szCs w:val="22"/>
-        </w:rPr>
-        <w:t xml:space="preserve">  +  Σ</w:t>
-      </w:r>
-      <w:r>
-        <w:rPr>
-          <w:rFonts w:ascii="Calibri" w:cs="Calibri" w:eastAsia="Calibri" w:hAnsi="Calibri"/>
-          <w:b w:val="false"/>
-          <w:bCs w:val="false"/>
-          <w:i w:val="false"/>
-          <w:iCs w:val="false"/>
-          <w:sz w:val="22"/>
-          <w:szCs w:val="22"/>
-          <w:vertAlign w:val="subscript"/>
-        </w:rPr>
-        <w:t xml:space="preserve">i = 1</w:t>
-      </w:r>
-      <w:r>
-        <w:rPr>
-          <w:rFonts w:ascii="Calibri" w:cs="Calibri" w:eastAsia="Calibri" w:hAnsi="Calibri"/>
-          <w:b w:val="false"/>
-          <w:bCs w:val="false"/>
-          <w:i w:val="false"/>
-          <w:iCs w:val="false"/>
-          <w:sz w:val="22"/>
-          <w:szCs w:val="22"/>
-          <w:vertAlign w:val="superscript"/>
-        </w:rPr>
-        <w:t xml:space="preserve">k−1</w:t>
-      </w:r>
-      <w:r>
-        <w:rPr>
-          <w:rFonts w:ascii="Calibri" w:cs="Calibri" w:eastAsia="Calibri" w:hAnsi="Calibri"/>
-          <w:b w:val="false"/>
-          <w:bCs w:val="false"/>
-          <w:i w:val="false"/>
-          <w:iCs w:val="false"/>
-          <w:sz w:val="22"/>
-          <w:szCs w:val="22"/>
-        </w:rPr>
-        <w:t xml:space="preserve">  </w:t>
-      </w:r>
-      <w:r>
-        <w:rPr>
-          <w:rFonts w:ascii="Calibri" w:cs="Calibri" w:eastAsia="Calibri" w:hAnsi="Calibri"/>
-          <w:b w:val="false"/>
-          <w:bCs w:val="false"/>
-          <w:i/>
-          <w:iCs/>
-          <w:sz w:val="22"/>
-          <w:szCs w:val="22"/>
-        </w:rPr>
-        <w:t xml:space="preserve">Γ</w:t>
-      </w:r>
-      <w:r>
-        <w:rPr>
-          <w:rFonts w:ascii="Calibri" w:cs="Calibri" w:eastAsia="Calibri" w:hAnsi="Calibri"/>
-          <w:b w:val="false"/>
-          <w:bCs w:val="false"/>
-          <w:i/>
-          <w:iCs/>
-          <w:sz w:val="22"/>
-          <w:szCs w:val="22"/>
-          <w:vertAlign w:val="subscript"/>
-        </w:rPr>
-        <w:t xml:space="preserve">i</w:t>
-      </w:r>
-      <w:r>
-        <w:rPr>
-          <w:rFonts w:ascii="Calibri" w:cs="Calibri" w:eastAsia="Calibri" w:hAnsi="Calibri"/>
-          <w:b w:val="false"/>
-          <w:bCs w:val="false"/>
-          <w:i w:val="false"/>
-          <w:iCs w:val="false"/>
-          <w:sz w:val="22"/>
-          <w:szCs w:val="22"/>
-        </w:rPr>
-        <w:t xml:space="preserve"> Δ</w:t>
-      </w:r>
-      <w:r>
-        <w:rPr>
-          <w:rFonts w:ascii="Calibri" w:cs="Calibri" w:eastAsia="Calibri" w:hAnsi="Calibri"/>
-          <w:b w:val="false"/>
-          <w:bCs w:val="false"/>
-          <w:i/>
-          <w:iCs/>
-          <w:sz w:val="22"/>
-          <w:szCs w:val="22"/>
-        </w:rPr>
-        <w:t xml:space="preserve">x</w:t>
-      </w:r>
-      <w:r>
-        <w:rPr>
-          <w:rFonts w:ascii="Calibri" w:cs="Calibri" w:eastAsia="Calibri" w:hAnsi="Calibri"/>
-          <w:b w:val="false"/>
-          <w:bCs w:val="false"/>
-          <w:i/>
-          <w:iCs/>
-          <w:sz w:val="22"/>
-          <w:szCs w:val="22"/>
-          <w:vertAlign w:val="subscript"/>
-        </w:rPr>
-        <w:t xml:space="preserve">t−i</w:t>
-      </w:r>
-      <w:r>
-        <w:rPr>
-          <w:rFonts w:ascii="Calibri" w:cs="Calibri" w:eastAsia="Calibri" w:hAnsi="Calibri"/>
-          <w:b w:val="false"/>
-          <w:bCs w:val="false"/>
-          <w:i w:val="false"/>
-          <w:iCs w:val="false"/>
-          <w:sz w:val="22"/>
-          <w:szCs w:val="22"/>
-        </w:rPr>
-        <w:t xml:space="preserve">  +  δ </w:t>
-      </w:r>
-      <w:r>
-        <w:rPr>
-          <w:rFonts w:ascii="Calibri" w:cs="Calibri" w:eastAsia="Calibri" w:hAnsi="Calibri"/>
-          <w:b w:val="false"/>
-          <w:bCs w:val="false"/>
-          <w:i/>
-          <w:iCs/>
-          <w:sz w:val="22"/>
-          <w:szCs w:val="22"/>
-        </w:rPr>
-        <w:t xml:space="preserve">ỹ</w:t>
-      </w:r>
-      <w:r>
-        <w:rPr>
-          <w:rFonts w:ascii="Calibri" w:cs="Calibri" w:eastAsia="Calibri" w:hAnsi="Calibri"/>
-          <w:b w:val="false"/>
-          <w:bCs w:val="false"/>
-          <w:i/>
-          <w:iCs/>
-          <w:sz w:val="22"/>
-          <w:szCs w:val="22"/>
-          <w:vertAlign w:val="subscript"/>
-        </w:rPr>
-        <w:t xml:space="preserve">t</w:t>
-      </w:r>
-      <w:r>
-        <w:rPr>
-          <w:rFonts w:ascii="Calibri" w:cs="Calibri" w:eastAsia="Calibri" w:hAnsi="Calibri"/>
-          <w:b w:val="false"/>
-          <w:bCs w:val="false"/>
-          <w:i w:val="false"/>
-          <w:iCs w:val="false"/>
-          <w:sz w:val="22"/>
-          <w:szCs w:val="22"/>
-        </w:rPr>
-        <w:t xml:space="preserve">  +  </w:t>
-      </w:r>
-      <w:r>
-        <w:rPr>
-          <w:rFonts w:ascii="Calibri" w:cs="Calibri" w:eastAsia="Calibri" w:hAnsi="Calibri"/>
-          <w:b w:val="false"/>
-          <w:bCs w:val="false"/>
-          <w:i/>
-          <w:iCs/>
-          <w:sz w:val="22"/>
-          <w:szCs w:val="22"/>
-        </w:rPr>
-        <w:t xml:space="preserve">ε</w:t>
-      </w:r>
-      <w:r>
-        <w:rPr>
-          <w:rFonts w:ascii="Calibri" w:cs="Calibri" w:eastAsia="Calibri" w:hAnsi="Calibri"/>
-          <w:b w:val="false"/>
-          <w:bCs w:val="false"/>
-          <w:i/>
-          <w:iCs/>
-          <w:sz w:val="22"/>
-          <w:szCs w:val="22"/>
-          <w:vertAlign w:val="subscript"/>
-        </w:rPr>
-        <w:t xml:space="preserve">t</w:t>
-      </w:r>
-    </w:p>
-    <w:p>
-      <w:pPr>
-        <w:spacing w:after="140" w:line="300"/>
-        <w:ind w:firstLine="431"/>
-        <w:jc w:val="both"/>
-      </w:pPr>
-      <w:r>
-        <w:rPr>
-          <w:rFonts w:ascii="Calibri" w:cs="Calibri" w:eastAsia="Calibri" w:hAnsi="Calibri"/>
-          <w:b w:val="false"/>
-          <w:bCs w:val="false"/>
-          <w:i w:val="false"/>
-          <w:iCs w:val="false"/>
-          <w:sz w:val="22"/>
-          <w:szCs w:val="22"/>
-        </w:rPr>
-        <w:t xml:space="preserve">El vector </w:t>
-      </w:r>
-      <w:r>
-        <w:rPr>
-          <w:rFonts w:ascii="Calibri" w:cs="Calibri" w:eastAsia="Calibri" w:hAnsi="Calibri"/>
-          <w:b w:val="false"/>
-          <w:bCs w:val="false"/>
-          <w:i/>
-          <w:iCs/>
-          <w:sz w:val="22"/>
-          <w:szCs w:val="22"/>
-        </w:rPr>
-        <w:t xml:space="preserve">β</w:t>
-      </w:r>
-      <w:r>
-        <w:rPr>
-          <w:rFonts w:ascii="Calibri" w:cs="Calibri" w:eastAsia="Calibri" w:hAnsi="Calibri"/>
-          <w:b w:val="false"/>
-          <w:bCs w:val="false"/>
-          <w:i w:val="false"/>
-          <w:iCs w:val="false"/>
-          <w:sz w:val="22"/>
-          <w:szCs w:val="22"/>
-        </w:rPr>
-        <w:t xml:space="preserve"> recoge la relación de largo plazo, normalizada sobre la deuda; el vector </w:t>
-      </w:r>
-      <w:r>
-        <w:rPr>
-          <w:rFonts w:ascii="Calibri" w:cs="Calibri" w:eastAsia="Calibri" w:hAnsi="Calibri"/>
-          <w:b w:val="false"/>
-          <w:bCs w:val="false"/>
-          <w:i/>
-          <w:iCs/>
-          <w:sz w:val="22"/>
-          <w:szCs w:val="22"/>
-        </w:rPr>
-        <w:t xml:space="preserve">α</w:t>
-      </w:r>
-      <w:r>
-        <w:rPr>
-          <w:rFonts w:ascii="Calibri" w:cs="Calibri" w:eastAsia="Calibri" w:hAnsi="Calibri"/>
-          <w:b w:val="false"/>
-          <w:bCs w:val="false"/>
-          <w:i w:val="false"/>
-          <w:iCs w:val="false"/>
-          <w:sz w:val="22"/>
-          <w:szCs w:val="22"/>
-        </w:rPr>
-        <w:t xml:space="preserve"> contiene las velocidades de ajuste de cada variable hacia el equilibrio. La brecha del producto entra como variable exógena estacionaria. El rango de cointegración se fija en uno; en la ventana ampliada esa imposición no es neutral, porque el contraste de Johansen es sensible a incluir o no el año 1999, y esa fragilidad se documenta en lugar de ocultarse.</w:t>
-      </w:r>
-    </w:p>
-    <w:p>
-      <w:pPr>
-        <w:pStyle w:val="Heading2"/>
-        <w:spacing w:after="100" w:before="240"/>
-      </w:pPr>
-      <w:r>
-        <w:rPr>
-          <w:rFonts w:ascii="Calibri" w:cs="Calibri" w:eastAsia="Calibri" w:hAnsi="Calibri"/>
-          <w:b/>
-          <w:bCs/>
-          <w:sz w:val="23"/>
-          <w:szCs w:val="23"/>
-        </w:rPr>
-        <w:t xml:space="preserve">4.3. VAR estructural restringido</w:t>
-      </w:r>
-    </w:p>
-    <w:p>
-      <w:pPr>
-        <w:spacing w:after="140" w:line="300"/>
-        <w:ind w:firstLine="431"/>
-        <w:jc w:val="both"/>
-      </w:pPr>
-      <w:r>
-        <w:rPr>
-          <w:rFonts w:ascii="Calibri" w:cs="Calibri" w:eastAsia="Calibri" w:hAnsi="Calibri"/>
-          <w:b w:val="false"/>
-          <w:bCs w:val="false"/>
-          <w:i w:val="false"/>
-          <w:iCs w:val="false"/>
-          <w:sz w:val="22"/>
-          <w:szCs w:val="22"/>
-        </w:rPr>
-        <w:t xml:space="preserve">Para identificar la transmisión de perturbaciones sin recurrir a un ordenamiento de Cholesky arbitrario, se estima un VAR estructural restringido sobre el vector de cinco variables, siguiendo el esquema de identificación contemporánea de Blanchard y Perotti (2002) y la restricción de acumulación de deuda de Favero y Giavazzi (2007). El sistema estructural es:</w:t>
-      </w:r>
-    </w:p>
-    <w:p>
-      <w:pPr>
-        <w:spacing w:after="150" w:before="110"/>
-        <w:jc w:val="center"/>
-      </w:pPr>
-      <w:r>
-        <w:rPr>
-          <w:rFonts w:ascii="Calibri" w:cs="Calibri" w:eastAsia="Calibri" w:hAnsi="Calibri"/>
-          <w:b w:val="false"/>
-          <w:bCs w:val="false"/>
-          <w:i/>
-          <w:iCs/>
-          <w:sz w:val="22"/>
-          <w:szCs w:val="22"/>
-        </w:rPr>
-        <w:t xml:space="preserve">A</w:t>
-      </w:r>
-      <w:r>
-        <w:rPr>
-          <w:rFonts w:ascii="Calibri" w:cs="Calibri" w:eastAsia="Calibri" w:hAnsi="Calibri"/>
-          <w:b w:val="false"/>
-          <w:bCs w:val="false"/>
-          <w:i/>
-          <w:iCs/>
-          <w:sz w:val="22"/>
-          <w:szCs w:val="22"/>
-          <w:vertAlign w:val="subscript"/>
-        </w:rPr>
-        <w:t xml:space="preserve">0</w:t>
-      </w:r>
-      <w:r>
-        <w:rPr>
-          <w:rFonts w:ascii="Calibri" w:cs="Calibri" w:eastAsia="Calibri" w:hAnsi="Calibri"/>
-          <w:b w:val="false"/>
-          <w:bCs w:val="false"/>
-          <w:i w:val="false"/>
-          <w:iCs w:val="false"/>
-          <w:sz w:val="22"/>
-          <w:szCs w:val="22"/>
-        </w:rPr>
-        <w:t xml:space="preserve"> </w:t>
-      </w:r>
-      <w:r>
-        <w:rPr>
-          <w:rFonts w:ascii="Calibri" w:cs="Calibri" w:eastAsia="Calibri" w:hAnsi="Calibri"/>
-          <w:b w:val="false"/>
-          <w:bCs w:val="false"/>
-          <w:i/>
-          <w:iCs/>
-          <w:sz w:val="22"/>
-          <w:szCs w:val="22"/>
-        </w:rPr>
-        <w:t xml:space="preserve">u</w:t>
-      </w:r>
-      <w:r>
-        <w:rPr>
-          <w:rFonts w:ascii="Calibri" w:cs="Calibri" w:eastAsia="Calibri" w:hAnsi="Calibri"/>
-          <w:b w:val="false"/>
-          <w:bCs w:val="false"/>
-          <w:i/>
-          <w:iCs/>
-          <w:sz w:val="22"/>
-          <w:szCs w:val="22"/>
-          <w:vertAlign w:val="subscript"/>
-        </w:rPr>
-        <w:t xml:space="preserve">t</w:t>
-      </w:r>
-      <w:r>
-        <w:rPr>
-          <w:rFonts w:ascii="Calibri" w:cs="Calibri" w:eastAsia="Calibri" w:hAnsi="Calibri"/>
-          <w:b w:val="false"/>
-          <w:bCs w:val="false"/>
-          <w:i w:val="false"/>
-          <w:iCs w:val="false"/>
-          <w:sz w:val="22"/>
-          <w:szCs w:val="22"/>
-        </w:rPr>
-        <w:t xml:space="preserve">  =  B </w:t>
-      </w:r>
-      <w:r>
-        <w:rPr>
-          <w:rFonts w:ascii="Calibri" w:cs="Calibri" w:eastAsia="Calibri" w:hAnsi="Calibri"/>
-          <w:b w:val="false"/>
-          <w:bCs w:val="false"/>
-          <w:i/>
-          <w:iCs/>
-          <w:sz w:val="22"/>
-          <w:szCs w:val="22"/>
-        </w:rPr>
-        <w:t xml:space="preserve">e</w:t>
-      </w:r>
-      <w:r>
-        <w:rPr>
-          <w:rFonts w:ascii="Calibri" w:cs="Calibri" w:eastAsia="Calibri" w:hAnsi="Calibri"/>
-          <w:b w:val="false"/>
-          <w:bCs w:val="false"/>
-          <w:i/>
-          <w:iCs/>
-          <w:sz w:val="22"/>
-          <w:szCs w:val="22"/>
-          <w:vertAlign w:val="subscript"/>
-        </w:rPr>
-        <w:t xml:space="preserve">t</w:t>
-      </w:r>
-      <w:r>
-        <w:rPr>
-          <w:rFonts w:ascii="Calibri" w:cs="Calibri" w:eastAsia="Calibri" w:hAnsi="Calibri"/>
-          <w:b w:val="false"/>
-          <w:bCs w:val="false"/>
-          <w:i w:val="false"/>
-          <w:iCs w:val="false"/>
-          <w:sz w:val="22"/>
-          <w:szCs w:val="22"/>
-        </w:rPr>
-        <w:t xml:space="preserve">     con     </w:t>
-      </w:r>
-      <w:r>
-        <w:rPr>
-          <w:rFonts w:ascii="Calibri" w:cs="Calibri" w:eastAsia="Calibri" w:hAnsi="Calibri"/>
-          <w:b w:val="false"/>
-          <w:bCs w:val="false"/>
-          <w:i/>
-          <w:iCs/>
-          <w:sz w:val="22"/>
-          <w:szCs w:val="22"/>
-        </w:rPr>
-        <w:t xml:space="preserve">Y</w:t>
-      </w:r>
-      <w:r>
-        <w:rPr>
-          <w:rFonts w:ascii="Calibri" w:cs="Calibri" w:eastAsia="Calibri" w:hAnsi="Calibri"/>
-          <w:b w:val="false"/>
-          <w:bCs w:val="false"/>
-          <w:i/>
-          <w:iCs/>
-          <w:sz w:val="22"/>
-          <w:szCs w:val="22"/>
-          <w:vertAlign w:val="subscript"/>
-        </w:rPr>
-        <w:t xml:space="preserve">t</w:t>
-      </w:r>
-      <w:r>
-        <w:rPr>
-          <w:rFonts w:ascii="Calibri" w:cs="Calibri" w:eastAsia="Calibri" w:hAnsi="Calibri"/>
-          <w:b w:val="false"/>
-          <w:bCs w:val="false"/>
-          <w:i w:val="false"/>
-          <w:iCs w:val="false"/>
-          <w:sz w:val="22"/>
-          <w:szCs w:val="22"/>
-        </w:rPr>
-        <w:t xml:space="preserve">  =  ( ỹ</w:t>
-      </w:r>
-      <w:r>
-        <w:rPr>
-          <w:rFonts w:ascii="Calibri" w:cs="Calibri" w:eastAsia="Calibri" w:hAnsi="Calibri"/>
-          <w:b w:val="false"/>
-          <w:bCs w:val="false"/>
-          <w:i/>
-          <w:iCs/>
-          <w:sz w:val="22"/>
-          <w:szCs w:val="22"/>
-          <w:vertAlign w:val="subscript"/>
-        </w:rPr>
-        <w:t xml:space="preserve">t</w:t>
-      </w:r>
-      <w:r>
-        <w:rPr>
-          <w:rFonts w:ascii="Calibri" w:cs="Calibri" w:eastAsia="Calibri" w:hAnsi="Calibri"/>
-          <w:b w:val="false"/>
-          <w:bCs w:val="false"/>
-          <w:i w:val="false"/>
-          <w:iCs w:val="false"/>
-          <w:sz w:val="22"/>
-          <w:szCs w:val="22"/>
-        </w:rPr>
-        <w:t xml:space="preserve">, pb</w:t>
-      </w:r>
-      <w:r>
-        <w:rPr>
-          <w:rFonts w:ascii="Calibri" w:cs="Calibri" w:eastAsia="Calibri" w:hAnsi="Calibri"/>
-          <w:b w:val="false"/>
-          <w:bCs w:val="false"/>
-          <w:i/>
-          <w:iCs/>
-          <w:sz w:val="22"/>
-          <w:szCs w:val="22"/>
-          <w:vertAlign w:val="subscript"/>
-        </w:rPr>
-        <w:t xml:space="preserve">t</w:t>
-      </w:r>
-      <w:r>
-        <w:rPr>
-          <w:rFonts w:ascii="Calibri" w:cs="Calibri" w:eastAsia="Calibri" w:hAnsi="Calibri"/>
-          <w:b w:val="false"/>
-          <w:bCs w:val="false"/>
-          <w:i w:val="false"/>
-          <w:iCs w:val="false"/>
-          <w:sz w:val="22"/>
-          <w:szCs w:val="22"/>
-        </w:rPr>
-        <w:t xml:space="preserve">, EMBI</w:t>
-      </w:r>
-      <w:r>
-        <w:rPr>
-          <w:rFonts w:ascii="Calibri" w:cs="Calibri" w:eastAsia="Calibri" w:hAnsi="Calibri"/>
-          <w:b w:val="false"/>
-          <w:bCs w:val="false"/>
-          <w:i/>
-          <w:iCs/>
-          <w:sz w:val="22"/>
-          <w:szCs w:val="22"/>
-          <w:vertAlign w:val="subscript"/>
-        </w:rPr>
-        <w:t xml:space="preserve">t</w:t>
-      </w:r>
-      <w:r>
-        <w:rPr>
-          <w:rFonts w:ascii="Calibri" w:cs="Calibri" w:eastAsia="Calibri" w:hAnsi="Calibri"/>
-          <w:b w:val="false"/>
-          <w:bCs w:val="false"/>
-          <w:i w:val="false"/>
-          <w:iCs w:val="false"/>
-          <w:sz w:val="22"/>
-          <w:szCs w:val="22"/>
-        </w:rPr>
-        <w:t xml:space="preserve">, TCRM</w:t>
-      </w:r>
-      <w:r>
-        <w:rPr>
-          <w:rFonts w:ascii="Calibri" w:cs="Calibri" w:eastAsia="Calibri" w:hAnsi="Calibri"/>
-          <w:b w:val="false"/>
-          <w:bCs w:val="false"/>
-          <w:i/>
-          <w:iCs/>
-          <w:sz w:val="22"/>
-          <w:szCs w:val="22"/>
-          <w:vertAlign w:val="subscript"/>
-        </w:rPr>
-        <w:t xml:space="preserve">t</w:t>
-      </w:r>
-      <w:r>
-        <w:rPr>
-          <w:rFonts w:ascii="Calibri" w:cs="Calibri" w:eastAsia="Calibri" w:hAnsi="Calibri"/>
-          <w:b w:val="false"/>
-          <w:bCs w:val="false"/>
-          <w:i w:val="false"/>
-          <w:iCs w:val="false"/>
-          <w:sz w:val="22"/>
-          <w:szCs w:val="22"/>
-        </w:rPr>
-        <w:t xml:space="preserve">, d</w:t>
-      </w:r>
-      <w:r>
-        <w:rPr>
-          <w:rFonts w:ascii="Calibri" w:cs="Calibri" w:eastAsia="Calibri" w:hAnsi="Calibri"/>
-          <w:b w:val="false"/>
-          <w:bCs w:val="false"/>
-          <w:i/>
-          <w:iCs/>
-          <w:sz w:val="22"/>
-          <w:szCs w:val="22"/>
-          <w:vertAlign w:val="subscript"/>
-        </w:rPr>
-        <w:t xml:space="preserve">t</w:t>
-      </w:r>
-      <w:r>
-        <w:rPr>
-          <w:rFonts w:ascii="Calibri" w:cs="Calibri" w:eastAsia="Calibri" w:hAnsi="Calibri"/>
-          <w:b w:val="false"/>
-          <w:bCs w:val="false"/>
-          <w:i w:val="false"/>
-          <w:iCs w:val="false"/>
-          <w:sz w:val="22"/>
-          <w:szCs w:val="22"/>
-        </w:rPr>
-        <w:t xml:space="preserve"> )′</w:t>
+        <w:drawing>
+          <wp:inline distT="0" distB="0" distL="0" distR="0">
+            <wp:extent cx="5715000" cy="333375"/>
+            <wp:effectExtent t="0" r="0" b="0" l="0"/>
+            <wp:docPr id="1" name="" descr="" title=""/>
+            <wp:cNvGraphicFramePr>
+              <a:graphicFrameLocks xmlns:a="http://schemas.openxmlformats.org/drawingml/2006/main" noChangeAspect="1"/>
+            </wp:cNvGraphicFramePr>
+            <a:graphic xmlns:a="http://schemas.openxmlformats.org/drawingml/2006/main">
+              <a:graphicData uri="http://schemas.openxmlformats.org/drawingml/2006/picture">
+                <pic:pic xmlns:pic="http://schemas.openxmlformats.org/drawingml/2006/picture">
+                  <pic:nvPicPr>
+                    <pic:cNvPr id="0" name="" descr=""/>
+                    <pic:cNvPicPr>
+                      <a:picLocks noChangeAspect="1" noChangeArrowheads="1"/>
+                    </pic:cNvPicPr>
+                  </pic:nvPicPr>
+                  <pic:blipFill>
+                    <a:blip r:embed="rId12" cstate="none"/>
+                    <a:srcRect/>
+                    <a:stretch>
+                      <a:fillRect/>
+                    </a:stretch>
+                  </pic:blipFill>
+                  <pic:spPr bwMode="auto">
+                    <a:xfrm>
+                      <a:off x="0" y="0"/>
+                      <a:ext cx="5715000" cy="333375"/>
+                    </a:xfrm>
+                    <a:prstGeom prst="rect">
+                      <a:avLst/>
+                    </a:prstGeom>
+                  </pic:spPr>
+                </pic:pic>
+              </a:graphicData>
+            </a:graphic>
+          </wp:inline>
+        </w:drawing>
       </w:r>
     </w:p>
     <w:p>
@@ -2954,9 +2002,68 @@
     </w:p>
     <w:p>
       <w:pPr>
-        <w:spacing w:after="150" w:before="110"/>
+        <w:spacing w:after="170" w:before="140"/>
         <w:jc w:val="center"/>
       </w:pPr>
+      <w:r>
+        <w:drawing>
+          <wp:inline distT="0" distB="0" distL="0" distR="0">
+            <wp:extent cx="4714875" cy="990600"/>
+            <wp:effectExtent t="0" r="0" b="0" l="0"/>
+            <wp:docPr id="1" name="" descr="" title=""/>
+            <wp:cNvGraphicFramePr>
+              <a:graphicFrameLocks xmlns:a="http://schemas.openxmlformats.org/drawingml/2006/main" noChangeAspect="1"/>
+            </wp:cNvGraphicFramePr>
+            <a:graphic xmlns:a="http://schemas.openxmlformats.org/drawingml/2006/main">
+              <a:graphicData uri="http://schemas.openxmlformats.org/drawingml/2006/picture">
+                <pic:pic xmlns:pic="http://schemas.openxmlformats.org/drawingml/2006/picture">
+                  <pic:nvPicPr>
+                    <pic:cNvPr id="0" name="" descr=""/>
+                    <pic:cNvPicPr>
+                      <a:picLocks noChangeAspect="1" noChangeArrowheads="1"/>
+                    </pic:cNvPicPr>
+                  </pic:nvPicPr>
+                  <pic:blipFill>
+                    <a:blip r:embed="rId13" cstate="none"/>
+                    <a:srcRect/>
+                    <a:stretch>
+                      <a:fillRect/>
+                    </a:stretch>
+                  </pic:blipFill>
+                  <pic:spPr bwMode="auto">
+                    <a:xfrm>
+                      <a:off x="0" y="0"/>
+                      <a:ext cx="4714875" cy="990600"/>
+                    </a:xfrm>
+                    <a:prstGeom prst="rect">
+                      <a:avLst/>
+                    </a:prstGeom>
+                  </pic:spPr>
+                </pic:pic>
+              </a:graphicData>
+            </a:graphic>
+          </wp:inline>
+        </w:drawing>
+      </w:r>
+    </w:p>
+    <w:p>
+      <w:pPr>
+        <w:spacing w:after="140" w:line="300"/>
+        <w:ind w:firstLine="431"/>
+        <w:jc w:val="both"/>
+      </w:pPr>
+      <w:r>
+        <w:rPr>
+          <w:rFonts w:ascii="Calibri" w:cs="Calibri" w:eastAsia="Calibri" w:hAnsi="Calibri"/>
+          <w:b w:val="false"/>
+          <w:bCs w:val="false"/>
+          <w:i w:val="false"/>
+          <w:iCs w:val="false"/>
+          <w:sz w:val="22"/>
+          <w:szCs w:val="22"/>
+        </w:rPr>
+        <w:t xml:space="preserve">A partir de la matriz de impacto estructural estimada </w:t>
+      </w:r>
       <w:r>
         <w:rPr>
           <w:rFonts w:ascii="Calibri" w:cs="Calibri" w:eastAsia="Calibri" w:hAnsi="Calibri"/>
@@ -2967,7 +2074,219 @@
           <w:sz w:val="22"/>
           <w:szCs w:val="22"/>
         </w:rPr>
-        <w:t xml:space="preserve">d</w:t>
+        <w:t xml:space="preserve">S = A0⁻¹ B</w:t>
+      </w:r>
+      <w:r>
+        <w:rPr>
+          <w:rFonts w:ascii="Calibri" w:cs="Calibri" w:eastAsia="Calibri" w:hAnsi="Calibri"/>
+          <w:b w:val="false"/>
+          <w:bCs w:val="false"/>
+          <w:i w:val="false"/>
+          <w:iCs w:val="false"/>
+          <w:sz w:val="22"/>
+          <w:szCs w:val="22"/>
+        </w:rPr>
+        <w:t xml:space="preserve"> se calculan las funciones de impulso-respuesta con bandas bootstrap al 95 % (1.000 réplicas) y la descomposición de varianza del error de pronóstico.</w:t>
+      </w:r>
+    </w:p>
+    <w:p>
+      <w:pPr>
+        <w:spacing w:after="140" w:line="300"/>
+        <w:ind w:firstLine="431"/>
+        <w:jc w:val="both"/>
+      </w:pPr>
+      <w:r>
+        <w:rPr>
+          <w:rFonts w:ascii="Calibri" w:cs="Calibri" w:eastAsia="Calibri" w:hAnsi="Calibri"/>
+          <w:b w:val="false"/>
+          <w:bCs w:val="false"/>
+          <w:i w:val="false"/>
+          <w:iCs w:val="false"/>
+          <w:sz w:val="22"/>
+          <w:szCs w:val="22"/>
+        </w:rPr>
+        <w:t xml:space="preserve">DOLS no se descarta: se conserva como comparación metodológica sobre la ventana original, con la especificación de Stock y Watson (1993), aumentada con cuatro adelantos y rezagos de la primera diferencia de la deuda:</w:t>
+      </w:r>
+    </w:p>
+    <w:p>
+      <w:pPr>
+        <w:spacing w:after="170" w:before="140"/>
+        <w:jc w:val="center"/>
+      </w:pPr>
+      <w:r>
+        <w:drawing>
+          <wp:inline distT="0" distB="0" distL="0" distR="0">
+            <wp:extent cx="5715000" cy="952500"/>
+            <wp:effectExtent t="0" r="0" b="0" l="0"/>
+            <wp:docPr id="1" name="" descr="" title=""/>
+            <wp:cNvGraphicFramePr>
+              <a:graphicFrameLocks xmlns:a="http://schemas.openxmlformats.org/drawingml/2006/main" noChangeAspect="1"/>
+            </wp:cNvGraphicFramePr>
+            <a:graphic xmlns:a="http://schemas.openxmlformats.org/drawingml/2006/main">
+              <a:graphicData uri="http://schemas.openxmlformats.org/drawingml/2006/picture">
+                <pic:pic xmlns:pic="http://schemas.openxmlformats.org/drawingml/2006/picture">
+                  <pic:nvPicPr>
+                    <pic:cNvPr id="0" name="" descr=""/>
+                    <pic:cNvPicPr>
+                      <a:picLocks noChangeAspect="1" noChangeArrowheads="1"/>
+                    </pic:cNvPicPr>
+                  </pic:nvPicPr>
+                  <pic:blipFill>
+                    <a:blip r:embed="rId14" cstate="none"/>
+                    <a:srcRect/>
+                    <a:stretch>
+                      <a:fillRect/>
+                    </a:stretch>
+                  </pic:blipFill>
+                  <pic:spPr bwMode="auto">
+                    <a:xfrm>
+                      <a:off x="0" y="0"/>
+                      <a:ext cx="5715000" cy="952500"/>
+                    </a:xfrm>
+                    <a:prstGeom prst="rect">
+                      <a:avLst/>
+                    </a:prstGeom>
+                  </pic:spPr>
+                </pic:pic>
+              </a:graphicData>
+            </a:graphic>
+          </wp:inline>
+        </w:drawing>
+      </w:r>
+    </w:p>
+    <w:p>
+      <w:pPr>
+        <w:pStyle w:val="Heading2"/>
+        <w:spacing w:after="100" w:before="240"/>
+      </w:pPr>
+      <w:r>
+        <w:rPr>
+          <w:rFonts w:ascii="Calibri" w:cs="Calibri" w:eastAsia="Calibri" w:hAnsi="Calibri"/>
+          <w:b/>
+          <w:bCs/>
+          <w:sz w:val="23"/>
+          <w:szCs w:val="23"/>
+        </w:rPr>
+        <w:t xml:space="preserve">4.4. Corrección de la endogeneidad del riesgo soberano</w:t>
+      </w:r>
+    </w:p>
+    <w:p>
+      <w:pPr>
+        <w:spacing w:after="140" w:line="300"/>
+        <w:ind w:firstLine="431"/>
+        <w:jc w:val="both"/>
+      </w:pPr>
+      <w:r>
+        <w:rPr>
+          <w:rFonts w:ascii="Calibri" w:cs="Calibri" w:eastAsia="Calibri" w:hAnsi="Calibri"/>
+          <w:b w:val="false"/>
+          <w:bCs w:val="false"/>
+          <w:i w:val="false"/>
+          <w:iCs w:val="false"/>
+          <w:sz w:val="22"/>
+          <w:szCs w:val="22"/>
+        </w:rPr>
+        <w:t xml:space="preserve">La teoría predice causalidad inversa entre el resultado fiscal y el riesgo soberano: un deterioro fiscal eleva la prima que exigen los acreedores, y una suba exógena del EMBI+ encarece el financiamiento y presiona las cuentas públicas. Se instrumenta el EMBI+ con el índice de volatilidad global VIX y un diferencial de riesgo soberano regional, y se estima por variables instrumentales en dos etapas. La fuerza del diseño se evalúa con el estadístico F de primera etapa (umbral de Staiger y Stock: mayor que 10), el test de endogeneidad de Wu-Hausman y el test de sobreidentificación de Sargan.</w:t>
+      </w:r>
+    </w:p>
+    <w:p>
+      <w:pPr>
+        <w:pStyle w:val="Heading2"/>
+        <w:spacing w:after="100" w:before="240"/>
+      </w:pPr>
+      <w:r>
+        <w:rPr>
+          <w:rFonts w:ascii="Calibri" w:cs="Calibri" w:eastAsia="Calibri" w:hAnsi="Calibri"/>
+          <w:b/>
+          <w:bCs/>
+          <w:sz w:val="23"/>
+          <w:szCs w:val="23"/>
+        </w:rPr>
+        <w:t xml:space="preserve">4.5. Modelos de umbral y fatiga fiscal</w:t>
+      </w:r>
+    </w:p>
+    <w:p>
+      <w:pPr>
+        <w:spacing w:after="140" w:line="300"/>
+        <w:ind w:firstLine="431"/>
+        <w:jc w:val="both"/>
+      </w:pPr>
+      <w:r>
+        <w:rPr>
+          <w:rFonts w:ascii="Calibri" w:cs="Calibri" w:eastAsia="Calibri" w:hAnsi="Calibri"/>
+          <w:b w:val="false"/>
+          <w:bCs w:val="false"/>
+          <w:i w:val="false"/>
+          <w:iCs w:val="false"/>
+          <w:sz w:val="22"/>
+          <w:szCs w:val="22"/>
+        </w:rPr>
+        <w:t xml:space="preserve">El contraste canónico de fatiga fiscal es el modelo de umbral de Hansen (1999), con punto de quiebre determinado por el nivel de riesgo soberano:</w:t>
+      </w:r>
+    </w:p>
+    <w:p>
+      <w:pPr>
+        <w:spacing w:after="170" w:before="140"/>
+        <w:jc w:val="center"/>
+      </w:pPr>
+      <w:r>
+        <w:drawing>
+          <wp:inline distT="0" distB="0" distL="0" distR="0">
+            <wp:extent cx="5715000" cy="257175"/>
+            <wp:effectExtent t="0" r="0" b="0" l="0"/>
+            <wp:docPr id="1" name="" descr="" title=""/>
+            <wp:cNvGraphicFramePr>
+              <a:graphicFrameLocks xmlns:a="http://schemas.openxmlformats.org/drawingml/2006/main" noChangeAspect="1"/>
+            </wp:cNvGraphicFramePr>
+            <a:graphic xmlns:a="http://schemas.openxmlformats.org/drawingml/2006/main">
+              <a:graphicData uri="http://schemas.openxmlformats.org/drawingml/2006/picture">
+                <pic:pic xmlns:pic="http://schemas.openxmlformats.org/drawingml/2006/picture">
+                  <pic:nvPicPr>
+                    <pic:cNvPr id="0" name="" descr=""/>
+                    <pic:cNvPicPr>
+                      <a:picLocks noChangeAspect="1" noChangeArrowheads="1"/>
+                    </pic:cNvPicPr>
+                  </pic:nvPicPr>
+                  <pic:blipFill>
+                    <a:blip r:embed="rId15" cstate="none"/>
+                    <a:srcRect/>
+                    <a:stretch>
+                      <a:fillRect/>
+                    </a:stretch>
+                  </pic:blipFill>
+                  <pic:spPr bwMode="auto">
+                    <a:xfrm>
+                      <a:off x="0" y="0"/>
+                      <a:ext cx="5715000" cy="257175"/>
+                    </a:xfrm>
+                    <a:prstGeom prst="rect">
+                      <a:avLst/>
+                    </a:prstGeom>
+                  </pic:spPr>
+                </pic:pic>
+              </a:graphicData>
+            </a:graphic>
+          </wp:inline>
+        </w:drawing>
+      </w:r>
+    </w:p>
+    <w:p>
+      <w:pPr>
+        <w:spacing w:after="140" w:line="300"/>
+        <w:ind w:firstLine="431"/>
+        <w:jc w:val="both"/>
+      </w:pPr>
+      <w:r>
+        <w:rPr>
+          <w:rFonts w:ascii="Calibri" w:cs="Calibri" w:eastAsia="Calibri" w:hAnsi="Calibri"/>
+          <w:b w:val="false"/>
+          <w:bCs w:val="false"/>
+          <w:i w:val="false"/>
+          <w:iCs w:val="false"/>
+          <w:sz w:val="22"/>
+          <w:szCs w:val="22"/>
+        </w:rPr>
+        <w:t xml:space="preserve">El umbral óptimo </w:t>
       </w:r>
       <w:r>
         <w:rPr>
@@ -2978,9 +2297,8 @@
           <w:iCs/>
           <w:sz w:val="22"/>
           <w:szCs w:val="22"/>
-          <w:vertAlign w:val="subscript"/>
-        </w:rPr>
-        <w:t xml:space="preserve">t</w:t>
+        </w:rPr>
+        <w:t xml:space="preserve">τ*</w:t>
       </w:r>
       <w:r>
         <w:rPr>
@@ -2992,7 +2310,7 @@
           <w:sz w:val="22"/>
           <w:szCs w:val="22"/>
         </w:rPr>
-        <w:t xml:space="preserve">  =  [ ( 1 + </w:t>
+        <w:t xml:space="preserve"> se estima por mínima suma de cuadrados residuales sobre una grilla de percentiles de la distribución empírica del EMBI+. La significatividad del quiebre se contrasta con el estadístico Sup-LM, cuya distribución bajo linealidad se aproxima por remuestreo con 1.000 réplicas (Hansen, 2000). El análisis se extiende al marco multivariado con el Threshold VECM de Hansen y Seo (2002), que permite que las velocidades de ajuste del vector </w:t>
       </w:r>
       <w:r>
         <w:rPr>
@@ -3004,20 +2322,7 @@
           <w:sz w:val="22"/>
           <w:szCs w:val="22"/>
         </w:rPr>
-        <w:t xml:space="preserve">r</w:t>
-      </w:r>
-      <w:r>
-        <w:rPr>
-          <w:rFonts w:ascii="Calibri" w:cs="Calibri" w:eastAsia="Calibri" w:hAnsi="Calibri"/>
-          <w:b w:val="false"/>
-          <w:bCs w:val="false"/>
-          <w:i/>
-          <w:iCs/>
-          <w:sz w:val="22"/>
-          <w:szCs w:val="22"/>
-          <w:vertAlign w:val="subscript"/>
-        </w:rPr>
-        <w:t xml:space="preserve">t</w:t>
+        <w:t xml:space="preserve">α</w:t>
       </w:r>
       <w:r>
         <w:rPr>
@@ -3029,33 +2334,31 @@
           <w:sz w:val="22"/>
           <w:szCs w:val="22"/>
         </w:rPr>
-        <w:t xml:space="preserve"> ) / ( 1 + </w:t>
-      </w:r>
-      <w:r>
-        <w:rPr>
-          <w:rFonts w:ascii="Calibri" w:cs="Calibri" w:eastAsia="Calibri" w:hAnsi="Calibri"/>
-          <w:b w:val="false"/>
-          <w:bCs w:val="false"/>
-          <w:i/>
-          <w:iCs/>
-          <w:sz w:val="22"/>
-          <w:szCs w:val="22"/>
-        </w:rPr>
-        <w:t xml:space="preserve">g</w:t>
-      </w:r>
-      <w:r>
-        <w:rPr>
-          <w:rFonts w:ascii="Calibri" w:cs="Calibri" w:eastAsia="Calibri" w:hAnsi="Calibri"/>
-          <w:b w:val="false"/>
-          <w:bCs w:val="false"/>
-          <w:i/>
-          <w:iCs/>
-          <w:sz w:val="22"/>
-          <w:szCs w:val="22"/>
-          <w:vertAlign w:val="subscript"/>
-        </w:rPr>
-        <w:t xml:space="preserve">t</w:t>
-      </w:r>
+        <w:t xml:space="preserve"> conmuten de régimen según el estado del mercado financiero.</w:t>
+      </w:r>
+    </w:p>
+    <w:p>
+      <w:pPr>
+        <w:pStyle w:val="Heading2"/>
+        <w:spacing w:after="100" w:before="240"/>
+      </w:pPr>
+      <w:r>
+        <w:rPr>
+          <w:rFonts w:ascii="Calibri" w:cs="Calibri" w:eastAsia="Calibri" w:hAnsi="Calibri"/>
+          <w:b/>
+          <w:bCs/>
+          <w:sz w:val="23"/>
+          <w:szCs w:val="23"/>
+        </w:rPr>
+        <w:t xml:space="preserve">4.6. Simulación estocástica y proceso CIR</w:t>
+      </w:r>
+    </w:p>
+    <w:p>
+      <w:pPr>
+        <w:spacing w:after="140" w:line="300"/>
+        <w:ind w:firstLine="431"/>
+        <w:jc w:val="both"/>
+      </w:pPr>
       <w:r>
         <w:rPr>
           <w:rFonts w:ascii="Calibri" w:cs="Calibri" w:eastAsia="Calibri" w:hAnsi="Calibri"/>
@@ -3066,1015 +2369,53 @@
           <w:sz w:val="22"/>
           <w:szCs w:val="22"/>
         </w:rPr>
-        <w:t xml:space="preserve"> ) ] </w:t>
-      </w:r>
-      <w:r>
-        <w:rPr>
-          <w:rFonts w:ascii="Calibri" w:cs="Calibri" w:eastAsia="Calibri" w:hAnsi="Calibri"/>
-          <w:b w:val="false"/>
-          <w:bCs w:val="false"/>
-          <w:i/>
-          <w:iCs/>
-          <w:sz w:val="22"/>
-          <w:szCs w:val="22"/>
-        </w:rPr>
-        <w:t xml:space="preserve">d</w:t>
-      </w:r>
-      <w:r>
-        <w:rPr>
-          <w:rFonts w:ascii="Calibri" w:cs="Calibri" w:eastAsia="Calibri" w:hAnsi="Calibri"/>
-          <w:b w:val="false"/>
-          <w:bCs w:val="false"/>
-          <w:i/>
-          <w:iCs/>
-          <w:sz w:val="22"/>
-          <w:szCs w:val="22"/>
-          <w:vertAlign w:val="subscript"/>
-        </w:rPr>
-        <w:t xml:space="preserve">t−1</w:t>
-      </w:r>
-      <w:r>
-        <w:rPr>
-          <w:rFonts w:ascii="Calibri" w:cs="Calibri" w:eastAsia="Calibri" w:hAnsi="Calibri"/>
-          <w:b w:val="false"/>
-          <w:bCs w:val="false"/>
-          <w:i w:val="false"/>
-          <w:iCs w:val="false"/>
-          <w:sz w:val="22"/>
-          <w:szCs w:val="22"/>
-        </w:rPr>
-        <w:t xml:space="preserve">  −  </w:t>
-      </w:r>
-      <w:r>
-        <w:rPr>
-          <w:rFonts w:ascii="Calibri" w:cs="Calibri" w:eastAsia="Calibri" w:hAnsi="Calibri"/>
-          <w:b w:val="false"/>
-          <w:bCs w:val="false"/>
-          <w:i/>
-          <w:iCs/>
-          <w:sz w:val="22"/>
-          <w:szCs w:val="22"/>
-        </w:rPr>
-        <w:t xml:space="preserve">pb</w:t>
-      </w:r>
-      <w:r>
-        <w:rPr>
-          <w:rFonts w:ascii="Calibri" w:cs="Calibri" w:eastAsia="Calibri" w:hAnsi="Calibri"/>
-          <w:b w:val="false"/>
-          <w:bCs w:val="false"/>
-          <w:i/>
-          <w:iCs/>
-          <w:sz w:val="22"/>
-          <w:szCs w:val="22"/>
-          <w:vertAlign w:val="subscript"/>
-        </w:rPr>
-        <w:t xml:space="preserve">t</w:t>
-      </w:r>
-      <w:r>
-        <w:rPr>
-          <w:rFonts w:ascii="Calibri" w:cs="Calibri" w:eastAsia="Calibri" w:hAnsi="Calibri"/>
-          <w:b w:val="false"/>
-          <w:bCs w:val="false"/>
-          <w:i w:val="false"/>
-          <w:iCs w:val="false"/>
-          <w:sz w:val="22"/>
-          <w:szCs w:val="22"/>
-        </w:rPr>
-        <w:t xml:space="preserve">  +  </w:t>
-      </w:r>
-      <w:r>
-        <w:rPr>
-          <w:rFonts w:ascii="Calibri" w:cs="Calibri" w:eastAsia="Calibri" w:hAnsi="Calibri"/>
-          <w:b w:val="false"/>
-          <w:bCs w:val="false"/>
-          <w:i/>
-          <w:iCs/>
-          <w:sz w:val="22"/>
-          <w:szCs w:val="22"/>
-        </w:rPr>
-        <w:t xml:space="preserve">sft</w:t>
-      </w:r>
-      <w:r>
-        <w:rPr>
-          <w:rFonts w:ascii="Calibri" w:cs="Calibri" w:eastAsia="Calibri" w:hAnsi="Calibri"/>
-          <w:b w:val="false"/>
-          <w:bCs w:val="false"/>
-          <w:i/>
-          <w:iCs/>
-          <w:sz w:val="22"/>
-          <w:szCs w:val="22"/>
-          <w:vertAlign w:val="subscript"/>
-        </w:rPr>
-        <w:t xml:space="preserve">t</w:t>
-      </w:r>
-    </w:p>
-    <w:p>
-      <w:pPr>
-        <w:spacing w:after="140" w:line="300"/>
-        <w:ind w:firstLine="431"/>
-        <w:jc w:val="both"/>
-      </w:pPr>
-      <w:r>
-        <w:rPr>
-          <w:rFonts w:ascii="Calibri" w:cs="Calibri" w:eastAsia="Calibri" w:hAnsi="Calibri"/>
-          <w:b w:val="false"/>
-          <w:bCs w:val="false"/>
-          <w:i w:val="false"/>
-          <w:iCs w:val="false"/>
-          <w:sz w:val="22"/>
-          <w:szCs w:val="22"/>
-        </w:rPr>
-        <w:t xml:space="preserve">A partir de la matriz de impacto estructural estimada </w:t>
-      </w:r>
-      <w:r>
-        <w:rPr>
-          <w:rFonts w:ascii="Calibri" w:cs="Calibri" w:eastAsia="Calibri" w:hAnsi="Calibri"/>
-          <w:b w:val="false"/>
-          <w:bCs w:val="false"/>
-          <w:i/>
-          <w:iCs/>
-          <w:sz w:val="22"/>
-          <w:szCs w:val="22"/>
-        </w:rPr>
-        <w:t xml:space="preserve">S = A0⁻¹ B</w:t>
-      </w:r>
-      <w:r>
-        <w:rPr>
-          <w:rFonts w:ascii="Calibri" w:cs="Calibri" w:eastAsia="Calibri" w:hAnsi="Calibri"/>
-          <w:b w:val="false"/>
-          <w:bCs w:val="false"/>
-          <w:i w:val="false"/>
-          <w:iCs w:val="false"/>
-          <w:sz w:val="22"/>
-          <w:szCs w:val="22"/>
-        </w:rPr>
-        <w:t xml:space="preserve"> se calculan las funciones de impulso-respuesta con bandas bootstrap al 95 % (1.000 réplicas) y la descomposición de varianza del error de pronóstico.</w:t>
-      </w:r>
-    </w:p>
-    <w:p>
-      <w:pPr>
-        <w:spacing w:after="140" w:line="300"/>
-        <w:ind w:firstLine="431"/>
-        <w:jc w:val="both"/>
-      </w:pPr>
-      <w:r>
-        <w:rPr>
-          <w:rFonts w:ascii="Calibri" w:cs="Calibri" w:eastAsia="Calibri" w:hAnsi="Calibri"/>
-          <w:b w:val="false"/>
-          <w:bCs w:val="false"/>
-          <w:i w:val="false"/>
-          <w:iCs w:val="false"/>
-          <w:sz w:val="22"/>
-          <w:szCs w:val="22"/>
-        </w:rPr>
-        <w:t xml:space="preserve">DOLS no se descarta: se conserva como comparación metodológica sobre la ventana original, con la especificación de Stock y Watson (1993), aumentada con cuatro adelantos y rezagos de la primera diferencia de la deuda:</w:t>
-      </w:r>
-    </w:p>
-    <w:p>
-      <w:pPr>
-        <w:spacing w:after="150" w:before="110"/>
+        <w:t xml:space="preserve">El análisis de sostenibilidad se resuelve con una simulación de Monte Carlo de 1.000 iteraciones en la que las variables fundamentales reciben perturbaciones de una distribución t de Student multivariada con ν ≈ 4,8 grados de libertad —colas pesadas, calibradas a partir de la curtosis histórica— acopladas a correlaciones dinámicas. La tasa de refinanciación externa se dota de consistencia con la teoría de estructura temporal modelando el riesgo soberano como un proceso de difusión con reversión a la media (Cox, Ingersoll y Ross, 1985):</w:t>
+      </w:r>
+    </w:p>
+    <w:p>
+      <w:pPr>
+        <w:spacing w:after="170" w:before="140"/>
         <w:jc w:val="center"/>
       </w:pPr>
       <w:r>
-        <w:rPr>
-          <w:rFonts w:ascii="Calibri" w:cs="Calibri" w:eastAsia="Calibri" w:hAnsi="Calibri"/>
-          <w:b w:val="false"/>
-          <w:bCs w:val="false"/>
-          <w:i/>
-          <w:iCs/>
-          <w:sz w:val="22"/>
-          <w:szCs w:val="22"/>
-        </w:rPr>
-        <w:t xml:space="preserve">pb</w:t>
-      </w:r>
-      <w:r>
-        <w:rPr>
-          <w:rFonts w:ascii="Calibri" w:cs="Calibri" w:eastAsia="Calibri" w:hAnsi="Calibri"/>
-          <w:b w:val="false"/>
-          <w:bCs w:val="false"/>
-          <w:i/>
-          <w:iCs/>
-          <w:sz w:val="22"/>
-          <w:szCs w:val="22"/>
-          <w:vertAlign w:val="subscript"/>
-        </w:rPr>
-        <w:t xml:space="preserve">t</w:t>
-      </w:r>
-      <w:r>
-        <w:rPr>
-          <w:rFonts w:ascii="Calibri" w:cs="Calibri" w:eastAsia="Calibri" w:hAnsi="Calibri"/>
-          <w:b w:val="false"/>
-          <w:bCs w:val="false"/>
-          <w:i w:val="false"/>
-          <w:iCs w:val="false"/>
-          <w:sz w:val="22"/>
-          <w:szCs w:val="22"/>
-        </w:rPr>
-        <w:t xml:space="preserve">  =  α  +  ρ </w:t>
-      </w:r>
-      <w:r>
-        <w:rPr>
-          <w:rFonts w:ascii="Calibri" w:cs="Calibri" w:eastAsia="Calibri" w:hAnsi="Calibri"/>
-          <w:b w:val="false"/>
-          <w:bCs w:val="false"/>
-          <w:i/>
-          <w:iCs/>
-          <w:sz w:val="22"/>
-          <w:szCs w:val="22"/>
-        </w:rPr>
-        <w:t xml:space="preserve">d</w:t>
-      </w:r>
-      <w:r>
-        <w:rPr>
-          <w:rFonts w:ascii="Calibri" w:cs="Calibri" w:eastAsia="Calibri" w:hAnsi="Calibri"/>
-          <w:b w:val="false"/>
-          <w:bCs w:val="false"/>
-          <w:i/>
-          <w:iCs/>
-          <w:sz w:val="22"/>
-          <w:szCs w:val="22"/>
-          <w:vertAlign w:val="subscript"/>
-        </w:rPr>
-        <w:t xml:space="preserve">t−1</w:t>
-      </w:r>
-      <w:r>
-        <w:rPr>
-          <w:rFonts w:ascii="Calibri" w:cs="Calibri" w:eastAsia="Calibri" w:hAnsi="Calibri"/>
-          <w:b w:val="false"/>
-          <w:bCs w:val="false"/>
-          <w:i w:val="false"/>
-          <w:iCs w:val="false"/>
-          <w:sz w:val="22"/>
-          <w:szCs w:val="22"/>
-        </w:rPr>
-        <w:t xml:space="preserve">  +  γ </w:t>
-      </w:r>
-      <w:r>
-        <w:rPr>
-          <w:rFonts w:ascii="Calibri" w:cs="Calibri" w:eastAsia="Calibri" w:hAnsi="Calibri"/>
-          <w:b w:val="false"/>
-          <w:bCs w:val="false"/>
-          <w:i/>
-          <w:iCs/>
-          <w:sz w:val="22"/>
-          <w:szCs w:val="22"/>
-        </w:rPr>
-        <w:t xml:space="preserve">ỹ</w:t>
-      </w:r>
-      <w:r>
-        <w:rPr>
-          <w:rFonts w:ascii="Calibri" w:cs="Calibri" w:eastAsia="Calibri" w:hAnsi="Calibri"/>
-          <w:b w:val="false"/>
-          <w:bCs w:val="false"/>
-          <w:i/>
-          <w:iCs/>
-          <w:sz w:val="22"/>
-          <w:szCs w:val="22"/>
-          <w:vertAlign w:val="subscript"/>
-        </w:rPr>
-        <w:t xml:space="preserve">t</w:t>
-      </w:r>
-      <w:r>
-        <w:rPr>
-          <w:rFonts w:ascii="Calibri" w:cs="Calibri" w:eastAsia="Calibri" w:hAnsi="Calibri"/>
-          <w:b w:val="false"/>
-          <w:bCs w:val="false"/>
-          <w:i w:val="false"/>
-          <w:iCs w:val="false"/>
-          <w:sz w:val="22"/>
-          <w:szCs w:val="22"/>
-        </w:rPr>
-        <w:t xml:space="preserve">  +  Σ</w:t>
-      </w:r>
-      <w:r>
-        <w:rPr>
-          <w:rFonts w:ascii="Calibri" w:cs="Calibri" w:eastAsia="Calibri" w:hAnsi="Calibri"/>
-          <w:b w:val="false"/>
-          <w:bCs w:val="false"/>
-          <w:i w:val="false"/>
-          <w:iCs w:val="false"/>
-          <w:sz w:val="22"/>
-          <w:szCs w:val="22"/>
-          <w:vertAlign w:val="subscript"/>
-        </w:rPr>
-        <w:t xml:space="preserve">j = −4</w:t>
-      </w:r>
-      <w:r>
-        <w:rPr>
-          <w:rFonts w:ascii="Calibri" w:cs="Calibri" w:eastAsia="Calibri" w:hAnsi="Calibri"/>
-          <w:b w:val="false"/>
-          <w:bCs w:val="false"/>
-          <w:i w:val="false"/>
-          <w:iCs w:val="false"/>
-          <w:sz w:val="22"/>
-          <w:szCs w:val="22"/>
-          <w:vertAlign w:val="superscript"/>
-        </w:rPr>
-        <w:t xml:space="preserve">4</w:t>
-      </w:r>
-      <w:r>
-        <w:rPr>
-          <w:rFonts w:ascii="Calibri" w:cs="Calibri" w:eastAsia="Calibri" w:hAnsi="Calibri"/>
-          <w:b w:val="false"/>
-          <w:bCs w:val="false"/>
-          <w:i w:val="false"/>
-          <w:iCs w:val="false"/>
-          <w:sz w:val="22"/>
-          <w:szCs w:val="22"/>
-        </w:rPr>
-        <w:t xml:space="preserve">  </w:t>
-      </w:r>
-      <w:r>
-        <w:rPr>
-          <w:rFonts w:ascii="Calibri" w:cs="Calibri" w:eastAsia="Calibri" w:hAnsi="Calibri"/>
-          <w:b w:val="false"/>
-          <w:bCs w:val="false"/>
-          <w:i/>
-          <w:iCs/>
-          <w:sz w:val="22"/>
-          <w:szCs w:val="22"/>
-        </w:rPr>
-        <w:t xml:space="preserve">φ</w:t>
-      </w:r>
-      <w:r>
-        <w:rPr>
-          <w:rFonts w:ascii="Calibri" w:cs="Calibri" w:eastAsia="Calibri" w:hAnsi="Calibri"/>
-          <w:b w:val="false"/>
-          <w:bCs w:val="false"/>
-          <w:i/>
-          <w:iCs/>
-          <w:sz w:val="22"/>
-          <w:szCs w:val="22"/>
-          <w:vertAlign w:val="subscript"/>
-        </w:rPr>
-        <w:t xml:space="preserve">j</w:t>
-      </w:r>
-      <w:r>
-        <w:rPr>
-          <w:rFonts w:ascii="Calibri" w:cs="Calibri" w:eastAsia="Calibri" w:hAnsi="Calibri"/>
-          <w:b w:val="false"/>
-          <w:bCs w:val="false"/>
-          <w:i w:val="false"/>
-          <w:iCs w:val="false"/>
-          <w:sz w:val="22"/>
-          <w:szCs w:val="22"/>
-        </w:rPr>
-        <w:t xml:space="preserve"> Δ</w:t>
-      </w:r>
-      <w:r>
-        <w:rPr>
-          <w:rFonts w:ascii="Calibri" w:cs="Calibri" w:eastAsia="Calibri" w:hAnsi="Calibri"/>
-          <w:b w:val="false"/>
-          <w:bCs w:val="false"/>
-          <w:i/>
-          <w:iCs/>
-          <w:sz w:val="22"/>
-          <w:szCs w:val="22"/>
-        </w:rPr>
-        <w:t xml:space="preserve">d</w:t>
-      </w:r>
-      <w:r>
-        <w:rPr>
-          <w:rFonts w:ascii="Calibri" w:cs="Calibri" w:eastAsia="Calibri" w:hAnsi="Calibri"/>
-          <w:b w:val="false"/>
-          <w:bCs w:val="false"/>
-          <w:i/>
-          <w:iCs/>
-          <w:sz w:val="22"/>
-          <w:szCs w:val="22"/>
-          <w:vertAlign w:val="subscript"/>
-        </w:rPr>
-        <w:t xml:space="preserve">t−j</w:t>
-      </w:r>
-      <w:r>
-        <w:rPr>
-          <w:rFonts w:ascii="Calibri" w:cs="Calibri" w:eastAsia="Calibri" w:hAnsi="Calibri"/>
-          <w:b w:val="false"/>
-          <w:bCs w:val="false"/>
-          <w:i w:val="false"/>
-          <w:iCs w:val="false"/>
-          <w:sz w:val="22"/>
-          <w:szCs w:val="22"/>
-        </w:rPr>
-        <w:t xml:space="preserve">  +  </w:t>
-      </w:r>
-      <w:r>
-        <w:rPr>
-          <w:rFonts w:ascii="Calibri" w:cs="Calibri" w:eastAsia="Calibri" w:hAnsi="Calibri"/>
-          <w:b w:val="false"/>
-          <w:bCs w:val="false"/>
-          <w:i/>
-          <w:iCs/>
-          <w:sz w:val="22"/>
-          <w:szCs w:val="22"/>
-        </w:rPr>
-        <w:t xml:space="preserve">ε</w:t>
-      </w:r>
-      <w:r>
-        <w:rPr>
-          <w:rFonts w:ascii="Calibri" w:cs="Calibri" w:eastAsia="Calibri" w:hAnsi="Calibri"/>
-          <w:b w:val="false"/>
-          <w:bCs w:val="false"/>
-          <w:i/>
-          <w:iCs/>
-          <w:sz w:val="22"/>
-          <w:szCs w:val="22"/>
-          <w:vertAlign w:val="subscript"/>
-        </w:rPr>
-        <w:t xml:space="preserve">t</w:t>
-      </w:r>
-    </w:p>
-    <w:p>
-      <w:pPr>
-        <w:pStyle w:val="Heading2"/>
-        <w:spacing w:after="100" w:before="240"/>
-      </w:pPr>
-      <w:r>
-        <w:rPr>
-          <w:rFonts w:ascii="Calibri" w:cs="Calibri" w:eastAsia="Calibri" w:hAnsi="Calibri"/>
-          <w:b/>
-          <w:bCs/>
-          <w:sz w:val="23"/>
-          <w:szCs w:val="23"/>
-        </w:rPr>
-        <w:t xml:space="preserve">4.4. Corrección de la endogeneidad del riesgo soberano</w:t>
-      </w:r>
-    </w:p>
-    <w:p>
-      <w:pPr>
-        <w:spacing w:after="140" w:line="300"/>
-        <w:ind w:firstLine="431"/>
-        <w:jc w:val="both"/>
-      </w:pPr>
-      <w:r>
-        <w:rPr>
-          <w:rFonts w:ascii="Calibri" w:cs="Calibri" w:eastAsia="Calibri" w:hAnsi="Calibri"/>
-          <w:b w:val="false"/>
-          <w:bCs w:val="false"/>
-          <w:i w:val="false"/>
-          <w:iCs w:val="false"/>
-          <w:sz w:val="22"/>
-          <w:szCs w:val="22"/>
-        </w:rPr>
-        <w:t xml:space="preserve">La teoría predice causalidad inversa entre el resultado fiscal y el riesgo soberano: un deterioro fiscal eleva la prima que exigen los acreedores, y una suba exógena del EMBI+ encarece el financiamiento y presiona las cuentas públicas. Se instrumenta el EMBI+ con el índice de volatilidad global VIX y un diferencial de riesgo soberano regional, y se estima por variables instrumentales en dos etapas. La fuerza del diseño se evalúa con el estadístico F de primera etapa (umbral de Staiger y Stock: mayor que 10), el test de endogeneidad de Wu-Hausman y el test de sobreidentificación de Sargan.</w:t>
-      </w:r>
-    </w:p>
-    <w:p>
-      <w:pPr>
-        <w:pStyle w:val="Heading2"/>
-        <w:spacing w:after="100" w:before="240"/>
-      </w:pPr>
-      <w:r>
-        <w:rPr>
-          <w:rFonts w:ascii="Calibri" w:cs="Calibri" w:eastAsia="Calibri" w:hAnsi="Calibri"/>
-          <w:b/>
-          <w:bCs/>
-          <w:sz w:val="23"/>
-          <w:szCs w:val="23"/>
-        </w:rPr>
-        <w:t xml:space="preserve">4.5. Modelos de umbral y fatiga fiscal</w:t>
-      </w:r>
-    </w:p>
-    <w:p>
-      <w:pPr>
-        <w:spacing w:after="140" w:line="300"/>
-        <w:ind w:firstLine="431"/>
-        <w:jc w:val="both"/>
-      </w:pPr>
-      <w:r>
-        <w:rPr>
-          <w:rFonts w:ascii="Calibri" w:cs="Calibri" w:eastAsia="Calibri" w:hAnsi="Calibri"/>
-          <w:b w:val="false"/>
-          <w:bCs w:val="false"/>
-          <w:i w:val="false"/>
-          <w:iCs w:val="false"/>
-          <w:sz w:val="22"/>
-          <w:szCs w:val="22"/>
-        </w:rPr>
-        <w:t xml:space="preserve">El contraste canónico de fatiga fiscal es el modelo de umbral de Hansen (1999), con punto de quiebre determinado por el nivel de riesgo soberano:</w:t>
-      </w:r>
-    </w:p>
-    <w:p>
-      <w:pPr>
-        <w:spacing w:after="150" w:before="110"/>
-        <w:jc w:val="center"/>
-      </w:pPr>
-      <w:r>
-        <w:rPr>
-          <w:rFonts w:ascii="Calibri" w:cs="Calibri" w:eastAsia="Calibri" w:hAnsi="Calibri"/>
-          <w:b w:val="false"/>
-          <w:bCs w:val="false"/>
-          <w:i/>
-          <w:iCs/>
-          <w:sz w:val="22"/>
-          <w:szCs w:val="22"/>
-        </w:rPr>
-        <w:t xml:space="preserve">pb</w:t>
-      </w:r>
-      <w:r>
-        <w:rPr>
-          <w:rFonts w:ascii="Calibri" w:cs="Calibri" w:eastAsia="Calibri" w:hAnsi="Calibri"/>
-          <w:b w:val="false"/>
-          <w:bCs w:val="false"/>
-          <w:i/>
-          <w:iCs/>
-          <w:sz w:val="22"/>
-          <w:szCs w:val="22"/>
-          <w:vertAlign w:val="subscript"/>
-        </w:rPr>
-        <w:t xml:space="preserve">t</w:t>
-      </w:r>
-      <w:r>
-        <w:rPr>
-          <w:rFonts w:ascii="Calibri" w:cs="Calibri" w:eastAsia="Calibri" w:hAnsi="Calibri"/>
-          <w:b w:val="false"/>
-          <w:bCs w:val="false"/>
-          <w:i w:val="false"/>
-          <w:iCs w:val="false"/>
-          <w:sz w:val="22"/>
-          <w:szCs w:val="22"/>
-        </w:rPr>
-        <w:t xml:space="preserve">  =  α  +  β</w:t>
-      </w:r>
-      <w:r>
-        <w:rPr>
-          <w:rFonts w:ascii="Calibri" w:cs="Calibri" w:eastAsia="Calibri" w:hAnsi="Calibri"/>
-          <w:b w:val="false"/>
-          <w:bCs w:val="false"/>
-          <w:i w:val="false"/>
-          <w:iCs w:val="false"/>
-          <w:sz w:val="22"/>
-          <w:szCs w:val="22"/>
-          <w:vertAlign w:val="subscript"/>
-        </w:rPr>
-        <w:t xml:space="preserve">1</w:t>
-      </w:r>
-      <w:r>
-        <w:rPr>
-          <w:rFonts w:ascii="Calibri" w:cs="Calibri" w:eastAsia="Calibri" w:hAnsi="Calibri"/>
-          <w:b w:val="false"/>
-          <w:bCs w:val="false"/>
-          <w:i w:val="false"/>
-          <w:iCs w:val="false"/>
-          <w:sz w:val="22"/>
-          <w:szCs w:val="22"/>
-        </w:rPr>
-        <w:t xml:space="preserve"> </w:t>
-      </w:r>
-      <w:r>
-        <w:rPr>
-          <w:rFonts w:ascii="Calibri" w:cs="Calibri" w:eastAsia="Calibri" w:hAnsi="Calibri"/>
-          <w:b w:val="false"/>
-          <w:bCs w:val="false"/>
-          <w:i/>
-          <w:iCs/>
-          <w:sz w:val="22"/>
-          <w:szCs w:val="22"/>
-        </w:rPr>
-        <w:t xml:space="preserve">d</w:t>
-      </w:r>
-      <w:r>
-        <w:rPr>
-          <w:rFonts w:ascii="Calibri" w:cs="Calibri" w:eastAsia="Calibri" w:hAnsi="Calibri"/>
-          <w:b w:val="false"/>
-          <w:bCs w:val="false"/>
-          <w:i/>
-          <w:iCs/>
-          <w:sz w:val="22"/>
-          <w:szCs w:val="22"/>
-          <w:vertAlign w:val="subscript"/>
-        </w:rPr>
-        <w:t xml:space="preserve">t−1</w:t>
-      </w:r>
-      <w:r>
-        <w:rPr>
-          <w:rFonts w:ascii="Calibri" w:cs="Calibri" w:eastAsia="Calibri" w:hAnsi="Calibri"/>
-          <w:b w:val="false"/>
-          <w:bCs w:val="false"/>
-          <w:i w:val="false"/>
-          <w:iCs w:val="false"/>
-          <w:sz w:val="22"/>
-          <w:szCs w:val="22"/>
-        </w:rPr>
-        <w:t xml:space="preserve"> · 1( EMBI</w:t>
-      </w:r>
-      <w:r>
-        <w:rPr>
-          <w:rFonts w:ascii="Calibri" w:cs="Calibri" w:eastAsia="Calibri" w:hAnsi="Calibri"/>
-          <w:b w:val="false"/>
-          <w:bCs w:val="false"/>
-          <w:i/>
-          <w:iCs/>
-          <w:sz w:val="22"/>
-          <w:szCs w:val="22"/>
-          <w:vertAlign w:val="subscript"/>
-        </w:rPr>
-        <w:t xml:space="preserve">t</w:t>
-      </w:r>
-      <w:r>
-        <w:rPr>
-          <w:rFonts w:ascii="Calibri" w:cs="Calibri" w:eastAsia="Calibri" w:hAnsi="Calibri"/>
-          <w:b w:val="false"/>
-          <w:bCs w:val="false"/>
-          <w:i w:val="false"/>
-          <w:iCs w:val="false"/>
-          <w:sz w:val="22"/>
-          <w:szCs w:val="22"/>
-        </w:rPr>
-        <w:t xml:space="preserve"> ≤ τ )  +  β</w:t>
-      </w:r>
-      <w:r>
-        <w:rPr>
-          <w:rFonts w:ascii="Calibri" w:cs="Calibri" w:eastAsia="Calibri" w:hAnsi="Calibri"/>
-          <w:b w:val="false"/>
-          <w:bCs w:val="false"/>
-          <w:i w:val="false"/>
-          <w:iCs w:val="false"/>
-          <w:sz w:val="22"/>
-          <w:szCs w:val="22"/>
-          <w:vertAlign w:val="subscript"/>
-        </w:rPr>
-        <w:t xml:space="preserve">2</w:t>
-      </w:r>
-      <w:r>
-        <w:rPr>
-          <w:rFonts w:ascii="Calibri" w:cs="Calibri" w:eastAsia="Calibri" w:hAnsi="Calibri"/>
-          <w:b w:val="false"/>
-          <w:bCs w:val="false"/>
-          <w:i w:val="false"/>
-          <w:iCs w:val="false"/>
-          <w:sz w:val="22"/>
-          <w:szCs w:val="22"/>
-        </w:rPr>
-        <w:t xml:space="preserve"> </w:t>
-      </w:r>
-      <w:r>
-        <w:rPr>
-          <w:rFonts w:ascii="Calibri" w:cs="Calibri" w:eastAsia="Calibri" w:hAnsi="Calibri"/>
-          <w:b w:val="false"/>
-          <w:bCs w:val="false"/>
-          <w:i/>
-          <w:iCs/>
-          <w:sz w:val="22"/>
-          <w:szCs w:val="22"/>
-        </w:rPr>
-        <w:t xml:space="preserve">d</w:t>
-      </w:r>
-      <w:r>
-        <w:rPr>
-          <w:rFonts w:ascii="Calibri" w:cs="Calibri" w:eastAsia="Calibri" w:hAnsi="Calibri"/>
-          <w:b w:val="false"/>
-          <w:bCs w:val="false"/>
-          <w:i/>
-          <w:iCs/>
-          <w:sz w:val="22"/>
-          <w:szCs w:val="22"/>
-          <w:vertAlign w:val="subscript"/>
-        </w:rPr>
-        <w:t xml:space="preserve">t−1</w:t>
-      </w:r>
-      <w:r>
-        <w:rPr>
-          <w:rFonts w:ascii="Calibri" w:cs="Calibri" w:eastAsia="Calibri" w:hAnsi="Calibri"/>
-          <w:b w:val="false"/>
-          <w:bCs w:val="false"/>
-          <w:i w:val="false"/>
-          <w:iCs w:val="false"/>
-          <w:sz w:val="22"/>
-          <w:szCs w:val="22"/>
-        </w:rPr>
-        <w:t xml:space="preserve"> · 1( EMBI</w:t>
-      </w:r>
-      <w:r>
-        <w:rPr>
-          <w:rFonts w:ascii="Calibri" w:cs="Calibri" w:eastAsia="Calibri" w:hAnsi="Calibri"/>
-          <w:b w:val="false"/>
-          <w:bCs w:val="false"/>
-          <w:i/>
-          <w:iCs/>
-          <w:sz w:val="22"/>
-          <w:szCs w:val="22"/>
-          <w:vertAlign w:val="subscript"/>
-        </w:rPr>
-        <w:t xml:space="preserve">t</w:t>
-      </w:r>
-      <w:r>
-        <w:rPr>
-          <w:rFonts w:ascii="Calibri" w:cs="Calibri" w:eastAsia="Calibri" w:hAnsi="Calibri"/>
-          <w:b w:val="false"/>
-          <w:bCs w:val="false"/>
-          <w:i w:val="false"/>
-          <w:iCs w:val="false"/>
-          <w:sz w:val="22"/>
-          <w:szCs w:val="22"/>
-        </w:rPr>
-        <w:t xml:space="preserve"> &gt; τ )  +  γ </w:t>
-      </w:r>
-      <w:r>
-        <w:rPr>
-          <w:rFonts w:ascii="Calibri" w:cs="Calibri" w:eastAsia="Calibri" w:hAnsi="Calibri"/>
-          <w:b w:val="false"/>
-          <w:bCs w:val="false"/>
-          <w:i/>
-          <w:iCs/>
-          <w:sz w:val="22"/>
-          <w:szCs w:val="22"/>
-        </w:rPr>
-        <w:t xml:space="preserve">ỹ</w:t>
-      </w:r>
-      <w:r>
-        <w:rPr>
-          <w:rFonts w:ascii="Calibri" w:cs="Calibri" w:eastAsia="Calibri" w:hAnsi="Calibri"/>
-          <w:b w:val="false"/>
-          <w:bCs w:val="false"/>
-          <w:i/>
-          <w:iCs/>
-          <w:sz w:val="22"/>
-          <w:szCs w:val="22"/>
-          <w:vertAlign w:val="subscript"/>
-        </w:rPr>
-        <w:t xml:space="preserve">t</w:t>
-      </w:r>
-      <w:r>
-        <w:rPr>
-          <w:rFonts w:ascii="Calibri" w:cs="Calibri" w:eastAsia="Calibri" w:hAnsi="Calibri"/>
-          <w:b w:val="false"/>
-          <w:bCs w:val="false"/>
-          <w:i w:val="false"/>
-          <w:iCs w:val="false"/>
-          <w:sz w:val="22"/>
-          <w:szCs w:val="22"/>
-        </w:rPr>
-        <w:t xml:space="preserve">  +  </w:t>
-      </w:r>
-      <w:r>
-        <w:rPr>
-          <w:rFonts w:ascii="Calibri" w:cs="Calibri" w:eastAsia="Calibri" w:hAnsi="Calibri"/>
-          <w:b w:val="false"/>
-          <w:bCs w:val="false"/>
-          <w:i/>
-          <w:iCs/>
-          <w:sz w:val="22"/>
-          <w:szCs w:val="22"/>
-        </w:rPr>
-        <w:t xml:space="preserve">ε</w:t>
-      </w:r>
-      <w:r>
-        <w:rPr>
-          <w:rFonts w:ascii="Calibri" w:cs="Calibri" w:eastAsia="Calibri" w:hAnsi="Calibri"/>
-          <w:b w:val="false"/>
-          <w:bCs w:val="false"/>
-          <w:i/>
-          <w:iCs/>
-          <w:sz w:val="22"/>
-          <w:szCs w:val="22"/>
-          <w:vertAlign w:val="subscript"/>
-        </w:rPr>
-        <w:t xml:space="preserve">t</w:t>
-      </w:r>
-    </w:p>
-    <w:p>
-      <w:pPr>
-        <w:spacing w:after="140" w:line="300"/>
-        <w:ind w:firstLine="431"/>
-        <w:jc w:val="both"/>
-      </w:pPr>
-      <w:r>
-        <w:rPr>
-          <w:rFonts w:ascii="Calibri" w:cs="Calibri" w:eastAsia="Calibri" w:hAnsi="Calibri"/>
-          <w:b w:val="false"/>
-          <w:bCs w:val="false"/>
-          <w:i w:val="false"/>
-          <w:iCs w:val="false"/>
-          <w:sz w:val="22"/>
-          <w:szCs w:val="22"/>
-        </w:rPr>
-        <w:t xml:space="preserve">El umbral óptimo </w:t>
-      </w:r>
-      <w:r>
-        <w:rPr>
-          <w:rFonts w:ascii="Calibri" w:cs="Calibri" w:eastAsia="Calibri" w:hAnsi="Calibri"/>
-          <w:b w:val="false"/>
-          <w:bCs w:val="false"/>
-          <w:i/>
-          <w:iCs/>
-          <w:sz w:val="22"/>
-          <w:szCs w:val="22"/>
-        </w:rPr>
-        <w:t xml:space="preserve">τ*</w:t>
-      </w:r>
-      <w:r>
-        <w:rPr>
-          <w:rFonts w:ascii="Calibri" w:cs="Calibri" w:eastAsia="Calibri" w:hAnsi="Calibri"/>
-          <w:b w:val="false"/>
-          <w:bCs w:val="false"/>
-          <w:i w:val="false"/>
-          <w:iCs w:val="false"/>
-          <w:sz w:val="22"/>
-          <w:szCs w:val="22"/>
-        </w:rPr>
-        <w:t xml:space="preserve"> se estima por mínima suma de cuadrados residuales sobre una grilla de percentiles de la distribución empírica del EMBI+. La significatividad del quiebre se contrasta con el estadístico Sup-LM, cuya distribución bajo linealidad se aproxima por remuestreo con 1.000 réplicas (Hansen, 2000). El análisis se extiende al marco multivariado con el Threshold VECM de Hansen y Seo (2002), que permite que las velocidades de ajuste del vector </w:t>
-      </w:r>
-      <w:r>
-        <w:rPr>
-          <w:rFonts w:ascii="Calibri" w:cs="Calibri" w:eastAsia="Calibri" w:hAnsi="Calibri"/>
-          <w:b w:val="false"/>
-          <w:bCs w:val="false"/>
-          <w:i/>
-          <w:iCs/>
-          <w:sz w:val="22"/>
-          <w:szCs w:val="22"/>
-        </w:rPr>
-        <w:t xml:space="preserve">α</w:t>
-      </w:r>
-      <w:r>
-        <w:rPr>
-          <w:rFonts w:ascii="Calibri" w:cs="Calibri" w:eastAsia="Calibri" w:hAnsi="Calibri"/>
-          <w:b w:val="false"/>
-          <w:bCs w:val="false"/>
-          <w:i w:val="false"/>
-          <w:iCs w:val="false"/>
-          <w:sz w:val="22"/>
-          <w:szCs w:val="22"/>
-        </w:rPr>
-        <w:t xml:space="preserve"> conmuten de régimen según el estado del mercado financiero.</w:t>
-      </w:r>
-    </w:p>
-    <w:p>
-      <w:pPr>
-        <w:pStyle w:val="Heading2"/>
-        <w:spacing w:after="100" w:before="240"/>
-      </w:pPr>
-      <w:r>
-        <w:rPr>
-          <w:rFonts w:ascii="Calibri" w:cs="Calibri" w:eastAsia="Calibri" w:hAnsi="Calibri"/>
-          <w:b/>
-          <w:bCs/>
-          <w:sz w:val="23"/>
-          <w:szCs w:val="23"/>
-        </w:rPr>
-        <w:t xml:space="preserve">4.6. Simulación estocástica y proceso CIR</w:t>
-      </w:r>
-    </w:p>
-    <w:p>
-      <w:pPr>
-        <w:spacing w:after="140" w:line="300"/>
-        <w:ind w:firstLine="431"/>
-        <w:jc w:val="both"/>
-      </w:pPr>
-      <w:r>
-        <w:rPr>
-          <w:rFonts w:ascii="Calibri" w:cs="Calibri" w:eastAsia="Calibri" w:hAnsi="Calibri"/>
-          <w:b w:val="false"/>
-          <w:bCs w:val="false"/>
-          <w:i w:val="false"/>
-          <w:iCs w:val="false"/>
-          <w:sz w:val="22"/>
-          <w:szCs w:val="22"/>
-        </w:rPr>
-        <w:t xml:space="preserve">El análisis de sostenibilidad se resuelve con una simulación de Monte Carlo de 1.000 iteraciones en la que las variables fundamentales reciben perturbaciones de una distribución t de Student multivariada con ν ≈ 4,8 grados de libertad —colas pesadas, calibradas a partir de la curtosis histórica— acopladas a correlaciones dinámicas. La tasa de refinanciación externa se dota de consistencia con la teoría de estructura temporal modelando el riesgo soberano como un proceso de difusión con reversión a la media (Cox, Ingersoll y Ross, 1985):</w:t>
-      </w:r>
-    </w:p>
-    <w:p>
-      <w:pPr>
-        <w:spacing w:after="150" w:before="110"/>
-        <w:jc w:val="center"/>
-      </w:pPr>
-      <w:r>
-        <w:rPr>
-          <w:rFonts w:ascii="Calibri" w:cs="Calibri" w:eastAsia="Calibri" w:hAnsi="Calibri"/>
-          <w:b w:val="false"/>
-          <w:bCs w:val="false"/>
-          <w:i w:val="false"/>
-          <w:iCs w:val="false"/>
-          <w:sz w:val="22"/>
-          <w:szCs w:val="22"/>
-        </w:rPr>
-        <w:t xml:space="preserve">d( risk</w:t>
-      </w:r>
-      <w:r>
-        <w:rPr>
-          <w:rFonts w:ascii="Calibri" w:cs="Calibri" w:eastAsia="Calibri" w:hAnsi="Calibri"/>
-          <w:b w:val="false"/>
-          <w:bCs w:val="false"/>
-          <w:i/>
-          <w:iCs/>
-          <w:sz w:val="22"/>
-          <w:szCs w:val="22"/>
-          <w:vertAlign w:val="subscript"/>
-        </w:rPr>
-        <w:t xml:space="preserve">t</w:t>
-      </w:r>
-      <w:r>
-        <w:rPr>
-          <w:rFonts w:ascii="Calibri" w:cs="Calibri" w:eastAsia="Calibri" w:hAnsi="Calibri"/>
-          <w:b w:val="false"/>
-          <w:bCs w:val="false"/>
-          <w:i w:val="false"/>
-          <w:iCs w:val="false"/>
-          <w:sz w:val="22"/>
-          <w:szCs w:val="22"/>
-        </w:rPr>
-        <w:t xml:space="preserve"> )  =  κ ( θ − risk</w:t>
-      </w:r>
-      <w:r>
-        <w:rPr>
-          <w:rFonts w:ascii="Calibri" w:cs="Calibri" w:eastAsia="Calibri" w:hAnsi="Calibri"/>
-          <w:b w:val="false"/>
-          <w:bCs w:val="false"/>
-          <w:i/>
-          <w:iCs/>
-          <w:sz w:val="22"/>
-          <w:szCs w:val="22"/>
-          <w:vertAlign w:val="subscript"/>
-        </w:rPr>
-        <w:t xml:space="preserve">t</w:t>
-      </w:r>
-      <w:r>
-        <w:rPr>
-          <w:rFonts w:ascii="Calibri" w:cs="Calibri" w:eastAsia="Calibri" w:hAnsi="Calibri"/>
-          <w:b w:val="false"/>
-          <w:bCs w:val="false"/>
-          <w:i w:val="false"/>
-          <w:iCs w:val="false"/>
-          <w:sz w:val="22"/>
-          <w:szCs w:val="22"/>
-        </w:rPr>
-        <w:t xml:space="preserve"> ) d</w:t>
-      </w:r>
-      <w:r>
-        <w:rPr>
-          <w:rFonts w:ascii="Calibri" w:cs="Calibri" w:eastAsia="Calibri" w:hAnsi="Calibri"/>
-          <w:b w:val="false"/>
-          <w:bCs w:val="false"/>
-          <w:i/>
-          <w:iCs/>
-          <w:sz w:val="22"/>
-          <w:szCs w:val="22"/>
-        </w:rPr>
-        <w:t xml:space="preserve">t</w:t>
-      </w:r>
-      <w:r>
-        <w:rPr>
-          <w:rFonts w:ascii="Calibri" w:cs="Calibri" w:eastAsia="Calibri" w:hAnsi="Calibri"/>
-          <w:b w:val="false"/>
-          <w:bCs w:val="false"/>
-          <w:i w:val="false"/>
-          <w:iCs w:val="false"/>
-          <w:sz w:val="22"/>
-          <w:szCs w:val="22"/>
-        </w:rPr>
-        <w:t xml:space="preserve">  +  σ √( risk</w:t>
-      </w:r>
-      <w:r>
-        <w:rPr>
-          <w:rFonts w:ascii="Calibri" w:cs="Calibri" w:eastAsia="Calibri" w:hAnsi="Calibri"/>
-          <w:b w:val="false"/>
-          <w:bCs w:val="false"/>
-          <w:i/>
-          <w:iCs/>
-          <w:sz w:val="22"/>
-          <w:szCs w:val="22"/>
-          <w:vertAlign w:val="subscript"/>
-        </w:rPr>
-        <w:t xml:space="preserve">t</w:t>
-      </w:r>
-      <w:r>
-        <w:rPr>
-          <w:rFonts w:ascii="Calibri" w:cs="Calibri" w:eastAsia="Calibri" w:hAnsi="Calibri"/>
-          <w:b w:val="false"/>
-          <w:bCs w:val="false"/>
-          <w:i w:val="false"/>
-          <w:iCs w:val="false"/>
-          <w:sz w:val="22"/>
-          <w:szCs w:val="22"/>
-        </w:rPr>
-        <w:t xml:space="preserve"> ) d</w:t>
-      </w:r>
-      <w:r>
-        <w:rPr>
-          <w:rFonts w:ascii="Calibri" w:cs="Calibri" w:eastAsia="Calibri" w:hAnsi="Calibri"/>
-          <w:b w:val="false"/>
-          <w:bCs w:val="false"/>
-          <w:i/>
-          <w:iCs/>
-          <w:sz w:val="22"/>
-          <w:szCs w:val="22"/>
-        </w:rPr>
-        <w:t xml:space="preserve">W</w:t>
-      </w:r>
-      <w:r>
-        <w:rPr>
-          <w:rFonts w:ascii="Calibri" w:cs="Calibri" w:eastAsia="Calibri" w:hAnsi="Calibri"/>
-          <w:b w:val="false"/>
-          <w:bCs w:val="false"/>
-          <w:i/>
-          <w:iCs/>
-          <w:sz w:val="22"/>
-          <w:szCs w:val="22"/>
-          <w:vertAlign w:val="subscript"/>
-        </w:rPr>
-        <w:t xml:space="preserve">t</w:t>
+        <w:drawing>
+          <wp:inline distT="0" distB="0" distL="0" distR="0">
+            <wp:extent cx="5715000" cy="514350"/>
+            <wp:effectExtent t="0" r="0" b="0" l="0"/>
+            <wp:docPr id="1" name="" descr="" title=""/>
+            <wp:cNvGraphicFramePr>
+              <a:graphicFrameLocks xmlns:a="http://schemas.openxmlformats.org/drawingml/2006/main" noChangeAspect="1"/>
+            </wp:cNvGraphicFramePr>
+            <a:graphic xmlns:a="http://schemas.openxmlformats.org/drawingml/2006/main">
+              <a:graphicData uri="http://schemas.openxmlformats.org/drawingml/2006/picture">
+                <pic:pic xmlns:pic="http://schemas.openxmlformats.org/drawingml/2006/picture">
+                  <pic:nvPicPr>
+                    <pic:cNvPr id="0" name="" descr=""/>
+                    <pic:cNvPicPr>
+                      <a:picLocks noChangeAspect="1" noChangeArrowheads="1"/>
+                    </pic:cNvPicPr>
+                  </pic:nvPicPr>
+                  <pic:blipFill>
+                    <a:blip r:embed="rId16" cstate="none"/>
+                    <a:srcRect/>
+                    <a:stretch>
+                      <a:fillRect/>
+                    </a:stretch>
+                  </pic:blipFill>
+                  <pic:spPr bwMode="auto">
+                    <a:xfrm>
+                      <a:off x="0" y="0"/>
+                      <a:ext cx="5715000" cy="514350"/>
+                    </a:xfrm>
+                    <a:prstGeom prst="rect">
+                      <a:avLst/>
+                    </a:prstGeom>
+                  </pic:spPr>
+                </pic:pic>
+              </a:graphicData>
+            </a:graphic>
+          </wp:inline>
+        </w:drawing>
       </w:r>
     </w:p>
     <w:p>
